--- a/blueprint/DRAFT_Blueprint_ERP_Marketing_CWA.docx
+++ b/blueprint/DRAFT_Blueprint_ERP_Marketing_CWA.docx
@@ -7177,41 +7177,15 @@
           <w:szCs w:val="24"/>
           <w:lang w:val="en-US"/>
         </w:rPr>
-        <w:t xml:space="preserve">Dashboard </w:t>
-      </w:r>
-      <w:r>
-        <w:rPr>
-          <w:b/>
-          <w:bCs/>
-          <w:sz w:val="24"/>
-          <w:szCs w:val="24"/>
-          <w:lang w:val="en-US"/>
-        </w:rPr>
-        <w:t>Production Proses</w:t>
-      </w:r>
-      <w:r>
-        <w:rPr>
-          <w:sz w:val="24"/>
-          <w:szCs w:val="24"/>
-          <w:lang w:val="en-US"/>
-        </w:rPr>
-        <w:t xml:space="preserve"> `</w:t>
-      </w:r>
-      <w:r>
-        <w:rPr>
-          <w:sz w:val="24"/>
-          <w:szCs w:val="24"/>
-          <w:lang w:val="en-US"/>
-        </w:rPr>
-        <w:t>production-process-dashboard</w:t>
-      </w:r>
-      <w:r>
-        <w:rPr>
-          <w:sz w:val="24"/>
-          <w:szCs w:val="24"/>
-          <w:lang w:val="en-US"/>
-        </w:rPr>
-        <w:t>`</w:t>
+        <w:t xml:space="preserve">Dashboard Marketing </w:t>
+      </w:r>
+      <w:r>
+        <w:rPr>
+          <w:sz w:val="24"/>
+          <w:szCs w:val="24"/>
+          <w:lang w:val="en-US"/>
+        </w:rPr>
+        <w:t>`marketing-dashboard`</w:t>
       </w:r>
     </w:p>
     <w:p>
@@ -7258,6 +7232,142 @@
         </w:rPr>
         <w:t xml:space="preserve"> </w:t>
       </w:r>
+      <w:proofErr w:type="spellStart"/>
+      <w:r>
+        <w:rPr>
+          <w:sz w:val="24"/>
+          <w:szCs w:val="24"/>
+          <w:lang w:val="en-US"/>
+        </w:rPr>
+        <w:t>Total_Prospect_Non_Customer</w:t>
+      </w:r>
+      <w:proofErr w:type="spellEnd"/>
+      <w:r>
+        <w:rPr>
+          <w:sz w:val="24"/>
+          <w:szCs w:val="24"/>
+          <w:lang w:val="en-US"/>
+        </w:rPr>
+        <w:t xml:space="preserve">, </w:t>
+      </w:r>
+      <w:proofErr w:type="spellStart"/>
+      <w:r>
+        <w:rPr>
+          <w:sz w:val="24"/>
+          <w:szCs w:val="24"/>
+          <w:lang w:val="en-US"/>
+        </w:rPr>
+        <w:t>Total_Marketing_Visits_Today</w:t>
+      </w:r>
+      <w:proofErr w:type="spellEnd"/>
+      <w:r>
+        <w:rPr>
+          <w:sz w:val="24"/>
+          <w:szCs w:val="24"/>
+          <w:lang w:val="en-US"/>
+        </w:rPr>
+        <w:t xml:space="preserve">, </w:t>
+      </w:r>
+      <w:proofErr w:type="spellStart"/>
+      <w:r>
+        <w:rPr>
+          <w:sz w:val="24"/>
+          <w:szCs w:val="24"/>
+          <w:lang w:val="en-US"/>
+        </w:rPr>
+        <w:t>Total_NOO_This_Month</w:t>
+      </w:r>
+      <w:proofErr w:type="spellEnd"/>
+      <w:r>
+        <w:rPr>
+          <w:sz w:val="24"/>
+          <w:szCs w:val="24"/>
+          <w:lang w:val="en-US"/>
+        </w:rPr>
+        <w:t xml:space="preserve">, </w:t>
+      </w:r>
+      <w:proofErr w:type="spellStart"/>
+      <w:r>
+        <w:rPr>
+          <w:sz w:val="24"/>
+          <w:szCs w:val="24"/>
+          <w:lang w:val="en-US"/>
+        </w:rPr>
+        <w:t>Total_Incentive_Paid</w:t>
+      </w:r>
+      <w:proofErr w:type="spellEnd"/>
+      <w:r>
+        <w:rPr>
+          <w:sz w:val="24"/>
+          <w:szCs w:val="24"/>
+          <w:lang w:val="en-US"/>
+        </w:rPr>
+        <w:t xml:space="preserve">, </w:t>
+      </w:r>
+      <w:proofErr w:type="spellStart"/>
+      <w:r>
+        <w:rPr>
+          <w:sz w:val="24"/>
+          <w:szCs w:val="24"/>
+          <w:lang w:val="en-US"/>
+        </w:rPr>
+        <w:t>Chart_Visit_Trend</w:t>
+      </w:r>
+      <w:proofErr w:type="spellEnd"/>
+      <w:r>
+        <w:rPr>
+          <w:sz w:val="24"/>
+          <w:szCs w:val="24"/>
+          <w:lang w:val="en-US"/>
+        </w:rPr>
+        <w:t xml:space="preserve">, </w:t>
+      </w:r>
+      <w:proofErr w:type="spellStart"/>
+      <w:r>
+        <w:rPr>
+          <w:sz w:val="24"/>
+          <w:szCs w:val="24"/>
+          <w:lang w:val="en-US"/>
+        </w:rPr>
+        <w:t>Chart_NOO_Growth_By_Area</w:t>
+      </w:r>
+      <w:proofErr w:type="spellEnd"/>
+      <w:r>
+        <w:rPr>
+          <w:sz w:val="24"/>
+          <w:szCs w:val="24"/>
+          <w:lang w:val="en-US"/>
+        </w:rPr>
+        <w:t xml:space="preserve">, </w:t>
+      </w:r>
+      <w:proofErr w:type="spellStart"/>
+      <w:r>
+        <w:rPr>
+          <w:sz w:val="24"/>
+          <w:szCs w:val="24"/>
+          <w:lang w:val="en-US"/>
+        </w:rPr>
+        <w:t>Chart_Commission_Distribution_By_Sales</w:t>
+      </w:r>
+      <w:proofErr w:type="spellEnd"/>
+      <w:r>
+        <w:rPr>
+          <w:sz w:val="24"/>
+          <w:szCs w:val="24"/>
+          <w:lang w:val="en-US"/>
+        </w:rPr>
+        <w:t xml:space="preserve">, </w:t>
+      </w:r>
+      <w:proofErr w:type="spellStart"/>
+      <w:r>
+        <w:rPr>
+          <w:sz w:val="24"/>
+          <w:szCs w:val="24"/>
+          <w:lang w:val="en-US"/>
+        </w:rPr>
+        <w:t>Table_Top_Performers_Sales</w:t>
+      </w:r>
+      <w:proofErr w:type="spellEnd"/>
     </w:p>
     <w:p>
       <w:pPr>
@@ -7305,6 +7415,312 @@
         </w:rPr>
         <w:t xml:space="preserve"> </w:t>
       </w:r>
+      <w:proofErr w:type="spellStart"/>
+      <w:r>
+        <w:rPr>
+          <w:sz w:val="24"/>
+          <w:szCs w:val="24"/>
+          <w:lang w:val="en-US"/>
+        </w:rPr>
+        <w:t>Menyajikan</w:t>
+      </w:r>
+      <w:proofErr w:type="spellEnd"/>
+      <w:r>
+        <w:rPr>
+          <w:sz w:val="24"/>
+          <w:szCs w:val="24"/>
+          <w:lang w:val="en-US"/>
+        </w:rPr>
+        <w:t xml:space="preserve"> </w:t>
+      </w:r>
+      <w:proofErr w:type="spellStart"/>
+      <w:r>
+        <w:rPr>
+          <w:sz w:val="24"/>
+          <w:szCs w:val="24"/>
+          <w:lang w:val="en-US"/>
+        </w:rPr>
+        <w:t>gambaran</w:t>
+      </w:r>
+      <w:proofErr w:type="spellEnd"/>
+      <w:r>
+        <w:rPr>
+          <w:sz w:val="24"/>
+          <w:szCs w:val="24"/>
+          <w:lang w:val="en-US"/>
+        </w:rPr>
+        <w:t xml:space="preserve"> </w:t>
+      </w:r>
+      <w:proofErr w:type="spellStart"/>
+      <w:r>
+        <w:rPr>
+          <w:sz w:val="24"/>
+          <w:szCs w:val="24"/>
+          <w:lang w:val="en-US"/>
+        </w:rPr>
+        <w:t>umum</w:t>
+      </w:r>
+      <w:proofErr w:type="spellEnd"/>
+      <w:r>
+        <w:rPr>
+          <w:sz w:val="24"/>
+          <w:szCs w:val="24"/>
+          <w:lang w:val="en-US"/>
+        </w:rPr>
+        <w:t xml:space="preserve"> </w:t>
+      </w:r>
+      <w:proofErr w:type="spellStart"/>
+      <w:r>
+        <w:rPr>
+          <w:sz w:val="24"/>
+          <w:szCs w:val="24"/>
+          <w:lang w:val="en-US"/>
+        </w:rPr>
+        <w:t>secara</w:t>
+      </w:r>
+      <w:proofErr w:type="spellEnd"/>
+      <w:r>
+        <w:rPr>
+          <w:sz w:val="24"/>
+          <w:szCs w:val="24"/>
+          <w:lang w:val="en-US"/>
+        </w:rPr>
+        <w:t xml:space="preserve"> visual dan real-time </w:t>
+      </w:r>
+      <w:proofErr w:type="spellStart"/>
+      <w:r>
+        <w:rPr>
+          <w:sz w:val="24"/>
+          <w:szCs w:val="24"/>
+          <w:lang w:val="en-US"/>
+        </w:rPr>
+        <w:t>mengenai</w:t>
+      </w:r>
+      <w:proofErr w:type="spellEnd"/>
+      <w:r>
+        <w:rPr>
+          <w:sz w:val="24"/>
+          <w:szCs w:val="24"/>
+          <w:lang w:val="en-US"/>
+        </w:rPr>
+        <w:t xml:space="preserve"> </w:t>
+      </w:r>
+      <w:proofErr w:type="spellStart"/>
+      <w:r>
+        <w:rPr>
+          <w:sz w:val="24"/>
+          <w:szCs w:val="24"/>
+          <w:lang w:val="en-US"/>
+        </w:rPr>
+        <w:t>aktivitas</w:t>
+      </w:r>
+      <w:proofErr w:type="spellEnd"/>
+      <w:r>
+        <w:rPr>
+          <w:sz w:val="24"/>
+          <w:szCs w:val="24"/>
+          <w:lang w:val="en-US"/>
+        </w:rPr>
+        <w:t xml:space="preserve"> </w:t>
+      </w:r>
+      <w:proofErr w:type="spellStart"/>
+      <w:r>
+        <w:rPr>
+          <w:sz w:val="24"/>
+          <w:szCs w:val="24"/>
+          <w:lang w:val="en-US"/>
+        </w:rPr>
+        <w:t>prospeksi</w:t>
+      </w:r>
+      <w:proofErr w:type="spellEnd"/>
+      <w:r>
+        <w:rPr>
+          <w:sz w:val="24"/>
+          <w:szCs w:val="24"/>
+          <w:lang w:val="en-US"/>
+        </w:rPr>
+        <w:t xml:space="preserve"> </w:t>
+      </w:r>
+      <w:proofErr w:type="spellStart"/>
+      <w:r>
+        <w:rPr>
+          <w:sz w:val="24"/>
+          <w:szCs w:val="24"/>
+          <w:lang w:val="en-US"/>
+        </w:rPr>
+        <w:t>lapangan</w:t>
+      </w:r>
+      <w:proofErr w:type="spellEnd"/>
+      <w:r>
+        <w:rPr>
+          <w:sz w:val="24"/>
+          <w:szCs w:val="24"/>
+          <w:lang w:val="en-US"/>
+        </w:rPr>
+        <w:t xml:space="preserve">, </w:t>
+      </w:r>
+      <w:proofErr w:type="spellStart"/>
+      <w:r>
+        <w:rPr>
+          <w:sz w:val="24"/>
+          <w:szCs w:val="24"/>
+          <w:lang w:val="en-US"/>
+        </w:rPr>
+        <w:t>jumlah</w:t>
+      </w:r>
+      <w:proofErr w:type="spellEnd"/>
+      <w:r>
+        <w:rPr>
+          <w:sz w:val="24"/>
+          <w:szCs w:val="24"/>
+          <w:lang w:val="en-US"/>
+        </w:rPr>
+        <w:t xml:space="preserve"> </w:t>
+      </w:r>
+      <w:proofErr w:type="spellStart"/>
+      <w:r>
+        <w:rPr>
+          <w:sz w:val="24"/>
+          <w:szCs w:val="24"/>
+          <w:lang w:val="en-US"/>
+        </w:rPr>
+        <w:t>kunjungan</w:t>
+      </w:r>
+      <w:proofErr w:type="spellEnd"/>
+      <w:r>
+        <w:rPr>
+          <w:sz w:val="24"/>
+          <w:szCs w:val="24"/>
+          <w:lang w:val="en-US"/>
+        </w:rPr>
+        <w:t xml:space="preserve"> marketing, </w:t>
+      </w:r>
+      <w:proofErr w:type="spellStart"/>
+      <w:r>
+        <w:rPr>
+          <w:sz w:val="24"/>
+          <w:szCs w:val="24"/>
+          <w:lang w:val="en-US"/>
+        </w:rPr>
+        <w:t>pertumbuhan</w:t>
+      </w:r>
+      <w:proofErr w:type="spellEnd"/>
+      <w:r>
+        <w:rPr>
+          <w:sz w:val="24"/>
+          <w:szCs w:val="24"/>
+          <w:lang w:val="en-US"/>
+        </w:rPr>
+        <w:t xml:space="preserve"> Outlet Baru (NOO), </w:t>
+      </w:r>
+      <w:proofErr w:type="spellStart"/>
+      <w:r>
+        <w:rPr>
+          <w:sz w:val="24"/>
+          <w:szCs w:val="24"/>
+          <w:lang w:val="en-US"/>
+        </w:rPr>
+        <w:t>serta</w:t>
+      </w:r>
+      <w:proofErr w:type="spellEnd"/>
+      <w:r>
+        <w:rPr>
+          <w:sz w:val="24"/>
+          <w:szCs w:val="24"/>
+          <w:lang w:val="en-US"/>
+        </w:rPr>
+        <w:t xml:space="preserve"> </w:t>
+      </w:r>
+      <w:proofErr w:type="spellStart"/>
+      <w:r>
+        <w:rPr>
+          <w:sz w:val="24"/>
+          <w:szCs w:val="24"/>
+          <w:lang w:val="en-US"/>
+        </w:rPr>
+        <w:t>proyeksi</w:t>
+      </w:r>
+      <w:proofErr w:type="spellEnd"/>
+      <w:r>
+        <w:rPr>
+          <w:sz w:val="24"/>
+          <w:szCs w:val="24"/>
+          <w:lang w:val="en-US"/>
+        </w:rPr>
+        <w:t xml:space="preserve"> dan </w:t>
+      </w:r>
+      <w:proofErr w:type="spellStart"/>
+      <w:r>
+        <w:rPr>
+          <w:sz w:val="24"/>
+          <w:szCs w:val="24"/>
+          <w:lang w:val="en-US"/>
+        </w:rPr>
+        <w:t>realisasi</w:t>
+      </w:r>
+      <w:proofErr w:type="spellEnd"/>
+      <w:r>
+        <w:rPr>
+          <w:sz w:val="24"/>
+          <w:szCs w:val="24"/>
+          <w:lang w:val="en-US"/>
+        </w:rPr>
+        <w:t xml:space="preserve"> </w:t>
+      </w:r>
+      <w:proofErr w:type="spellStart"/>
+      <w:r>
+        <w:rPr>
+          <w:sz w:val="24"/>
+          <w:szCs w:val="24"/>
+          <w:lang w:val="en-US"/>
+        </w:rPr>
+        <w:t>komisi</w:t>
+      </w:r>
+      <w:proofErr w:type="spellEnd"/>
+      <w:r>
+        <w:rPr>
+          <w:sz w:val="24"/>
+          <w:szCs w:val="24"/>
+          <w:lang w:val="en-US"/>
+        </w:rPr>
+        <w:t>/</w:t>
+      </w:r>
+      <w:proofErr w:type="spellStart"/>
+      <w:r>
+        <w:rPr>
+          <w:sz w:val="24"/>
+          <w:szCs w:val="24"/>
+          <w:lang w:val="en-US"/>
+        </w:rPr>
+        <w:t>insentif</w:t>
+      </w:r>
+      <w:proofErr w:type="spellEnd"/>
+      <w:r>
+        <w:rPr>
+          <w:sz w:val="24"/>
+          <w:szCs w:val="24"/>
+          <w:lang w:val="en-US"/>
+        </w:rPr>
+        <w:t xml:space="preserve"> </w:t>
+      </w:r>
+      <w:proofErr w:type="spellStart"/>
+      <w:r>
+        <w:rPr>
+          <w:sz w:val="24"/>
+          <w:szCs w:val="24"/>
+          <w:lang w:val="en-US"/>
+        </w:rPr>
+        <w:t>tim</w:t>
+      </w:r>
+      <w:proofErr w:type="spellEnd"/>
+      <w:r>
+        <w:rPr>
+          <w:sz w:val="24"/>
+          <w:szCs w:val="24"/>
+          <w:lang w:val="en-US"/>
+        </w:rPr>
+        <w:t xml:space="preserve"> sales/BDH.</w:t>
+      </w:r>
     </w:p>
     <w:p>
       <w:pPr>
@@ -7351,6 +7767,438 @@
           <w:lang w:val="en-US"/>
         </w:rPr>
         <w:t xml:space="preserve"> </w:t>
+      </w:r>
+      <w:proofErr w:type="spellStart"/>
+      <w:r>
+        <w:rPr>
+          <w:sz w:val="24"/>
+          <w:szCs w:val="24"/>
+          <w:lang w:val="en-US"/>
+        </w:rPr>
+        <w:t>Tampilan</w:t>
+      </w:r>
+      <w:proofErr w:type="spellEnd"/>
+      <w:r>
+        <w:rPr>
+          <w:sz w:val="24"/>
+          <w:szCs w:val="24"/>
+          <w:lang w:val="en-US"/>
+        </w:rPr>
+        <w:t xml:space="preserve"> </w:t>
+      </w:r>
+      <w:proofErr w:type="spellStart"/>
+      <w:r>
+        <w:rPr>
+          <w:sz w:val="24"/>
+          <w:szCs w:val="24"/>
+          <w:lang w:val="en-US"/>
+        </w:rPr>
+        <w:t>awal</w:t>
+      </w:r>
+      <w:proofErr w:type="spellEnd"/>
+      <w:r>
+        <w:rPr>
+          <w:sz w:val="24"/>
+          <w:szCs w:val="24"/>
+          <w:lang w:val="en-US"/>
+        </w:rPr>
+        <w:t xml:space="preserve"> </w:t>
+      </w:r>
+      <w:proofErr w:type="spellStart"/>
+      <w:r>
+        <w:rPr>
+          <w:sz w:val="24"/>
+          <w:szCs w:val="24"/>
+          <w:lang w:val="en-US"/>
+        </w:rPr>
+        <w:t>berupa</w:t>
+      </w:r>
+      <w:proofErr w:type="spellEnd"/>
+      <w:r>
+        <w:rPr>
+          <w:sz w:val="24"/>
+          <w:szCs w:val="24"/>
+          <w:lang w:val="en-US"/>
+        </w:rPr>
+        <w:t xml:space="preserve"> dashboard </w:t>
+      </w:r>
+      <w:proofErr w:type="spellStart"/>
+      <w:r>
+        <w:rPr>
+          <w:sz w:val="24"/>
+          <w:szCs w:val="24"/>
+          <w:lang w:val="en-US"/>
+        </w:rPr>
+        <w:t>interaktif</w:t>
+      </w:r>
+      <w:proofErr w:type="spellEnd"/>
+      <w:r>
+        <w:rPr>
+          <w:sz w:val="24"/>
+          <w:szCs w:val="24"/>
+          <w:lang w:val="en-US"/>
+        </w:rPr>
+        <w:t xml:space="preserve"> </w:t>
+      </w:r>
+      <w:proofErr w:type="spellStart"/>
+      <w:r>
+        <w:rPr>
+          <w:sz w:val="24"/>
+          <w:szCs w:val="24"/>
+          <w:lang w:val="en-US"/>
+        </w:rPr>
+        <w:t>berisi</w:t>
+      </w:r>
+      <w:proofErr w:type="spellEnd"/>
+      <w:r>
+        <w:rPr>
+          <w:sz w:val="24"/>
+          <w:szCs w:val="24"/>
+          <w:lang w:val="en-US"/>
+        </w:rPr>
+        <w:t xml:space="preserve"> </w:t>
+      </w:r>
+      <w:proofErr w:type="spellStart"/>
+      <w:r>
+        <w:rPr>
+          <w:sz w:val="24"/>
+          <w:szCs w:val="24"/>
+          <w:lang w:val="en-US"/>
+        </w:rPr>
+        <w:t>ringkasan</w:t>
+      </w:r>
+      <w:proofErr w:type="spellEnd"/>
+      <w:r>
+        <w:rPr>
+          <w:sz w:val="24"/>
+          <w:szCs w:val="24"/>
+          <w:lang w:val="en-US"/>
+        </w:rPr>
+        <w:t xml:space="preserve"> widget </w:t>
+      </w:r>
+      <w:proofErr w:type="spellStart"/>
+      <w:r>
+        <w:rPr>
+          <w:sz w:val="24"/>
+          <w:szCs w:val="24"/>
+          <w:lang w:val="en-US"/>
+        </w:rPr>
+        <w:t>angka</w:t>
+      </w:r>
+      <w:proofErr w:type="spellEnd"/>
+      <w:r>
+        <w:rPr>
+          <w:sz w:val="24"/>
+          <w:szCs w:val="24"/>
+          <w:lang w:val="en-US"/>
+        </w:rPr>
+        <w:t xml:space="preserve"> (card stat), </w:t>
+      </w:r>
+      <w:proofErr w:type="spellStart"/>
+      <w:r>
+        <w:rPr>
+          <w:sz w:val="24"/>
+          <w:szCs w:val="24"/>
+          <w:lang w:val="en-US"/>
+        </w:rPr>
+        <w:t>grafik</w:t>
+      </w:r>
+      <w:proofErr w:type="spellEnd"/>
+      <w:r>
+        <w:rPr>
+          <w:sz w:val="24"/>
+          <w:szCs w:val="24"/>
+          <w:lang w:val="en-US"/>
+        </w:rPr>
+        <w:t xml:space="preserve"> </w:t>
+      </w:r>
+      <w:proofErr w:type="spellStart"/>
+      <w:r>
+        <w:rPr>
+          <w:sz w:val="24"/>
+          <w:szCs w:val="24"/>
+          <w:lang w:val="en-US"/>
+        </w:rPr>
+        <w:t>tren</w:t>
+      </w:r>
+      <w:proofErr w:type="spellEnd"/>
+      <w:r>
+        <w:rPr>
+          <w:sz w:val="24"/>
+          <w:szCs w:val="24"/>
+          <w:lang w:val="en-US"/>
+        </w:rPr>
+        <w:t xml:space="preserve"> </w:t>
+      </w:r>
+      <w:proofErr w:type="spellStart"/>
+      <w:r>
+        <w:rPr>
+          <w:sz w:val="24"/>
+          <w:szCs w:val="24"/>
+          <w:lang w:val="en-US"/>
+        </w:rPr>
+        <w:t>kunjungan</w:t>
+      </w:r>
+      <w:proofErr w:type="spellEnd"/>
+      <w:r>
+        <w:rPr>
+          <w:sz w:val="24"/>
+          <w:szCs w:val="24"/>
+          <w:lang w:val="en-US"/>
+        </w:rPr>
+        <w:t xml:space="preserve"> </w:t>
+      </w:r>
+      <w:proofErr w:type="spellStart"/>
+      <w:r>
+        <w:rPr>
+          <w:sz w:val="24"/>
+          <w:szCs w:val="24"/>
+          <w:lang w:val="en-US"/>
+        </w:rPr>
+        <w:t>lapangan</w:t>
+      </w:r>
+      <w:proofErr w:type="spellEnd"/>
+      <w:r>
+        <w:rPr>
+          <w:sz w:val="24"/>
+          <w:szCs w:val="24"/>
+          <w:lang w:val="en-US"/>
+        </w:rPr>
+        <w:t xml:space="preserve">, diagram </w:t>
+      </w:r>
+      <w:proofErr w:type="spellStart"/>
+      <w:r>
+        <w:rPr>
+          <w:sz w:val="24"/>
+          <w:szCs w:val="24"/>
+          <w:lang w:val="en-US"/>
+        </w:rPr>
+        <w:t>pertumbuhan</w:t>
+      </w:r>
+      <w:proofErr w:type="spellEnd"/>
+      <w:r>
+        <w:rPr>
+          <w:sz w:val="24"/>
+          <w:szCs w:val="24"/>
+          <w:lang w:val="en-US"/>
+        </w:rPr>
+        <w:t xml:space="preserve"> </w:t>
+      </w:r>
+      <w:proofErr w:type="spellStart"/>
+      <w:r>
+        <w:rPr>
+          <w:sz w:val="24"/>
+          <w:szCs w:val="24"/>
+          <w:lang w:val="en-US"/>
+        </w:rPr>
+        <w:t>pelanggan</w:t>
+      </w:r>
+      <w:proofErr w:type="spellEnd"/>
+      <w:r>
+        <w:rPr>
+          <w:sz w:val="24"/>
+          <w:szCs w:val="24"/>
+          <w:lang w:val="en-US"/>
+        </w:rPr>
+        <w:t xml:space="preserve"> </w:t>
+      </w:r>
+      <w:proofErr w:type="spellStart"/>
+      <w:r>
+        <w:rPr>
+          <w:sz w:val="24"/>
+          <w:szCs w:val="24"/>
+          <w:lang w:val="en-US"/>
+        </w:rPr>
+        <w:t>baru</w:t>
+      </w:r>
+      <w:proofErr w:type="spellEnd"/>
+      <w:r>
+        <w:rPr>
+          <w:sz w:val="24"/>
+          <w:szCs w:val="24"/>
+          <w:lang w:val="en-US"/>
+        </w:rPr>
+        <w:t xml:space="preserve"> per wilayah, </w:t>
+      </w:r>
+      <w:proofErr w:type="spellStart"/>
+      <w:r>
+        <w:rPr>
+          <w:sz w:val="24"/>
+          <w:szCs w:val="24"/>
+          <w:lang w:val="en-US"/>
+        </w:rPr>
+        <w:t>serta</w:t>
+      </w:r>
+      <w:proofErr w:type="spellEnd"/>
+      <w:r>
+        <w:rPr>
+          <w:sz w:val="24"/>
+          <w:szCs w:val="24"/>
+          <w:lang w:val="en-US"/>
+        </w:rPr>
+        <w:t xml:space="preserve"> </w:t>
+      </w:r>
+      <w:proofErr w:type="spellStart"/>
+      <w:r>
+        <w:rPr>
+          <w:sz w:val="24"/>
+          <w:szCs w:val="24"/>
+          <w:lang w:val="en-US"/>
+        </w:rPr>
+        <w:t>tabel</w:t>
+      </w:r>
+      <w:proofErr w:type="spellEnd"/>
+      <w:r>
+        <w:rPr>
+          <w:sz w:val="24"/>
+          <w:szCs w:val="24"/>
+          <w:lang w:val="en-US"/>
+        </w:rPr>
+        <w:t xml:space="preserve"> </w:t>
+      </w:r>
+      <w:proofErr w:type="spellStart"/>
+      <w:r>
+        <w:rPr>
+          <w:sz w:val="24"/>
+          <w:szCs w:val="24"/>
+          <w:lang w:val="en-US"/>
+        </w:rPr>
+        <w:t>peringkat</w:t>
+      </w:r>
+      <w:proofErr w:type="spellEnd"/>
+      <w:r>
+        <w:rPr>
+          <w:sz w:val="24"/>
+          <w:szCs w:val="24"/>
+          <w:lang w:val="en-US"/>
+        </w:rPr>
+        <w:t xml:space="preserve"> </w:t>
+      </w:r>
+      <w:proofErr w:type="spellStart"/>
+      <w:r>
+        <w:rPr>
+          <w:sz w:val="24"/>
+          <w:szCs w:val="24"/>
+          <w:lang w:val="en-US"/>
+        </w:rPr>
+        <w:t>pencapaian</w:t>
+      </w:r>
+      <w:proofErr w:type="spellEnd"/>
+      <w:r>
+        <w:rPr>
+          <w:sz w:val="24"/>
+          <w:szCs w:val="24"/>
+          <w:lang w:val="en-US"/>
+        </w:rPr>
+        <w:t xml:space="preserve"> </w:t>
+      </w:r>
+      <w:proofErr w:type="spellStart"/>
+      <w:r>
+        <w:rPr>
+          <w:sz w:val="24"/>
+          <w:szCs w:val="24"/>
+          <w:lang w:val="en-US"/>
+        </w:rPr>
+        <w:t>tim</w:t>
+      </w:r>
+      <w:proofErr w:type="spellEnd"/>
+      <w:r>
+        <w:rPr>
+          <w:sz w:val="24"/>
+          <w:szCs w:val="24"/>
+          <w:lang w:val="en-US"/>
+        </w:rPr>
+        <w:t xml:space="preserve"> marketing. Halaman </w:t>
+      </w:r>
+      <w:proofErr w:type="spellStart"/>
+      <w:r>
+        <w:rPr>
+          <w:sz w:val="24"/>
+          <w:szCs w:val="24"/>
+          <w:lang w:val="en-US"/>
+        </w:rPr>
+        <w:t>bersifat</w:t>
+      </w:r>
+      <w:proofErr w:type="spellEnd"/>
+      <w:r>
+        <w:rPr>
+          <w:sz w:val="24"/>
+          <w:szCs w:val="24"/>
+          <w:lang w:val="en-US"/>
+        </w:rPr>
+        <w:t xml:space="preserve"> Read-Only dan </w:t>
+      </w:r>
+      <w:proofErr w:type="spellStart"/>
+      <w:r>
+        <w:rPr>
+          <w:sz w:val="24"/>
+          <w:szCs w:val="24"/>
+          <w:lang w:val="en-US"/>
+        </w:rPr>
+        <w:t>dilengkapi</w:t>
+      </w:r>
+      <w:proofErr w:type="spellEnd"/>
+      <w:r>
+        <w:rPr>
+          <w:sz w:val="24"/>
+          <w:szCs w:val="24"/>
+          <w:lang w:val="en-US"/>
+        </w:rPr>
+        <w:t xml:space="preserve"> filter </w:t>
+      </w:r>
+      <w:proofErr w:type="spellStart"/>
+      <w:r>
+        <w:rPr>
+          <w:sz w:val="24"/>
+          <w:szCs w:val="24"/>
+          <w:lang w:val="en-US"/>
+        </w:rPr>
+        <w:t>periode</w:t>
+      </w:r>
+      <w:proofErr w:type="spellEnd"/>
+      <w:r>
+        <w:rPr>
+          <w:sz w:val="24"/>
+          <w:szCs w:val="24"/>
+          <w:lang w:val="en-US"/>
+        </w:rPr>
+        <w:t xml:space="preserve"> </w:t>
+      </w:r>
+      <w:proofErr w:type="spellStart"/>
+      <w:r>
+        <w:rPr>
+          <w:sz w:val="24"/>
+          <w:szCs w:val="24"/>
+          <w:lang w:val="en-US"/>
+        </w:rPr>
+        <w:t>tanggal</w:t>
+      </w:r>
+      <w:proofErr w:type="spellEnd"/>
+      <w:r>
+        <w:rPr>
+          <w:sz w:val="24"/>
+          <w:szCs w:val="24"/>
+          <w:lang w:val="en-US"/>
+        </w:rPr>
+        <w:t xml:space="preserve">, area/rayon, </w:t>
+      </w:r>
+      <w:proofErr w:type="spellStart"/>
+      <w:r>
+        <w:rPr>
+          <w:sz w:val="24"/>
+          <w:szCs w:val="24"/>
+          <w:lang w:val="en-US"/>
+        </w:rPr>
+        <w:t>serta</w:t>
+      </w:r>
+      <w:proofErr w:type="spellEnd"/>
+      <w:r>
+        <w:rPr>
+          <w:sz w:val="24"/>
+          <w:szCs w:val="24"/>
+          <w:lang w:val="en-US"/>
+        </w:rPr>
+        <w:t xml:space="preserve"> nama sales/marketing.</w:t>
       </w:r>
     </w:p>
     <w:p>
@@ -7386,6 +8234,7 @@
           <w:lang w:val="en-US"/>
         </w:rPr>
       </w:pPr>
+      <w:proofErr w:type="gramStart"/>
       <w:r>
         <w:rPr>
           <w:b/>
@@ -7394,8 +8243,9 @@
           <w:szCs w:val="24"/>
           <w:lang w:val="en-US"/>
         </w:rPr>
-        <w:t xml:space="preserve">Dashboard </w:t>
-      </w:r>
+        <w:t>Non Customer</w:t>
+      </w:r>
+      <w:proofErr w:type="gramEnd"/>
       <w:r>
         <w:rPr>
           <w:b/>
@@ -7404,31 +8254,15 @@
           <w:szCs w:val="24"/>
           <w:lang w:val="en-US"/>
         </w:rPr>
-        <w:t>Production Proses</w:t>
-      </w:r>
-      <w:r>
-        <w:rPr>
-          <w:sz w:val="24"/>
-          <w:szCs w:val="24"/>
-          <w:lang w:val="en-US"/>
-        </w:rPr>
-        <w:t xml:space="preserve"> `</w:t>
-      </w:r>
-      <w:r>
-        <w:rPr>
-          <w:sz w:val="24"/>
-          <w:szCs w:val="24"/>
-          <w:lang w:val="en-US"/>
-        </w:rPr>
-        <w:t>production-process-dashboard</w:t>
-      </w:r>
-      <w:r>
-        <w:rPr>
-          <w:sz w:val="24"/>
-          <w:szCs w:val="24"/>
-          <w:lang w:val="en-US"/>
-        </w:rPr>
-        <w:t>`</w:t>
+        <w:t xml:space="preserve"> </w:t>
+      </w:r>
+      <w:r>
+        <w:rPr>
+          <w:sz w:val="24"/>
+          <w:szCs w:val="24"/>
+          <w:lang w:val="en-US"/>
+        </w:rPr>
+        <w:t>`non-customer`</w:t>
       </w:r>
     </w:p>
     <w:p>
@@ -7475,6 +8309,160 @@
         </w:rPr>
         <w:t xml:space="preserve"> </w:t>
       </w:r>
+      <w:proofErr w:type="gramStart"/>
+      <w:r>
+        <w:rPr>
+          <w:sz w:val="24"/>
+          <w:szCs w:val="24"/>
+          <w:lang w:val="en-US"/>
+        </w:rPr>
+        <w:t>Non Customer</w:t>
+      </w:r>
+      <w:proofErr w:type="gramEnd"/>
+      <w:r>
+        <w:rPr>
+          <w:sz w:val="24"/>
+          <w:szCs w:val="24"/>
+          <w:lang w:val="en-US"/>
+        </w:rPr>
+        <w:t xml:space="preserve"> ID, Name, Contact, Position, Address1, Address2, </w:t>
+      </w:r>
+      <w:proofErr w:type="spellStart"/>
+      <w:r>
+        <w:rPr>
+          <w:sz w:val="24"/>
+          <w:szCs w:val="24"/>
+          <w:lang w:val="en-US"/>
+        </w:rPr>
+        <w:t>Kecamatan</w:t>
+      </w:r>
+      <w:proofErr w:type="spellEnd"/>
+      <w:r>
+        <w:rPr>
+          <w:sz w:val="24"/>
+          <w:szCs w:val="24"/>
+          <w:lang w:val="en-US"/>
+        </w:rPr>
+        <w:t xml:space="preserve">, </w:t>
+      </w:r>
+      <w:proofErr w:type="spellStart"/>
+      <w:r>
+        <w:rPr>
+          <w:sz w:val="24"/>
+          <w:szCs w:val="24"/>
+          <w:lang w:val="en-US"/>
+        </w:rPr>
+        <w:t>Kabupaten</w:t>
+      </w:r>
+      <w:proofErr w:type="spellEnd"/>
+      <w:r>
+        <w:rPr>
+          <w:sz w:val="24"/>
+          <w:szCs w:val="24"/>
+          <w:lang w:val="en-US"/>
+        </w:rPr>
+        <w:t xml:space="preserve">, City, ZIP, Province, Country, </w:t>
+      </w:r>
+      <w:proofErr w:type="spellStart"/>
+      <w:r>
+        <w:rPr>
+          <w:sz w:val="24"/>
+          <w:szCs w:val="24"/>
+          <w:lang w:val="en-US"/>
+        </w:rPr>
+        <w:t>Channel_Outlet</w:t>
+      </w:r>
+      <w:proofErr w:type="spellEnd"/>
+      <w:r>
+        <w:rPr>
+          <w:sz w:val="24"/>
+          <w:szCs w:val="24"/>
+          <w:lang w:val="en-US"/>
+        </w:rPr>
+        <w:t xml:space="preserve">, </w:t>
+      </w:r>
+      <w:proofErr w:type="spellStart"/>
+      <w:r>
+        <w:rPr>
+          <w:sz w:val="24"/>
+          <w:szCs w:val="24"/>
+          <w:lang w:val="en-US"/>
+        </w:rPr>
+        <w:t>Kode_area</w:t>
+      </w:r>
+      <w:proofErr w:type="spellEnd"/>
+      <w:r>
+        <w:rPr>
+          <w:sz w:val="24"/>
+          <w:szCs w:val="24"/>
+          <w:lang w:val="en-US"/>
+        </w:rPr>
+        <w:t xml:space="preserve">, Phone, </w:t>
+      </w:r>
+      <w:proofErr w:type="spellStart"/>
+      <w:r>
+        <w:rPr>
+          <w:sz w:val="24"/>
+          <w:szCs w:val="24"/>
+          <w:lang w:val="en-US"/>
+        </w:rPr>
+        <w:t>Mobile_Phone</w:t>
+      </w:r>
+      <w:proofErr w:type="spellEnd"/>
+      <w:r>
+        <w:rPr>
+          <w:sz w:val="24"/>
+          <w:szCs w:val="24"/>
+          <w:lang w:val="en-US"/>
+        </w:rPr>
+        <w:t xml:space="preserve">, Email, </w:t>
+      </w:r>
+      <w:proofErr w:type="spellStart"/>
+      <w:r>
+        <w:rPr>
+          <w:sz w:val="24"/>
+          <w:szCs w:val="24"/>
+          <w:lang w:val="en-US"/>
+        </w:rPr>
+        <w:t>Employee_Id</w:t>
+      </w:r>
+      <w:proofErr w:type="spellEnd"/>
+      <w:r>
+        <w:rPr>
+          <w:sz w:val="24"/>
+          <w:szCs w:val="24"/>
+          <w:lang w:val="en-US"/>
+        </w:rPr>
+        <w:t xml:space="preserve">, </w:t>
+      </w:r>
+      <w:proofErr w:type="spellStart"/>
+      <w:proofErr w:type="gramStart"/>
+      <w:r>
+        <w:rPr>
+          <w:sz w:val="24"/>
+          <w:szCs w:val="24"/>
+          <w:lang w:val="en-US"/>
+        </w:rPr>
+        <w:t>Created</w:t>
+      </w:r>
+      <w:proofErr w:type="gramEnd"/>
+      <w:r>
+        <w:rPr>
+          <w:sz w:val="24"/>
+          <w:szCs w:val="24"/>
+          <w:lang w:val="en-US"/>
+        </w:rPr>
+        <w:t>_Date</w:t>
+      </w:r>
+      <w:proofErr w:type="spellEnd"/>
+      <w:r>
+        <w:rPr>
+          <w:sz w:val="24"/>
+          <w:szCs w:val="24"/>
+          <w:lang w:val="en-US"/>
+        </w:rPr>
+        <w:t>, Note, NPWP, Status</w:t>
+      </w:r>
     </w:p>
     <w:p>
       <w:pPr>
@@ -7522,6 +8510,330 @@
         </w:rPr>
         <w:t xml:space="preserve"> </w:t>
       </w:r>
+      <w:proofErr w:type="spellStart"/>
+      <w:r>
+        <w:rPr>
+          <w:sz w:val="24"/>
+          <w:szCs w:val="24"/>
+          <w:lang w:val="en-US"/>
+        </w:rPr>
+        <w:t>Mengelola</w:t>
+      </w:r>
+      <w:proofErr w:type="spellEnd"/>
+      <w:r>
+        <w:rPr>
+          <w:sz w:val="24"/>
+          <w:szCs w:val="24"/>
+          <w:lang w:val="en-US"/>
+        </w:rPr>
+        <w:t xml:space="preserve"> data </w:t>
+      </w:r>
+      <w:proofErr w:type="spellStart"/>
+      <w:r>
+        <w:rPr>
+          <w:sz w:val="24"/>
+          <w:szCs w:val="24"/>
+          <w:lang w:val="en-US"/>
+        </w:rPr>
+        <w:t>calon</w:t>
+      </w:r>
+      <w:proofErr w:type="spellEnd"/>
+      <w:r>
+        <w:rPr>
+          <w:sz w:val="24"/>
+          <w:szCs w:val="24"/>
+          <w:lang w:val="en-US"/>
+        </w:rPr>
+        <w:t xml:space="preserve"> </w:t>
+      </w:r>
+      <w:proofErr w:type="spellStart"/>
+      <w:r>
+        <w:rPr>
+          <w:sz w:val="24"/>
+          <w:szCs w:val="24"/>
+          <w:lang w:val="en-US"/>
+        </w:rPr>
+        <w:t>pelanggan</w:t>
+      </w:r>
+      <w:proofErr w:type="spellEnd"/>
+      <w:r>
+        <w:rPr>
+          <w:sz w:val="24"/>
+          <w:szCs w:val="24"/>
+          <w:lang w:val="en-US"/>
+        </w:rPr>
+        <w:t xml:space="preserve"> (</w:t>
+      </w:r>
+      <w:proofErr w:type="spellStart"/>
+      <w:r>
+        <w:rPr>
+          <w:sz w:val="24"/>
+          <w:szCs w:val="24"/>
+          <w:lang w:val="en-US"/>
+        </w:rPr>
+        <w:t>prospek</w:t>
+      </w:r>
+      <w:proofErr w:type="spellEnd"/>
+      <w:r>
+        <w:rPr>
+          <w:sz w:val="24"/>
+          <w:szCs w:val="24"/>
+          <w:lang w:val="en-US"/>
+        </w:rPr>
+        <w:t xml:space="preserve">/lead) yang </w:t>
+      </w:r>
+      <w:proofErr w:type="spellStart"/>
+      <w:r>
+        <w:rPr>
+          <w:sz w:val="24"/>
+          <w:szCs w:val="24"/>
+          <w:lang w:val="en-US"/>
+        </w:rPr>
+        <w:t>belum</w:t>
+      </w:r>
+      <w:proofErr w:type="spellEnd"/>
+      <w:r>
+        <w:rPr>
+          <w:sz w:val="24"/>
+          <w:szCs w:val="24"/>
+          <w:lang w:val="en-US"/>
+        </w:rPr>
+        <w:t xml:space="preserve"> </w:t>
+      </w:r>
+      <w:proofErr w:type="spellStart"/>
+      <w:r>
+        <w:rPr>
+          <w:sz w:val="24"/>
+          <w:szCs w:val="24"/>
+          <w:lang w:val="en-US"/>
+        </w:rPr>
+        <w:t>terdaftar</w:t>
+      </w:r>
+      <w:proofErr w:type="spellEnd"/>
+      <w:r>
+        <w:rPr>
+          <w:sz w:val="24"/>
+          <w:szCs w:val="24"/>
+          <w:lang w:val="en-US"/>
+        </w:rPr>
+        <w:t xml:space="preserve"> </w:t>
+      </w:r>
+      <w:proofErr w:type="spellStart"/>
+      <w:r>
+        <w:rPr>
+          <w:sz w:val="24"/>
+          <w:szCs w:val="24"/>
+          <w:lang w:val="en-US"/>
+        </w:rPr>
+        <w:t>secara</w:t>
+      </w:r>
+      <w:proofErr w:type="spellEnd"/>
+      <w:r>
+        <w:rPr>
+          <w:sz w:val="24"/>
+          <w:szCs w:val="24"/>
+          <w:lang w:val="en-US"/>
+        </w:rPr>
+        <w:t xml:space="preserve"> </w:t>
+      </w:r>
+      <w:proofErr w:type="spellStart"/>
+      <w:r>
+        <w:rPr>
+          <w:sz w:val="24"/>
+          <w:szCs w:val="24"/>
+          <w:lang w:val="en-US"/>
+        </w:rPr>
+        <w:t>resmi</w:t>
+      </w:r>
+      <w:proofErr w:type="spellEnd"/>
+      <w:r>
+        <w:rPr>
+          <w:sz w:val="24"/>
+          <w:szCs w:val="24"/>
+          <w:lang w:val="en-US"/>
+        </w:rPr>
+        <w:t xml:space="preserve"> </w:t>
+      </w:r>
+      <w:proofErr w:type="spellStart"/>
+      <w:r>
+        <w:rPr>
+          <w:sz w:val="24"/>
+          <w:szCs w:val="24"/>
+          <w:lang w:val="en-US"/>
+        </w:rPr>
+        <w:t>sebagai</w:t>
+      </w:r>
+      <w:proofErr w:type="spellEnd"/>
+      <w:r>
+        <w:rPr>
+          <w:sz w:val="24"/>
+          <w:szCs w:val="24"/>
+          <w:lang w:val="en-US"/>
+        </w:rPr>
+        <w:t xml:space="preserve"> </w:t>
+      </w:r>
+      <w:proofErr w:type="spellStart"/>
+      <w:r>
+        <w:rPr>
+          <w:sz w:val="24"/>
+          <w:szCs w:val="24"/>
+          <w:lang w:val="en-US"/>
+        </w:rPr>
+        <w:t>pelanggan</w:t>
+      </w:r>
+      <w:proofErr w:type="spellEnd"/>
+      <w:r>
+        <w:rPr>
+          <w:sz w:val="24"/>
+          <w:szCs w:val="24"/>
+          <w:lang w:val="en-US"/>
+        </w:rPr>
+        <w:t xml:space="preserve"> </w:t>
+      </w:r>
+      <w:proofErr w:type="spellStart"/>
+      <w:r>
+        <w:rPr>
+          <w:sz w:val="24"/>
+          <w:szCs w:val="24"/>
+          <w:lang w:val="en-US"/>
+        </w:rPr>
+        <w:t>aktif</w:t>
+      </w:r>
+      <w:proofErr w:type="spellEnd"/>
+      <w:r>
+        <w:rPr>
+          <w:sz w:val="24"/>
+          <w:szCs w:val="24"/>
+          <w:lang w:val="en-US"/>
+        </w:rPr>
+        <w:t xml:space="preserve">, </w:t>
+      </w:r>
+      <w:proofErr w:type="spellStart"/>
+      <w:r>
+        <w:rPr>
+          <w:sz w:val="24"/>
+          <w:szCs w:val="24"/>
+          <w:lang w:val="en-US"/>
+        </w:rPr>
+        <w:t>mencakup</w:t>
+      </w:r>
+      <w:proofErr w:type="spellEnd"/>
+      <w:r>
+        <w:rPr>
+          <w:sz w:val="24"/>
+          <w:szCs w:val="24"/>
+          <w:lang w:val="en-US"/>
+        </w:rPr>
+        <w:t xml:space="preserve"> </w:t>
+      </w:r>
+      <w:proofErr w:type="spellStart"/>
+      <w:r>
+        <w:rPr>
+          <w:sz w:val="24"/>
+          <w:szCs w:val="24"/>
+          <w:lang w:val="en-US"/>
+        </w:rPr>
+        <w:t>profil</w:t>
+      </w:r>
+      <w:proofErr w:type="spellEnd"/>
+      <w:r>
+        <w:rPr>
+          <w:sz w:val="24"/>
+          <w:szCs w:val="24"/>
+          <w:lang w:val="en-US"/>
+        </w:rPr>
+        <w:t xml:space="preserve"> </w:t>
+      </w:r>
+      <w:proofErr w:type="spellStart"/>
+      <w:r>
+        <w:rPr>
+          <w:sz w:val="24"/>
+          <w:szCs w:val="24"/>
+          <w:lang w:val="en-US"/>
+        </w:rPr>
+        <w:t>lokasi</w:t>
+      </w:r>
+      <w:proofErr w:type="spellEnd"/>
+      <w:r>
+        <w:rPr>
+          <w:sz w:val="24"/>
+          <w:szCs w:val="24"/>
+          <w:lang w:val="en-US"/>
+        </w:rPr>
+        <w:t xml:space="preserve">, </w:t>
+      </w:r>
+      <w:proofErr w:type="spellStart"/>
+      <w:r>
+        <w:rPr>
+          <w:sz w:val="24"/>
+          <w:szCs w:val="24"/>
+          <w:lang w:val="en-US"/>
+        </w:rPr>
+        <w:t>kontak</w:t>
+      </w:r>
+      <w:proofErr w:type="spellEnd"/>
+      <w:r>
+        <w:rPr>
+          <w:sz w:val="24"/>
+          <w:szCs w:val="24"/>
+          <w:lang w:val="en-US"/>
+        </w:rPr>
+        <w:t xml:space="preserve"> PIC, </w:t>
+      </w:r>
+      <w:proofErr w:type="spellStart"/>
+      <w:r>
+        <w:rPr>
+          <w:sz w:val="24"/>
+          <w:szCs w:val="24"/>
+          <w:lang w:val="en-US"/>
+        </w:rPr>
+        <w:t>serta</w:t>
+      </w:r>
+      <w:proofErr w:type="spellEnd"/>
+      <w:r>
+        <w:rPr>
+          <w:sz w:val="24"/>
+          <w:szCs w:val="24"/>
+          <w:lang w:val="en-US"/>
+        </w:rPr>
+        <w:t xml:space="preserve"> status </w:t>
+      </w:r>
+      <w:proofErr w:type="spellStart"/>
+      <w:r>
+        <w:rPr>
+          <w:sz w:val="24"/>
+          <w:szCs w:val="24"/>
+          <w:lang w:val="en-US"/>
+        </w:rPr>
+        <w:t>konversi</w:t>
+      </w:r>
+      <w:proofErr w:type="spellEnd"/>
+      <w:r>
+        <w:rPr>
+          <w:sz w:val="24"/>
+          <w:szCs w:val="24"/>
+          <w:lang w:val="en-US"/>
+        </w:rPr>
+        <w:t xml:space="preserve"> </w:t>
+      </w:r>
+      <w:proofErr w:type="spellStart"/>
+      <w:r>
+        <w:rPr>
+          <w:sz w:val="24"/>
+          <w:szCs w:val="24"/>
+          <w:lang w:val="en-US"/>
+        </w:rPr>
+        <w:t>prospek</w:t>
+      </w:r>
+      <w:proofErr w:type="spellEnd"/>
+      <w:r>
+        <w:rPr>
+          <w:sz w:val="24"/>
+          <w:szCs w:val="24"/>
+          <w:lang w:val="en-US"/>
+        </w:rPr>
+        <w:t>.</w:t>
+      </w:r>
     </w:p>
     <w:p>
       <w:pPr>
@@ -7568,6 +8880,348 @@
           <w:lang w:val="en-US"/>
         </w:rPr>
         <w:t xml:space="preserve"> </w:t>
+      </w:r>
+      <w:proofErr w:type="spellStart"/>
+      <w:r>
+        <w:rPr>
+          <w:sz w:val="24"/>
+          <w:szCs w:val="24"/>
+          <w:lang w:val="en-US"/>
+        </w:rPr>
+        <w:t>Tampilan</w:t>
+      </w:r>
+      <w:proofErr w:type="spellEnd"/>
+      <w:r>
+        <w:rPr>
+          <w:sz w:val="24"/>
+          <w:szCs w:val="24"/>
+          <w:lang w:val="en-US"/>
+        </w:rPr>
+        <w:t xml:space="preserve"> </w:t>
+      </w:r>
+      <w:proofErr w:type="spellStart"/>
+      <w:r>
+        <w:rPr>
+          <w:sz w:val="24"/>
+          <w:szCs w:val="24"/>
+          <w:lang w:val="en-US"/>
+        </w:rPr>
+        <w:t>awal</w:t>
+      </w:r>
+      <w:proofErr w:type="spellEnd"/>
+      <w:r>
+        <w:rPr>
+          <w:sz w:val="24"/>
+          <w:szCs w:val="24"/>
+          <w:lang w:val="en-US"/>
+        </w:rPr>
+        <w:t xml:space="preserve"> </w:t>
+      </w:r>
+      <w:proofErr w:type="spellStart"/>
+      <w:r>
+        <w:rPr>
+          <w:sz w:val="24"/>
+          <w:szCs w:val="24"/>
+          <w:lang w:val="en-US"/>
+        </w:rPr>
+        <w:t>berupa</w:t>
+      </w:r>
+      <w:proofErr w:type="spellEnd"/>
+      <w:r>
+        <w:rPr>
+          <w:sz w:val="24"/>
+          <w:szCs w:val="24"/>
+          <w:lang w:val="en-US"/>
+        </w:rPr>
+        <w:t xml:space="preserve"> table data grid </w:t>
+      </w:r>
+      <w:proofErr w:type="spellStart"/>
+      <w:r>
+        <w:rPr>
+          <w:sz w:val="24"/>
+          <w:szCs w:val="24"/>
+          <w:lang w:val="en-US"/>
+        </w:rPr>
+        <w:t>berfitur</w:t>
+      </w:r>
+      <w:proofErr w:type="spellEnd"/>
+      <w:r>
+        <w:rPr>
+          <w:sz w:val="24"/>
+          <w:szCs w:val="24"/>
+          <w:lang w:val="en-US"/>
+        </w:rPr>
+        <w:t xml:space="preserve"> </w:t>
+      </w:r>
+      <w:proofErr w:type="spellStart"/>
+      <w:r>
+        <w:rPr>
+          <w:sz w:val="24"/>
+          <w:szCs w:val="24"/>
+          <w:lang w:val="en-US"/>
+        </w:rPr>
+        <w:t>pencarian</w:t>
+      </w:r>
+      <w:proofErr w:type="spellEnd"/>
+      <w:r>
+        <w:rPr>
+          <w:sz w:val="24"/>
+          <w:szCs w:val="24"/>
+          <w:lang w:val="en-US"/>
+        </w:rPr>
+        <w:t xml:space="preserve"> </w:t>
+      </w:r>
+      <w:proofErr w:type="spellStart"/>
+      <w:r>
+        <w:rPr>
+          <w:sz w:val="24"/>
+          <w:szCs w:val="24"/>
+          <w:lang w:val="en-US"/>
+        </w:rPr>
+        <w:t>cepat</w:t>
+      </w:r>
+      <w:proofErr w:type="spellEnd"/>
+      <w:r>
+        <w:rPr>
+          <w:sz w:val="24"/>
+          <w:szCs w:val="24"/>
+          <w:lang w:val="en-US"/>
+        </w:rPr>
+        <w:t xml:space="preserve"> dan filter status </w:t>
+      </w:r>
+      <w:proofErr w:type="spellStart"/>
+      <w:r>
+        <w:rPr>
+          <w:sz w:val="24"/>
+          <w:szCs w:val="24"/>
+          <w:lang w:val="en-US"/>
+        </w:rPr>
+        <w:t>prospek</w:t>
+      </w:r>
+      <w:proofErr w:type="spellEnd"/>
+      <w:r>
+        <w:rPr>
+          <w:sz w:val="24"/>
+          <w:szCs w:val="24"/>
+          <w:lang w:val="en-US"/>
+        </w:rPr>
+        <w:t xml:space="preserve"> (Prospect/In Follow-up/Converted/Rejected). </w:t>
+      </w:r>
+      <w:proofErr w:type="spellStart"/>
+      <w:r>
+        <w:rPr>
+          <w:sz w:val="24"/>
+          <w:szCs w:val="24"/>
+          <w:lang w:val="en-US"/>
+        </w:rPr>
+        <w:t>Tombol</w:t>
+      </w:r>
+      <w:proofErr w:type="spellEnd"/>
+      <w:r>
+        <w:rPr>
+          <w:sz w:val="24"/>
+          <w:szCs w:val="24"/>
+          <w:lang w:val="en-US"/>
+        </w:rPr>
+        <w:t xml:space="preserve"> [ + </w:t>
+      </w:r>
+      <w:proofErr w:type="spellStart"/>
+      <w:r>
+        <w:rPr>
+          <w:sz w:val="24"/>
+          <w:szCs w:val="24"/>
+          <w:lang w:val="en-US"/>
+        </w:rPr>
+        <w:t>Tambah</w:t>
+      </w:r>
+      <w:proofErr w:type="spellEnd"/>
+      <w:r>
+        <w:rPr>
+          <w:sz w:val="24"/>
+          <w:szCs w:val="24"/>
+          <w:lang w:val="en-US"/>
+        </w:rPr>
+        <w:t xml:space="preserve"> Non </w:t>
+      </w:r>
+      <w:proofErr w:type="gramStart"/>
+      <w:r>
+        <w:rPr>
+          <w:sz w:val="24"/>
+          <w:szCs w:val="24"/>
+          <w:lang w:val="en-US"/>
+        </w:rPr>
+        <w:t>Customer ]</w:t>
+      </w:r>
+      <w:proofErr w:type="gramEnd"/>
+      <w:r>
+        <w:rPr>
+          <w:sz w:val="24"/>
+          <w:szCs w:val="24"/>
+          <w:lang w:val="en-US"/>
+        </w:rPr>
+        <w:t xml:space="preserve"> </w:t>
+      </w:r>
+      <w:proofErr w:type="spellStart"/>
+      <w:r>
+        <w:rPr>
+          <w:sz w:val="24"/>
+          <w:szCs w:val="24"/>
+          <w:lang w:val="en-US"/>
+        </w:rPr>
+        <w:t>memunculkan</w:t>
+      </w:r>
+      <w:proofErr w:type="spellEnd"/>
+      <w:r>
+        <w:rPr>
+          <w:sz w:val="24"/>
+          <w:szCs w:val="24"/>
+          <w:lang w:val="en-US"/>
+        </w:rPr>
+        <w:t xml:space="preserve"> Pop-up Modal Form </w:t>
+      </w:r>
+      <w:proofErr w:type="spellStart"/>
+      <w:r>
+        <w:rPr>
+          <w:sz w:val="24"/>
+          <w:szCs w:val="24"/>
+          <w:lang w:val="en-US"/>
+        </w:rPr>
+        <w:t>berstruktur</w:t>
+      </w:r>
+      <w:proofErr w:type="spellEnd"/>
+      <w:r>
+        <w:rPr>
+          <w:sz w:val="24"/>
+          <w:szCs w:val="24"/>
+          <w:lang w:val="en-US"/>
+        </w:rPr>
+        <w:t xml:space="preserve"> Header Info, Alamat </w:t>
+      </w:r>
+      <w:proofErr w:type="spellStart"/>
+      <w:r>
+        <w:rPr>
+          <w:sz w:val="24"/>
+          <w:szCs w:val="24"/>
+          <w:lang w:val="en-US"/>
+        </w:rPr>
+        <w:t>Lengkap</w:t>
+      </w:r>
+      <w:proofErr w:type="spellEnd"/>
+      <w:r>
+        <w:rPr>
+          <w:sz w:val="24"/>
+          <w:szCs w:val="24"/>
+          <w:lang w:val="en-US"/>
+        </w:rPr>
+        <w:t xml:space="preserve">, Kontak PIC, </w:t>
+      </w:r>
+      <w:proofErr w:type="spellStart"/>
+      <w:r>
+        <w:rPr>
+          <w:sz w:val="24"/>
+          <w:szCs w:val="24"/>
+          <w:lang w:val="en-US"/>
+        </w:rPr>
+        <w:t>serta</w:t>
+      </w:r>
+      <w:proofErr w:type="spellEnd"/>
+      <w:r>
+        <w:rPr>
+          <w:sz w:val="24"/>
+          <w:szCs w:val="24"/>
+          <w:lang w:val="en-US"/>
+        </w:rPr>
+        <w:t xml:space="preserve"> Sales </w:t>
+      </w:r>
+      <w:proofErr w:type="spellStart"/>
+      <w:r>
+        <w:rPr>
+          <w:sz w:val="24"/>
+          <w:szCs w:val="24"/>
+          <w:lang w:val="en-US"/>
+        </w:rPr>
+        <w:t>Penanggung</w:t>
+      </w:r>
+      <w:proofErr w:type="spellEnd"/>
+      <w:r>
+        <w:rPr>
+          <w:sz w:val="24"/>
+          <w:szCs w:val="24"/>
+          <w:lang w:val="en-US"/>
+        </w:rPr>
+        <w:t xml:space="preserve"> Jawab. Edit </w:t>
+      </w:r>
+      <w:proofErr w:type="spellStart"/>
+      <w:r>
+        <w:rPr>
+          <w:sz w:val="24"/>
+          <w:szCs w:val="24"/>
+          <w:lang w:val="en-US"/>
+        </w:rPr>
+        <w:t>memunculkan</w:t>
+      </w:r>
+      <w:proofErr w:type="spellEnd"/>
+      <w:r>
+        <w:rPr>
+          <w:sz w:val="24"/>
+          <w:szCs w:val="24"/>
+          <w:lang w:val="en-US"/>
+        </w:rPr>
+        <w:t xml:space="preserve"> modal </w:t>
+      </w:r>
+      <w:proofErr w:type="spellStart"/>
+      <w:r>
+        <w:rPr>
+          <w:sz w:val="24"/>
+          <w:szCs w:val="24"/>
+          <w:lang w:val="en-US"/>
+        </w:rPr>
+        <w:t>terisi</w:t>
+      </w:r>
+      <w:proofErr w:type="spellEnd"/>
+      <w:r>
+        <w:rPr>
+          <w:sz w:val="24"/>
+          <w:szCs w:val="24"/>
+          <w:lang w:val="en-US"/>
+        </w:rPr>
+        <w:t xml:space="preserve">, Hapus </w:t>
+      </w:r>
+      <w:proofErr w:type="spellStart"/>
+      <w:r>
+        <w:rPr>
+          <w:sz w:val="24"/>
+          <w:szCs w:val="24"/>
+          <w:lang w:val="en-US"/>
+        </w:rPr>
+        <w:t>memunculkan</w:t>
+      </w:r>
+      <w:proofErr w:type="spellEnd"/>
+      <w:r>
+        <w:rPr>
+          <w:sz w:val="24"/>
+          <w:szCs w:val="24"/>
+          <w:lang w:val="en-US"/>
+        </w:rPr>
+        <w:t xml:space="preserve"> alert </w:t>
+      </w:r>
+      <w:proofErr w:type="spellStart"/>
+      <w:r>
+        <w:rPr>
+          <w:sz w:val="24"/>
+          <w:szCs w:val="24"/>
+          <w:lang w:val="en-US"/>
+        </w:rPr>
+        <w:t>konfirmasi</w:t>
+      </w:r>
+      <w:proofErr w:type="spellEnd"/>
+      <w:r>
+        <w:rPr>
+          <w:sz w:val="24"/>
+          <w:szCs w:val="24"/>
+          <w:lang w:val="en-US"/>
+        </w:rPr>
+        <w:t>.</w:t>
       </w:r>
     </w:p>
     <w:p/>
@@ -7612,41 +9266,15 @@
           <w:szCs w:val="24"/>
           <w:lang w:val="en-US"/>
         </w:rPr>
-        <w:t xml:space="preserve">Dashboard </w:t>
-      </w:r>
-      <w:r>
-        <w:rPr>
-          <w:b/>
-          <w:bCs/>
-          <w:sz w:val="24"/>
-          <w:szCs w:val="24"/>
-          <w:lang w:val="en-US"/>
-        </w:rPr>
-        <w:t>Production Proses</w:t>
-      </w:r>
-      <w:r>
-        <w:rPr>
-          <w:sz w:val="24"/>
-          <w:szCs w:val="24"/>
-          <w:lang w:val="en-US"/>
-        </w:rPr>
-        <w:t xml:space="preserve"> `</w:t>
-      </w:r>
-      <w:r>
-        <w:rPr>
-          <w:sz w:val="24"/>
-          <w:szCs w:val="24"/>
-          <w:lang w:val="en-US"/>
-        </w:rPr>
-        <w:t>production-process-dashboard</w:t>
-      </w:r>
-      <w:r>
-        <w:rPr>
-          <w:sz w:val="24"/>
-          <w:szCs w:val="24"/>
-          <w:lang w:val="en-US"/>
-        </w:rPr>
-        <w:t>`</w:t>
+        <w:t xml:space="preserve">Marketing Visit </w:t>
+      </w:r>
+      <w:r>
+        <w:rPr>
+          <w:sz w:val="24"/>
+          <w:szCs w:val="24"/>
+          <w:lang w:val="en-US"/>
+        </w:rPr>
+        <w:t>`marketing-visit`</w:t>
       </w:r>
     </w:p>
     <w:p>
@@ -7693,6 +9321,32 @@
         </w:rPr>
         <w:t xml:space="preserve"> </w:t>
       </w:r>
+      <w:r>
+        <w:rPr>
+          <w:sz w:val="24"/>
+          <w:szCs w:val="24"/>
+          <w:lang w:val="en-US"/>
+        </w:rPr>
+        <w:t xml:space="preserve">Date, Hari, ID, Name, </w:t>
+      </w:r>
+      <w:proofErr w:type="spellStart"/>
+      <w:r>
+        <w:rPr>
+          <w:sz w:val="24"/>
+          <w:szCs w:val="24"/>
+          <w:lang w:val="en-US"/>
+        </w:rPr>
+        <w:t>Tipe</w:t>
+      </w:r>
+      <w:proofErr w:type="spellEnd"/>
+      <w:r>
+        <w:rPr>
+          <w:sz w:val="24"/>
+          <w:szCs w:val="24"/>
+          <w:lang w:val="en-US"/>
+        </w:rPr>
+        <w:t>, NOO</w:t>
+      </w:r>
     </w:p>
     <w:p>
       <w:pPr>
@@ -7740,6 +9394,348 @@
         </w:rPr>
         <w:t xml:space="preserve"> </w:t>
       </w:r>
+      <w:proofErr w:type="spellStart"/>
+      <w:r>
+        <w:rPr>
+          <w:sz w:val="24"/>
+          <w:szCs w:val="24"/>
+          <w:lang w:val="en-US"/>
+        </w:rPr>
+        <w:t>Mencatat</w:t>
+      </w:r>
+      <w:proofErr w:type="spellEnd"/>
+      <w:r>
+        <w:rPr>
+          <w:sz w:val="24"/>
+          <w:szCs w:val="24"/>
+          <w:lang w:val="en-US"/>
+        </w:rPr>
+        <w:t xml:space="preserve"> dan </w:t>
+      </w:r>
+      <w:proofErr w:type="spellStart"/>
+      <w:r>
+        <w:rPr>
+          <w:sz w:val="24"/>
+          <w:szCs w:val="24"/>
+          <w:lang w:val="en-US"/>
+        </w:rPr>
+        <w:t>memantau</w:t>
+      </w:r>
+      <w:proofErr w:type="spellEnd"/>
+      <w:r>
+        <w:rPr>
+          <w:sz w:val="24"/>
+          <w:szCs w:val="24"/>
+          <w:lang w:val="en-US"/>
+        </w:rPr>
+        <w:t xml:space="preserve"> </w:t>
+      </w:r>
+      <w:proofErr w:type="spellStart"/>
+      <w:r>
+        <w:rPr>
+          <w:sz w:val="24"/>
+          <w:szCs w:val="24"/>
+          <w:lang w:val="en-US"/>
+        </w:rPr>
+        <w:t>aktivitas</w:t>
+      </w:r>
+      <w:proofErr w:type="spellEnd"/>
+      <w:r>
+        <w:rPr>
+          <w:sz w:val="24"/>
+          <w:szCs w:val="24"/>
+          <w:lang w:val="en-US"/>
+        </w:rPr>
+        <w:t xml:space="preserve"> </w:t>
+      </w:r>
+      <w:proofErr w:type="spellStart"/>
+      <w:r>
+        <w:rPr>
+          <w:sz w:val="24"/>
+          <w:szCs w:val="24"/>
+          <w:lang w:val="en-US"/>
+        </w:rPr>
+        <w:t>kunjungan</w:t>
+      </w:r>
+      <w:proofErr w:type="spellEnd"/>
+      <w:r>
+        <w:rPr>
+          <w:sz w:val="24"/>
+          <w:szCs w:val="24"/>
+          <w:lang w:val="en-US"/>
+        </w:rPr>
+        <w:t xml:space="preserve"> </w:t>
+      </w:r>
+      <w:proofErr w:type="spellStart"/>
+      <w:r>
+        <w:rPr>
+          <w:sz w:val="24"/>
+          <w:szCs w:val="24"/>
+          <w:lang w:val="en-US"/>
+        </w:rPr>
+        <w:t>harian</w:t>
+      </w:r>
+      <w:proofErr w:type="spellEnd"/>
+      <w:r>
+        <w:rPr>
+          <w:sz w:val="24"/>
+          <w:szCs w:val="24"/>
+          <w:lang w:val="en-US"/>
+        </w:rPr>
+        <w:t xml:space="preserve"> </w:t>
+      </w:r>
+      <w:proofErr w:type="spellStart"/>
+      <w:r>
+        <w:rPr>
+          <w:sz w:val="24"/>
+          <w:szCs w:val="24"/>
+          <w:lang w:val="en-US"/>
+        </w:rPr>
+        <w:t>tim</w:t>
+      </w:r>
+      <w:proofErr w:type="spellEnd"/>
+      <w:r>
+        <w:rPr>
+          <w:sz w:val="24"/>
+          <w:szCs w:val="24"/>
+          <w:lang w:val="en-US"/>
+        </w:rPr>
+        <w:t xml:space="preserve"> marketing/sales </w:t>
+      </w:r>
+      <w:proofErr w:type="spellStart"/>
+      <w:r>
+        <w:rPr>
+          <w:sz w:val="24"/>
+          <w:szCs w:val="24"/>
+          <w:lang w:val="en-US"/>
+        </w:rPr>
+        <w:t>ke</w:t>
+      </w:r>
+      <w:proofErr w:type="spellEnd"/>
+      <w:r>
+        <w:rPr>
+          <w:sz w:val="24"/>
+          <w:szCs w:val="24"/>
+          <w:lang w:val="en-US"/>
+        </w:rPr>
+        <w:t xml:space="preserve"> </w:t>
+      </w:r>
+      <w:proofErr w:type="spellStart"/>
+      <w:r>
+        <w:rPr>
+          <w:sz w:val="24"/>
+          <w:szCs w:val="24"/>
+          <w:lang w:val="en-US"/>
+        </w:rPr>
+        <w:t>lokasi</w:t>
+      </w:r>
+      <w:proofErr w:type="spellEnd"/>
+      <w:r>
+        <w:rPr>
+          <w:sz w:val="24"/>
+          <w:szCs w:val="24"/>
+          <w:lang w:val="en-US"/>
+        </w:rPr>
+        <w:t xml:space="preserve"> </w:t>
+      </w:r>
+      <w:proofErr w:type="spellStart"/>
+      <w:r>
+        <w:rPr>
+          <w:sz w:val="24"/>
+          <w:szCs w:val="24"/>
+          <w:lang w:val="en-US"/>
+        </w:rPr>
+        <w:t>prospek</w:t>
+      </w:r>
+      <w:proofErr w:type="spellEnd"/>
+      <w:r>
+        <w:rPr>
+          <w:sz w:val="24"/>
+          <w:szCs w:val="24"/>
+          <w:lang w:val="en-US"/>
+        </w:rPr>
+        <w:t xml:space="preserve"> </w:t>
+      </w:r>
+      <w:proofErr w:type="spellStart"/>
+      <w:r>
+        <w:rPr>
+          <w:sz w:val="24"/>
+          <w:szCs w:val="24"/>
+          <w:lang w:val="en-US"/>
+        </w:rPr>
+        <w:t>atau</w:t>
+      </w:r>
+      <w:proofErr w:type="spellEnd"/>
+      <w:r>
+        <w:rPr>
+          <w:sz w:val="24"/>
+          <w:szCs w:val="24"/>
+          <w:lang w:val="en-US"/>
+        </w:rPr>
+        <w:t xml:space="preserve"> </w:t>
+      </w:r>
+      <w:proofErr w:type="spellStart"/>
+      <w:r>
+        <w:rPr>
+          <w:sz w:val="24"/>
+          <w:szCs w:val="24"/>
+          <w:lang w:val="en-US"/>
+        </w:rPr>
+        <w:t>pelanggan</w:t>
+      </w:r>
+      <w:proofErr w:type="spellEnd"/>
+      <w:r>
+        <w:rPr>
+          <w:sz w:val="24"/>
+          <w:szCs w:val="24"/>
+          <w:lang w:val="en-US"/>
+        </w:rPr>
+        <w:t xml:space="preserve">, </w:t>
+      </w:r>
+      <w:proofErr w:type="spellStart"/>
+      <w:r>
+        <w:rPr>
+          <w:sz w:val="24"/>
+          <w:szCs w:val="24"/>
+          <w:lang w:val="en-US"/>
+        </w:rPr>
+        <w:t>serta</w:t>
+      </w:r>
+      <w:proofErr w:type="spellEnd"/>
+      <w:r>
+        <w:rPr>
+          <w:sz w:val="24"/>
+          <w:szCs w:val="24"/>
+          <w:lang w:val="en-US"/>
+        </w:rPr>
+        <w:t xml:space="preserve"> </w:t>
+      </w:r>
+      <w:proofErr w:type="spellStart"/>
+      <w:r>
+        <w:rPr>
+          <w:sz w:val="24"/>
+          <w:szCs w:val="24"/>
+          <w:lang w:val="en-US"/>
+        </w:rPr>
+        <w:t>mengidentifikasi</w:t>
+      </w:r>
+      <w:proofErr w:type="spellEnd"/>
+      <w:r>
+        <w:rPr>
+          <w:sz w:val="24"/>
+          <w:szCs w:val="24"/>
+          <w:lang w:val="en-US"/>
+        </w:rPr>
+        <w:t xml:space="preserve"> </w:t>
+      </w:r>
+      <w:proofErr w:type="spellStart"/>
+      <w:r>
+        <w:rPr>
+          <w:sz w:val="24"/>
+          <w:szCs w:val="24"/>
+          <w:lang w:val="en-US"/>
+        </w:rPr>
+        <w:t>hasil</w:t>
+      </w:r>
+      <w:proofErr w:type="spellEnd"/>
+      <w:r>
+        <w:rPr>
+          <w:sz w:val="24"/>
+          <w:szCs w:val="24"/>
+          <w:lang w:val="en-US"/>
+        </w:rPr>
+        <w:t xml:space="preserve"> </w:t>
+      </w:r>
+      <w:proofErr w:type="spellStart"/>
+      <w:r>
+        <w:rPr>
+          <w:sz w:val="24"/>
+          <w:szCs w:val="24"/>
+          <w:lang w:val="en-US"/>
+        </w:rPr>
+        <w:t>kunjungan</w:t>
+      </w:r>
+      <w:proofErr w:type="spellEnd"/>
+      <w:r>
+        <w:rPr>
+          <w:sz w:val="24"/>
+          <w:szCs w:val="24"/>
+          <w:lang w:val="en-US"/>
+        </w:rPr>
+        <w:t xml:space="preserve"> </w:t>
+      </w:r>
+      <w:proofErr w:type="spellStart"/>
+      <w:r>
+        <w:rPr>
+          <w:sz w:val="24"/>
+          <w:szCs w:val="24"/>
+          <w:lang w:val="en-US"/>
+        </w:rPr>
+        <w:t>berupa</w:t>
+      </w:r>
+      <w:proofErr w:type="spellEnd"/>
+      <w:r>
+        <w:rPr>
+          <w:sz w:val="24"/>
+          <w:szCs w:val="24"/>
+          <w:lang w:val="en-US"/>
+        </w:rPr>
+        <w:t xml:space="preserve"> </w:t>
+      </w:r>
+      <w:proofErr w:type="spellStart"/>
+      <w:r>
+        <w:rPr>
+          <w:sz w:val="24"/>
+          <w:szCs w:val="24"/>
+          <w:lang w:val="en-US"/>
+        </w:rPr>
+        <w:t>pembukaan</w:t>
+      </w:r>
+      <w:proofErr w:type="spellEnd"/>
+      <w:r>
+        <w:rPr>
+          <w:sz w:val="24"/>
+          <w:szCs w:val="24"/>
+          <w:lang w:val="en-US"/>
+        </w:rPr>
+        <w:t xml:space="preserve"> </w:t>
+      </w:r>
+      <w:proofErr w:type="spellStart"/>
+      <w:r>
+        <w:rPr>
+          <w:sz w:val="24"/>
+          <w:szCs w:val="24"/>
+          <w:lang w:val="en-US"/>
+        </w:rPr>
+        <w:t>toko</w:t>
+      </w:r>
+      <w:proofErr w:type="spellEnd"/>
+      <w:r>
+        <w:rPr>
+          <w:sz w:val="24"/>
+          <w:szCs w:val="24"/>
+          <w:lang w:val="en-US"/>
+        </w:rPr>
+        <w:t xml:space="preserve">/outlet </w:t>
+      </w:r>
+      <w:proofErr w:type="spellStart"/>
+      <w:r>
+        <w:rPr>
+          <w:sz w:val="24"/>
+          <w:szCs w:val="24"/>
+          <w:lang w:val="en-US"/>
+        </w:rPr>
+        <w:t>baru</w:t>
+      </w:r>
+      <w:proofErr w:type="spellEnd"/>
+      <w:r>
+        <w:rPr>
+          <w:sz w:val="24"/>
+          <w:szCs w:val="24"/>
+          <w:lang w:val="en-US"/>
+        </w:rPr>
+        <w:t xml:space="preserve"> (NOO).</w:t>
+      </w:r>
     </w:p>
     <w:p>
       <w:pPr>
@@ -7781,11 +9777,363 @@
       </w:r>
       <w:r>
         <w:rPr>
-          <w:sz w:val="24"/>
-          <w:szCs w:val="24"/>
-          <w:lang w:val="en-US"/>
-        </w:rPr>
-        <w:t xml:space="preserve"> </w:t>
+          <w:b/>
+          <w:bCs/>
+          <w:sz w:val="24"/>
+          <w:szCs w:val="24"/>
+          <w:lang w:val="en-US"/>
+        </w:rPr>
+        <w:t xml:space="preserve"> </w:t>
+      </w:r>
+      <w:r>
+        <w:rPr>
+          <w:sz w:val="24"/>
+          <w:szCs w:val="24"/>
+          <w:lang w:val="en-US"/>
+        </w:rPr>
+        <w:t xml:space="preserve"> </w:t>
+      </w:r>
+      <w:proofErr w:type="spellStart"/>
+      <w:r>
+        <w:rPr>
+          <w:sz w:val="24"/>
+          <w:szCs w:val="24"/>
+          <w:lang w:val="en-US"/>
+        </w:rPr>
+        <w:t>Tampilan</w:t>
+      </w:r>
+      <w:proofErr w:type="spellEnd"/>
+      <w:r>
+        <w:rPr>
+          <w:sz w:val="24"/>
+          <w:szCs w:val="24"/>
+          <w:lang w:val="en-US"/>
+        </w:rPr>
+        <w:t xml:space="preserve"> </w:t>
+      </w:r>
+      <w:proofErr w:type="spellStart"/>
+      <w:r>
+        <w:rPr>
+          <w:sz w:val="24"/>
+          <w:szCs w:val="24"/>
+          <w:lang w:val="en-US"/>
+        </w:rPr>
+        <w:t>awal</w:t>
+      </w:r>
+      <w:proofErr w:type="spellEnd"/>
+      <w:r>
+        <w:rPr>
+          <w:sz w:val="24"/>
+          <w:szCs w:val="24"/>
+          <w:lang w:val="en-US"/>
+        </w:rPr>
+        <w:t xml:space="preserve"> </w:t>
+      </w:r>
+      <w:proofErr w:type="spellStart"/>
+      <w:r>
+        <w:rPr>
+          <w:sz w:val="24"/>
+          <w:szCs w:val="24"/>
+          <w:lang w:val="en-US"/>
+        </w:rPr>
+        <w:t>berupa</w:t>
+      </w:r>
+      <w:proofErr w:type="spellEnd"/>
+      <w:r>
+        <w:rPr>
+          <w:sz w:val="24"/>
+          <w:szCs w:val="24"/>
+          <w:lang w:val="en-US"/>
+        </w:rPr>
+        <w:t xml:space="preserve"> table log </w:t>
+      </w:r>
+      <w:proofErr w:type="spellStart"/>
+      <w:r>
+        <w:rPr>
+          <w:sz w:val="24"/>
+          <w:szCs w:val="24"/>
+          <w:lang w:val="en-US"/>
+        </w:rPr>
+        <w:t>kunjungan</w:t>
+      </w:r>
+      <w:proofErr w:type="spellEnd"/>
+      <w:r>
+        <w:rPr>
+          <w:sz w:val="24"/>
+          <w:szCs w:val="24"/>
+          <w:lang w:val="en-US"/>
+        </w:rPr>
+        <w:t xml:space="preserve"> </w:t>
+      </w:r>
+      <w:proofErr w:type="spellStart"/>
+      <w:r>
+        <w:rPr>
+          <w:sz w:val="24"/>
+          <w:szCs w:val="24"/>
+          <w:lang w:val="en-US"/>
+        </w:rPr>
+        <w:t>harian</w:t>
+      </w:r>
+      <w:proofErr w:type="spellEnd"/>
+      <w:r>
+        <w:rPr>
+          <w:sz w:val="24"/>
+          <w:szCs w:val="24"/>
+          <w:lang w:val="en-US"/>
+        </w:rPr>
+        <w:t xml:space="preserve"> </w:t>
+      </w:r>
+      <w:proofErr w:type="spellStart"/>
+      <w:r>
+        <w:rPr>
+          <w:sz w:val="24"/>
+          <w:szCs w:val="24"/>
+          <w:lang w:val="en-US"/>
+        </w:rPr>
+        <w:t>berpenanda</w:t>
+      </w:r>
+      <w:proofErr w:type="spellEnd"/>
+      <w:r>
+        <w:rPr>
+          <w:sz w:val="24"/>
+          <w:szCs w:val="24"/>
+          <w:lang w:val="en-US"/>
+        </w:rPr>
+        <w:t xml:space="preserve"> </w:t>
+      </w:r>
+      <w:proofErr w:type="spellStart"/>
+      <w:r>
+        <w:rPr>
+          <w:sz w:val="24"/>
+          <w:szCs w:val="24"/>
+          <w:lang w:val="en-US"/>
+        </w:rPr>
+        <w:t>indikator</w:t>
+      </w:r>
+      <w:proofErr w:type="spellEnd"/>
+      <w:r>
+        <w:rPr>
+          <w:sz w:val="24"/>
+          <w:szCs w:val="24"/>
+          <w:lang w:val="en-US"/>
+        </w:rPr>
+        <w:t xml:space="preserve"> status NOO (Ya/Tidak). </w:t>
+      </w:r>
+      <w:proofErr w:type="spellStart"/>
+      <w:r>
+        <w:rPr>
+          <w:sz w:val="24"/>
+          <w:szCs w:val="24"/>
+          <w:lang w:val="en-US"/>
+        </w:rPr>
+        <w:t>Tombol</w:t>
+      </w:r>
+      <w:proofErr w:type="spellEnd"/>
+      <w:r>
+        <w:rPr>
+          <w:sz w:val="24"/>
+          <w:szCs w:val="24"/>
+          <w:lang w:val="en-US"/>
+        </w:rPr>
+        <w:t xml:space="preserve"> </w:t>
+      </w:r>
+      <w:proofErr w:type="spellStart"/>
+      <w:r>
+        <w:rPr>
+          <w:sz w:val="24"/>
+          <w:szCs w:val="24"/>
+          <w:lang w:val="en-US"/>
+        </w:rPr>
+        <w:t>Tambah</w:t>
+      </w:r>
+      <w:proofErr w:type="spellEnd"/>
+      <w:r>
+        <w:rPr>
+          <w:sz w:val="24"/>
+          <w:szCs w:val="24"/>
+          <w:lang w:val="en-US"/>
+        </w:rPr>
+        <w:t xml:space="preserve"> </w:t>
+      </w:r>
+      <w:proofErr w:type="spellStart"/>
+      <w:r>
+        <w:rPr>
+          <w:sz w:val="24"/>
+          <w:szCs w:val="24"/>
+          <w:lang w:val="en-US"/>
+        </w:rPr>
+        <w:t>memunculkan</w:t>
+      </w:r>
+      <w:proofErr w:type="spellEnd"/>
+      <w:r>
+        <w:rPr>
+          <w:sz w:val="24"/>
+          <w:szCs w:val="24"/>
+          <w:lang w:val="en-US"/>
+        </w:rPr>
+        <w:t xml:space="preserve"> Modal Form input </w:t>
+      </w:r>
+      <w:proofErr w:type="spellStart"/>
+      <w:r>
+        <w:rPr>
+          <w:sz w:val="24"/>
+          <w:szCs w:val="24"/>
+          <w:lang w:val="en-US"/>
+        </w:rPr>
+        <w:t>Tanggal</w:t>
+      </w:r>
+      <w:proofErr w:type="spellEnd"/>
+      <w:r>
+        <w:rPr>
+          <w:sz w:val="24"/>
+          <w:szCs w:val="24"/>
+          <w:lang w:val="en-US"/>
+        </w:rPr>
+        <w:t xml:space="preserve">, Hari, Lookup </w:t>
+      </w:r>
+      <w:proofErr w:type="gramStart"/>
+      <w:r>
+        <w:rPr>
+          <w:sz w:val="24"/>
+          <w:szCs w:val="24"/>
+          <w:lang w:val="en-US"/>
+        </w:rPr>
+        <w:t>Non Customer</w:t>
+      </w:r>
+      <w:proofErr w:type="gramEnd"/>
+      <w:r>
+        <w:rPr>
+          <w:sz w:val="24"/>
+          <w:szCs w:val="24"/>
+          <w:lang w:val="en-US"/>
+        </w:rPr>
+        <w:t xml:space="preserve">/Customer ID, </w:t>
+      </w:r>
+      <w:proofErr w:type="spellStart"/>
+      <w:r>
+        <w:rPr>
+          <w:sz w:val="24"/>
+          <w:szCs w:val="24"/>
+          <w:lang w:val="en-US"/>
+        </w:rPr>
+        <w:t>Tipe</w:t>
+      </w:r>
+      <w:proofErr w:type="spellEnd"/>
+      <w:r>
+        <w:rPr>
+          <w:sz w:val="24"/>
+          <w:szCs w:val="24"/>
+          <w:lang w:val="en-US"/>
+        </w:rPr>
+        <w:t xml:space="preserve"> </w:t>
+      </w:r>
+      <w:proofErr w:type="spellStart"/>
+      <w:r>
+        <w:rPr>
+          <w:sz w:val="24"/>
+          <w:szCs w:val="24"/>
+          <w:lang w:val="en-US"/>
+        </w:rPr>
+        <w:t>Kunjungan</w:t>
+      </w:r>
+      <w:proofErr w:type="spellEnd"/>
+      <w:r>
+        <w:rPr>
+          <w:sz w:val="24"/>
+          <w:szCs w:val="24"/>
+          <w:lang w:val="en-US"/>
+        </w:rPr>
+        <w:t xml:space="preserve"> (Canvas/Routine/</w:t>
+      </w:r>
+      <w:proofErr w:type="spellStart"/>
+      <w:r>
+        <w:rPr>
+          <w:sz w:val="24"/>
+          <w:szCs w:val="24"/>
+          <w:lang w:val="en-US"/>
+        </w:rPr>
+        <w:t>Prospeksi</w:t>
+      </w:r>
+      <w:proofErr w:type="spellEnd"/>
+      <w:r>
+        <w:rPr>
+          <w:sz w:val="24"/>
+          <w:szCs w:val="24"/>
+          <w:lang w:val="en-US"/>
+        </w:rPr>
+        <w:t xml:space="preserve">), dan Checkbox NOO. Edit </w:t>
+      </w:r>
+      <w:proofErr w:type="spellStart"/>
+      <w:r>
+        <w:rPr>
+          <w:sz w:val="24"/>
+          <w:szCs w:val="24"/>
+          <w:lang w:val="en-US"/>
+        </w:rPr>
+        <w:t>memunculkan</w:t>
+      </w:r>
+      <w:proofErr w:type="spellEnd"/>
+      <w:r>
+        <w:rPr>
+          <w:sz w:val="24"/>
+          <w:szCs w:val="24"/>
+          <w:lang w:val="en-US"/>
+        </w:rPr>
+        <w:t xml:space="preserve"> modal </w:t>
+      </w:r>
+      <w:proofErr w:type="spellStart"/>
+      <w:r>
+        <w:rPr>
+          <w:sz w:val="24"/>
+          <w:szCs w:val="24"/>
+          <w:lang w:val="en-US"/>
+        </w:rPr>
+        <w:t>terisi</w:t>
+      </w:r>
+      <w:proofErr w:type="spellEnd"/>
+      <w:r>
+        <w:rPr>
+          <w:sz w:val="24"/>
+          <w:szCs w:val="24"/>
+          <w:lang w:val="en-US"/>
+        </w:rPr>
+        <w:t xml:space="preserve">, Hapus </w:t>
+      </w:r>
+      <w:proofErr w:type="spellStart"/>
+      <w:r>
+        <w:rPr>
+          <w:sz w:val="24"/>
+          <w:szCs w:val="24"/>
+          <w:lang w:val="en-US"/>
+        </w:rPr>
+        <w:t>memunculkan</w:t>
+      </w:r>
+      <w:proofErr w:type="spellEnd"/>
+      <w:r>
+        <w:rPr>
+          <w:sz w:val="24"/>
+          <w:szCs w:val="24"/>
+          <w:lang w:val="en-US"/>
+        </w:rPr>
+        <w:t xml:space="preserve"> alert </w:t>
+      </w:r>
+      <w:proofErr w:type="spellStart"/>
+      <w:r>
+        <w:rPr>
+          <w:sz w:val="24"/>
+          <w:szCs w:val="24"/>
+          <w:lang w:val="en-US"/>
+        </w:rPr>
+        <w:t>konfirmasi</w:t>
+      </w:r>
+      <w:proofErr w:type="spellEnd"/>
+      <w:r>
+        <w:rPr>
+          <w:sz w:val="24"/>
+          <w:szCs w:val="24"/>
+          <w:lang w:val="en-US"/>
+        </w:rPr>
+        <w:t>.</w:t>
       </w:r>
     </w:p>
     <w:p/>

--- a/blueprint/DRAFT_Blueprint_ERP_Marketing_CWA.docx
+++ b/blueprint/DRAFT_Blueprint_ERP_Marketing_CWA.docx
@@ -8203,6 +8203,59 @@
     </w:p>
     <w:p>
       <w:pPr>
+        <w:spacing w:line="360" w:lineRule="auto"/>
+        <w:ind w:left="1728"/>
+        <w:rPr>
+          <w:sz w:val="24"/>
+          <w:szCs w:val="24"/>
+          <w:lang w:val="en-US"/>
+        </w:rPr>
+      </w:pPr>
+      <w:r>
+        <w:rPr>
+          <w:sz w:val="24"/>
+          <w:szCs w:val="24"/>
+          <w:lang w:val="en-US"/>
+        </w:rPr>
+        <w:drawing>
+          <wp:inline distT="0" distB="0" distL="0" distR="0" wp14:anchorId="0975DB37" wp14:editId="7555F4EE">
+            <wp:extent cx="5611495" cy="2509429"/>
+            <wp:effectExtent l="0" t="0" r="8255" b="5715"/>
+            <wp:docPr id="1567550751" name="Picture 1"/>
+            <wp:cNvGraphicFramePr>
+              <a:graphicFrameLocks xmlns:a="http://schemas.openxmlformats.org/drawingml/2006/main" noChangeAspect="1"/>
+            </wp:cNvGraphicFramePr>
+            <a:graphic xmlns:a="http://schemas.openxmlformats.org/drawingml/2006/main">
+              <a:graphicData uri="http://schemas.openxmlformats.org/drawingml/2006/picture">
+                <pic:pic xmlns:pic="http://schemas.openxmlformats.org/drawingml/2006/picture">
+                  <pic:nvPicPr>
+                    <pic:cNvPr id="1567550751" name=""/>
+                    <pic:cNvPicPr/>
+                  </pic:nvPicPr>
+                  <pic:blipFill>
+                    <a:blip r:embed="rId10"/>
+                    <a:stretch>
+                      <a:fillRect/>
+                    </a:stretch>
+                  </pic:blipFill>
+                  <pic:spPr>
+                    <a:xfrm>
+                      <a:off x="0" y="0"/>
+                      <a:ext cx="5619180" cy="2512866"/>
+                    </a:xfrm>
+                    <a:prstGeom prst="rect">
+                      <a:avLst/>
+                    </a:prstGeom>
+                  </pic:spPr>
+                </pic:pic>
+              </a:graphicData>
+            </a:graphic>
+          </wp:inline>
+        </w:drawing>
+      </w:r>
+    </w:p>
+    <w:p>
+      <w:pPr>
         <w:pStyle w:val="Heading3"/>
         <w:numPr>
           <w:ilvl w:val="2"/>
@@ -8288,6 +8341,7 @@
           <w:szCs w:val="24"/>
           <w:lang w:val="en-US"/>
         </w:rPr>
+        <w:lastRenderedPageBreak/>
         <w:t>Komponen</w:t>
       </w:r>
       <w:proofErr w:type="spellEnd"/>
@@ -9222,6 +9276,114 @@
           <w:lang w:val="en-US"/>
         </w:rPr>
         <w:t>.</w:t>
+      </w:r>
+    </w:p>
+    <w:p>
+      <w:pPr>
+        <w:tabs>
+          <w:tab w:val="num" w:pos="2160"/>
+        </w:tabs>
+        <w:spacing w:line="360" w:lineRule="auto"/>
+        <w:ind w:left="1728"/>
+        <w:rPr>
+          <w:sz w:val="24"/>
+          <w:szCs w:val="24"/>
+          <w:lang w:val="en-US"/>
+        </w:rPr>
+      </w:pPr>
+      <w:r>
+        <w:rPr>
+          <w:noProof/>
+        </w:rPr>
+        <w:drawing>
+          <wp:inline distT="0" distB="0" distL="0" distR="0" wp14:anchorId="674D9A20" wp14:editId="0CBF51BD">
+            <wp:extent cx="5697220" cy="2508569"/>
+            <wp:effectExtent l="0" t="0" r="0" b="6350"/>
+            <wp:docPr id="1882804141" name="Picture 1"/>
+            <wp:cNvGraphicFramePr>
+              <a:graphicFrameLocks xmlns:a="http://schemas.openxmlformats.org/drawingml/2006/main" noChangeAspect="1"/>
+            </wp:cNvGraphicFramePr>
+            <a:graphic xmlns:a="http://schemas.openxmlformats.org/drawingml/2006/main">
+              <a:graphicData uri="http://schemas.openxmlformats.org/drawingml/2006/picture">
+                <pic:pic xmlns:pic="http://schemas.openxmlformats.org/drawingml/2006/picture">
+                  <pic:nvPicPr>
+                    <pic:cNvPr id="1882804141" name=""/>
+                    <pic:cNvPicPr/>
+                  </pic:nvPicPr>
+                  <pic:blipFill>
+                    <a:blip r:embed="rId11"/>
+                    <a:stretch>
+                      <a:fillRect/>
+                    </a:stretch>
+                  </pic:blipFill>
+                  <pic:spPr>
+                    <a:xfrm>
+                      <a:off x="0" y="0"/>
+                      <a:ext cx="5702210" cy="2510766"/>
+                    </a:xfrm>
+                    <a:prstGeom prst="rect">
+                      <a:avLst/>
+                    </a:prstGeom>
+                  </pic:spPr>
+                </pic:pic>
+              </a:graphicData>
+            </a:graphic>
+          </wp:inline>
+        </w:drawing>
+      </w:r>
+    </w:p>
+    <w:p>
+      <w:pPr>
+        <w:tabs>
+          <w:tab w:val="num" w:pos="2160"/>
+        </w:tabs>
+        <w:spacing w:line="360" w:lineRule="auto"/>
+        <w:ind w:left="1728"/>
+        <w:rPr>
+          <w:sz w:val="24"/>
+          <w:szCs w:val="24"/>
+          <w:lang w:val="en-US"/>
+        </w:rPr>
+      </w:pPr>
+      <w:r>
+        <w:rPr>
+          <w:noProof/>
+        </w:rPr>
+        <w:drawing>
+          <wp:inline distT="0" distB="0" distL="0" distR="0" wp14:anchorId="427BE4D9" wp14:editId="76B38A27">
+            <wp:extent cx="5135245" cy="3088855"/>
+            <wp:effectExtent l="0" t="0" r="8255" b="0"/>
+            <wp:docPr id="278240449" name="Picture 1"/>
+            <wp:cNvGraphicFramePr>
+              <a:graphicFrameLocks xmlns:a="http://schemas.openxmlformats.org/drawingml/2006/main" noChangeAspect="1"/>
+            </wp:cNvGraphicFramePr>
+            <a:graphic xmlns:a="http://schemas.openxmlformats.org/drawingml/2006/main">
+              <a:graphicData uri="http://schemas.openxmlformats.org/drawingml/2006/picture">
+                <pic:pic xmlns:pic="http://schemas.openxmlformats.org/drawingml/2006/picture">
+                  <pic:nvPicPr>
+                    <pic:cNvPr id="278240449" name=""/>
+                    <pic:cNvPicPr/>
+                  </pic:nvPicPr>
+                  <pic:blipFill>
+                    <a:blip r:embed="rId12"/>
+                    <a:stretch>
+                      <a:fillRect/>
+                    </a:stretch>
+                  </pic:blipFill>
+                  <pic:spPr>
+                    <a:xfrm>
+                      <a:off x="0" y="0"/>
+                      <a:ext cx="5145716" cy="3095153"/>
+                    </a:xfrm>
+                    <a:prstGeom prst="rect">
+                      <a:avLst/>
+                    </a:prstGeom>
+                  </pic:spPr>
+                </pic:pic>
+              </a:graphicData>
+            </a:graphic>
+          </wp:inline>
+        </w:drawing>
       </w:r>
     </w:p>
     <w:p/>
@@ -9373,6 +9535,7 @@
           <w:szCs w:val="24"/>
           <w:lang w:val="en-US"/>
         </w:rPr>
+        <w:lastRenderedPageBreak/>
         <w:t>Fungsi</w:t>
       </w:r>
       <w:proofErr w:type="spellEnd"/>
@@ -10134,6 +10297,114 @@
           <w:lang w:val="en-US"/>
         </w:rPr>
         <w:t>.</w:t>
+      </w:r>
+    </w:p>
+    <w:p>
+      <w:pPr>
+        <w:tabs>
+          <w:tab w:val="num" w:pos="2160"/>
+        </w:tabs>
+        <w:spacing w:line="360" w:lineRule="auto"/>
+        <w:ind w:left="1728"/>
+        <w:rPr>
+          <w:sz w:val="24"/>
+          <w:szCs w:val="24"/>
+          <w:lang w:val="en-US"/>
+        </w:rPr>
+      </w:pPr>
+      <w:r>
+        <w:rPr>
+          <w:noProof/>
+        </w:rPr>
+        <w:drawing>
+          <wp:inline distT="0" distB="0" distL="0" distR="0" wp14:anchorId="17DB0A11" wp14:editId="55B5D37D">
+            <wp:extent cx="5592445" cy="2461935"/>
+            <wp:effectExtent l="0" t="0" r="8255" b="0"/>
+            <wp:docPr id="1833757956" name="Picture 1"/>
+            <wp:cNvGraphicFramePr>
+              <a:graphicFrameLocks xmlns:a="http://schemas.openxmlformats.org/drawingml/2006/main" noChangeAspect="1"/>
+            </wp:cNvGraphicFramePr>
+            <a:graphic xmlns:a="http://schemas.openxmlformats.org/drawingml/2006/main">
+              <a:graphicData uri="http://schemas.openxmlformats.org/drawingml/2006/picture">
+                <pic:pic xmlns:pic="http://schemas.openxmlformats.org/drawingml/2006/picture">
+                  <pic:nvPicPr>
+                    <pic:cNvPr id="1833757956" name=""/>
+                    <pic:cNvPicPr/>
+                  </pic:nvPicPr>
+                  <pic:blipFill>
+                    <a:blip r:embed="rId13"/>
+                    <a:stretch>
+                      <a:fillRect/>
+                    </a:stretch>
+                  </pic:blipFill>
+                  <pic:spPr>
+                    <a:xfrm>
+                      <a:off x="0" y="0"/>
+                      <a:ext cx="5595993" cy="2463497"/>
+                    </a:xfrm>
+                    <a:prstGeom prst="rect">
+                      <a:avLst/>
+                    </a:prstGeom>
+                  </pic:spPr>
+                </pic:pic>
+              </a:graphicData>
+            </a:graphic>
+          </wp:inline>
+        </w:drawing>
+      </w:r>
+    </w:p>
+    <w:p>
+      <w:pPr>
+        <w:tabs>
+          <w:tab w:val="num" w:pos="2160"/>
+        </w:tabs>
+        <w:spacing w:line="360" w:lineRule="auto"/>
+        <w:ind w:left="1728"/>
+        <w:rPr>
+          <w:sz w:val="24"/>
+          <w:szCs w:val="24"/>
+          <w:lang w:val="en-US"/>
+        </w:rPr>
+      </w:pPr>
+      <w:r>
+        <w:rPr>
+          <w:noProof/>
+        </w:rPr>
+        <w:drawing>
+          <wp:inline distT="0" distB="0" distL="0" distR="0" wp14:anchorId="08A22255" wp14:editId="25793210">
+            <wp:extent cx="4142267" cy="2372678"/>
+            <wp:effectExtent l="0" t="0" r="0" b="8890"/>
+            <wp:docPr id="1336136803" name="Picture 1"/>
+            <wp:cNvGraphicFramePr>
+              <a:graphicFrameLocks xmlns:a="http://schemas.openxmlformats.org/drawingml/2006/main" noChangeAspect="1"/>
+            </wp:cNvGraphicFramePr>
+            <a:graphic xmlns:a="http://schemas.openxmlformats.org/drawingml/2006/main">
+              <a:graphicData uri="http://schemas.openxmlformats.org/drawingml/2006/picture">
+                <pic:pic xmlns:pic="http://schemas.openxmlformats.org/drawingml/2006/picture">
+                  <pic:nvPicPr>
+                    <pic:cNvPr id="1336136803" name=""/>
+                    <pic:cNvPicPr/>
+                  </pic:nvPicPr>
+                  <pic:blipFill>
+                    <a:blip r:embed="rId14"/>
+                    <a:stretch>
+                      <a:fillRect/>
+                    </a:stretch>
+                  </pic:blipFill>
+                  <pic:spPr>
+                    <a:xfrm>
+                      <a:off x="0" y="0"/>
+                      <a:ext cx="4148972" cy="2376519"/>
+                    </a:xfrm>
+                    <a:prstGeom prst="rect">
+                      <a:avLst/>
+                    </a:prstGeom>
+                  </pic:spPr>
+                </pic:pic>
+              </a:graphicData>
+            </a:graphic>
+          </wp:inline>
+        </w:drawing>
       </w:r>
     </w:p>
     <w:p/>
@@ -10178,41 +10449,15 @@
           <w:szCs w:val="24"/>
           <w:lang w:val="en-US"/>
         </w:rPr>
-        <w:t xml:space="preserve">Dashboard </w:t>
-      </w:r>
-      <w:r>
-        <w:rPr>
-          <w:b/>
-          <w:bCs/>
-          <w:sz w:val="24"/>
-          <w:szCs w:val="24"/>
-          <w:lang w:val="en-US"/>
-        </w:rPr>
-        <w:t>Production Proses</w:t>
-      </w:r>
-      <w:r>
-        <w:rPr>
-          <w:sz w:val="24"/>
-          <w:szCs w:val="24"/>
-          <w:lang w:val="en-US"/>
-        </w:rPr>
-        <w:t xml:space="preserve"> `</w:t>
-      </w:r>
-      <w:r>
-        <w:rPr>
-          <w:sz w:val="24"/>
-          <w:szCs w:val="24"/>
-          <w:lang w:val="en-US"/>
-        </w:rPr>
-        <w:t>production-process-dashboard</w:t>
-      </w:r>
-      <w:r>
-        <w:rPr>
-          <w:sz w:val="24"/>
-          <w:szCs w:val="24"/>
-          <w:lang w:val="en-US"/>
-        </w:rPr>
-        <w:t>`</w:t>
+        <w:t xml:space="preserve">New Customer Incentive </w:t>
+      </w:r>
+      <w:r>
+        <w:rPr>
+          <w:sz w:val="24"/>
+          <w:szCs w:val="24"/>
+          <w:lang w:val="en-US"/>
+        </w:rPr>
+        <w:t>`new-customer-incentive`</w:t>
       </w:r>
     </w:p>
     <w:p>
@@ -10259,6 +10504,68 @@
         </w:rPr>
         <w:t xml:space="preserve"> </w:t>
       </w:r>
+      <w:r>
+        <w:rPr>
+          <w:sz w:val="24"/>
+          <w:szCs w:val="24"/>
+          <w:lang w:val="en-US"/>
+        </w:rPr>
+        <w:t xml:space="preserve">TA, Sales, Customer, </w:t>
+      </w:r>
+      <w:proofErr w:type="spellStart"/>
+      <w:r>
+        <w:rPr>
+          <w:sz w:val="24"/>
+          <w:szCs w:val="24"/>
+          <w:lang w:val="en-US"/>
+        </w:rPr>
+        <w:t>Pemilik</w:t>
+      </w:r>
+      <w:proofErr w:type="spellEnd"/>
+      <w:r>
+        <w:rPr>
+          <w:sz w:val="24"/>
+          <w:szCs w:val="24"/>
+          <w:lang w:val="en-US"/>
+        </w:rPr>
+        <w:t xml:space="preserve">, Alamat, City, </w:t>
+      </w:r>
+      <w:proofErr w:type="spellStart"/>
+      <w:r>
+        <w:rPr>
+          <w:sz w:val="24"/>
+          <w:szCs w:val="24"/>
+          <w:lang w:val="en-US"/>
+        </w:rPr>
+        <w:t>Insentif</w:t>
+      </w:r>
+      <w:proofErr w:type="spellEnd"/>
+      <w:r>
+        <w:rPr>
+          <w:sz w:val="24"/>
+          <w:szCs w:val="24"/>
+          <w:lang w:val="en-US"/>
+        </w:rPr>
+        <w:t xml:space="preserve"> Sales, </w:t>
+      </w:r>
+      <w:proofErr w:type="spellStart"/>
+      <w:r>
+        <w:rPr>
+          <w:sz w:val="24"/>
+          <w:szCs w:val="24"/>
+          <w:lang w:val="en-US"/>
+        </w:rPr>
+        <w:t>Insentif</w:t>
+      </w:r>
+      <w:proofErr w:type="spellEnd"/>
+      <w:r>
+        <w:rPr>
+          <w:sz w:val="24"/>
+          <w:szCs w:val="24"/>
+          <w:lang w:val="en-US"/>
+        </w:rPr>
+        <w:t xml:space="preserve"> BDH, Bonus DOS, Total</w:t>
+      </w:r>
     </w:p>
     <w:p>
       <w:pPr>
@@ -10306,6 +10613,186 @@
         </w:rPr>
         <w:t xml:space="preserve"> </w:t>
       </w:r>
+      <w:proofErr w:type="spellStart"/>
+      <w:r>
+        <w:rPr>
+          <w:sz w:val="24"/>
+          <w:szCs w:val="24"/>
+          <w:lang w:val="en-US"/>
+        </w:rPr>
+        <w:t>Menghitung</w:t>
+      </w:r>
+      <w:proofErr w:type="spellEnd"/>
+      <w:r>
+        <w:rPr>
+          <w:sz w:val="24"/>
+          <w:szCs w:val="24"/>
+          <w:lang w:val="en-US"/>
+        </w:rPr>
+        <w:t xml:space="preserve"> dan </w:t>
+      </w:r>
+      <w:proofErr w:type="spellStart"/>
+      <w:r>
+        <w:rPr>
+          <w:sz w:val="24"/>
+          <w:szCs w:val="24"/>
+          <w:lang w:val="en-US"/>
+        </w:rPr>
+        <w:t>mengelola</w:t>
+      </w:r>
+      <w:proofErr w:type="spellEnd"/>
+      <w:r>
+        <w:rPr>
+          <w:sz w:val="24"/>
+          <w:szCs w:val="24"/>
+          <w:lang w:val="en-US"/>
+        </w:rPr>
+        <w:t xml:space="preserve"> </w:t>
+      </w:r>
+      <w:proofErr w:type="spellStart"/>
+      <w:r>
+        <w:rPr>
+          <w:sz w:val="24"/>
+          <w:szCs w:val="24"/>
+          <w:lang w:val="en-US"/>
+        </w:rPr>
+        <w:t>alokasi</w:t>
+      </w:r>
+      <w:proofErr w:type="spellEnd"/>
+      <w:r>
+        <w:rPr>
+          <w:sz w:val="24"/>
+          <w:szCs w:val="24"/>
+          <w:lang w:val="en-US"/>
+        </w:rPr>
+        <w:t xml:space="preserve"> </w:t>
+      </w:r>
+      <w:proofErr w:type="spellStart"/>
+      <w:r>
+        <w:rPr>
+          <w:sz w:val="24"/>
+          <w:szCs w:val="24"/>
+          <w:lang w:val="en-US"/>
+        </w:rPr>
+        <w:t>insentif</w:t>
+      </w:r>
+      <w:proofErr w:type="spellEnd"/>
+      <w:r>
+        <w:rPr>
+          <w:sz w:val="24"/>
+          <w:szCs w:val="24"/>
+          <w:lang w:val="en-US"/>
+        </w:rPr>
+        <w:t xml:space="preserve"> </w:t>
+      </w:r>
+      <w:proofErr w:type="spellStart"/>
+      <w:r>
+        <w:rPr>
+          <w:sz w:val="24"/>
+          <w:szCs w:val="24"/>
+          <w:lang w:val="en-US"/>
+        </w:rPr>
+        <w:t>atas</w:t>
+      </w:r>
+      <w:proofErr w:type="spellEnd"/>
+      <w:r>
+        <w:rPr>
+          <w:sz w:val="24"/>
+          <w:szCs w:val="24"/>
+          <w:lang w:val="en-US"/>
+        </w:rPr>
+        <w:t xml:space="preserve"> </w:t>
+      </w:r>
+      <w:proofErr w:type="spellStart"/>
+      <w:r>
+        <w:rPr>
+          <w:sz w:val="24"/>
+          <w:szCs w:val="24"/>
+          <w:lang w:val="en-US"/>
+        </w:rPr>
+        <w:t>keberhasilan</w:t>
+      </w:r>
+      <w:proofErr w:type="spellEnd"/>
+      <w:r>
+        <w:rPr>
+          <w:sz w:val="24"/>
+          <w:szCs w:val="24"/>
+          <w:lang w:val="en-US"/>
+        </w:rPr>
+        <w:t xml:space="preserve"> </w:t>
+      </w:r>
+      <w:proofErr w:type="spellStart"/>
+      <w:r>
+        <w:rPr>
+          <w:sz w:val="24"/>
+          <w:szCs w:val="24"/>
+          <w:lang w:val="en-US"/>
+        </w:rPr>
+        <w:t>akuisisi</w:t>
+      </w:r>
+      <w:proofErr w:type="spellEnd"/>
+      <w:r>
+        <w:rPr>
+          <w:sz w:val="24"/>
+          <w:szCs w:val="24"/>
+          <w:lang w:val="en-US"/>
+        </w:rPr>
+        <w:t xml:space="preserve"> </w:t>
+      </w:r>
+      <w:proofErr w:type="spellStart"/>
+      <w:r>
+        <w:rPr>
+          <w:sz w:val="24"/>
+          <w:szCs w:val="24"/>
+          <w:lang w:val="en-US"/>
+        </w:rPr>
+        <w:t>pelanggan</w:t>
+      </w:r>
+      <w:proofErr w:type="spellEnd"/>
+      <w:r>
+        <w:rPr>
+          <w:sz w:val="24"/>
+          <w:szCs w:val="24"/>
+          <w:lang w:val="en-US"/>
+        </w:rPr>
+        <w:t xml:space="preserve"> </w:t>
+      </w:r>
+      <w:proofErr w:type="spellStart"/>
+      <w:r>
+        <w:rPr>
+          <w:sz w:val="24"/>
+          <w:szCs w:val="24"/>
+          <w:lang w:val="en-US"/>
+        </w:rPr>
+        <w:t>baru</w:t>
+      </w:r>
+      <w:proofErr w:type="spellEnd"/>
+      <w:r>
+        <w:rPr>
+          <w:sz w:val="24"/>
+          <w:szCs w:val="24"/>
+          <w:lang w:val="en-US"/>
+        </w:rPr>
+        <w:t xml:space="preserve"> (NOO) </w:t>
+      </w:r>
+      <w:proofErr w:type="spellStart"/>
+      <w:r>
+        <w:rPr>
+          <w:sz w:val="24"/>
+          <w:szCs w:val="24"/>
+          <w:lang w:val="en-US"/>
+        </w:rPr>
+        <w:t>bagi</w:t>
+      </w:r>
+      <w:proofErr w:type="spellEnd"/>
+      <w:r>
+        <w:rPr>
+          <w:sz w:val="24"/>
+          <w:szCs w:val="24"/>
+          <w:lang w:val="en-US"/>
+        </w:rPr>
+        <w:t xml:space="preserve"> Sales, BDH (Business Development Head), dan DOS (Director of Sales).</w:t>
+      </w:r>
     </w:p>
     <w:p>
       <w:pPr>
@@ -10352,6 +10839,385 @@
           <w:lang w:val="en-US"/>
         </w:rPr>
         <w:t xml:space="preserve"> </w:t>
+      </w:r>
+      <w:proofErr w:type="spellStart"/>
+      <w:r>
+        <w:rPr>
+          <w:sz w:val="24"/>
+          <w:szCs w:val="24"/>
+          <w:lang w:val="en-US"/>
+        </w:rPr>
+        <w:t>Tampilan</w:t>
+      </w:r>
+      <w:proofErr w:type="spellEnd"/>
+      <w:r>
+        <w:rPr>
+          <w:sz w:val="24"/>
+          <w:szCs w:val="24"/>
+          <w:lang w:val="en-US"/>
+        </w:rPr>
+        <w:t xml:space="preserve"> </w:t>
+      </w:r>
+      <w:proofErr w:type="spellStart"/>
+      <w:r>
+        <w:rPr>
+          <w:sz w:val="24"/>
+          <w:szCs w:val="24"/>
+          <w:lang w:val="en-US"/>
+        </w:rPr>
+        <w:t>awal</w:t>
+      </w:r>
+      <w:proofErr w:type="spellEnd"/>
+      <w:r>
+        <w:rPr>
+          <w:sz w:val="24"/>
+          <w:szCs w:val="24"/>
+          <w:lang w:val="en-US"/>
+        </w:rPr>
+        <w:t xml:space="preserve"> </w:t>
+      </w:r>
+      <w:proofErr w:type="spellStart"/>
+      <w:r>
+        <w:rPr>
+          <w:sz w:val="24"/>
+          <w:szCs w:val="24"/>
+          <w:lang w:val="en-US"/>
+        </w:rPr>
+        <w:t>berupa</w:t>
+      </w:r>
+      <w:proofErr w:type="spellEnd"/>
+      <w:r>
+        <w:rPr>
+          <w:sz w:val="24"/>
+          <w:szCs w:val="24"/>
+          <w:lang w:val="en-US"/>
+        </w:rPr>
+        <w:t xml:space="preserve"> table data grid </w:t>
+      </w:r>
+      <w:proofErr w:type="spellStart"/>
+      <w:r>
+        <w:rPr>
+          <w:sz w:val="24"/>
+          <w:szCs w:val="24"/>
+          <w:lang w:val="en-US"/>
+        </w:rPr>
+        <w:t>rekapitulasi</w:t>
+      </w:r>
+      <w:proofErr w:type="spellEnd"/>
+      <w:r>
+        <w:rPr>
+          <w:sz w:val="24"/>
+          <w:szCs w:val="24"/>
+          <w:lang w:val="en-US"/>
+        </w:rPr>
+        <w:t xml:space="preserve"> </w:t>
+      </w:r>
+      <w:proofErr w:type="spellStart"/>
+      <w:r>
+        <w:rPr>
+          <w:sz w:val="24"/>
+          <w:szCs w:val="24"/>
+          <w:lang w:val="en-US"/>
+        </w:rPr>
+        <w:t>insentif</w:t>
+      </w:r>
+      <w:proofErr w:type="spellEnd"/>
+      <w:r>
+        <w:rPr>
+          <w:sz w:val="24"/>
+          <w:szCs w:val="24"/>
+          <w:lang w:val="en-US"/>
+        </w:rPr>
+        <w:t xml:space="preserve"> NOO per area/depo. </w:t>
+      </w:r>
+      <w:proofErr w:type="spellStart"/>
+      <w:r>
+        <w:rPr>
+          <w:sz w:val="24"/>
+          <w:szCs w:val="24"/>
+          <w:lang w:val="en-US"/>
+        </w:rPr>
+        <w:t>Tombol</w:t>
+      </w:r>
+      <w:proofErr w:type="spellEnd"/>
+      <w:r>
+        <w:rPr>
+          <w:sz w:val="24"/>
+          <w:szCs w:val="24"/>
+          <w:lang w:val="en-US"/>
+        </w:rPr>
+        <w:t xml:space="preserve"> </w:t>
+      </w:r>
+      <w:proofErr w:type="spellStart"/>
+      <w:r>
+        <w:rPr>
+          <w:sz w:val="24"/>
+          <w:szCs w:val="24"/>
+          <w:lang w:val="en-US"/>
+        </w:rPr>
+        <w:t>Tambah</w:t>
+      </w:r>
+      <w:proofErr w:type="spellEnd"/>
+      <w:r>
+        <w:rPr>
+          <w:sz w:val="24"/>
+          <w:szCs w:val="24"/>
+          <w:lang w:val="en-US"/>
+        </w:rPr>
+        <w:t xml:space="preserve"> </w:t>
+      </w:r>
+      <w:proofErr w:type="spellStart"/>
+      <w:r>
+        <w:rPr>
+          <w:sz w:val="24"/>
+          <w:szCs w:val="24"/>
+          <w:lang w:val="en-US"/>
+        </w:rPr>
+        <w:t>memunculkan</w:t>
+      </w:r>
+      <w:proofErr w:type="spellEnd"/>
+      <w:r>
+        <w:rPr>
+          <w:sz w:val="24"/>
+          <w:szCs w:val="24"/>
+          <w:lang w:val="en-US"/>
+        </w:rPr>
+        <w:t xml:space="preserve"> Modal Form </w:t>
+      </w:r>
+      <w:proofErr w:type="spellStart"/>
+      <w:r>
+        <w:rPr>
+          <w:sz w:val="24"/>
+          <w:szCs w:val="24"/>
+          <w:lang w:val="en-US"/>
+        </w:rPr>
+        <w:t>pemilihan</w:t>
+      </w:r>
+      <w:proofErr w:type="spellEnd"/>
+      <w:r>
+        <w:rPr>
+          <w:sz w:val="24"/>
+          <w:szCs w:val="24"/>
+          <w:lang w:val="en-US"/>
+        </w:rPr>
+        <w:t xml:space="preserve"> Transit Area (TA), Sales, dan Customer </w:t>
+      </w:r>
+      <w:proofErr w:type="spellStart"/>
+      <w:r>
+        <w:rPr>
+          <w:sz w:val="24"/>
+          <w:szCs w:val="24"/>
+          <w:lang w:val="en-US"/>
+        </w:rPr>
+        <w:lastRenderedPageBreak/>
+        <w:t>terkonversi</w:t>
+      </w:r>
+      <w:proofErr w:type="spellEnd"/>
+      <w:r>
+        <w:rPr>
+          <w:sz w:val="24"/>
+          <w:szCs w:val="24"/>
+          <w:lang w:val="en-US"/>
+        </w:rPr>
+        <w:t xml:space="preserve">, yang </w:t>
+      </w:r>
+      <w:proofErr w:type="spellStart"/>
+      <w:r>
+        <w:rPr>
+          <w:sz w:val="24"/>
+          <w:szCs w:val="24"/>
+          <w:lang w:val="en-US"/>
+        </w:rPr>
+        <w:t>secara</w:t>
+      </w:r>
+      <w:proofErr w:type="spellEnd"/>
+      <w:r>
+        <w:rPr>
+          <w:sz w:val="24"/>
+          <w:szCs w:val="24"/>
+          <w:lang w:val="en-US"/>
+        </w:rPr>
+        <w:t xml:space="preserve"> </w:t>
+      </w:r>
+      <w:proofErr w:type="spellStart"/>
+      <w:r>
+        <w:rPr>
+          <w:sz w:val="24"/>
+          <w:szCs w:val="24"/>
+          <w:lang w:val="en-US"/>
+        </w:rPr>
+        <w:t>otomatis</w:t>
+      </w:r>
+      <w:proofErr w:type="spellEnd"/>
+      <w:r>
+        <w:rPr>
+          <w:sz w:val="24"/>
+          <w:szCs w:val="24"/>
+          <w:lang w:val="en-US"/>
+        </w:rPr>
+        <w:t xml:space="preserve"> </w:t>
+      </w:r>
+      <w:proofErr w:type="spellStart"/>
+      <w:r>
+        <w:rPr>
+          <w:sz w:val="24"/>
+          <w:szCs w:val="24"/>
+          <w:lang w:val="en-US"/>
+        </w:rPr>
+        <w:t>menghitung</w:t>
+      </w:r>
+      <w:proofErr w:type="spellEnd"/>
+      <w:r>
+        <w:rPr>
+          <w:sz w:val="24"/>
+          <w:szCs w:val="24"/>
+          <w:lang w:val="en-US"/>
+        </w:rPr>
+        <w:t xml:space="preserve"> </w:t>
+      </w:r>
+      <w:proofErr w:type="spellStart"/>
+      <w:r>
+        <w:rPr>
+          <w:sz w:val="24"/>
+          <w:szCs w:val="24"/>
+          <w:lang w:val="en-US"/>
+        </w:rPr>
+        <w:t>proporsi</w:t>
+      </w:r>
+      <w:proofErr w:type="spellEnd"/>
+      <w:r>
+        <w:rPr>
+          <w:sz w:val="24"/>
+          <w:szCs w:val="24"/>
+          <w:lang w:val="en-US"/>
+        </w:rPr>
+        <w:t xml:space="preserve"> </w:t>
+      </w:r>
+      <w:proofErr w:type="spellStart"/>
+      <w:r>
+        <w:rPr>
+          <w:sz w:val="24"/>
+          <w:szCs w:val="24"/>
+          <w:lang w:val="en-US"/>
+        </w:rPr>
+        <w:t>Insentif</w:t>
+      </w:r>
+      <w:proofErr w:type="spellEnd"/>
+      <w:r>
+        <w:rPr>
+          <w:sz w:val="24"/>
+          <w:szCs w:val="24"/>
+          <w:lang w:val="en-US"/>
+        </w:rPr>
+        <w:t xml:space="preserve"> Sales, BDH, dan DOS.</w:t>
+      </w:r>
+    </w:p>
+    <w:p>
+      <w:pPr>
+        <w:tabs>
+          <w:tab w:val="num" w:pos="2160"/>
+        </w:tabs>
+        <w:spacing w:line="360" w:lineRule="auto"/>
+        <w:ind w:left="1728"/>
+        <w:rPr>
+          <w:sz w:val="24"/>
+          <w:szCs w:val="24"/>
+          <w:lang w:val="en-US"/>
+        </w:rPr>
+      </w:pPr>
+      <w:r>
+        <w:rPr>
+          <w:noProof/>
+        </w:rPr>
+        <w:drawing>
+          <wp:inline distT="0" distB="0" distL="0" distR="0" wp14:anchorId="0214756C" wp14:editId="1CCEFEE0">
+            <wp:extent cx="5611495" cy="2486867"/>
+            <wp:effectExtent l="0" t="0" r="8255" b="8890"/>
+            <wp:docPr id="2010699686" name="Picture 1"/>
+            <wp:cNvGraphicFramePr>
+              <a:graphicFrameLocks xmlns:a="http://schemas.openxmlformats.org/drawingml/2006/main" noChangeAspect="1"/>
+            </wp:cNvGraphicFramePr>
+            <a:graphic xmlns:a="http://schemas.openxmlformats.org/drawingml/2006/main">
+              <a:graphicData uri="http://schemas.openxmlformats.org/drawingml/2006/picture">
+                <pic:pic xmlns:pic="http://schemas.openxmlformats.org/drawingml/2006/picture">
+                  <pic:nvPicPr>
+                    <pic:cNvPr id="2010699686" name=""/>
+                    <pic:cNvPicPr/>
+                  </pic:nvPicPr>
+                  <pic:blipFill>
+                    <a:blip r:embed="rId15"/>
+                    <a:stretch>
+                      <a:fillRect/>
+                    </a:stretch>
+                  </pic:blipFill>
+                  <pic:spPr>
+                    <a:xfrm>
+                      <a:off x="0" y="0"/>
+                      <a:ext cx="5619307" cy="2490329"/>
+                    </a:xfrm>
+                    <a:prstGeom prst="rect">
+                      <a:avLst/>
+                    </a:prstGeom>
+                  </pic:spPr>
+                </pic:pic>
+              </a:graphicData>
+            </a:graphic>
+          </wp:inline>
+        </w:drawing>
+      </w:r>
+    </w:p>
+    <w:p>
+      <w:pPr>
+        <w:tabs>
+          <w:tab w:val="num" w:pos="2160"/>
+        </w:tabs>
+        <w:spacing w:line="360" w:lineRule="auto"/>
+        <w:ind w:left="1728"/>
+        <w:rPr>
+          <w:sz w:val="24"/>
+          <w:szCs w:val="24"/>
+          <w:lang w:val="en-US"/>
+        </w:rPr>
+      </w:pPr>
+      <w:r>
+        <w:rPr>
+          <w:noProof/>
+        </w:rPr>
+        <w:drawing>
+          <wp:inline distT="0" distB="0" distL="0" distR="0" wp14:anchorId="55CE5DDB" wp14:editId="0A5CA645">
+            <wp:extent cx="4744720" cy="2820463"/>
+            <wp:effectExtent l="0" t="0" r="0" b="0"/>
+            <wp:docPr id="296972636" name="Picture 1"/>
+            <wp:cNvGraphicFramePr>
+              <a:graphicFrameLocks xmlns:a="http://schemas.openxmlformats.org/drawingml/2006/main" noChangeAspect="1"/>
+            </wp:cNvGraphicFramePr>
+            <a:graphic xmlns:a="http://schemas.openxmlformats.org/drawingml/2006/main">
+              <a:graphicData uri="http://schemas.openxmlformats.org/drawingml/2006/picture">
+                <pic:pic xmlns:pic="http://schemas.openxmlformats.org/drawingml/2006/picture">
+                  <pic:nvPicPr>
+                    <pic:cNvPr id="296972636" name=""/>
+                    <pic:cNvPicPr/>
+                  </pic:nvPicPr>
+                  <pic:blipFill>
+                    <a:blip r:embed="rId16"/>
+                    <a:stretch>
+                      <a:fillRect/>
+                    </a:stretch>
+                  </pic:blipFill>
+                  <pic:spPr>
+                    <a:xfrm>
+                      <a:off x="0" y="0"/>
+                      <a:ext cx="4755143" cy="2826659"/>
+                    </a:xfrm>
+                    <a:prstGeom prst="rect">
+                      <a:avLst/>
+                    </a:prstGeom>
+                  </pic:spPr>
+                </pic:pic>
+              </a:graphicData>
+            </a:graphic>
+          </wp:inline>
+        </w:drawing>
       </w:r>
     </w:p>
     <w:p/>
@@ -10396,8 +11262,9 @@
           <w:szCs w:val="24"/>
           <w:lang w:val="en-US"/>
         </w:rPr>
-        <w:t xml:space="preserve">Dashboard </w:t>
-      </w:r>
+        <w:t xml:space="preserve">Index </w:t>
+      </w:r>
+      <w:proofErr w:type="spellStart"/>
       <w:r>
         <w:rPr>
           <w:b/>
@@ -10406,31 +11273,44 @@
           <w:szCs w:val="24"/>
           <w:lang w:val="en-US"/>
         </w:rPr>
-        <w:t>Production Proses</w:t>
-      </w:r>
-      <w:r>
-        <w:rPr>
-          <w:sz w:val="24"/>
-          <w:szCs w:val="24"/>
-          <w:lang w:val="en-US"/>
-        </w:rPr>
-        <w:t xml:space="preserve"> `</w:t>
-      </w:r>
-      <w:r>
-        <w:rPr>
-          <w:sz w:val="24"/>
-          <w:szCs w:val="24"/>
-          <w:lang w:val="en-US"/>
-        </w:rPr>
-        <w:t>production-process-dashboard</w:t>
-      </w:r>
-      <w:r>
-        <w:rPr>
-          <w:sz w:val="24"/>
-          <w:szCs w:val="24"/>
-          <w:lang w:val="en-US"/>
-        </w:rPr>
-        <w:t>`</w:t>
+        <w:t>Komisi</w:t>
+      </w:r>
+      <w:proofErr w:type="spellEnd"/>
+      <w:r>
+        <w:rPr>
+          <w:b/>
+          <w:bCs/>
+          <w:sz w:val="24"/>
+          <w:szCs w:val="24"/>
+          <w:lang w:val="en-US"/>
+        </w:rPr>
+        <w:t xml:space="preserve"> Collection </w:t>
+      </w:r>
+      <w:r>
+        <w:rPr>
+          <w:sz w:val="24"/>
+          <w:szCs w:val="24"/>
+          <w:lang w:val="en-US"/>
+        </w:rPr>
+        <w:t>`index-</w:t>
+      </w:r>
+      <w:proofErr w:type="spellStart"/>
+      <w:r>
+        <w:rPr>
+          <w:sz w:val="24"/>
+          <w:szCs w:val="24"/>
+          <w:lang w:val="en-US"/>
+        </w:rPr>
+        <w:t>komisi</w:t>
+      </w:r>
+      <w:proofErr w:type="spellEnd"/>
+      <w:r>
+        <w:rPr>
+          <w:sz w:val="24"/>
+          <w:szCs w:val="24"/>
+          <w:lang w:val="en-US"/>
+        </w:rPr>
+        <w:t>-collection`</w:t>
       </w:r>
     </w:p>
     <w:p>
@@ -10477,6 +11357,14 @@
         </w:rPr>
         <w:t xml:space="preserve"> </w:t>
       </w:r>
+      <w:r>
+        <w:rPr>
+          <w:sz w:val="24"/>
+          <w:szCs w:val="24"/>
+          <w:lang w:val="en-US"/>
+        </w:rPr>
+        <w:t>Type, Min, Max, Index Commission</w:t>
+      </w:r>
     </w:p>
     <w:p>
       <w:pPr>
@@ -10524,6 +11412,204 @@
         </w:rPr>
         <w:t xml:space="preserve"> </w:t>
       </w:r>
+      <w:proofErr w:type="spellStart"/>
+      <w:r>
+        <w:rPr>
+          <w:sz w:val="24"/>
+          <w:szCs w:val="24"/>
+          <w:lang w:val="en-US"/>
+        </w:rPr>
+        <w:t>Menetapkan</w:t>
+      </w:r>
+      <w:proofErr w:type="spellEnd"/>
+      <w:r>
+        <w:rPr>
+          <w:sz w:val="24"/>
+          <w:szCs w:val="24"/>
+          <w:lang w:val="en-US"/>
+        </w:rPr>
+        <w:t xml:space="preserve"> </w:t>
+      </w:r>
+      <w:proofErr w:type="spellStart"/>
+      <w:r>
+        <w:rPr>
+          <w:sz w:val="24"/>
+          <w:szCs w:val="24"/>
+          <w:lang w:val="en-US"/>
+        </w:rPr>
+        <w:t>matriks</w:t>
+      </w:r>
+      <w:proofErr w:type="spellEnd"/>
+      <w:r>
+        <w:rPr>
+          <w:sz w:val="24"/>
+          <w:szCs w:val="24"/>
+          <w:lang w:val="en-US"/>
+        </w:rPr>
+        <w:t xml:space="preserve"> </w:t>
+      </w:r>
+      <w:proofErr w:type="spellStart"/>
+      <w:r>
+        <w:rPr>
+          <w:sz w:val="24"/>
+          <w:szCs w:val="24"/>
+          <w:lang w:val="en-US"/>
+        </w:rPr>
+        <w:t>acuan</w:t>
+      </w:r>
+      <w:proofErr w:type="spellEnd"/>
+      <w:r>
+        <w:rPr>
+          <w:sz w:val="24"/>
+          <w:szCs w:val="24"/>
+          <w:lang w:val="en-US"/>
+        </w:rPr>
+        <w:t xml:space="preserve"> </w:t>
+      </w:r>
+      <w:proofErr w:type="spellStart"/>
+      <w:r>
+        <w:rPr>
+          <w:sz w:val="24"/>
+          <w:szCs w:val="24"/>
+          <w:lang w:val="en-US"/>
+        </w:rPr>
+        <w:t>nilai</w:t>
+      </w:r>
+      <w:proofErr w:type="spellEnd"/>
+      <w:r>
+        <w:rPr>
+          <w:sz w:val="24"/>
+          <w:szCs w:val="24"/>
+          <w:lang w:val="en-US"/>
+        </w:rPr>
+        <w:t xml:space="preserve"> </w:t>
+      </w:r>
+      <w:proofErr w:type="spellStart"/>
+      <w:r>
+        <w:rPr>
+          <w:sz w:val="24"/>
+          <w:szCs w:val="24"/>
+          <w:lang w:val="en-US"/>
+        </w:rPr>
+        <w:t>indeks</w:t>
+      </w:r>
+      <w:proofErr w:type="spellEnd"/>
+      <w:r>
+        <w:rPr>
+          <w:sz w:val="24"/>
+          <w:szCs w:val="24"/>
+          <w:lang w:val="en-US"/>
+        </w:rPr>
+        <w:t xml:space="preserve"> </w:t>
+      </w:r>
+      <w:proofErr w:type="spellStart"/>
+      <w:r>
+        <w:rPr>
+          <w:sz w:val="24"/>
+          <w:szCs w:val="24"/>
+          <w:lang w:val="en-US"/>
+        </w:rPr>
+        <w:t>komisi</w:t>
+      </w:r>
+      <w:proofErr w:type="spellEnd"/>
+      <w:r>
+        <w:rPr>
+          <w:sz w:val="24"/>
+          <w:szCs w:val="24"/>
+          <w:lang w:val="en-US"/>
+        </w:rPr>
+        <w:t xml:space="preserve"> </w:t>
+      </w:r>
+      <w:proofErr w:type="spellStart"/>
+      <w:r>
+        <w:rPr>
+          <w:sz w:val="24"/>
+          <w:szCs w:val="24"/>
+          <w:lang w:val="en-US"/>
+        </w:rPr>
+        <w:t>berdasarkan</w:t>
+      </w:r>
+      <w:proofErr w:type="spellEnd"/>
+      <w:r>
+        <w:rPr>
+          <w:sz w:val="24"/>
+          <w:szCs w:val="24"/>
+          <w:lang w:val="en-US"/>
+        </w:rPr>
+        <w:t xml:space="preserve"> </w:t>
+      </w:r>
+      <w:proofErr w:type="spellStart"/>
+      <w:r>
+        <w:rPr>
+          <w:sz w:val="24"/>
+          <w:szCs w:val="24"/>
+          <w:lang w:val="en-US"/>
+        </w:rPr>
+        <w:t>rentang</w:t>
+      </w:r>
+      <w:proofErr w:type="spellEnd"/>
+      <w:r>
+        <w:rPr>
+          <w:sz w:val="24"/>
+          <w:szCs w:val="24"/>
+          <w:lang w:val="en-US"/>
+        </w:rPr>
+        <w:t xml:space="preserve"> </w:t>
+      </w:r>
+      <w:proofErr w:type="spellStart"/>
+      <w:r>
+        <w:rPr>
+          <w:sz w:val="24"/>
+          <w:szCs w:val="24"/>
+          <w:lang w:val="en-US"/>
+        </w:rPr>
+        <w:t>pencapaian</w:t>
+      </w:r>
+      <w:proofErr w:type="spellEnd"/>
+      <w:r>
+        <w:rPr>
+          <w:sz w:val="24"/>
+          <w:szCs w:val="24"/>
+          <w:lang w:val="en-US"/>
+        </w:rPr>
+        <w:t xml:space="preserve"> target </w:t>
+      </w:r>
+      <w:proofErr w:type="spellStart"/>
+      <w:r>
+        <w:rPr>
+          <w:sz w:val="24"/>
+          <w:szCs w:val="24"/>
+          <w:lang w:val="en-US"/>
+        </w:rPr>
+        <w:t>penagihan</w:t>
+      </w:r>
+      <w:proofErr w:type="spellEnd"/>
+      <w:r>
+        <w:rPr>
+          <w:sz w:val="24"/>
+          <w:szCs w:val="24"/>
+          <w:lang w:val="en-US"/>
+        </w:rPr>
+        <w:t xml:space="preserve"> </w:t>
+      </w:r>
+      <w:proofErr w:type="spellStart"/>
+      <w:r>
+        <w:rPr>
+          <w:sz w:val="24"/>
+          <w:szCs w:val="24"/>
+          <w:lang w:val="en-US"/>
+        </w:rPr>
+        <w:t>piutang</w:t>
+      </w:r>
+      <w:proofErr w:type="spellEnd"/>
+      <w:r>
+        <w:rPr>
+          <w:sz w:val="24"/>
+          <w:szCs w:val="24"/>
+          <w:lang w:val="en-US"/>
+        </w:rPr>
+        <w:t xml:space="preserve"> (Collection).</w:t>
+      </w:r>
     </w:p>
     <w:p>
       <w:pPr>
@@ -10570,6 +11656,312 @@
           <w:lang w:val="en-US"/>
         </w:rPr>
         <w:t xml:space="preserve"> </w:t>
+      </w:r>
+      <w:proofErr w:type="spellStart"/>
+      <w:r>
+        <w:rPr>
+          <w:sz w:val="24"/>
+          <w:szCs w:val="24"/>
+          <w:lang w:val="en-US"/>
+        </w:rPr>
+        <w:t>Tampilan</w:t>
+      </w:r>
+      <w:proofErr w:type="spellEnd"/>
+      <w:r>
+        <w:rPr>
+          <w:sz w:val="24"/>
+          <w:szCs w:val="24"/>
+          <w:lang w:val="en-US"/>
+        </w:rPr>
+        <w:t xml:space="preserve"> </w:t>
+      </w:r>
+      <w:proofErr w:type="spellStart"/>
+      <w:r>
+        <w:rPr>
+          <w:sz w:val="24"/>
+          <w:szCs w:val="24"/>
+          <w:lang w:val="en-US"/>
+        </w:rPr>
+        <w:t>berupa</w:t>
+      </w:r>
+      <w:proofErr w:type="spellEnd"/>
+      <w:r>
+        <w:rPr>
+          <w:sz w:val="24"/>
+          <w:szCs w:val="24"/>
+          <w:lang w:val="en-US"/>
+        </w:rPr>
+        <w:t xml:space="preserve"> table </w:t>
+      </w:r>
+      <w:proofErr w:type="spellStart"/>
+      <w:r>
+        <w:rPr>
+          <w:sz w:val="24"/>
+          <w:szCs w:val="24"/>
+          <w:lang w:val="en-US"/>
+        </w:rPr>
+        <w:t>aturan</w:t>
+      </w:r>
+      <w:proofErr w:type="spellEnd"/>
+      <w:r>
+        <w:rPr>
+          <w:sz w:val="24"/>
+          <w:szCs w:val="24"/>
+          <w:lang w:val="en-US"/>
+        </w:rPr>
+        <w:t xml:space="preserve"> </w:t>
+      </w:r>
+      <w:proofErr w:type="spellStart"/>
+      <w:r>
+        <w:rPr>
+          <w:sz w:val="24"/>
+          <w:szCs w:val="24"/>
+          <w:lang w:val="en-US"/>
+        </w:rPr>
+        <w:t>skema</w:t>
+      </w:r>
+      <w:proofErr w:type="spellEnd"/>
+      <w:r>
+        <w:rPr>
+          <w:sz w:val="24"/>
+          <w:szCs w:val="24"/>
+          <w:lang w:val="en-US"/>
+        </w:rPr>
+        <w:t xml:space="preserve"> </w:t>
+      </w:r>
+      <w:proofErr w:type="spellStart"/>
+      <w:r>
+        <w:rPr>
+          <w:sz w:val="24"/>
+          <w:szCs w:val="24"/>
+          <w:lang w:val="en-US"/>
+        </w:rPr>
+        <w:t>indeks</w:t>
+      </w:r>
+      <w:proofErr w:type="spellEnd"/>
+      <w:r>
+        <w:rPr>
+          <w:sz w:val="24"/>
+          <w:szCs w:val="24"/>
+          <w:lang w:val="en-US"/>
+        </w:rPr>
+        <w:t xml:space="preserve"> </w:t>
+      </w:r>
+      <w:proofErr w:type="spellStart"/>
+      <w:r>
+        <w:rPr>
+          <w:sz w:val="24"/>
+          <w:szCs w:val="24"/>
+          <w:lang w:val="en-US"/>
+        </w:rPr>
+        <w:t>komisi</w:t>
+      </w:r>
+      <w:proofErr w:type="spellEnd"/>
+      <w:r>
+        <w:rPr>
+          <w:sz w:val="24"/>
+          <w:szCs w:val="24"/>
+          <w:lang w:val="en-US"/>
+        </w:rPr>
+        <w:t xml:space="preserve">. </w:t>
+      </w:r>
+      <w:proofErr w:type="spellStart"/>
+      <w:r>
+        <w:rPr>
+          <w:sz w:val="24"/>
+          <w:szCs w:val="24"/>
+          <w:lang w:val="en-US"/>
+        </w:rPr>
+        <w:t>Tombol</w:t>
+      </w:r>
+      <w:proofErr w:type="spellEnd"/>
+      <w:r>
+        <w:rPr>
+          <w:sz w:val="24"/>
+          <w:szCs w:val="24"/>
+          <w:lang w:val="en-US"/>
+        </w:rPr>
+        <w:t xml:space="preserve"> </w:t>
+      </w:r>
+      <w:proofErr w:type="spellStart"/>
+      <w:r>
+        <w:rPr>
+          <w:sz w:val="24"/>
+          <w:szCs w:val="24"/>
+          <w:lang w:val="en-US"/>
+        </w:rPr>
+        <w:t>Tambah</w:t>
+      </w:r>
+      <w:proofErr w:type="spellEnd"/>
+      <w:r>
+        <w:rPr>
+          <w:sz w:val="24"/>
+          <w:szCs w:val="24"/>
+          <w:lang w:val="en-US"/>
+        </w:rPr>
+        <w:t xml:space="preserve"> / Edit </w:t>
+      </w:r>
+      <w:proofErr w:type="spellStart"/>
+      <w:r>
+        <w:rPr>
+          <w:sz w:val="24"/>
+          <w:szCs w:val="24"/>
+          <w:lang w:val="en-US"/>
+        </w:rPr>
+        <w:t>memunculkan</w:t>
+      </w:r>
+      <w:proofErr w:type="spellEnd"/>
+      <w:r>
+        <w:rPr>
+          <w:sz w:val="24"/>
+          <w:szCs w:val="24"/>
+          <w:lang w:val="en-US"/>
+        </w:rPr>
+        <w:t xml:space="preserve"> Modal Form input </w:t>
+      </w:r>
+      <w:proofErr w:type="spellStart"/>
+      <w:r>
+        <w:rPr>
+          <w:sz w:val="24"/>
+          <w:szCs w:val="24"/>
+          <w:lang w:val="en-US"/>
+        </w:rPr>
+        <w:t>Tipe</w:t>
+      </w:r>
+      <w:proofErr w:type="spellEnd"/>
+      <w:r>
+        <w:rPr>
+          <w:sz w:val="24"/>
+          <w:szCs w:val="24"/>
+          <w:lang w:val="en-US"/>
+        </w:rPr>
+        <w:t xml:space="preserve"> Kategori, Nilai </w:t>
+      </w:r>
+      <w:proofErr w:type="spellStart"/>
+      <w:r>
+        <w:rPr>
+          <w:sz w:val="24"/>
+          <w:szCs w:val="24"/>
+          <w:lang w:val="en-US"/>
+        </w:rPr>
+        <w:t>Persentase</w:t>
+      </w:r>
+      <w:proofErr w:type="spellEnd"/>
+      <w:r>
+        <w:rPr>
+          <w:sz w:val="24"/>
+          <w:szCs w:val="24"/>
+          <w:lang w:val="en-US"/>
+        </w:rPr>
+        <w:t xml:space="preserve"> Minimal (Min), Nilai </w:t>
+      </w:r>
+      <w:proofErr w:type="spellStart"/>
+      <w:r>
+        <w:rPr>
+          <w:sz w:val="24"/>
+          <w:szCs w:val="24"/>
+          <w:lang w:val="en-US"/>
+        </w:rPr>
+        <w:t>Persentase</w:t>
+      </w:r>
+      <w:proofErr w:type="spellEnd"/>
+      <w:r>
+        <w:rPr>
+          <w:sz w:val="24"/>
+          <w:szCs w:val="24"/>
+          <w:lang w:val="en-US"/>
+        </w:rPr>
+        <w:t xml:space="preserve"> </w:t>
+      </w:r>
+      <w:proofErr w:type="spellStart"/>
+      <w:r>
+        <w:rPr>
+          <w:sz w:val="24"/>
+          <w:szCs w:val="24"/>
+          <w:lang w:val="en-US"/>
+        </w:rPr>
+        <w:t>Maksimal</w:t>
+      </w:r>
+      <w:proofErr w:type="spellEnd"/>
+      <w:r>
+        <w:rPr>
+          <w:sz w:val="24"/>
+          <w:szCs w:val="24"/>
+          <w:lang w:val="en-US"/>
+        </w:rPr>
+        <w:t xml:space="preserve"> (Max), </w:t>
+      </w:r>
+      <w:proofErr w:type="spellStart"/>
+      <w:r>
+        <w:rPr>
+          <w:sz w:val="24"/>
+          <w:szCs w:val="24"/>
+          <w:lang w:val="en-US"/>
+        </w:rPr>
+        <w:t>serta</w:t>
+      </w:r>
+      <w:proofErr w:type="spellEnd"/>
+      <w:r>
+        <w:rPr>
+          <w:sz w:val="24"/>
+          <w:szCs w:val="24"/>
+          <w:lang w:val="en-US"/>
+        </w:rPr>
+        <w:t xml:space="preserve"> </w:t>
+      </w:r>
+      <w:proofErr w:type="spellStart"/>
+      <w:r>
+        <w:rPr>
+          <w:sz w:val="24"/>
+          <w:szCs w:val="24"/>
+          <w:lang w:val="en-US"/>
+        </w:rPr>
+        <w:t>Bobot</w:t>
+      </w:r>
+      <w:proofErr w:type="spellEnd"/>
+      <w:r>
+        <w:rPr>
+          <w:sz w:val="24"/>
+          <w:szCs w:val="24"/>
+          <w:lang w:val="en-US"/>
+        </w:rPr>
+        <w:t xml:space="preserve"> Index Commission. Hapus </w:t>
+      </w:r>
+      <w:proofErr w:type="spellStart"/>
+      <w:r>
+        <w:rPr>
+          <w:sz w:val="24"/>
+          <w:szCs w:val="24"/>
+          <w:lang w:val="en-US"/>
+        </w:rPr>
+        <w:t>memunculkan</w:t>
+      </w:r>
+      <w:proofErr w:type="spellEnd"/>
+      <w:r>
+        <w:rPr>
+          <w:sz w:val="24"/>
+          <w:szCs w:val="24"/>
+          <w:lang w:val="en-US"/>
+        </w:rPr>
+        <w:t xml:space="preserve"> alert </w:t>
+      </w:r>
+      <w:proofErr w:type="spellStart"/>
+      <w:r>
+        <w:rPr>
+          <w:sz w:val="24"/>
+          <w:szCs w:val="24"/>
+          <w:lang w:val="en-US"/>
+        </w:rPr>
+        <w:t>konfirmasi</w:t>
+      </w:r>
+      <w:proofErr w:type="spellEnd"/>
+      <w:r>
+        <w:rPr>
+          <w:sz w:val="24"/>
+          <w:szCs w:val="24"/>
+          <w:lang w:val="en-US"/>
+        </w:rPr>
+        <w:t>.</w:t>
       </w:r>
     </w:p>
     <w:p/>
@@ -10614,8 +12006,9 @@
           <w:szCs w:val="24"/>
           <w:lang w:val="en-US"/>
         </w:rPr>
-        <w:t xml:space="preserve">Dashboard </w:t>
-      </w:r>
+        <w:t xml:space="preserve">Marketing </w:t>
+      </w:r>
+      <w:proofErr w:type="spellStart"/>
       <w:r>
         <w:rPr>
           <w:b/>
@@ -10624,31 +12017,44 @@
           <w:szCs w:val="24"/>
           <w:lang w:val="en-US"/>
         </w:rPr>
-        <w:t>Production Proses</w:t>
-      </w:r>
-      <w:r>
-        <w:rPr>
-          <w:sz w:val="24"/>
-          <w:szCs w:val="24"/>
-          <w:lang w:val="en-US"/>
-        </w:rPr>
-        <w:t xml:space="preserve"> `</w:t>
-      </w:r>
-      <w:r>
-        <w:rPr>
-          <w:sz w:val="24"/>
-          <w:szCs w:val="24"/>
-          <w:lang w:val="en-US"/>
-        </w:rPr>
-        <w:t>production-process-dashboard</w:t>
-      </w:r>
-      <w:r>
-        <w:rPr>
-          <w:sz w:val="24"/>
-          <w:szCs w:val="24"/>
-          <w:lang w:val="en-US"/>
-        </w:rPr>
-        <w:t>`</w:t>
+        <w:t>Komisi</w:t>
+      </w:r>
+      <w:proofErr w:type="spellEnd"/>
+      <w:r>
+        <w:rPr>
+          <w:b/>
+          <w:bCs/>
+          <w:sz w:val="24"/>
+          <w:szCs w:val="24"/>
+          <w:lang w:val="en-US"/>
+        </w:rPr>
+        <w:t xml:space="preserve"> Collection </w:t>
+      </w:r>
+      <w:r>
+        <w:rPr>
+          <w:sz w:val="24"/>
+          <w:szCs w:val="24"/>
+          <w:lang w:val="en-US"/>
+        </w:rPr>
+        <w:t>`marketing-</w:t>
+      </w:r>
+      <w:proofErr w:type="spellStart"/>
+      <w:r>
+        <w:rPr>
+          <w:sz w:val="24"/>
+          <w:szCs w:val="24"/>
+          <w:lang w:val="en-US"/>
+        </w:rPr>
+        <w:t>komisi</w:t>
+      </w:r>
+      <w:proofErr w:type="spellEnd"/>
+      <w:r>
+        <w:rPr>
+          <w:sz w:val="24"/>
+          <w:szCs w:val="24"/>
+          <w:lang w:val="en-US"/>
+        </w:rPr>
+        <w:t>-collection`</w:t>
       </w:r>
     </w:p>
     <w:p>
@@ -10695,6 +12101,213 @@
         </w:rPr>
         <w:t xml:space="preserve"> </w:t>
       </w:r>
+      <w:r>
+        <w:rPr>
+          <w:sz w:val="24"/>
+          <w:szCs w:val="24"/>
+          <w:lang w:val="en-US"/>
+        </w:rPr>
+        <w:t xml:space="preserve">TA, Marketing, Target </w:t>
+      </w:r>
+      <w:proofErr w:type="spellStart"/>
+      <w:r>
+        <w:rPr>
+          <w:sz w:val="24"/>
+          <w:szCs w:val="24"/>
+          <w:lang w:val="en-US"/>
+        </w:rPr>
+        <w:t>Usia</w:t>
+      </w:r>
+      <w:proofErr w:type="spellEnd"/>
+      <w:r>
+        <w:rPr>
+          <w:sz w:val="24"/>
+          <w:szCs w:val="24"/>
+          <w:lang w:val="en-US"/>
+        </w:rPr>
+        <w:t xml:space="preserve"> </w:t>
+      </w:r>
+      <w:proofErr w:type="spellStart"/>
+      <w:r>
+        <w:rPr>
+          <w:sz w:val="24"/>
+          <w:szCs w:val="24"/>
+          <w:lang w:val="en-US"/>
+        </w:rPr>
+        <w:t>Piutang</w:t>
+      </w:r>
+      <w:proofErr w:type="spellEnd"/>
+      <w:r>
+        <w:rPr>
+          <w:sz w:val="24"/>
+          <w:szCs w:val="24"/>
+          <w:lang w:val="en-US"/>
+        </w:rPr>
+        <w:t xml:space="preserve"> &gt; 90, </w:t>
+      </w:r>
+      <w:proofErr w:type="spellStart"/>
+      <w:r>
+        <w:rPr>
+          <w:sz w:val="24"/>
+          <w:szCs w:val="24"/>
+          <w:lang w:val="en-US"/>
+        </w:rPr>
+        <w:t>Pencapaian</w:t>
+      </w:r>
+      <w:proofErr w:type="spellEnd"/>
+      <w:r>
+        <w:rPr>
+          <w:sz w:val="24"/>
+          <w:szCs w:val="24"/>
+          <w:lang w:val="en-US"/>
+        </w:rPr>
+        <w:t xml:space="preserve">, </w:t>
+      </w:r>
+      <w:proofErr w:type="spellStart"/>
+      <w:r>
+        <w:rPr>
+          <w:sz w:val="24"/>
+          <w:szCs w:val="24"/>
+          <w:lang w:val="en-US"/>
+        </w:rPr>
+        <w:t>Persentase</w:t>
+      </w:r>
+      <w:proofErr w:type="spellEnd"/>
+      <w:r>
+        <w:rPr>
+          <w:sz w:val="24"/>
+          <w:szCs w:val="24"/>
+          <w:lang w:val="en-US"/>
+        </w:rPr>
+        <w:t xml:space="preserve">, Index Target &gt;= </w:t>
+      </w:r>
+      <w:r>
+        <w:rPr>
+          <w:sz w:val="24"/>
+          <w:szCs w:val="24"/>
+          <w:lang w:val="en-US"/>
+        </w:rPr>
+        <w:lastRenderedPageBreak/>
+        <w:t xml:space="preserve">30, </w:t>
+      </w:r>
+      <w:proofErr w:type="spellStart"/>
+      <w:r>
+        <w:rPr>
+          <w:sz w:val="24"/>
+          <w:szCs w:val="24"/>
+          <w:lang w:val="en-US"/>
+        </w:rPr>
+        <w:t>Komisi</w:t>
+      </w:r>
+      <w:proofErr w:type="spellEnd"/>
+      <w:r>
+        <w:rPr>
+          <w:sz w:val="24"/>
+          <w:szCs w:val="24"/>
+          <w:lang w:val="en-US"/>
+        </w:rPr>
+        <w:t xml:space="preserve">, Target </w:t>
+      </w:r>
+      <w:proofErr w:type="spellStart"/>
+      <w:r>
+        <w:rPr>
+          <w:sz w:val="24"/>
+          <w:szCs w:val="24"/>
+          <w:lang w:val="en-US"/>
+        </w:rPr>
+        <w:t>Usia</w:t>
+      </w:r>
+      <w:proofErr w:type="spellEnd"/>
+      <w:r>
+        <w:rPr>
+          <w:sz w:val="24"/>
+          <w:szCs w:val="24"/>
+          <w:lang w:val="en-US"/>
+        </w:rPr>
+        <w:t xml:space="preserve"> </w:t>
+      </w:r>
+      <w:proofErr w:type="spellStart"/>
+      <w:r>
+        <w:rPr>
+          <w:sz w:val="24"/>
+          <w:szCs w:val="24"/>
+          <w:lang w:val="en-US"/>
+        </w:rPr>
+        <w:t>Piutang</w:t>
+      </w:r>
+      <w:proofErr w:type="spellEnd"/>
+      <w:r>
+        <w:rPr>
+          <w:sz w:val="24"/>
+          <w:szCs w:val="24"/>
+          <w:lang w:val="en-US"/>
+        </w:rPr>
+        <w:t xml:space="preserve"> &lt;= 90, </w:t>
+      </w:r>
+      <w:proofErr w:type="spellStart"/>
+      <w:r>
+        <w:rPr>
+          <w:sz w:val="24"/>
+          <w:szCs w:val="24"/>
+          <w:lang w:val="en-US"/>
+        </w:rPr>
+        <w:t>Pencapaian</w:t>
+      </w:r>
+      <w:proofErr w:type="spellEnd"/>
+      <w:r>
+        <w:rPr>
+          <w:sz w:val="24"/>
+          <w:szCs w:val="24"/>
+          <w:lang w:val="en-US"/>
+        </w:rPr>
+        <w:t xml:space="preserve">, </w:t>
+      </w:r>
+      <w:proofErr w:type="spellStart"/>
+      <w:r>
+        <w:rPr>
+          <w:sz w:val="24"/>
+          <w:szCs w:val="24"/>
+          <w:lang w:val="en-US"/>
+        </w:rPr>
+        <w:t>Persentase</w:t>
+      </w:r>
+      <w:proofErr w:type="spellEnd"/>
+      <w:r>
+        <w:rPr>
+          <w:sz w:val="24"/>
+          <w:szCs w:val="24"/>
+          <w:lang w:val="en-US"/>
+        </w:rPr>
+        <w:t xml:space="preserve">, Index Target &gt;= 80, </w:t>
+      </w:r>
+      <w:proofErr w:type="spellStart"/>
+      <w:r>
+        <w:rPr>
+          <w:sz w:val="24"/>
+          <w:szCs w:val="24"/>
+          <w:lang w:val="en-US"/>
+        </w:rPr>
+        <w:t>Komisi</w:t>
+      </w:r>
+      <w:proofErr w:type="spellEnd"/>
+      <w:r>
+        <w:rPr>
+          <w:sz w:val="24"/>
+          <w:szCs w:val="24"/>
+          <w:lang w:val="en-US"/>
+        </w:rPr>
+        <w:t xml:space="preserve">, Total </w:t>
+      </w:r>
+      <w:proofErr w:type="spellStart"/>
+      <w:r>
+        <w:rPr>
+          <w:sz w:val="24"/>
+          <w:szCs w:val="24"/>
+          <w:lang w:val="en-US"/>
+        </w:rPr>
+        <w:t>Komisi</w:t>
+      </w:r>
+      <w:proofErr w:type="spellEnd"/>
     </w:p>
     <w:p>
       <w:pPr>
@@ -10742,6 +12355,276 @@
         </w:rPr>
         <w:t xml:space="preserve"> </w:t>
       </w:r>
+      <w:proofErr w:type="spellStart"/>
+      <w:r>
+        <w:rPr>
+          <w:sz w:val="24"/>
+          <w:szCs w:val="24"/>
+          <w:lang w:val="en-US"/>
+        </w:rPr>
+        <w:t>Mengkalkulasi</w:t>
+      </w:r>
+      <w:proofErr w:type="spellEnd"/>
+      <w:r>
+        <w:rPr>
+          <w:sz w:val="24"/>
+          <w:szCs w:val="24"/>
+          <w:lang w:val="en-US"/>
+        </w:rPr>
+        <w:t xml:space="preserve"> dan </w:t>
+      </w:r>
+      <w:proofErr w:type="spellStart"/>
+      <w:r>
+        <w:rPr>
+          <w:sz w:val="24"/>
+          <w:szCs w:val="24"/>
+          <w:lang w:val="en-US"/>
+        </w:rPr>
+        <w:t>memproses</w:t>
+      </w:r>
+      <w:proofErr w:type="spellEnd"/>
+      <w:r>
+        <w:rPr>
+          <w:sz w:val="24"/>
+          <w:szCs w:val="24"/>
+          <w:lang w:val="en-US"/>
+        </w:rPr>
+        <w:t xml:space="preserve"> </w:t>
+      </w:r>
+      <w:proofErr w:type="spellStart"/>
+      <w:r>
+        <w:rPr>
+          <w:sz w:val="24"/>
+          <w:szCs w:val="24"/>
+          <w:lang w:val="en-US"/>
+        </w:rPr>
+        <w:t>pencairan</w:t>
+      </w:r>
+      <w:proofErr w:type="spellEnd"/>
+      <w:r>
+        <w:rPr>
+          <w:sz w:val="24"/>
+          <w:szCs w:val="24"/>
+          <w:lang w:val="en-US"/>
+        </w:rPr>
+        <w:t xml:space="preserve"> </w:t>
+      </w:r>
+      <w:proofErr w:type="spellStart"/>
+      <w:r>
+        <w:rPr>
+          <w:sz w:val="24"/>
+          <w:szCs w:val="24"/>
+          <w:lang w:val="en-US"/>
+        </w:rPr>
+        <w:t>komisi</w:t>
+      </w:r>
+      <w:proofErr w:type="spellEnd"/>
+      <w:r>
+        <w:rPr>
+          <w:sz w:val="24"/>
+          <w:szCs w:val="24"/>
+          <w:lang w:val="en-US"/>
+        </w:rPr>
+        <w:t xml:space="preserve"> </w:t>
+      </w:r>
+      <w:proofErr w:type="spellStart"/>
+      <w:r>
+        <w:rPr>
+          <w:sz w:val="24"/>
+          <w:szCs w:val="24"/>
+          <w:lang w:val="en-US"/>
+        </w:rPr>
+        <w:t>penagihan</w:t>
+      </w:r>
+      <w:proofErr w:type="spellEnd"/>
+      <w:r>
+        <w:rPr>
+          <w:sz w:val="24"/>
+          <w:szCs w:val="24"/>
+          <w:lang w:val="en-US"/>
+        </w:rPr>
+        <w:t xml:space="preserve"> </w:t>
+      </w:r>
+      <w:proofErr w:type="spellStart"/>
+      <w:r>
+        <w:rPr>
+          <w:sz w:val="24"/>
+          <w:szCs w:val="24"/>
+          <w:lang w:val="en-US"/>
+        </w:rPr>
+        <w:t>bagi</w:t>
+      </w:r>
+      <w:proofErr w:type="spellEnd"/>
+      <w:r>
+        <w:rPr>
+          <w:sz w:val="24"/>
+          <w:szCs w:val="24"/>
+          <w:lang w:val="en-US"/>
+        </w:rPr>
+        <w:t xml:space="preserve"> </w:t>
+      </w:r>
+      <w:proofErr w:type="spellStart"/>
+      <w:r>
+        <w:rPr>
+          <w:sz w:val="24"/>
+          <w:szCs w:val="24"/>
+          <w:lang w:val="en-US"/>
+        </w:rPr>
+        <w:t>tim</w:t>
+      </w:r>
+      <w:proofErr w:type="spellEnd"/>
+      <w:r>
+        <w:rPr>
+          <w:sz w:val="24"/>
+          <w:szCs w:val="24"/>
+          <w:lang w:val="en-US"/>
+        </w:rPr>
+        <w:t xml:space="preserve"> marketing/sales </w:t>
+      </w:r>
+      <w:proofErr w:type="spellStart"/>
+      <w:r>
+        <w:rPr>
+          <w:sz w:val="24"/>
+          <w:szCs w:val="24"/>
+          <w:lang w:val="en-US"/>
+        </w:rPr>
+        <w:t>berdasarkan</w:t>
+      </w:r>
+      <w:proofErr w:type="spellEnd"/>
+      <w:r>
+        <w:rPr>
+          <w:sz w:val="24"/>
+          <w:szCs w:val="24"/>
+          <w:lang w:val="en-US"/>
+        </w:rPr>
+        <w:t xml:space="preserve"> </w:t>
+      </w:r>
+      <w:proofErr w:type="spellStart"/>
+      <w:r>
+        <w:rPr>
+          <w:sz w:val="24"/>
+          <w:szCs w:val="24"/>
+          <w:lang w:val="en-US"/>
+        </w:rPr>
+        <w:t>performa</w:t>
+      </w:r>
+      <w:proofErr w:type="spellEnd"/>
+      <w:r>
+        <w:rPr>
+          <w:sz w:val="24"/>
+          <w:szCs w:val="24"/>
+          <w:lang w:val="en-US"/>
+        </w:rPr>
+        <w:t xml:space="preserve"> </w:t>
+      </w:r>
+      <w:proofErr w:type="spellStart"/>
+      <w:r>
+        <w:rPr>
+          <w:sz w:val="24"/>
+          <w:szCs w:val="24"/>
+          <w:lang w:val="en-US"/>
+        </w:rPr>
+        <w:t>penagihan</w:t>
+      </w:r>
+      <w:proofErr w:type="spellEnd"/>
+      <w:r>
+        <w:rPr>
+          <w:sz w:val="24"/>
+          <w:szCs w:val="24"/>
+          <w:lang w:val="en-US"/>
+        </w:rPr>
+        <w:t xml:space="preserve"> </w:t>
+      </w:r>
+      <w:proofErr w:type="spellStart"/>
+      <w:r>
+        <w:rPr>
+          <w:sz w:val="24"/>
+          <w:szCs w:val="24"/>
+          <w:lang w:val="en-US"/>
+        </w:rPr>
+        <w:t>piutang</w:t>
+      </w:r>
+      <w:proofErr w:type="spellEnd"/>
+      <w:r>
+        <w:rPr>
+          <w:sz w:val="24"/>
+          <w:szCs w:val="24"/>
+          <w:lang w:val="en-US"/>
+        </w:rPr>
+        <w:t xml:space="preserve"> </w:t>
+      </w:r>
+      <w:proofErr w:type="spellStart"/>
+      <w:r>
+        <w:rPr>
+          <w:sz w:val="24"/>
+          <w:szCs w:val="24"/>
+          <w:lang w:val="en-US"/>
+        </w:rPr>
+        <w:t>lancar</w:t>
+      </w:r>
+      <w:proofErr w:type="spellEnd"/>
+      <w:r>
+        <w:rPr>
+          <w:sz w:val="24"/>
+          <w:szCs w:val="24"/>
+          <w:lang w:val="en-US"/>
+        </w:rPr>
+        <w:t xml:space="preserve"> (&lt;=90 </w:t>
+      </w:r>
+      <w:proofErr w:type="spellStart"/>
+      <w:r>
+        <w:rPr>
+          <w:sz w:val="24"/>
+          <w:szCs w:val="24"/>
+          <w:lang w:val="en-US"/>
+        </w:rPr>
+        <w:t>hari</w:t>
+      </w:r>
+      <w:proofErr w:type="spellEnd"/>
+      <w:r>
+        <w:rPr>
+          <w:sz w:val="24"/>
+          <w:szCs w:val="24"/>
+          <w:lang w:val="en-US"/>
+        </w:rPr>
+        <w:t xml:space="preserve">) dan </w:t>
+      </w:r>
+      <w:proofErr w:type="spellStart"/>
+      <w:r>
+        <w:rPr>
+          <w:sz w:val="24"/>
+          <w:szCs w:val="24"/>
+          <w:lang w:val="en-US"/>
+        </w:rPr>
+        <w:t>piutang</w:t>
+      </w:r>
+      <w:proofErr w:type="spellEnd"/>
+      <w:r>
+        <w:rPr>
+          <w:sz w:val="24"/>
+          <w:szCs w:val="24"/>
+          <w:lang w:val="en-US"/>
+        </w:rPr>
+        <w:t xml:space="preserve"> lama (&gt;90 </w:t>
+      </w:r>
+      <w:proofErr w:type="spellStart"/>
+      <w:r>
+        <w:rPr>
+          <w:sz w:val="24"/>
+          <w:szCs w:val="24"/>
+          <w:lang w:val="en-US"/>
+        </w:rPr>
+        <w:t>hari</w:t>
+      </w:r>
+      <w:proofErr w:type="spellEnd"/>
+      <w:r>
+        <w:rPr>
+          <w:sz w:val="24"/>
+          <w:szCs w:val="24"/>
+          <w:lang w:val="en-US"/>
+        </w:rPr>
+        <w:t>).</w:t>
+      </w:r>
     </w:p>
     <w:p>
       <w:pPr>
@@ -10788,6 +12671,492 @@
           <w:lang w:val="en-US"/>
         </w:rPr>
         <w:t xml:space="preserve"> </w:t>
+      </w:r>
+      <w:proofErr w:type="spellStart"/>
+      <w:r>
+        <w:rPr>
+          <w:sz w:val="24"/>
+          <w:szCs w:val="24"/>
+          <w:lang w:val="en-US"/>
+        </w:rPr>
+        <w:t>Tampilan</w:t>
+      </w:r>
+      <w:proofErr w:type="spellEnd"/>
+      <w:r>
+        <w:rPr>
+          <w:sz w:val="24"/>
+          <w:szCs w:val="24"/>
+          <w:lang w:val="en-US"/>
+        </w:rPr>
+        <w:t xml:space="preserve"> </w:t>
+      </w:r>
+      <w:proofErr w:type="spellStart"/>
+      <w:r>
+        <w:rPr>
+          <w:sz w:val="24"/>
+          <w:szCs w:val="24"/>
+          <w:lang w:val="en-US"/>
+        </w:rPr>
+        <w:t>awal</w:t>
+      </w:r>
+      <w:proofErr w:type="spellEnd"/>
+      <w:r>
+        <w:rPr>
+          <w:sz w:val="24"/>
+          <w:szCs w:val="24"/>
+          <w:lang w:val="en-US"/>
+        </w:rPr>
+        <w:t xml:space="preserve"> </w:t>
+      </w:r>
+      <w:proofErr w:type="spellStart"/>
+      <w:r>
+        <w:rPr>
+          <w:sz w:val="24"/>
+          <w:szCs w:val="24"/>
+          <w:lang w:val="en-US"/>
+        </w:rPr>
+        <w:t>berupa</w:t>
+      </w:r>
+      <w:proofErr w:type="spellEnd"/>
+      <w:r>
+        <w:rPr>
+          <w:sz w:val="24"/>
+          <w:szCs w:val="24"/>
+          <w:lang w:val="en-US"/>
+        </w:rPr>
+        <w:t xml:space="preserve"> table </w:t>
+      </w:r>
+      <w:proofErr w:type="spellStart"/>
+      <w:r>
+        <w:rPr>
+          <w:sz w:val="24"/>
+          <w:szCs w:val="24"/>
+          <w:lang w:val="en-US"/>
+        </w:rPr>
+        <w:t>kalkulasi</w:t>
+      </w:r>
+      <w:proofErr w:type="spellEnd"/>
+      <w:r>
+        <w:rPr>
+          <w:sz w:val="24"/>
+          <w:szCs w:val="24"/>
+          <w:lang w:val="en-US"/>
+        </w:rPr>
+        <w:t xml:space="preserve"> </w:t>
+      </w:r>
+      <w:proofErr w:type="spellStart"/>
+      <w:r>
+        <w:rPr>
+          <w:sz w:val="24"/>
+          <w:szCs w:val="24"/>
+          <w:lang w:val="en-US"/>
+        </w:rPr>
+        <w:t>komisi</w:t>
+      </w:r>
+      <w:proofErr w:type="spellEnd"/>
+      <w:r>
+        <w:rPr>
+          <w:sz w:val="24"/>
+          <w:szCs w:val="24"/>
+          <w:lang w:val="en-US"/>
+        </w:rPr>
+        <w:t xml:space="preserve"> </w:t>
+      </w:r>
+      <w:proofErr w:type="spellStart"/>
+      <w:r>
+        <w:rPr>
+          <w:sz w:val="24"/>
+          <w:szCs w:val="24"/>
+          <w:lang w:val="en-US"/>
+        </w:rPr>
+        <w:t>bulanan</w:t>
+      </w:r>
+      <w:proofErr w:type="spellEnd"/>
+      <w:r>
+        <w:rPr>
+          <w:sz w:val="24"/>
+          <w:szCs w:val="24"/>
+          <w:lang w:val="en-US"/>
+        </w:rPr>
+        <w:t xml:space="preserve"> per salesman. </w:t>
+      </w:r>
+      <w:proofErr w:type="spellStart"/>
+      <w:r>
+        <w:rPr>
+          <w:sz w:val="24"/>
+          <w:szCs w:val="24"/>
+          <w:lang w:val="en-US"/>
+        </w:rPr>
+        <w:t>Tombol</w:t>
+      </w:r>
+      <w:proofErr w:type="spellEnd"/>
+      <w:r>
+        <w:rPr>
+          <w:sz w:val="24"/>
+          <w:szCs w:val="24"/>
+          <w:lang w:val="en-US"/>
+        </w:rPr>
+        <w:t xml:space="preserve"> </w:t>
+      </w:r>
+      <w:proofErr w:type="spellStart"/>
+      <w:r>
+        <w:rPr>
+          <w:sz w:val="24"/>
+          <w:szCs w:val="24"/>
+          <w:lang w:val="en-US"/>
+        </w:rPr>
+        <w:t>Tambah</w:t>
+      </w:r>
+      <w:proofErr w:type="spellEnd"/>
+      <w:r>
+        <w:rPr>
+          <w:sz w:val="24"/>
+          <w:szCs w:val="24"/>
+          <w:lang w:val="en-US"/>
+        </w:rPr>
+        <w:t xml:space="preserve"> / </w:t>
+      </w:r>
+      <w:proofErr w:type="spellStart"/>
+      <w:r>
+        <w:rPr>
+          <w:sz w:val="24"/>
+          <w:szCs w:val="24"/>
+          <w:lang w:val="en-US"/>
+        </w:rPr>
+        <w:t>Hitung</w:t>
+      </w:r>
+      <w:proofErr w:type="spellEnd"/>
+      <w:r>
+        <w:rPr>
+          <w:sz w:val="24"/>
+          <w:szCs w:val="24"/>
+          <w:lang w:val="en-US"/>
+        </w:rPr>
+        <w:t xml:space="preserve"> </w:t>
+      </w:r>
+      <w:proofErr w:type="spellStart"/>
+      <w:r>
+        <w:rPr>
+          <w:sz w:val="24"/>
+          <w:szCs w:val="24"/>
+          <w:lang w:val="en-US"/>
+        </w:rPr>
+        <w:t>Komisi</w:t>
+      </w:r>
+      <w:proofErr w:type="spellEnd"/>
+      <w:r>
+        <w:rPr>
+          <w:sz w:val="24"/>
+          <w:szCs w:val="24"/>
+          <w:lang w:val="en-US"/>
+        </w:rPr>
+        <w:t xml:space="preserve"> </w:t>
+      </w:r>
+      <w:proofErr w:type="spellStart"/>
+      <w:r>
+        <w:rPr>
+          <w:sz w:val="24"/>
+          <w:szCs w:val="24"/>
+          <w:lang w:val="en-US"/>
+        </w:rPr>
+        <w:t>memunculkan</w:t>
+      </w:r>
+      <w:proofErr w:type="spellEnd"/>
+      <w:r>
+        <w:rPr>
+          <w:sz w:val="24"/>
+          <w:szCs w:val="24"/>
+          <w:lang w:val="en-US"/>
+        </w:rPr>
+        <w:t xml:space="preserve"> Modal Form </w:t>
+      </w:r>
+      <w:proofErr w:type="spellStart"/>
+      <w:r>
+        <w:rPr>
+          <w:sz w:val="24"/>
+          <w:szCs w:val="24"/>
+          <w:lang w:val="en-US"/>
+        </w:rPr>
+        <w:t>berstruktur</w:t>
+      </w:r>
+      <w:proofErr w:type="spellEnd"/>
+      <w:r>
+        <w:rPr>
+          <w:sz w:val="24"/>
+          <w:szCs w:val="24"/>
+          <w:lang w:val="en-US"/>
+        </w:rPr>
+        <w:t xml:space="preserve"> </w:t>
+      </w:r>
+      <w:proofErr w:type="spellStart"/>
+      <w:r>
+        <w:rPr>
+          <w:sz w:val="24"/>
+          <w:szCs w:val="24"/>
+          <w:lang w:val="en-US"/>
+        </w:rPr>
+        <w:t>Pilihan</w:t>
+      </w:r>
+      <w:proofErr w:type="spellEnd"/>
+      <w:r>
+        <w:rPr>
+          <w:sz w:val="24"/>
+          <w:szCs w:val="24"/>
+          <w:lang w:val="en-US"/>
+        </w:rPr>
+        <w:t xml:space="preserve"> </w:t>
+      </w:r>
+      <w:proofErr w:type="spellStart"/>
+      <w:r>
+        <w:rPr>
+          <w:sz w:val="24"/>
+          <w:szCs w:val="24"/>
+          <w:lang w:val="en-US"/>
+        </w:rPr>
+        <w:t>Periode</w:t>
+      </w:r>
+      <w:proofErr w:type="spellEnd"/>
+      <w:r>
+        <w:rPr>
+          <w:sz w:val="24"/>
+          <w:szCs w:val="24"/>
+          <w:lang w:val="en-US"/>
+        </w:rPr>
+        <w:t xml:space="preserve">, Transit Area (TA), Lookup Marketing, </w:t>
+      </w:r>
+      <w:proofErr w:type="spellStart"/>
+      <w:r>
+        <w:rPr>
+          <w:sz w:val="24"/>
+          <w:szCs w:val="24"/>
+          <w:lang w:val="en-US"/>
+        </w:rPr>
+        <w:t>serta</w:t>
+      </w:r>
+      <w:proofErr w:type="spellEnd"/>
+      <w:r>
+        <w:rPr>
+          <w:sz w:val="24"/>
+          <w:szCs w:val="24"/>
+          <w:lang w:val="en-US"/>
+        </w:rPr>
+        <w:t xml:space="preserve"> data grid </w:t>
+      </w:r>
+      <w:proofErr w:type="spellStart"/>
+      <w:r>
+        <w:rPr>
+          <w:sz w:val="24"/>
+          <w:szCs w:val="24"/>
+          <w:lang w:val="en-US"/>
+        </w:rPr>
+        <w:t>kalkulasi</w:t>
+      </w:r>
+      <w:proofErr w:type="spellEnd"/>
+      <w:r>
+        <w:rPr>
+          <w:sz w:val="24"/>
+          <w:szCs w:val="24"/>
+          <w:lang w:val="en-US"/>
+        </w:rPr>
+        <w:t xml:space="preserve"> </w:t>
+      </w:r>
+      <w:proofErr w:type="spellStart"/>
+      <w:r>
+        <w:rPr>
+          <w:sz w:val="24"/>
+          <w:szCs w:val="24"/>
+          <w:lang w:val="en-US"/>
+        </w:rPr>
+        <w:t>otomatis</w:t>
+      </w:r>
+      <w:proofErr w:type="spellEnd"/>
+      <w:r>
+        <w:rPr>
+          <w:sz w:val="24"/>
+          <w:szCs w:val="24"/>
+          <w:lang w:val="en-US"/>
+        </w:rPr>
+        <w:t xml:space="preserve"> yang </w:t>
+      </w:r>
+      <w:proofErr w:type="spellStart"/>
+      <w:r>
+        <w:rPr>
+          <w:sz w:val="24"/>
+          <w:szCs w:val="24"/>
+          <w:lang w:val="en-US"/>
+        </w:rPr>
+        <w:t>membandingkan</w:t>
+      </w:r>
+      <w:proofErr w:type="spellEnd"/>
+      <w:r>
+        <w:rPr>
+          <w:sz w:val="24"/>
+          <w:szCs w:val="24"/>
+          <w:lang w:val="en-US"/>
+        </w:rPr>
+        <w:t xml:space="preserve"> target vs </w:t>
+      </w:r>
+      <w:proofErr w:type="spellStart"/>
+      <w:r>
+        <w:rPr>
+          <w:sz w:val="24"/>
+          <w:szCs w:val="24"/>
+          <w:lang w:val="en-US"/>
+        </w:rPr>
+        <w:t>pencapaian</w:t>
+      </w:r>
+      <w:proofErr w:type="spellEnd"/>
+      <w:r>
+        <w:rPr>
+          <w:sz w:val="24"/>
+          <w:szCs w:val="24"/>
+          <w:lang w:val="en-US"/>
+        </w:rPr>
+        <w:t xml:space="preserve"> </w:t>
+      </w:r>
+      <w:proofErr w:type="spellStart"/>
+      <w:r>
+        <w:rPr>
+          <w:sz w:val="24"/>
+          <w:szCs w:val="24"/>
+          <w:lang w:val="en-US"/>
+        </w:rPr>
+        <w:t>piutang</w:t>
+      </w:r>
+      <w:proofErr w:type="spellEnd"/>
+      <w:r>
+        <w:rPr>
+          <w:sz w:val="24"/>
+          <w:szCs w:val="24"/>
+          <w:lang w:val="en-US"/>
+        </w:rPr>
+        <w:t xml:space="preserve">, </w:t>
+      </w:r>
+      <w:proofErr w:type="spellStart"/>
+      <w:r>
+        <w:rPr>
+          <w:sz w:val="24"/>
+          <w:szCs w:val="24"/>
+          <w:lang w:val="en-US"/>
+        </w:rPr>
+        <w:t>penetapan</w:t>
+      </w:r>
+      <w:proofErr w:type="spellEnd"/>
+      <w:r>
+        <w:rPr>
+          <w:sz w:val="24"/>
+          <w:szCs w:val="24"/>
+          <w:lang w:val="en-US"/>
+        </w:rPr>
+        <w:t xml:space="preserve"> </w:t>
+      </w:r>
+      <w:proofErr w:type="spellStart"/>
+      <w:r>
+        <w:rPr>
+          <w:sz w:val="24"/>
+          <w:szCs w:val="24"/>
+          <w:lang w:val="en-US"/>
+        </w:rPr>
+        <w:t>indeks</w:t>
+      </w:r>
+      <w:proofErr w:type="spellEnd"/>
+      <w:r>
+        <w:rPr>
+          <w:sz w:val="24"/>
+          <w:szCs w:val="24"/>
+          <w:lang w:val="en-US"/>
+        </w:rPr>
+        <w:t xml:space="preserve">, dan total </w:t>
+      </w:r>
+      <w:proofErr w:type="spellStart"/>
+      <w:r>
+        <w:rPr>
+          <w:sz w:val="24"/>
+          <w:szCs w:val="24"/>
+          <w:lang w:val="en-US"/>
+        </w:rPr>
+        <w:t>nilai</w:t>
+      </w:r>
+      <w:proofErr w:type="spellEnd"/>
+      <w:r>
+        <w:rPr>
+          <w:sz w:val="24"/>
+          <w:szCs w:val="24"/>
+          <w:lang w:val="en-US"/>
+        </w:rPr>
+        <w:t xml:space="preserve"> </w:t>
+      </w:r>
+      <w:proofErr w:type="spellStart"/>
+      <w:r>
+        <w:rPr>
+          <w:sz w:val="24"/>
+          <w:szCs w:val="24"/>
+          <w:lang w:val="en-US"/>
+        </w:rPr>
+        <w:t>komisi</w:t>
+      </w:r>
+      <w:proofErr w:type="spellEnd"/>
+      <w:r>
+        <w:rPr>
+          <w:sz w:val="24"/>
+          <w:szCs w:val="24"/>
+          <w:lang w:val="en-US"/>
+        </w:rPr>
+        <w:t xml:space="preserve"> </w:t>
+      </w:r>
+      <w:proofErr w:type="spellStart"/>
+      <w:r>
+        <w:rPr>
+          <w:sz w:val="24"/>
+          <w:szCs w:val="24"/>
+          <w:lang w:val="en-US"/>
+        </w:rPr>
+        <w:t>bersih</w:t>
+      </w:r>
+      <w:proofErr w:type="spellEnd"/>
+      <w:r>
+        <w:rPr>
+          <w:sz w:val="24"/>
+          <w:szCs w:val="24"/>
+          <w:lang w:val="en-US"/>
+        </w:rPr>
+        <w:t xml:space="preserve"> yang </w:t>
+      </w:r>
+      <w:proofErr w:type="spellStart"/>
+      <w:r>
+        <w:rPr>
+          <w:sz w:val="24"/>
+          <w:szCs w:val="24"/>
+          <w:lang w:val="en-US"/>
+        </w:rPr>
+        <w:t>berhak</w:t>
+      </w:r>
+      <w:proofErr w:type="spellEnd"/>
+      <w:r>
+        <w:rPr>
+          <w:sz w:val="24"/>
+          <w:szCs w:val="24"/>
+          <w:lang w:val="en-US"/>
+        </w:rPr>
+        <w:t xml:space="preserve"> </w:t>
+      </w:r>
+      <w:proofErr w:type="spellStart"/>
+      <w:r>
+        <w:rPr>
+          <w:sz w:val="24"/>
+          <w:szCs w:val="24"/>
+          <w:lang w:val="en-US"/>
+        </w:rPr>
+        <w:t>diterima</w:t>
+      </w:r>
+      <w:proofErr w:type="spellEnd"/>
+      <w:r>
+        <w:rPr>
+          <w:sz w:val="24"/>
+          <w:szCs w:val="24"/>
+          <w:lang w:val="en-US"/>
+        </w:rPr>
+        <w:t>.</w:t>
       </w:r>
     </w:p>
     <w:p>

--- a/blueprint/DRAFT_Blueprint_ERP_Marketing_CWA.docx
+++ b/blueprint/DRAFT_Blueprint_ERP_Marketing_CWA.docx
@@ -96,8 +96,6 @@
         <w:pStyle w:val="BodyText"/>
         <w:ind w:left="1195"/>
       </w:pPr>
-      <w:proofErr w:type="spellStart"/>
-      <w:proofErr w:type="gramStart"/>
       <w:r>
         <w:rPr>
           <w:spacing w:val="-2"/>
@@ -105,14 +103,12 @@
         </w:rPr>
         <w:t>Sukoharjo</w:t>
       </w:r>
-      <w:proofErr w:type="spellEnd"/>
       <w:r>
         <w:rPr>
           <w:spacing w:val="-2"/>
         </w:rPr>
         <w:t>,……..</w:t>
       </w:r>
-      <w:proofErr w:type="gramEnd"/>
     </w:p>
     <w:p>
       <w:pPr>
@@ -5648,29 +5644,13 @@
         <w:spacing w:before="1"/>
       </w:pPr>
       <w:bookmarkStart w:id="6" w:name="_Toc236226097"/>
-      <w:proofErr w:type="spellStart"/>
       <w:r>
         <w:rPr>
           <w:lang w:val="en-US"/>
         </w:rPr>
-        <w:t>Spesifikasi</w:t>
-      </w:r>
-      <w:proofErr w:type="spellEnd"/>
-      <w:r>
-        <w:rPr>
-          <w:lang w:val="en-US"/>
-        </w:rPr>
-        <w:t xml:space="preserve"> </w:t>
-      </w:r>
-      <w:proofErr w:type="spellStart"/>
-      <w:r>
-        <w:rPr>
-          <w:lang w:val="en-US"/>
-        </w:rPr>
-        <w:t>Sistem</w:t>
+        <w:t>Spesifikasi Sistem</w:t>
       </w:r>
       <w:bookmarkEnd w:id="6"/>
-      <w:proofErr w:type="spellEnd"/>
     </w:p>
     <w:p>
       <w:pPr>
@@ -5959,23 +5939,7 @@
           <w:sz w:val="24"/>
           <w:lang w:val="en-US"/>
         </w:rPr>
-        <w:t xml:space="preserve">PHP </w:t>
-      </w:r>
-      <w:proofErr w:type="spellStart"/>
-      <w:r>
-        <w:rPr>
-          <w:sz w:val="24"/>
-          <w:lang w:val="en-US"/>
-        </w:rPr>
-        <w:t>dengan</w:t>
-      </w:r>
-      <w:proofErr w:type="spellEnd"/>
-      <w:r>
-        <w:rPr>
-          <w:sz w:val="24"/>
-          <w:lang w:val="en-US"/>
-        </w:rPr>
-        <w:t xml:space="preserve"> framework Laravel</w:t>
+        <w:t>PHP dengan framework Laravel</w:t>
       </w:r>
     </w:p>
     <w:p>
@@ -7202,7 +7166,6 @@
           <w:lang w:val="en-US"/>
         </w:rPr>
       </w:pPr>
-      <w:proofErr w:type="spellStart"/>
       <w:r>
         <w:rPr>
           <w:b/>
@@ -7211,18 +7174,15 @@
           <w:szCs w:val="24"/>
           <w:lang w:val="en-US"/>
         </w:rPr>
-        <w:t>Komponen</w:t>
-      </w:r>
-      <w:proofErr w:type="spellEnd"/>
-      <w:r>
-        <w:rPr>
-          <w:b/>
-          <w:bCs/>
+        <w:t>Komponen:</w:t>
+      </w:r>
+      <w:r>
+        <w:rPr>
           <w:sz w:val="24"/>
           <w:szCs w:val="24"/>
           <w:lang w:val="en-US"/>
         </w:rPr>
-        <w:t>:</w:t>
+        <w:t xml:space="preserve"> </w:t>
       </w:r>
       <w:r>
         <w:rPr>
@@ -7230,144 +7190,8 @@
           <w:szCs w:val="24"/>
           <w:lang w:val="en-US"/>
         </w:rPr>
-        <w:t xml:space="preserve"> </w:t>
-      </w:r>
-      <w:proofErr w:type="spellStart"/>
-      <w:r>
-        <w:rPr>
-          <w:sz w:val="24"/>
-          <w:szCs w:val="24"/>
-          <w:lang w:val="en-US"/>
-        </w:rPr>
-        <w:t>Total_Prospect_Non_Customer</w:t>
-      </w:r>
-      <w:proofErr w:type="spellEnd"/>
-      <w:r>
-        <w:rPr>
-          <w:sz w:val="24"/>
-          <w:szCs w:val="24"/>
-          <w:lang w:val="en-US"/>
-        </w:rPr>
-        <w:t xml:space="preserve">, </w:t>
-      </w:r>
-      <w:proofErr w:type="spellStart"/>
-      <w:r>
-        <w:rPr>
-          <w:sz w:val="24"/>
-          <w:szCs w:val="24"/>
-          <w:lang w:val="en-US"/>
-        </w:rPr>
-        <w:t>Total_Marketing_Visits_Today</w:t>
-      </w:r>
-      <w:proofErr w:type="spellEnd"/>
-      <w:r>
-        <w:rPr>
-          <w:sz w:val="24"/>
-          <w:szCs w:val="24"/>
-          <w:lang w:val="en-US"/>
-        </w:rPr>
-        <w:t xml:space="preserve">, </w:t>
-      </w:r>
-      <w:proofErr w:type="spellStart"/>
-      <w:r>
-        <w:rPr>
-          <w:sz w:val="24"/>
-          <w:szCs w:val="24"/>
-          <w:lang w:val="en-US"/>
-        </w:rPr>
-        <w:t>Total_NOO_This_Month</w:t>
-      </w:r>
-      <w:proofErr w:type="spellEnd"/>
-      <w:r>
-        <w:rPr>
-          <w:sz w:val="24"/>
-          <w:szCs w:val="24"/>
-          <w:lang w:val="en-US"/>
-        </w:rPr>
-        <w:t xml:space="preserve">, </w:t>
-      </w:r>
-      <w:proofErr w:type="spellStart"/>
-      <w:r>
-        <w:rPr>
-          <w:sz w:val="24"/>
-          <w:szCs w:val="24"/>
-          <w:lang w:val="en-US"/>
-        </w:rPr>
-        <w:t>Total_Incentive_Paid</w:t>
-      </w:r>
-      <w:proofErr w:type="spellEnd"/>
-      <w:r>
-        <w:rPr>
-          <w:sz w:val="24"/>
-          <w:szCs w:val="24"/>
-          <w:lang w:val="en-US"/>
-        </w:rPr>
-        <w:t xml:space="preserve">, </w:t>
-      </w:r>
-      <w:proofErr w:type="spellStart"/>
-      <w:r>
-        <w:rPr>
-          <w:sz w:val="24"/>
-          <w:szCs w:val="24"/>
-          <w:lang w:val="en-US"/>
-        </w:rPr>
-        <w:t>Chart_Visit_Trend</w:t>
-      </w:r>
-      <w:proofErr w:type="spellEnd"/>
-      <w:r>
-        <w:rPr>
-          <w:sz w:val="24"/>
-          <w:szCs w:val="24"/>
-          <w:lang w:val="en-US"/>
-        </w:rPr>
-        <w:t xml:space="preserve">, </w:t>
-      </w:r>
-      <w:proofErr w:type="spellStart"/>
-      <w:r>
-        <w:rPr>
-          <w:sz w:val="24"/>
-          <w:szCs w:val="24"/>
-          <w:lang w:val="en-US"/>
-        </w:rPr>
-        <w:t>Chart_NOO_Growth_By_Area</w:t>
-      </w:r>
-      <w:proofErr w:type="spellEnd"/>
-      <w:r>
-        <w:rPr>
-          <w:sz w:val="24"/>
-          <w:szCs w:val="24"/>
-          <w:lang w:val="en-US"/>
-        </w:rPr>
-        <w:t xml:space="preserve">, </w:t>
-      </w:r>
-      <w:proofErr w:type="spellStart"/>
-      <w:r>
-        <w:rPr>
-          <w:sz w:val="24"/>
-          <w:szCs w:val="24"/>
-          <w:lang w:val="en-US"/>
-        </w:rPr>
-        <w:t>Chart_Commission_Distribution_By_Sales</w:t>
-      </w:r>
-      <w:proofErr w:type="spellEnd"/>
-      <w:r>
-        <w:rPr>
-          <w:sz w:val="24"/>
-          <w:szCs w:val="24"/>
-          <w:lang w:val="en-US"/>
-        </w:rPr>
-        <w:t xml:space="preserve">, </w:t>
-      </w:r>
-      <w:proofErr w:type="spellStart"/>
-      <w:r>
-        <w:rPr>
-          <w:sz w:val="24"/>
-          <w:szCs w:val="24"/>
-          <w:lang w:val="en-US"/>
-        </w:rPr>
-        <w:t>Table_Top_Performers_Sales</w:t>
-      </w:r>
-      <w:proofErr w:type="spellEnd"/>
+        <w:t>Total_Prospect_Non_Customer, Total_Marketing_Visits_Today, Total_NOO_This_Month, Total_Incentive_Paid, Chart_Visit_Trend, Chart_NOO_Growth_By_Area, Chart_Commission_Distribution_By_Sales, Table_Top_Performers_Sales</w:t>
+      </w:r>
     </w:p>
     <w:p>
       <w:pPr>
@@ -7385,7 +7209,6 @@
           <w:lang w:val="en-US"/>
         </w:rPr>
       </w:pPr>
-      <w:proofErr w:type="spellStart"/>
       <w:r>
         <w:rPr>
           <w:b/>
@@ -7394,18 +7217,15 @@
           <w:szCs w:val="24"/>
           <w:lang w:val="en-US"/>
         </w:rPr>
-        <w:t>Fungsi</w:t>
-      </w:r>
-      <w:proofErr w:type="spellEnd"/>
-      <w:r>
-        <w:rPr>
-          <w:b/>
-          <w:bCs/>
+        <w:t>Fungsi:</w:t>
+      </w:r>
+      <w:r>
+        <w:rPr>
           <w:sz w:val="24"/>
           <w:szCs w:val="24"/>
           <w:lang w:val="en-US"/>
         </w:rPr>
-        <w:t>:</w:t>
+        <w:t xml:space="preserve"> </w:t>
       </w:r>
       <w:r>
         <w:rPr>
@@ -7413,313 +7233,7 @@
           <w:szCs w:val="24"/>
           <w:lang w:val="en-US"/>
         </w:rPr>
-        <w:t xml:space="preserve"> </w:t>
-      </w:r>
-      <w:proofErr w:type="spellStart"/>
-      <w:r>
-        <w:rPr>
-          <w:sz w:val="24"/>
-          <w:szCs w:val="24"/>
-          <w:lang w:val="en-US"/>
-        </w:rPr>
-        <w:t>Menyajikan</w:t>
-      </w:r>
-      <w:proofErr w:type="spellEnd"/>
-      <w:r>
-        <w:rPr>
-          <w:sz w:val="24"/>
-          <w:szCs w:val="24"/>
-          <w:lang w:val="en-US"/>
-        </w:rPr>
-        <w:t xml:space="preserve"> </w:t>
-      </w:r>
-      <w:proofErr w:type="spellStart"/>
-      <w:r>
-        <w:rPr>
-          <w:sz w:val="24"/>
-          <w:szCs w:val="24"/>
-          <w:lang w:val="en-US"/>
-        </w:rPr>
-        <w:t>gambaran</w:t>
-      </w:r>
-      <w:proofErr w:type="spellEnd"/>
-      <w:r>
-        <w:rPr>
-          <w:sz w:val="24"/>
-          <w:szCs w:val="24"/>
-          <w:lang w:val="en-US"/>
-        </w:rPr>
-        <w:t xml:space="preserve"> </w:t>
-      </w:r>
-      <w:proofErr w:type="spellStart"/>
-      <w:r>
-        <w:rPr>
-          <w:sz w:val="24"/>
-          <w:szCs w:val="24"/>
-          <w:lang w:val="en-US"/>
-        </w:rPr>
-        <w:t>umum</w:t>
-      </w:r>
-      <w:proofErr w:type="spellEnd"/>
-      <w:r>
-        <w:rPr>
-          <w:sz w:val="24"/>
-          <w:szCs w:val="24"/>
-          <w:lang w:val="en-US"/>
-        </w:rPr>
-        <w:t xml:space="preserve"> </w:t>
-      </w:r>
-      <w:proofErr w:type="spellStart"/>
-      <w:r>
-        <w:rPr>
-          <w:sz w:val="24"/>
-          <w:szCs w:val="24"/>
-          <w:lang w:val="en-US"/>
-        </w:rPr>
-        <w:t>secara</w:t>
-      </w:r>
-      <w:proofErr w:type="spellEnd"/>
-      <w:r>
-        <w:rPr>
-          <w:sz w:val="24"/>
-          <w:szCs w:val="24"/>
-          <w:lang w:val="en-US"/>
-        </w:rPr>
-        <w:t xml:space="preserve"> visual dan real-time </w:t>
-      </w:r>
-      <w:proofErr w:type="spellStart"/>
-      <w:r>
-        <w:rPr>
-          <w:sz w:val="24"/>
-          <w:szCs w:val="24"/>
-          <w:lang w:val="en-US"/>
-        </w:rPr>
-        <w:t>mengenai</w:t>
-      </w:r>
-      <w:proofErr w:type="spellEnd"/>
-      <w:r>
-        <w:rPr>
-          <w:sz w:val="24"/>
-          <w:szCs w:val="24"/>
-          <w:lang w:val="en-US"/>
-        </w:rPr>
-        <w:t xml:space="preserve"> </w:t>
-      </w:r>
-      <w:proofErr w:type="spellStart"/>
-      <w:r>
-        <w:rPr>
-          <w:sz w:val="24"/>
-          <w:szCs w:val="24"/>
-          <w:lang w:val="en-US"/>
-        </w:rPr>
-        <w:t>aktivitas</w:t>
-      </w:r>
-      <w:proofErr w:type="spellEnd"/>
-      <w:r>
-        <w:rPr>
-          <w:sz w:val="24"/>
-          <w:szCs w:val="24"/>
-          <w:lang w:val="en-US"/>
-        </w:rPr>
-        <w:t xml:space="preserve"> </w:t>
-      </w:r>
-      <w:proofErr w:type="spellStart"/>
-      <w:r>
-        <w:rPr>
-          <w:sz w:val="24"/>
-          <w:szCs w:val="24"/>
-          <w:lang w:val="en-US"/>
-        </w:rPr>
-        <w:t>prospeksi</w:t>
-      </w:r>
-      <w:proofErr w:type="spellEnd"/>
-      <w:r>
-        <w:rPr>
-          <w:sz w:val="24"/>
-          <w:szCs w:val="24"/>
-          <w:lang w:val="en-US"/>
-        </w:rPr>
-        <w:t xml:space="preserve"> </w:t>
-      </w:r>
-      <w:proofErr w:type="spellStart"/>
-      <w:r>
-        <w:rPr>
-          <w:sz w:val="24"/>
-          <w:szCs w:val="24"/>
-          <w:lang w:val="en-US"/>
-        </w:rPr>
-        <w:t>lapangan</w:t>
-      </w:r>
-      <w:proofErr w:type="spellEnd"/>
-      <w:r>
-        <w:rPr>
-          <w:sz w:val="24"/>
-          <w:szCs w:val="24"/>
-          <w:lang w:val="en-US"/>
-        </w:rPr>
-        <w:t xml:space="preserve">, </w:t>
-      </w:r>
-      <w:proofErr w:type="spellStart"/>
-      <w:r>
-        <w:rPr>
-          <w:sz w:val="24"/>
-          <w:szCs w:val="24"/>
-          <w:lang w:val="en-US"/>
-        </w:rPr>
-        <w:t>jumlah</w:t>
-      </w:r>
-      <w:proofErr w:type="spellEnd"/>
-      <w:r>
-        <w:rPr>
-          <w:sz w:val="24"/>
-          <w:szCs w:val="24"/>
-          <w:lang w:val="en-US"/>
-        </w:rPr>
-        <w:t xml:space="preserve"> </w:t>
-      </w:r>
-      <w:proofErr w:type="spellStart"/>
-      <w:r>
-        <w:rPr>
-          <w:sz w:val="24"/>
-          <w:szCs w:val="24"/>
-          <w:lang w:val="en-US"/>
-        </w:rPr>
-        <w:t>kunjungan</w:t>
-      </w:r>
-      <w:proofErr w:type="spellEnd"/>
-      <w:r>
-        <w:rPr>
-          <w:sz w:val="24"/>
-          <w:szCs w:val="24"/>
-          <w:lang w:val="en-US"/>
-        </w:rPr>
-        <w:t xml:space="preserve"> marketing, </w:t>
-      </w:r>
-      <w:proofErr w:type="spellStart"/>
-      <w:r>
-        <w:rPr>
-          <w:sz w:val="24"/>
-          <w:szCs w:val="24"/>
-          <w:lang w:val="en-US"/>
-        </w:rPr>
-        <w:t>pertumbuhan</w:t>
-      </w:r>
-      <w:proofErr w:type="spellEnd"/>
-      <w:r>
-        <w:rPr>
-          <w:sz w:val="24"/>
-          <w:szCs w:val="24"/>
-          <w:lang w:val="en-US"/>
-        </w:rPr>
-        <w:t xml:space="preserve"> Outlet Baru (NOO), </w:t>
-      </w:r>
-      <w:proofErr w:type="spellStart"/>
-      <w:r>
-        <w:rPr>
-          <w:sz w:val="24"/>
-          <w:szCs w:val="24"/>
-          <w:lang w:val="en-US"/>
-        </w:rPr>
-        <w:t>serta</w:t>
-      </w:r>
-      <w:proofErr w:type="spellEnd"/>
-      <w:r>
-        <w:rPr>
-          <w:sz w:val="24"/>
-          <w:szCs w:val="24"/>
-          <w:lang w:val="en-US"/>
-        </w:rPr>
-        <w:t xml:space="preserve"> </w:t>
-      </w:r>
-      <w:proofErr w:type="spellStart"/>
-      <w:r>
-        <w:rPr>
-          <w:sz w:val="24"/>
-          <w:szCs w:val="24"/>
-          <w:lang w:val="en-US"/>
-        </w:rPr>
-        <w:t>proyeksi</w:t>
-      </w:r>
-      <w:proofErr w:type="spellEnd"/>
-      <w:r>
-        <w:rPr>
-          <w:sz w:val="24"/>
-          <w:szCs w:val="24"/>
-          <w:lang w:val="en-US"/>
-        </w:rPr>
-        <w:t xml:space="preserve"> dan </w:t>
-      </w:r>
-      <w:proofErr w:type="spellStart"/>
-      <w:r>
-        <w:rPr>
-          <w:sz w:val="24"/>
-          <w:szCs w:val="24"/>
-          <w:lang w:val="en-US"/>
-        </w:rPr>
-        <w:t>realisasi</w:t>
-      </w:r>
-      <w:proofErr w:type="spellEnd"/>
-      <w:r>
-        <w:rPr>
-          <w:sz w:val="24"/>
-          <w:szCs w:val="24"/>
-          <w:lang w:val="en-US"/>
-        </w:rPr>
-        <w:t xml:space="preserve"> </w:t>
-      </w:r>
-      <w:proofErr w:type="spellStart"/>
-      <w:r>
-        <w:rPr>
-          <w:sz w:val="24"/>
-          <w:szCs w:val="24"/>
-          <w:lang w:val="en-US"/>
-        </w:rPr>
-        <w:t>komisi</w:t>
-      </w:r>
-      <w:proofErr w:type="spellEnd"/>
-      <w:r>
-        <w:rPr>
-          <w:sz w:val="24"/>
-          <w:szCs w:val="24"/>
-          <w:lang w:val="en-US"/>
-        </w:rPr>
-        <w:t>/</w:t>
-      </w:r>
-      <w:proofErr w:type="spellStart"/>
-      <w:r>
-        <w:rPr>
-          <w:sz w:val="24"/>
-          <w:szCs w:val="24"/>
-          <w:lang w:val="en-US"/>
-        </w:rPr>
-        <w:t>insentif</w:t>
-      </w:r>
-      <w:proofErr w:type="spellEnd"/>
-      <w:r>
-        <w:rPr>
-          <w:sz w:val="24"/>
-          <w:szCs w:val="24"/>
-          <w:lang w:val="en-US"/>
-        </w:rPr>
-        <w:t xml:space="preserve"> </w:t>
-      </w:r>
-      <w:proofErr w:type="spellStart"/>
-      <w:r>
-        <w:rPr>
-          <w:sz w:val="24"/>
-          <w:szCs w:val="24"/>
-          <w:lang w:val="en-US"/>
-        </w:rPr>
-        <w:t>tim</w:t>
-      </w:r>
-      <w:proofErr w:type="spellEnd"/>
-      <w:r>
-        <w:rPr>
-          <w:sz w:val="24"/>
-          <w:szCs w:val="24"/>
-          <w:lang w:val="en-US"/>
-        </w:rPr>
-        <w:t xml:space="preserve"> sales/BDH.</w:t>
+        <w:t>Menyajikan gambaran umum secara visual dan real-time mengenai aktivitas prospeksi lapangan, jumlah kunjungan marketing, pertumbuhan Outlet Baru (NOO), serta proyeksi dan realisasi komisi/insentif tim sales/BDH.</w:t>
       </w:r>
     </w:p>
     <w:p>
@@ -7738,7 +7252,6 @@
           <w:lang w:val="en-US"/>
         </w:rPr>
       </w:pPr>
-      <w:proofErr w:type="spellStart"/>
       <w:r>
         <w:rPr>
           <w:b/>
@@ -7747,18 +7260,15 @@
           <w:szCs w:val="24"/>
           <w:lang w:val="en-US"/>
         </w:rPr>
-        <w:t>Penjelasan</w:t>
-      </w:r>
-      <w:proofErr w:type="spellEnd"/>
-      <w:r>
-        <w:rPr>
-          <w:b/>
-          <w:bCs/>
+        <w:t>Penjelasan UI:</w:t>
+      </w:r>
+      <w:r>
+        <w:rPr>
           <w:sz w:val="24"/>
           <w:szCs w:val="24"/>
           <w:lang w:val="en-US"/>
         </w:rPr>
-        <w:t xml:space="preserve"> UI:</w:t>
+        <w:t xml:space="preserve"> </w:t>
       </w:r>
       <w:r>
         <w:rPr>
@@ -7766,439 +7276,7 @@
           <w:szCs w:val="24"/>
           <w:lang w:val="en-US"/>
         </w:rPr>
-        <w:t xml:space="preserve"> </w:t>
-      </w:r>
-      <w:proofErr w:type="spellStart"/>
-      <w:r>
-        <w:rPr>
-          <w:sz w:val="24"/>
-          <w:szCs w:val="24"/>
-          <w:lang w:val="en-US"/>
-        </w:rPr>
-        <w:t>Tampilan</w:t>
-      </w:r>
-      <w:proofErr w:type="spellEnd"/>
-      <w:r>
-        <w:rPr>
-          <w:sz w:val="24"/>
-          <w:szCs w:val="24"/>
-          <w:lang w:val="en-US"/>
-        </w:rPr>
-        <w:t xml:space="preserve"> </w:t>
-      </w:r>
-      <w:proofErr w:type="spellStart"/>
-      <w:r>
-        <w:rPr>
-          <w:sz w:val="24"/>
-          <w:szCs w:val="24"/>
-          <w:lang w:val="en-US"/>
-        </w:rPr>
-        <w:t>awal</w:t>
-      </w:r>
-      <w:proofErr w:type="spellEnd"/>
-      <w:r>
-        <w:rPr>
-          <w:sz w:val="24"/>
-          <w:szCs w:val="24"/>
-          <w:lang w:val="en-US"/>
-        </w:rPr>
-        <w:t xml:space="preserve"> </w:t>
-      </w:r>
-      <w:proofErr w:type="spellStart"/>
-      <w:r>
-        <w:rPr>
-          <w:sz w:val="24"/>
-          <w:szCs w:val="24"/>
-          <w:lang w:val="en-US"/>
-        </w:rPr>
-        <w:t>berupa</w:t>
-      </w:r>
-      <w:proofErr w:type="spellEnd"/>
-      <w:r>
-        <w:rPr>
-          <w:sz w:val="24"/>
-          <w:szCs w:val="24"/>
-          <w:lang w:val="en-US"/>
-        </w:rPr>
-        <w:t xml:space="preserve"> dashboard </w:t>
-      </w:r>
-      <w:proofErr w:type="spellStart"/>
-      <w:r>
-        <w:rPr>
-          <w:sz w:val="24"/>
-          <w:szCs w:val="24"/>
-          <w:lang w:val="en-US"/>
-        </w:rPr>
-        <w:t>interaktif</w:t>
-      </w:r>
-      <w:proofErr w:type="spellEnd"/>
-      <w:r>
-        <w:rPr>
-          <w:sz w:val="24"/>
-          <w:szCs w:val="24"/>
-          <w:lang w:val="en-US"/>
-        </w:rPr>
-        <w:t xml:space="preserve"> </w:t>
-      </w:r>
-      <w:proofErr w:type="spellStart"/>
-      <w:r>
-        <w:rPr>
-          <w:sz w:val="24"/>
-          <w:szCs w:val="24"/>
-          <w:lang w:val="en-US"/>
-        </w:rPr>
-        <w:t>berisi</w:t>
-      </w:r>
-      <w:proofErr w:type="spellEnd"/>
-      <w:r>
-        <w:rPr>
-          <w:sz w:val="24"/>
-          <w:szCs w:val="24"/>
-          <w:lang w:val="en-US"/>
-        </w:rPr>
-        <w:t xml:space="preserve"> </w:t>
-      </w:r>
-      <w:proofErr w:type="spellStart"/>
-      <w:r>
-        <w:rPr>
-          <w:sz w:val="24"/>
-          <w:szCs w:val="24"/>
-          <w:lang w:val="en-US"/>
-        </w:rPr>
-        <w:t>ringkasan</w:t>
-      </w:r>
-      <w:proofErr w:type="spellEnd"/>
-      <w:r>
-        <w:rPr>
-          <w:sz w:val="24"/>
-          <w:szCs w:val="24"/>
-          <w:lang w:val="en-US"/>
-        </w:rPr>
-        <w:t xml:space="preserve"> widget </w:t>
-      </w:r>
-      <w:proofErr w:type="spellStart"/>
-      <w:r>
-        <w:rPr>
-          <w:sz w:val="24"/>
-          <w:szCs w:val="24"/>
-          <w:lang w:val="en-US"/>
-        </w:rPr>
-        <w:t>angka</w:t>
-      </w:r>
-      <w:proofErr w:type="spellEnd"/>
-      <w:r>
-        <w:rPr>
-          <w:sz w:val="24"/>
-          <w:szCs w:val="24"/>
-          <w:lang w:val="en-US"/>
-        </w:rPr>
-        <w:t xml:space="preserve"> (card stat), </w:t>
-      </w:r>
-      <w:proofErr w:type="spellStart"/>
-      <w:r>
-        <w:rPr>
-          <w:sz w:val="24"/>
-          <w:szCs w:val="24"/>
-          <w:lang w:val="en-US"/>
-        </w:rPr>
-        <w:t>grafik</w:t>
-      </w:r>
-      <w:proofErr w:type="spellEnd"/>
-      <w:r>
-        <w:rPr>
-          <w:sz w:val="24"/>
-          <w:szCs w:val="24"/>
-          <w:lang w:val="en-US"/>
-        </w:rPr>
-        <w:t xml:space="preserve"> </w:t>
-      </w:r>
-      <w:proofErr w:type="spellStart"/>
-      <w:r>
-        <w:rPr>
-          <w:sz w:val="24"/>
-          <w:szCs w:val="24"/>
-          <w:lang w:val="en-US"/>
-        </w:rPr>
-        <w:t>tren</w:t>
-      </w:r>
-      <w:proofErr w:type="spellEnd"/>
-      <w:r>
-        <w:rPr>
-          <w:sz w:val="24"/>
-          <w:szCs w:val="24"/>
-          <w:lang w:val="en-US"/>
-        </w:rPr>
-        <w:t xml:space="preserve"> </w:t>
-      </w:r>
-      <w:proofErr w:type="spellStart"/>
-      <w:r>
-        <w:rPr>
-          <w:sz w:val="24"/>
-          <w:szCs w:val="24"/>
-          <w:lang w:val="en-US"/>
-        </w:rPr>
-        <w:t>kunjungan</w:t>
-      </w:r>
-      <w:proofErr w:type="spellEnd"/>
-      <w:r>
-        <w:rPr>
-          <w:sz w:val="24"/>
-          <w:szCs w:val="24"/>
-          <w:lang w:val="en-US"/>
-        </w:rPr>
-        <w:t xml:space="preserve"> </w:t>
-      </w:r>
-      <w:proofErr w:type="spellStart"/>
-      <w:r>
-        <w:rPr>
-          <w:sz w:val="24"/>
-          <w:szCs w:val="24"/>
-          <w:lang w:val="en-US"/>
-        </w:rPr>
-        <w:t>lapangan</w:t>
-      </w:r>
-      <w:proofErr w:type="spellEnd"/>
-      <w:r>
-        <w:rPr>
-          <w:sz w:val="24"/>
-          <w:szCs w:val="24"/>
-          <w:lang w:val="en-US"/>
-        </w:rPr>
-        <w:t xml:space="preserve">, diagram </w:t>
-      </w:r>
-      <w:proofErr w:type="spellStart"/>
-      <w:r>
-        <w:rPr>
-          <w:sz w:val="24"/>
-          <w:szCs w:val="24"/>
-          <w:lang w:val="en-US"/>
-        </w:rPr>
-        <w:t>pertumbuhan</w:t>
-      </w:r>
-      <w:proofErr w:type="spellEnd"/>
-      <w:r>
-        <w:rPr>
-          <w:sz w:val="24"/>
-          <w:szCs w:val="24"/>
-          <w:lang w:val="en-US"/>
-        </w:rPr>
-        <w:t xml:space="preserve"> </w:t>
-      </w:r>
-      <w:proofErr w:type="spellStart"/>
-      <w:r>
-        <w:rPr>
-          <w:sz w:val="24"/>
-          <w:szCs w:val="24"/>
-          <w:lang w:val="en-US"/>
-        </w:rPr>
-        <w:t>pelanggan</w:t>
-      </w:r>
-      <w:proofErr w:type="spellEnd"/>
-      <w:r>
-        <w:rPr>
-          <w:sz w:val="24"/>
-          <w:szCs w:val="24"/>
-          <w:lang w:val="en-US"/>
-        </w:rPr>
-        <w:t xml:space="preserve"> </w:t>
-      </w:r>
-      <w:proofErr w:type="spellStart"/>
-      <w:r>
-        <w:rPr>
-          <w:sz w:val="24"/>
-          <w:szCs w:val="24"/>
-          <w:lang w:val="en-US"/>
-        </w:rPr>
-        <w:t>baru</w:t>
-      </w:r>
-      <w:proofErr w:type="spellEnd"/>
-      <w:r>
-        <w:rPr>
-          <w:sz w:val="24"/>
-          <w:szCs w:val="24"/>
-          <w:lang w:val="en-US"/>
-        </w:rPr>
-        <w:t xml:space="preserve"> per wilayah, </w:t>
-      </w:r>
-      <w:proofErr w:type="spellStart"/>
-      <w:r>
-        <w:rPr>
-          <w:sz w:val="24"/>
-          <w:szCs w:val="24"/>
-          <w:lang w:val="en-US"/>
-        </w:rPr>
-        <w:t>serta</w:t>
-      </w:r>
-      <w:proofErr w:type="spellEnd"/>
-      <w:r>
-        <w:rPr>
-          <w:sz w:val="24"/>
-          <w:szCs w:val="24"/>
-          <w:lang w:val="en-US"/>
-        </w:rPr>
-        <w:t xml:space="preserve"> </w:t>
-      </w:r>
-      <w:proofErr w:type="spellStart"/>
-      <w:r>
-        <w:rPr>
-          <w:sz w:val="24"/>
-          <w:szCs w:val="24"/>
-          <w:lang w:val="en-US"/>
-        </w:rPr>
-        <w:t>tabel</w:t>
-      </w:r>
-      <w:proofErr w:type="spellEnd"/>
-      <w:r>
-        <w:rPr>
-          <w:sz w:val="24"/>
-          <w:szCs w:val="24"/>
-          <w:lang w:val="en-US"/>
-        </w:rPr>
-        <w:t xml:space="preserve"> </w:t>
-      </w:r>
-      <w:proofErr w:type="spellStart"/>
-      <w:r>
-        <w:rPr>
-          <w:sz w:val="24"/>
-          <w:szCs w:val="24"/>
-          <w:lang w:val="en-US"/>
-        </w:rPr>
-        <w:t>peringkat</w:t>
-      </w:r>
-      <w:proofErr w:type="spellEnd"/>
-      <w:r>
-        <w:rPr>
-          <w:sz w:val="24"/>
-          <w:szCs w:val="24"/>
-          <w:lang w:val="en-US"/>
-        </w:rPr>
-        <w:t xml:space="preserve"> </w:t>
-      </w:r>
-      <w:proofErr w:type="spellStart"/>
-      <w:r>
-        <w:rPr>
-          <w:sz w:val="24"/>
-          <w:szCs w:val="24"/>
-          <w:lang w:val="en-US"/>
-        </w:rPr>
-        <w:t>pencapaian</w:t>
-      </w:r>
-      <w:proofErr w:type="spellEnd"/>
-      <w:r>
-        <w:rPr>
-          <w:sz w:val="24"/>
-          <w:szCs w:val="24"/>
-          <w:lang w:val="en-US"/>
-        </w:rPr>
-        <w:t xml:space="preserve"> </w:t>
-      </w:r>
-      <w:proofErr w:type="spellStart"/>
-      <w:r>
-        <w:rPr>
-          <w:sz w:val="24"/>
-          <w:szCs w:val="24"/>
-          <w:lang w:val="en-US"/>
-        </w:rPr>
-        <w:t>tim</w:t>
-      </w:r>
-      <w:proofErr w:type="spellEnd"/>
-      <w:r>
-        <w:rPr>
-          <w:sz w:val="24"/>
-          <w:szCs w:val="24"/>
-          <w:lang w:val="en-US"/>
-        </w:rPr>
-        <w:t xml:space="preserve"> marketing. Halaman </w:t>
-      </w:r>
-      <w:proofErr w:type="spellStart"/>
-      <w:r>
-        <w:rPr>
-          <w:sz w:val="24"/>
-          <w:szCs w:val="24"/>
-          <w:lang w:val="en-US"/>
-        </w:rPr>
-        <w:t>bersifat</w:t>
-      </w:r>
-      <w:proofErr w:type="spellEnd"/>
-      <w:r>
-        <w:rPr>
-          <w:sz w:val="24"/>
-          <w:szCs w:val="24"/>
-          <w:lang w:val="en-US"/>
-        </w:rPr>
-        <w:t xml:space="preserve"> Read-Only dan </w:t>
-      </w:r>
-      <w:proofErr w:type="spellStart"/>
-      <w:r>
-        <w:rPr>
-          <w:sz w:val="24"/>
-          <w:szCs w:val="24"/>
-          <w:lang w:val="en-US"/>
-        </w:rPr>
-        <w:t>dilengkapi</w:t>
-      </w:r>
-      <w:proofErr w:type="spellEnd"/>
-      <w:r>
-        <w:rPr>
-          <w:sz w:val="24"/>
-          <w:szCs w:val="24"/>
-          <w:lang w:val="en-US"/>
-        </w:rPr>
-        <w:t xml:space="preserve"> filter </w:t>
-      </w:r>
-      <w:proofErr w:type="spellStart"/>
-      <w:r>
-        <w:rPr>
-          <w:sz w:val="24"/>
-          <w:szCs w:val="24"/>
-          <w:lang w:val="en-US"/>
-        </w:rPr>
-        <w:t>periode</w:t>
-      </w:r>
-      <w:proofErr w:type="spellEnd"/>
-      <w:r>
-        <w:rPr>
-          <w:sz w:val="24"/>
-          <w:szCs w:val="24"/>
-          <w:lang w:val="en-US"/>
-        </w:rPr>
-        <w:t xml:space="preserve"> </w:t>
-      </w:r>
-      <w:proofErr w:type="spellStart"/>
-      <w:r>
-        <w:rPr>
-          <w:sz w:val="24"/>
-          <w:szCs w:val="24"/>
-          <w:lang w:val="en-US"/>
-        </w:rPr>
-        <w:t>tanggal</w:t>
-      </w:r>
-      <w:proofErr w:type="spellEnd"/>
-      <w:r>
-        <w:rPr>
-          <w:sz w:val="24"/>
-          <w:szCs w:val="24"/>
-          <w:lang w:val="en-US"/>
-        </w:rPr>
-        <w:t xml:space="preserve">, area/rayon, </w:t>
-      </w:r>
-      <w:proofErr w:type="spellStart"/>
-      <w:r>
-        <w:rPr>
-          <w:sz w:val="24"/>
-          <w:szCs w:val="24"/>
-          <w:lang w:val="en-US"/>
-        </w:rPr>
-        <w:t>serta</w:t>
-      </w:r>
-      <w:proofErr w:type="spellEnd"/>
-      <w:r>
-        <w:rPr>
-          <w:sz w:val="24"/>
-          <w:szCs w:val="24"/>
-          <w:lang w:val="en-US"/>
-        </w:rPr>
-        <w:t xml:space="preserve"> nama sales/marketing.</w:t>
+        <w:t>Tampilan awal berupa dashboard interaktif berisi ringkasan widget angka (card stat), grafik tren kunjungan lapangan, diagram pertumbuhan pelanggan baru per wilayah, serta tabel peringkat pencapaian tim marketing. Halaman bersifat Read-Only dan dilengkapi filter periode tanggal, area/rayon, serta nama sales/marketing.</w:t>
       </w:r>
     </w:p>
     <w:p>
@@ -8287,7 +7365,6 @@
           <w:lang w:val="en-US"/>
         </w:rPr>
       </w:pPr>
-      <w:proofErr w:type="gramStart"/>
       <w:r>
         <w:rPr>
           <w:b/>
@@ -8296,18 +7373,7 @@
           <w:szCs w:val="24"/>
           <w:lang w:val="en-US"/>
         </w:rPr>
-        <w:t>Non Customer</w:t>
-      </w:r>
-      <w:proofErr w:type="gramEnd"/>
-      <w:r>
-        <w:rPr>
-          <w:b/>
-          <w:bCs/>
-          <w:sz w:val="24"/>
-          <w:szCs w:val="24"/>
-          <w:lang w:val="en-US"/>
-        </w:rPr>
-        <w:t xml:space="preserve"> </w:t>
+        <w:t xml:space="preserve">Non Customer </w:t>
       </w:r>
       <w:r>
         <w:rPr>
@@ -8332,7 +7398,6 @@
           <w:lang w:val="en-US"/>
         </w:rPr>
       </w:pPr>
-      <w:proofErr w:type="spellStart"/>
       <w:r>
         <w:rPr>
           <w:b/>
@@ -8342,18 +7407,15 @@
           <w:lang w:val="en-US"/>
         </w:rPr>
         <w:lastRenderedPageBreak/>
-        <w:t>Komponen</w:t>
-      </w:r>
-      <w:proofErr w:type="spellEnd"/>
-      <w:r>
-        <w:rPr>
-          <w:b/>
-          <w:bCs/>
+        <w:t>Komponen:</w:t>
+      </w:r>
+      <w:r>
+        <w:rPr>
           <w:sz w:val="24"/>
           <w:szCs w:val="24"/>
           <w:lang w:val="en-US"/>
         </w:rPr>
-        <w:t>:</w:t>
+        <w:t xml:space="preserve"> </w:t>
       </w:r>
       <w:r>
         <w:rPr>
@@ -8361,161 +7423,7 @@
           <w:szCs w:val="24"/>
           <w:lang w:val="en-US"/>
         </w:rPr>
-        <w:t xml:space="preserve"> </w:t>
-      </w:r>
-      <w:proofErr w:type="gramStart"/>
-      <w:r>
-        <w:rPr>
-          <w:sz w:val="24"/>
-          <w:szCs w:val="24"/>
-          <w:lang w:val="en-US"/>
-        </w:rPr>
-        <w:t>Non Customer</w:t>
-      </w:r>
-      <w:proofErr w:type="gramEnd"/>
-      <w:r>
-        <w:rPr>
-          <w:sz w:val="24"/>
-          <w:szCs w:val="24"/>
-          <w:lang w:val="en-US"/>
-        </w:rPr>
-        <w:t xml:space="preserve"> ID, Name, Contact, Position, Address1, Address2, </w:t>
-      </w:r>
-      <w:proofErr w:type="spellStart"/>
-      <w:r>
-        <w:rPr>
-          <w:sz w:val="24"/>
-          <w:szCs w:val="24"/>
-          <w:lang w:val="en-US"/>
-        </w:rPr>
-        <w:t>Kecamatan</w:t>
-      </w:r>
-      <w:proofErr w:type="spellEnd"/>
-      <w:r>
-        <w:rPr>
-          <w:sz w:val="24"/>
-          <w:szCs w:val="24"/>
-          <w:lang w:val="en-US"/>
-        </w:rPr>
-        <w:t xml:space="preserve">, </w:t>
-      </w:r>
-      <w:proofErr w:type="spellStart"/>
-      <w:r>
-        <w:rPr>
-          <w:sz w:val="24"/>
-          <w:szCs w:val="24"/>
-          <w:lang w:val="en-US"/>
-        </w:rPr>
-        <w:t>Kabupaten</w:t>
-      </w:r>
-      <w:proofErr w:type="spellEnd"/>
-      <w:r>
-        <w:rPr>
-          <w:sz w:val="24"/>
-          <w:szCs w:val="24"/>
-          <w:lang w:val="en-US"/>
-        </w:rPr>
-        <w:t xml:space="preserve">, City, ZIP, Province, Country, </w:t>
-      </w:r>
-      <w:proofErr w:type="spellStart"/>
-      <w:r>
-        <w:rPr>
-          <w:sz w:val="24"/>
-          <w:szCs w:val="24"/>
-          <w:lang w:val="en-US"/>
-        </w:rPr>
-        <w:t>Channel_Outlet</w:t>
-      </w:r>
-      <w:proofErr w:type="spellEnd"/>
-      <w:r>
-        <w:rPr>
-          <w:sz w:val="24"/>
-          <w:szCs w:val="24"/>
-          <w:lang w:val="en-US"/>
-        </w:rPr>
-        <w:t xml:space="preserve">, </w:t>
-      </w:r>
-      <w:proofErr w:type="spellStart"/>
-      <w:r>
-        <w:rPr>
-          <w:sz w:val="24"/>
-          <w:szCs w:val="24"/>
-          <w:lang w:val="en-US"/>
-        </w:rPr>
-        <w:t>Kode_area</w:t>
-      </w:r>
-      <w:proofErr w:type="spellEnd"/>
-      <w:r>
-        <w:rPr>
-          <w:sz w:val="24"/>
-          <w:szCs w:val="24"/>
-          <w:lang w:val="en-US"/>
-        </w:rPr>
-        <w:t xml:space="preserve">, Phone, </w:t>
-      </w:r>
-      <w:proofErr w:type="spellStart"/>
-      <w:r>
-        <w:rPr>
-          <w:sz w:val="24"/>
-          <w:szCs w:val="24"/>
-          <w:lang w:val="en-US"/>
-        </w:rPr>
-        <w:t>Mobile_Phone</w:t>
-      </w:r>
-      <w:proofErr w:type="spellEnd"/>
-      <w:r>
-        <w:rPr>
-          <w:sz w:val="24"/>
-          <w:szCs w:val="24"/>
-          <w:lang w:val="en-US"/>
-        </w:rPr>
-        <w:t xml:space="preserve">, Email, </w:t>
-      </w:r>
-      <w:proofErr w:type="spellStart"/>
-      <w:r>
-        <w:rPr>
-          <w:sz w:val="24"/>
-          <w:szCs w:val="24"/>
-          <w:lang w:val="en-US"/>
-        </w:rPr>
-        <w:t>Employee_Id</w:t>
-      </w:r>
-      <w:proofErr w:type="spellEnd"/>
-      <w:r>
-        <w:rPr>
-          <w:sz w:val="24"/>
-          <w:szCs w:val="24"/>
-          <w:lang w:val="en-US"/>
-        </w:rPr>
-        <w:t xml:space="preserve">, </w:t>
-      </w:r>
-      <w:proofErr w:type="spellStart"/>
-      <w:proofErr w:type="gramStart"/>
-      <w:r>
-        <w:rPr>
-          <w:sz w:val="24"/>
-          <w:szCs w:val="24"/>
-          <w:lang w:val="en-US"/>
-        </w:rPr>
-        <w:t>Created</w:t>
-      </w:r>
-      <w:proofErr w:type="gramEnd"/>
-      <w:r>
-        <w:rPr>
-          <w:sz w:val="24"/>
-          <w:szCs w:val="24"/>
-          <w:lang w:val="en-US"/>
-        </w:rPr>
-        <w:t>_Date</w:t>
-      </w:r>
-      <w:proofErr w:type="spellEnd"/>
-      <w:r>
-        <w:rPr>
-          <w:sz w:val="24"/>
-          <w:szCs w:val="24"/>
-          <w:lang w:val="en-US"/>
-        </w:rPr>
-        <w:t>, Note, NPWP, Status</w:t>
+        <w:t>Non Customer ID, Name, Contact, Position, Address1, Address2, Kecamatan, Kabupaten, City, ZIP, Province, Country, Channel_Outlet, Kode_area, Phone, Mobile_Phone, Email, Employee_Id, Created_Date, Note, NPWP, Status</w:t>
       </w:r>
     </w:p>
     <w:p>
@@ -8534,7 +7442,6 @@
           <w:lang w:val="en-US"/>
         </w:rPr>
       </w:pPr>
-      <w:proofErr w:type="spellStart"/>
       <w:r>
         <w:rPr>
           <w:b/>
@@ -8543,18 +7450,15 @@
           <w:szCs w:val="24"/>
           <w:lang w:val="en-US"/>
         </w:rPr>
-        <w:t>Fungsi</w:t>
-      </w:r>
-      <w:proofErr w:type="spellEnd"/>
-      <w:r>
-        <w:rPr>
-          <w:b/>
-          <w:bCs/>
+        <w:t>Fungsi:</w:t>
+      </w:r>
+      <w:r>
+        <w:rPr>
           <w:sz w:val="24"/>
           <w:szCs w:val="24"/>
           <w:lang w:val="en-US"/>
         </w:rPr>
-        <w:t>:</w:t>
+        <w:t xml:space="preserve"> </w:t>
       </w:r>
       <w:r>
         <w:rPr>
@@ -8562,331 +7466,7 @@
           <w:szCs w:val="24"/>
           <w:lang w:val="en-US"/>
         </w:rPr>
-        <w:t xml:space="preserve"> </w:t>
-      </w:r>
-      <w:proofErr w:type="spellStart"/>
-      <w:r>
-        <w:rPr>
-          <w:sz w:val="24"/>
-          <w:szCs w:val="24"/>
-          <w:lang w:val="en-US"/>
-        </w:rPr>
-        <w:t>Mengelola</w:t>
-      </w:r>
-      <w:proofErr w:type="spellEnd"/>
-      <w:r>
-        <w:rPr>
-          <w:sz w:val="24"/>
-          <w:szCs w:val="24"/>
-          <w:lang w:val="en-US"/>
-        </w:rPr>
-        <w:t xml:space="preserve"> data </w:t>
-      </w:r>
-      <w:proofErr w:type="spellStart"/>
-      <w:r>
-        <w:rPr>
-          <w:sz w:val="24"/>
-          <w:szCs w:val="24"/>
-          <w:lang w:val="en-US"/>
-        </w:rPr>
-        <w:t>calon</w:t>
-      </w:r>
-      <w:proofErr w:type="spellEnd"/>
-      <w:r>
-        <w:rPr>
-          <w:sz w:val="24"/>
-          <w:szCs w:val="24"/>
-          <w:lang w:val="en-US"/>
-        </w:rPr>
-        <w:t xml:space="preserve"> </w:t>
-      </w:r>
-      <w:proofErr w:type="spellStart"/>
-      <w:r>
-        <w:rPr>
-          <w:sz w:val="24"/>
-          <w:szCs w:val="24"/>
-          <w:lang w:val="en-US"/>
-        </w:rPr>
-        <w:t>pelanggan</w:t>
-      </w:r>
-      <w:proofErr w:type="spellEnd"/>
-      <w:r>
-        <w:rPr>
-          <w:sz w:val="24"/>
-          <w:szCs w:val="24"/>
-          <w:lang w:val="en-US"/>
-        </w:rPr>
-        <w:t xml:space="preserve"> (</w:t>
-      </w:r>
-      <w:proofErr w:type="spellStart"/>
-      <w:r>
-        <w:rPr>
-          <w:sz w:val="24"/>
-          <w:szCs w:val="24"/>
-          <w:lang w:val="en-US"/>
-        </w:rPr>
-        <w:t>prospek</w:t>
-      </w:r>
-      <w:proofErr w:type="spellEnd"/>
-      <w:r>
-        <w:rPr>
-          <w:sz w:val="24"/>
-          <w:szCs w:val="24"/>
-          <w:lang w:val="en-US"/>
-        </w:rPr>
-        <w:t xml:space="preserve">/lead) yang </w:t>
-      </w:r>
-      <w:proofErr w:type="spellStart"/>
-      <w:r>
-        <w:rPr>
-          <w:sz w:val="24"/>
-          <w:szCs w:val="24"/>
-          <w:lang w:val="en-US"/>
-        </w:rPr>
-        <w:t>belum</w:t>
-      </w:r>
-      <w:proofErr w:type="spellEnd"/>
-      <w:r>
-        <w:rPr>
-          <w:sz w:val="24"/>
-          <w:szCs w:val="24"/>
-          <w:lang w:val="en-US"/>
-        </w:rPr>
-        <w:t xml:space="preserve"> </w:t>
-      </w:r>
-      <w:proofErr w:type="spellStart"/>
-      <w:r>
-        <w:rPr>
-          <w:sz w:val="24"/>
-          <w:szCs w:val="24"/>
-          <w:lang w:val="en-US"/>
-        </w:rPr>
-        <w:t>terdaftar</w:t>
-      </w:r>
-      <w:proofErr w:type="spellEnd"/>
-      <w:r>
-        <w:rPr>
-          <w:sz w:val="24"/>
-          <w:szCs w:val="24"/>
-          <w:lang w:val="en-US"/>
-        </w:rPr>
-        <w:t xml:space="preserve"> </w:t>
-      </w:r>
-      <w:proofErr w:type="spellStart"/>
-      <w:r>
-        <w:rPr>
-          <w:sz w:val="24"/>
-          <w:szCs w:val="24"/>
-          <w:lang w:val="en-US"/>
-        </w:rPr>
-        <w:t>secara</w:t>
-      </w:r>
-      <w:proofErr w:type="spellEnd"/>
-      <w:r>
-        <w:rPr>
-          <w:sz w:val="24"/>
-          <w:szCs w:val="24"/>
-          <w:lang w:val="en-US"/>
-        </w:rPr>
-        <w:t xml:space="preserve"> </w:t>
-      </w:r>
-      <w:proofErr w:type="spellStart"/>
-      <w:r>
-        <w:rPr>
-          <w:sz w:val="24"/>
-          <w:szCs w:val="24"/>
-          <w:lang w:val="en-US"/>
-        </w:rPr>
-        <w:t>resmi</w:t>
-      </w:r>
-      <w:proofErr w:type="spellEnd"/>
-      <w:r>
-        <w:rPr>
-          <w:sz w:val="24"/>
-          <w:szCs w:val="24"/>
-          <w:lang w:val="en-US"/>
-        </w:rPr>
-        <w:t xml:space="preserve"> </w:t>
-      </w:r>
-      <w:proofErr w:type="spellStart"/>
-      <w:r>
-        <w:rPr>
-          <w:sz w:val="24"/>
-          <w:szCs w:val="24"/>
-          <w:lang w:val="en-US"/>
-        </w:rPr>
-        <w:t>sebagai</w:t>
-      </w:r>
-      <w:proofErr w:type="spellEnd"/>
-      <w:r>
-        <w:rPr>
-          <w:sz w:val="24"/>
-          <w:szCs w:val="24"/>
-          <w:lang w:val="en-US"/>
-        </w:rPr>
-        <w:t xml:space="preserve"> </w:t>
-      </w:r>
-      <w:proofErr w:type="spellStart"/>
-      <w:r>
-        <w:rPr>
-          <w:sz w:val="24"/>
-          <w:szCs w:val="24"/>
-          <w:lang w:val="en-US"/>
-        </w:rPr>
-        <w:t>pelanggan</w:t>
-      </w:r>
-      <w:proofErr w:type="spellEnd"/>
-      <w:r>
-        <w:rPr>
-          <w:sz w:val="24"/>
-          <w:szCs w:val="24"/>
-          <w:lang w:val="en-US"/>
-        </w:rPr>
-        <w:t xml:space="preserve"> </w:t>
-      </w:r>
-      <w:proofErr w:type="spellStart"/>
-      <w:r>
-        <w:rPr>
-          <w:sz w:val="24"/>
-          <w:szCs w:val="24"/>
-          <w:lang w:val="en-US"/>
-        </w:rPr>
-        <w:t>aktif</w:t>
-      </w:r>
-      <w:proofErr w:type="spellEnd"/>
-      <w:r>
-        <w:rPr>
-          <w:sz w:val="24"/>
-          <w:szCs w:val="24"/>
-          <w:lang w:val="en-US"/>
-        </w:rPr>
-        <w:t xml:space="preserve">, </w:t>
-      </w:r>
-      <w:proofErr w:type="spellStart"/>
-      <w:r>
-        <w:rPr>
-          <w:sz w:val="24"/>
-          <w:szCs w:val="24"/>
-          <w:lang w:val="en-US"/>
-        </w:rPr>
-        <w:t>mencakup</w:t>
-      </w:r>
-      <w:proofErr w:type="spellEnd"/>
-      <w:r>
-        <w:rPr>
-          <w:sz w:val="24"/>
-          <w:szCs w:val="24"/>
-          <w:lang w:val="en-US"/>
-        </w:rPr>
-        <w:t xml:space="preserve"> </w:t>
-      </w:r>
-      <w:proofErr w:type="spellStart"/>
-      <w:r>
-        <w:rPr>
-          <w:sz w:val="24"/>
-          <w:szCs w:val="24"/>
-          <w:lang w:val="en-US"/>
-        </w:rPr>
-        <w:t>profil</w:t>
-      </w:r>
-      <w:proofErr w:type="spellEnd"/>
-      <w:r>
-        <w:rPr>
-          <w:sz w:val="24"/>
-          <w:szCs w:val="24"/>
-          <w:lang w:val="en-US"/>
-        </w:rPr>
-        <w:t xml:space="preserve"> </w:t>
-      </w:r>
-      <w:proofErr w:type="spellStart"/>
-      <w:r>
-        <w:rPr>
-          <w:sz w:val="24"/>
-          <w:szCs w:val="24"/>
-          <w:lang w:val="en-US"/>
-        </w:rPr>
-        <w:t>lokasi</w:t>
-      </w:r>
-      <w:proofErr w:type="spellEnd"/>
-      <w:r>
-        <w:rPr>
-          <w:sz w:val="24"/>
-          <w:szCs w:val="24"/>
-          <w:lang w:val="en-US"/>
-        </w:rPr>
-        <w:t xml:space="preserve">, </w:t>
-      </w:r>
-      <w:proofErr w:type="spellStart"/>
-      <w:r>
-        <w:rPr>
-          <w:sz w:val="24"/>
-          <w:szCs w:val="24"/>
-          <w:lang w:val="en-US"/>
-        </w:rPr>
-        <w:t>kontak</w:t>
-      </w:r>
-      <w:proofErr w:type="spellEnd"/>
-      <w:r>
-        <w:rPr>
-          <w:sz w:val="24"/>
-          <w:szCs w:val="24"/>
-          <w:lang w:val="en-US"/>
-        </w:rPr>
-        <w:t xml:space="preserve"> PIC, </w:t>
-      </w:r>
-      <w:proofErr w:type="spellStart"/>
-      <w:r>
-        <w:rPr>
-          <w:sz w:val="24"/>
-          <w:szCs w:val="24"/>
-          <w:lang w:val="en-US"/>
-        </w:rPr>
-        <w:t>serta</w:t>
-      </w:r>
-      <w:proofErr w:type="spellEnd"/>
-      <w:r>
-        <w:rPr>
-          <w:sz w:val="24"/>
-          <w:szCs w:val="24"/>
-          <w:lang w:val="en-US"/>
-        </w:rPr>
-        <w:t xml:space="preserve"> status </w:t>
-      </w:r>
-      <w:proofErr w:type="spellStart"/>
-      <w:r>
-        <w:rPr>
-          <w:sz w:val="24"/>
-          <w:szCs w:val="24"/>
-          <w:lang w:val="en-US"/>
-        </w:rPr>
-        <w:t>konversi</w:t>
-      </w:r>
-      <w:proofErr w:type="spellEnd"/>
-      <w:r>
-        <w:rPr>
-          <w:sz w:val="24"/>
-          <w:szCs w:val="24"/>
-          <w:lang w:val="en-US"/>
-        </w:rPr>
-        <w:t xml:space="preserve"> </w:t>
-      </w:r>
-      <w:proofErr w:type="spellStart"/>
-      <w:r>
-        <w:rPr>
-          <w:sz w:val="24"/>
-          <w:szCs w:val="24"/>
-          <w:lang w:val="en-US"/>
-        </w:rPr>
-        <w:t>prospek</w:t>
-      </w:r>
-      <w:proofErr w:type="spellEnd"/>
-      <w:r>
-        <w:rPr>
-          <w:sz w:val="24"/>
-          <w:szCs w:val="24"/>
-          <w:lang w:val="en-US"/>
-        </w:rPr>
-        <w:t>.</w:t>
+        <w:t>Mengelola data calon pelanggan (prospek/lead) yang belum terdaftar secara resmi sebagai pelanggan aktif, mencakup profil lokasi, kontak PIC, serta status konversi prospek.</w:t>
       </w:r>
     </w:p>
     <w:p>
@@ -8905,7 +7485,6 @@
           <w:lang w:val="en-US"/>
         </w:rPr>
       </w:pPr>
-      <w:proofErr w:type="spellStart"/>
       <w:r>
         <w:rPr>
           <w:b/>
@@ -8914,18 +7493,15 @@
           <w:szCs w:val="24"/>
           <w:lang w:val="en-US"/>
         </w:rPr>
-        <w:t>Penjelasan</w:t>
-      </w:r>
-      <w:proofErr w:type="spellEnd"/>
-      <w:r>
-        <w:rPr>
-          <w:b/>
-          <w:bCs/>
+        <w:t>Penjelasan UI:</w:t>
+      </w:r>
+      <w:r>
+        <w:rPr>
           <w:sz w:val="24"/>
           <w:szCs w:val="24"/>
           <w:lang w:val="en-US"/>
         </w:rPr>
-        <w:t xml:space="preserve"> UI:</w:t>
+        <w:t xml:space="preserve"> </w:t>
       </w:r>
       <w:r>
         <w:rPr>
@@ -8933,349 +7509,7 @@
           <w:szCs w:val="24"/>
           <w:lang w:val="en-US"/>
         </w:rPr>
-        <w:t xml:space="preserve"> </w:t>
-      </w:r>
-      <w:proofErr w:type="spellStart"/>
-      <w:r>
-        <w:rPr>
-          <w:sz w:val="24"/>
-          <w:szCs w:val="24"/>
-          <w:lang w:val="en-US"/>
-        </w:rPr>
-        <w:t>Tampilan</w:t>
-      </w:r>
-      <w:proofErr w:type="spellEnd"/>
-      <w:r>
-        <w:rPr>
-          <w:sz w:val="24"/>
-          <w:szCs w:val="24"/>
-          <w:lang w:val="en-US"/>
-        </w:rPr>
-        <w:t xml:space="preserve"> </w:t>
-      </w:r>
-      <w:proofErr w:type="spellStart"/>
-      <w:r>
-        <w:rPr>
-          <w:sz w:val="24"/>
-          <w:szCs w:val="24"/>
-          <w:lang w:val="en-US"/>
-        </w:rPr>
-        <w:t>awal</w:t>
-      </w:r>
-      <w:proofErr w:type="spellEnd"/>
-      <w:r>
-        <w:rPr>
-          <w:sz w:val="24"/>
-          <w:szCs w:val="24"/>
-          <w:lang w:val="en-US"/>
-        </w:rPr>
-        <w:t xml:space="preserve"> </w:t>
-      </w:r>
-      <w:proofErr w:type="spellStart"/>
-      <w:r>
-        <w:rPr>
-          <w:sz w:val="24"/>
-          <w:szCs w:val="24"/>
-          <w:lang w:val="en-US"/>
-        </w:rPr>
-        <w:t>berupa</w:t>
-      </w:r>
-      <w:proofErr w:type="spellEnd"/>
-      <w:r>
-        <w:rPr>
-          <w:sz w:val="24"/>
-          <w:szCs w:val="24"/>
-          <w:lang w:val="en-US"/>
-        </w:rPr>
-        <w:t xml:space="preserve"> table data grid </w:t>
-      </w:r>
-      <w:proofErr w:type="spellStart"/>
-      <w:r>
-        <w:rPr>
-          <w:sz w:val="24"/>
-          <w:szCs w:val="24"/>
-          <w:lang w:val="en-US"/>
-        </w:rPr>
-        <w:t>berfitur</w:t>
-      </w:r>
-      <w:proofErr w:type="spellEnd"/>
-      <w:r>
-        <w:rPr>
-          <w:sz w:val="24"/>
-          <w:szCs w:val="24"/>
-          <w:lang w:val="en-US"/>
-        </w:rPr>
-        <w:t xml:space="preserve"> </w:t>
-      </w:r>
-      <w:proofErr w:type="spellStart"/>
-      <w:r>
-        <w:rPr>
-          <w:sz w:val="24"/>
-          <w:szCs w:val="24"/>
-          <w:lang w:val="en-US"/>
-        </w:rPr>
-        <w:t>pencarian</w:t>
-      </w:r>
-      <w:proofErr w:type="spellEnd"/>
-      <w:r>
-        <w:rPr>
-          <w:sz w:val="24"/>
-          <w:szCs w:val="24"/>
-          <w:lang w:val="en-US"/>
-        </w:rPr>
-        <w:t xml:space="preserve"> </w:t>
-      </w:r>
-      <w:proofErr w:type="spellStart"/>
-      <w:r>
-        <w:rPr>
-          <w:sz w:val="24"/>
-          <w:szCs w:val="24"/>
-          <w:lang w:val="en-US"/>
-        </w:rPr>
-        <w:t>cepat</w:t>
-      </w:r>
-      <w:proofErr w:type="spellEnd"/>
-      <w:r>
-        <w:rPr>
-          <w:sz w:val="24"/>
-          <w:szCs w:val="24"/>
-          <w:lang w:val="en-US"/>
-        </w:rPr>
-        <w:t xml:space="preserve"> dan filter status </w:t>
-      </w:r>
-      <w:proofErr w:type="spellStart"/>
-      <w:r>
-        <w:rPr>
-          <w:sz w:val="24"/>
-          <w:szCs w:val="24"/>
-          <w:lang w:val="en-US"/>
-        </w:rPr>
-        <w:t>prospek</w:t>
-      </w:r>
-      <w:proofErr w:type="spellEnd"/>
-      <w:r>
-        <w:rPr>
-          <w:sz w:val="24"/>
-          <w:szCs w:val="24"/>
-          <w:lang w:val="en-US"/>
-        </w:rPr>
-        <w:t xml:space="preserve"> (Prospect/In Follow-up/Converted/Rejected). </w:t>
-      </w:r>
-      <w:proofErr w:type="spellStart"/>
-      <w:r>
-        <w:rPr>
-          <w:sz w:val="24"/>
-          <w:szCs w:val="24"/>
-          <w:lang w:val="en-US"/>
-        </w:rPr>
-        <w:t>Tombol</w:t>
-      </w:r>
-      <w:proofErr w:type="spellEnd"/>
-      <w:r>
-        <w:rPr>
-          <w:sz w:val="24"/>
-          <w:szCs w:val="24"/>
-          <w:lang w:val="en-US"/>
-        </w:rPr>
-        <w:t xml:space="preserve"> [ + </w:t>
-      </w:r>
-      <w:proofErr w:type="spellStart"/>
-      <w:r>
-        <w:rPr>
-          <w:sz w:val="24"/>
-          <w:szCs w:val="24"/>
-          <w:lang w:val="en-US"/>
-        </w:rPr>
-        <w:t>Tambah</w:t>
-      </w:r>
-      <w:proofErr w:type="spellEnd"/>
-      <w:r>
-        <w:rPr>
-          <w:sz w:val="24"/>
-          <w:szCs w:val="24"/>
-          <w:lang w:val="en-US"/>
-        </w:rPr>
-        <w:t xml:space="preserve"> Non </w:t>
-      </w:r>
-      <w:proofErr w:type="gramStart"/>
-      <w:r>
-        <w:rPr>
-          <w:sz w:val="24"/>
-          <w:szCs w:val="24"/>
-          <w:lang w:val="en-US"/>
-        </w:rPr>
-        <w:t>Customer ]</w:t>
-      </w:r>
-      <w:proofErr w:type="gramEnd"/>
-      <w:r>
-        <w:rPr>
-          <w:sz w:val="24"/>
-          <w:szCs w:val="24"/>
-          <w:lang w:val="en-US"/>
-        </w:rPr>
-        <w:t xml:space="preserve"> </w:t>
-      </w:r>
-      <w:proofErr w:type="spellStart"/>
-      <w:r>
-        <w:rPr>
-          <w:sz w:val="24"/>
-          <w:szCs w:val="24"/>
-          <w:lang w:val="en-US"/>
-        </w:rPr>
-        <w:t>memunculkan</w:t>
-      </w:r>
-      <w:proofErr w:type="spellEnd"/>
-      <w:r>
-        <w:rPr>
-          <w:sz w:val="24"/>
-          <w:szCs w:val="24"/>
-          <w:lang w:val="en-US"/>
-        </w:rPr>
-        <w:t xml:space="preserve"> Pop-up Modal Form </w:t>
-      </w:r>
-      <w:proofErr w:type="spellStart"/>
-      <w:r>
-        <w:rPr>
-          <w:sz w:val="24"/>
-          <w:szCs w:val="24"/>
-          <w:lang w:val="en-US"/>
-        </w:rPr>
-        <w:t>berstruktur</w:t>
-      </w:r>
-      <w:proofErr w:type="spellEnd"/>
-      <w:r>
-        <w:rPr>
-          <w:sz w:val="24"/>
-          <w:szCs w:val="24"/>
-          <w:lang w:val="en-US"/>
-        </w:rPr>
-        <w:t xml:space="preserve"> Header Info, Alamat </w:t>
-      </w:r>
-      <w:proofErr w:type="spellStart"/>
-      <w:r>
-        <w:rPr>
-          <w:sz w:val="24"/>
-          <w:szCs w:val="24"/>
-          <w:lang w:val="en-US"/>
-        </w:rPr>
-        <w:t>Lengkap</w:t>
-      </w:r>
-      <w:proofErr w:type="spellEnd"/>
-      <w:r>
-        <w:rPr>
-          <w:sz w:val="24"/>
-          <w:szCs w:val="24"/>
-          <w:lang w:val="en-US"/>
-        </w:rPr>
-        <w:t xml:space="preserve">, Kontak PIC, </w:t>
-      </w:r>
-      <w:proofErr w:type="spellStart"/>
-      <w:r>
-        <w:rPr>
-          <w:sz w:val="24"/>
-          <w:szCs w:val="24"/>
-          <w:lang w:val="en-US"/>
-        </w:rPr>
-        <w:t>serta</w:t>
-      </w:r>
-      <w:proofErr w:type="spellEnd"/>
-      <w:r>
-        <w:rPr>
-          <w:sz w:val="24"/>
-          <w:szCs w:val="24"/>
-          <w:lang w:val="en-US"/>
-        </w:rPr>
-        <w:t xml:space="preserve"> Sales </w:t>
-      </w:r>
-      <w:proofErr w:type="spellStart"/>
-      <w:r>
-        <w:rPr>
-          <w:sz w:val="24"/>
-          <w:szCs w:val="24"/>
-          <w:lang w:val="en-US"/>
-        </w:rPr>
-        <w:t>Penanggung</w:t>
-      </w:r>
-      <w:proofErr w:type="spellEnd"/>
-      <w:r>
-        <w:rPr>
-          <w:sz w:val="24"/>
-          <w:szCs w:val="24"/>
-          <w:lang w:val="en-US"/>
-        </w:rPr>
-        <w:t xml:space="preserve"> Jawab. Edit </w:t>
-      </w:r>
-      <w:proofErr w:type="spellStart"/>
-      <w:r>
-        <w:rPr>
-          <w:sz w:val="24"/>
-          <w:szCs w:val="24"/>
-          <w:lang w:val="en-US"/>
-        </w:rPr>
-        <w:t>memunculkan</w:t>
-      </w:r>
-      <w:proofErr w:type="spellEnd"/>
-      <w:r>
-        <w:rPr>
-          <w:sz w:val="24"/>
-          <w:szCs w:val="24"/>
-          <w:lang w:val="en-US"/>
-        </w:rPr>
-        <w:t xml:space="preserve"> modal </w:t>
-      </w:r>
-      <w:proofErr w:type="spellStart"/>
-      <w:r>
-        <w:rPr>
-          <w:sz w:val="24"/>
-          <w:szCs w:val="24"/>
-          <w:lang w:val="en-US"/>
-        </w:rPr>
-        <w:t>terisi</w:t>
-      </w:r>
-      <w:proofErr w:type="spellEnd"/>
-      <w:r>
-        <w:rPr>
-          <w:sz w:val="24"/>
-          <w:szCs w:val="24"/>
-          <w:lang w:val="en-US"/>
-        </w:rPr>
-        <w:t xml:space="preserve">, Hapus </w:t>
-      </w:r>
-      <w:proofErr w:type="spellStart"/>
-      <w:r>
-        <w:rPr>
-          <w:sz w:val="24"/>
-          <w:szCs w:val="24"/>
-          <w:lang w:val="en-US"/>
-        </w:rPr>
-        <w:t>memunculkan</w:t>
-      </w:r>
-      <w:proofErr w:type="spellEnd"/>
-      <w:r>
-        <w:rPr>
-          <w:sz w:val="24"/>
-          <w:szCs w:val="24"/>
-          <w:lang w:val="en-US"/>
-        </w:rPr>
-        <w:t xml:space="preserve"> alert </w:t>
-      </w:r>
-      <w:proofErr w:type="spellStart"/>
-      <w:r>
-        <w:rPr>
-          <w:sz w:val="24"/>
-          <w:szCs w:val="24"/>
-          <w:lang w:val="en-US"/>
-        </w:rPr>
-        <w:t>konfirmasi</w:t>
-      </w:r>
-      <w:proofErr w:type="spellEnd"/>
-      <w:r>
-        <w:rPr>
-          <w:sz w:val="24"/>
-          <w:szCs w:val="24"/>
-          <w:lang w:val="en-US"/>
-        </w:rPr>
-        <w:t>.</w:t>
+        <w:t>Tampilan awal berupa table data grid berfitur pencarian cepat dan filter status prospek (Prospect/In Follow-up/Converted/Rejected). Tombol [ + Tambah Non Customer ] memunculkan Pop-up Modal Form berstruktur Header Info, Alamat Lengkap, Kontak PIC, serta Sales Penanggung Jawab. Edit memunculkan modal terisi, Hapus memunculkan alert konfirmasi.</w:t>
       </w:r>
     </w:p>
     <w:p>
@@ -9453,7 +7687,6 @@
           <w:lang w:val="en-US"/>
         </w:rPr>
       </w:pPr>
-      <w:proofErr w:type="spellStart"/>
       <w:r>
         <w:rPr>
           <w:b/>
@@ -9462,18 +7695,15 @@
           <w:szCs w:val="24"/>
           <w:lang w:val="en-US"/>
         </w:rPr>
-        <w:t>Komponen</w:t>
-      </w:r>
-      <w:proofErr w:type="spellEnd"/>
-      <w:r>
-        <w:rPr>
-          <w:b/>
-          <w:bCs/>
+        <w:t>Komponen:</w:t>
+      </w:r>
+      <w:r>
+        <w:rPr>
           <w:sz w:val="24"/>
           <w:szCs w:val="24"/>
           <w:lang w:val="en-US"/>
         </w:rPr>
-        <w:t>:</w:t>
+        <w:t xml:space="preserve"> </w:t>
       </w:r>
       <w:r>
         <w:rPr>
@@ -9481,33 +7711,7 @@
           <w:szCs w:val="24"/>
           <w:lang w:val="en-US"/>
         </w:rPr>
-        <w:t xml:space="preserve"> </w:t>
-      </w:r>
-      <w:r>
-        <w:rPr>
-          <w:sz w:val="24"/>
-          <w:szCs w:val="24"/>
-          <w:lang w:val="en-US"/>
-        </w:rPr>
-        <w:t xml:space="preserve">Date, Hari, ID, Name, </w:t>
-      </w:r>
-      <w:proofErr w:type="spellStart"/>
-      <w:r>
-        <w:rPr>
-          <w:sz w:val="24"/>
-          <w:szCs w:val="24"/>
-          <w:lang w:val="en-US"/>
-        </w:rPr>
-        <w:t>Tipe</w:t>
-      </w:r>
-      <w:proofErr w:type="spellEnd"/>
-      <w:r>
-        <w:rPr>
-          <w:sz w:val="24"/>
-          <w:szCs w:val="24"/>
-          <w:lang w:val="en-US"/>
-        </w:rPr>
-        <w:t>, NOO</w:t>
+        <w:t>Date, Hari, ID, Name, Tipe, NOO</w:t>
       </w:r>
     </w:p>
     <w:p>
@@ -9526,7 +7730,6 @@
           <w:lang w:val="en-US"/>
         </w:rPr>
       </w:pPr>
-      <w:proofErr w:type="spellStart"/>
       <w:r>
         <w:rPr>
           <w:b/>
@@ -9536,18 +7739,15 @@
           <w:lang w:val="en-US"/>
         </w:rPr>
         <w:lastRenderedPageBreak/>
-        <w:t>Fungsi</w:t>
-      </w:r>
-      <w:proofErr w:type="spellEnd"/>
-      <w:r>
-        <w:rPr>
-          <w:b/>
-          <w:bCs/>
+        <w:t>Fungsi:</w:t>
+      </w:r>
+      <w:r>
+        <w:rPr>
           <w:sz w:val="24"/>
           <w:szCs w:val="24"/>
           <w:lang w:val="en-US"/>
         </w:rPr>
-        <w:t>:</w:t>
+        <w:t xml:space="preserve"> </w:t>
       </w:r>
       <w:r>
         <w:rPr>
@@ -9555,349 +7755,7 @@
           <w:szCs w:val="24"/>
           <w:lang w:val="en-US"/>
         </w:rPr>
-        <w:t xml:space="preserve"> </w:t>
-      </w:r>
-      <w:proofErr w:type="spellStart"/>
-      <w:r>
-        <w:rPr>
-          <w:sz w:val="24"/>
-          <w:szCs w:val="24"/>
-          <w:lang w:val="en-US"/>
-        </w:rPr>
-        <w:t>Mencatat</w:t>
-      </w:r>
-      <w:proofErr w:type="spellEnd"/>
-      <w:r>
-        <w:rPr>
-          <w:sz w:val="24"/>
-          <w:szCs w:val="24"/>
-          <w:lang w:val="en-US"/>
-        </w:rPr>
-        <w:t xml:space="preserve"> dan </w:t>
-      </w:r>
-      <w:proofErr w:type="spellStart"/>
-      <w:r>
-        <w:rPr>
-          <w:sz w:val="24"/>
-          <w:szCs w:val="24"/>
-          <w:lang w:val="en-US"/>
-        </w:rPr>
-        <w:t>memantau</w:t>
-      </w:r>
-      <w:proofErr w:type="spellEnd"/>
-      <w:r>
-        <w:rPr>
-          <w:sz w:val="24"/>
-          <w:szCs w:val="24"/>
-          <w:lang w:val="en-US"/>
-        </w:rPr>
-        <w:t xml:space="preserve"> </w:t>
-      </w:r>
-      <w:proofErr w:type="spellStart"/>
-      <w:r>
-        <w:rPr>
-          <w:sz w:val="24"/>
-          <w:szCs w:val="24"/>
-          <w:lang w:val="en-US"/>
-        </w:rPr>
-        <w:t>aktivitas</w:t>
-      </w:r>
-      <w:proofErr w:type="spellEnd"/>
-      <w:r>
-        <w:rPr>
-          <w:sz w:val="24"/>
-          <w:szCs w:val="24"/>
-          <w:lang w:val="en-US"/>
-        </w:rPr>
-        <w:t xml:space="preserve"> </w:t>
-      </w:r>
-      <w:proofErr w:type="spellStart"/>
-      <w:r>
-        <w:rPr>
-          <w:sz w:val="24"/>
-          <w:szCs w:val="24"/>
-          <w:lang w:val="en-US"/>
-        </w:rPr>
-        <w:t>kunjungan</w:t>
-      </w:r>
-      <w:proofErr w:type="spellEnd"/>
-      <w:r>
-        <w:rPr>
-          <w:sz w:val="24"/>
-          <w:szCs w:val="24"/>
-          <w:lang w:val="en-US"/>
-        </w:rPr>
-        <w:t xml:space="preserve"> </w:t>
-      </w:r>
-      <w:proofErr w:type="spellStart"/>
-      <w:r>
-        <w:rPr>
-          <w:sz w:val="24"/>
-          <w:szCs w:val="24"/>
-          <w:lang w:val="en-US"/>
-        </w:rPr>
-        <w:t>harian</w:t>
-      </w:r>
-      <w:proofErr w:type="spellEnd"/>
-      <w:r>
-        <w:rPr>
-          <w:sz w:val="24"/>
-          <w:szCs w:val="24"/>
-          <w:lang w:val="en-US"/>
-        </w:rPr>
-        <w:t xml:space="preserve"> </w:t>
-      </w:r>
-      <w:proofErr w:type="spellStart"/>
-      <w:r>
-        <w:rPr>
-          <w:sz w:val="24"/>
-          <w:szCs w:val="24"/>
-          <w:lang w:val="en-US"/>
-        </w:rPr>
-        <w:t>tim</w:t>
-      </w:r>
-      <w:proofErr w:type="spellEnd"/>
-      <w:r>
-        <w:rPr>
-          <w:sz w:val="24"/>
-          <w:szCs w:val="24"/>
-          <w:lang w:val="en-US"/>
-        </w:rPr>
-        <w:t xml:space="preserve"> marketing/sales </w:t>
-      </w:r>
-      <w:proofErr w:type="spellStart"/>
-      <w:r>
-        <w:rPr>
-          <w:sz w:val="24"/>
-          <w:szCs w:val="24"/>
-          <w:lang w:val="en-US"/>
-        </w:rPr>
-        <w:t>ke</w:t>
-      </w:r>
-      <w:proofErr w:type="spellEnd"/>
-      <w:r>
-        <w:rPr>
-          <w:sz w:val="24"/>
-          <w:szCs w:val="24"/>
-          <w:lang w:val="en-US"/>
-        </w:rPr>
-        <w:t xml:space="preserve"> </w:t>
-      </w:r>
-      <w:proofErr w:type="spellStart"/>
-      <w:r>
-        <w:rPr>
-          <w:sz w:val="24"/>
-          <w:szCs w:val="24"/>
-          <w:lang w:val="en-US"/>
-        </w:rPr>
-        <w:t>lokasi</w:t>
-      </w:r>
-      <w:proofErr w:type="spellEnd"/>
-      <w:r>
-        <w:rPr>
-          <w:sz w:val="24"/>
-          <w:szCs w:val="24"/>
-          <w:lang w:val="en-US"/>
-        </w:rPr>
-        <w:t xml:space="preserve"> </w:t>
-      </w:r>
-      <w:proofErr w:type="spellStart"/>
-      <w:r>
-        <w:rPr>
-          <w:sz w:val="24"/>
-          <w:szCs w:val="24"/>
-          <w:lang w:val="en-US"/>
-        </w:rPr>
-        <w:t>prospek</w:t>
-      </w:r>
-      <w:proofErr w:type="spellEnd"/>
-      <w:r>
-        <w:rPr>
-          <w:sz w:val="24"/>
-          <w:szCs w:val="24"/>
-          <w:lang w:val="en-US"/>
-        </w:rPr>
-        <w:t xml:space="preserve"> </w:t>
-      </w:r>
-      <w:proofErr w:type="spellStart"/>
-      <w:r>
-        <w:rPr>
-          <w:sz w:val="24"/>
-          <w:szCs w:val="24"/>
-          <w:lang w:val="en-US"/>
-        </w:rPr>
-        <w:t>atau</w:t>
-      </w:r>
-      <w:proofErr w:type="spellEnd"/>
-      <w:r>
-        <w:rPr>
-          <w:sz w:val="24"/>
-          <w:szCs w:val="24"/>
-          <w:lang w:val="en-US"/>
-        </w:rPr>
-        <w:t xml:space="preserve"> </w:t>
-      </w:r>
-      <w:proofErr w:type="spellStart"/>
-      <w:r>
-        <w:rPr>
-          <w:sz w:val="24"/>
-          <w:szCs w:val="24"/>
-          <w:lang w:val="en-US"/>
-        </w:rPr>
-        <w:t>pelanggan</w:t>
-      </w:r>
-      <w:proofErr w:type="spellEnd"/>
-      <w:r>
-        <w:rPr>
-          <w:sz w:val="24"/>
-          <w:szCs w:val="24"/>
-          <w:lang w:val="en-US"/>
-        </w:rPr>
-        <w:t xml:space="preserve">, </w:t>
-      </w:r>
-      <w:proofErr w:type="spellStart"/>
-      <w:r>
-        <w:rPr>
-          <w:sz w:val="24"/>
-          <w:szCs w:val="24"/>
-          <w:lang w:val="en-US"/>
-        </w:rPr>
-        <w:t>serta</w:t>
-      </w:r>
-      <w:proofErr w:type="spellEnd"/>
-      <w:r>
-        <w:rPr>
-          <w:sz w:val="24"/>
-          <w:szCs w:val="24"/>
-          <w:lang w:val="en-US"/>
-        </w:rPr>
-        <w:t xml:space="preserve"> </w:t>
-      </w:r>
-      <w:proofErr w:type="spellStart"/>
-      <w:r>
-        <w:rPr>
-          <w:sz w:val="24"/>
-          <w:szCs w:val="24"/>
-          <w:lang w:val="en-US"/>
-        </w:rPr>
-        <w:t>mengidentifikasi</w:t>
-      </w:r>
-      <w:proofErr w:type="spellEnd"/>
-      <w:r>
-        <w:rPr>
-          <w:sz w:val="24"/>
-          <w:szCs w:val="24"/>
-          <w:lang w:val="en-US"/>
-        </w:rPr>
-        <w:t xml:space="preserve"> </w:t>
-      </w:r>
-      <w:proofErr w:type="spellStart"/>
-      <w:r>
-        <w:rPr>
-          <w:sz w:val="24"/>
-          <w:szCs w:val="24"/>
-          <w:lang w:val="en-US"/>
-        </w:rPr>
-        <w:t>hasil</w:t>
-      </w:r>
-      <w:proofErr w:type="spellEnd"/>
-      <w:r>
-        <w:rPr>
-          <w:sz w:val="24"/>
-          <w:szCs w:val="24"/>
-          <w:lang w:val="en-US"/>
-        </w:rPr>
-        <w:t xml:space="preserve"> </w:t>
-      </w:r>
-      <w:proofErr w:type="spellStart"/>
-      <w:r>
-        <w:rPr>
-          <w:sz w:val="24"/>
-          <w:szCs w:val="24"/>
-          <w:lang w:val="en-US"/>
-        </w:rPr>
-        <w:t>kunjungan</w:t>
-      </w:r>
-      <w:proofErr w:type="spellEnd"/>
-      <w:r>
-        <w:rPr>
-          <w:sz w:val="24"/>
-          <w:szCs w:val="24"/>
-          <w:lang w:val="en-US"/>
-        </w:rPr>
-        <w:t xml:space="preserve"> </w:t>
-      </w:r>
-      <w:proofErr w:type="spellStart"/>
-      <w:r>
-        <w:rPr>
-          <w:sz w:val="24"/>
-          <w:szCs w:val="24"/>
-          <w:lang w:val="en-US"/>
-        </w:rPr>
-        <w:t>berupa</w:t>
-      </w:r>
-      <w:proofErr w:type="spellEnd"/>
-      <w:r>
-        <w:rPr>
-          <w:sz w:val="24"/>
-          <w:szCs w:val="24"/>
-          <w:lang w:val="en-US"/>
-        </w:rPr>
-        <w:t xml:space="preserve"> </w:t>
-      </w:r>
-      <w:proofErr w:type="spellStart"/>
-      <w:r>
-        <w:rPr>
-          <w:sz w:val="24"/>
-          <w:szCs w:val="24"/>
-          <w:lang w:val="en-US"/>
-        </w:rPr>
-        <w:t>pembukaan</w:t>
-      </w:r>
-      <w:proofErr w:type="spellEnd"/>
-      <w:r>
-        <w:rPr>
-          <w:sz w:val="24"/>
-          <w:szCs w:val="24"/>
-          <w:lang w:val="en-US"/>
-        </w:rPr>
-        <w:t xml:space="preserve"> </w:t>
-      </w:r>
-      <w:proofErr w:type="spellStart"/>
-      <w:r>
-        <w:rPr>
-          <w:sz w:val="24"/>
-          <w:szCs w:val="24"/>
-          <w:lang w:val="en-US"/>
-        </w:rPr>
-        <w:t>toko</w:t>
-      </w:r>
-      <w:proofErr w:type="spellEnd"/>
-      <w:r>
-        <w:rPr>
-          <w:sz w:val="24"/>
-          <w:szCs w:val="24"/>
-          <w:lang w:val="en-US"/>
-        </w:rPr>
-        <w:t xml:space="preserve">/outlet </w:t>
-      </w:r>
-      <w:proofErr w:type="spellStart"/>
-      <w:r>
-        <w:rPr>
-          <w:sz w:val="24"/>
-          <w:szCs w:val="24"/>
-          <w:lang w:val="en-US"/>
-        </w:rPr>
-        <w:t>baru</w:t>
-      </w:r>
-      <w:proofErr w:type="spellEnd"/>
-      <w:r>
-        <w:rPr>
-          <w:sz w:val="24"/>
-          <w:szCs w:val="24"/>
-          <w:lang w:val="en-US"/>
-        </w:rPr>
-        <w:t xml:space="preserve"> (NOO).</w:t>
+        <w:t>Mencatat dan memantau aktivitas kunjungan harian tim marketing/sales ke lokasi prospek atau pelanggan, serta mengidentifikasi hasil kunjungan berupa pembukaan toko/outlet baru (NOO).</w:t>
       </w:r>
     </w:p>
     <w:p>
@@ -9916,7 +7774,6 @@
           <w:lang w:val="en-US"/>
         </w:rPr>
       </w:pPr>
-      <w:proofErr w:type="spellStart"/>
       <w:r>
         <w:rPr>
           <w:b/>
@@ -9925,9 +7782,8 @@
           <w:szCs w:val="24"/>
           <w:lang w:val="en-US"/>
         </w:rPr>
-        <w:t>Penjelasan</w:t>
-      </w:r>
-      <w:proofErr w:type="spellEnd"/>
+        <w:t>Penjelasan UI:</w:t>
+      </w:r>
       <w:r>
         <w:rPr>
           <w:b/>
@@ -9936,12 +7792,10 @@
           <w:szCs w:val="24"/>
           <w:lang w:val="en-US"/>
         </w:rPr>
-        <w:t xml:space="preserve"> UI:</w:t>
-      </w:r>
-      <w:r>
-        <w:rPr>
-          <w:b/>
-          <w:bCs/>
+        <w:t xml:space="preserve"> </w:t>
+      </w:r>
+      <w:r>
+        <w:rPr>
           <w:sz w:val="24"/>
           <w:szCs w:val="24"/>
           <w:lang w:val="en-US"/>
@@ -9954,349 +7808,7 @@
           <w:szCs w:val="24"/>
           <w:lang w:val="en-US"/>
         </w:rPr>
-        <w:t xml:space="preserve"> </w:t>
-      </w:r>
-      <w:proofErr w:type="spellStart"/>
-      <w:r>
-        <w:rPr>
-          <w:sz w:val="24"/>
-          <w:szCs w:val="24"/>
-          <w:lang w:val="en-US"/>
-        </w:rPr>
-        <w:t>Tampilan</w:t>
-      </w:r>
-      <w:proofErr w:type="spellEnd"/>
-      <w:r>
-        <w:rPr>
-          <w:sz w:val="24"/>
-          <w:szCs w:val="24"/>
-          <w:lang w:val="en-US"/>
-        </w:rPr>
-        <w:t xml:space="preserve"> </w:t>
-      </w:r>
-      <w:proofErr w:type="spellStart"/>
-      <w:r>
-        <w:rPr>
-          <w:sz w:val="24"/>
-          <w:szCs w:val="24"/>
-          <w:lang w:val="en-US"/>
-        </w:rPr>
-        <w:t>awal</w:t>
-      </w:r>
-      <w:proofErr w:type="spellEnd"/>
-      <w:r>
-        <w:rPr>
-          <w:sz w:val="24"/>
-          <w:szCs w:val="24"/>
-          <w:lang w:val="en-US"/>
-        </w:rPr>
-        <w:t xml:space="preserve"> </w:t>
-      </w:r>
-      <w:proofErr w:type="spellStart"/>
-      <w:r>
-        <w:rPr>
-          <w:sz w:val="24"/>
-          <w:szCs w:val="24"/>
-          <w:lang w:val="en-US"/>
-        </w:rPr>
-        <w:t>berupa</w:t>
-      </w:r>
-      <w:proofErr w:type="spellEnd"/>
-      <w:r>
-        <w:rPr>
-          <w:sz w:val="24"/>
-          <w:szCs w:val="24"/>
-          <w:lang w:val="en-US"/>
-        </w:rPr>
-        <w:t xml:space="preserve"> table log </w:t>
-      </w:r>
-      <w:proofErr w:type="spellStart"/>
-      <w:r>
-        <w:rPr>
-          <w:sz w:val="24"/>
-          <w:szCs w:val="24"/>
-          <w:lang w:val="en-US"/>
-        </w:rPr>
-        <w:t>kunjungan</w:t>
-      </w:r>
-      <w:proofErr w:type="spellEnd"/>
-      <w:r>
-        <w:rPr>
-          <w:sz w:val="24"/>
-          <w:szCs w:val="24"/>
-          <w:lang w:val="en-US"/>
-        </w:rPr>
-        <w:t xml:space="preserve"> </w:t>
-      </w:r>
-      <w:proofErr w:type="spellStart"/>
-      <w:r>
-        <w:rPr>
-          <w:sz w:val="24"/>
-          <w:szCs w:val="24"/>
-          <w:lang w:val="en-US"/>
-        </w:rPr>
-        <w:t>harian</w:t>
-      </w:r>
-      <w:proofErr w:type="spellEnd"/>
-      <w:r>
-        <w:rPr>
-          <w:sz w:val="24"/>
-          <w:szCs w:val="24"/>
-          <w:lang w:val="en-US"/>
-        </w:rPr>
-        <w:t xml:space="preserve"> </w:t>
-      </w:r>
-      <w:proofErr w:type="spellStart"/>
-      <w:r>
-        <w:rPr>
-          <w:sz w:val="24"/>
-          <w:szCs w:val="24"/>
-          <w:lang w:val="en-US"/>
-        </w:rPr>
-        <w:t>berpenanda</w:t>
-      </w:r>
-      <w:proofErr w:type="spellEnd"/>
-      <w:r>
-        <w:rPr>
-          <w:sz w:val="24"/>
-          <w:szCs w:val="24"/>
-          <w:lang w:val="en-US"/>
-        </w:rPr>
-        <w:t xml:space="preserve"> </w:t>
-      </w:r>
-      <w:proofErr w:type="spellStart"/>
-      <w:r>
-        <w:rPr>
-          <w:sz w:val="24"/>
-          <w:szCs w:val="24"/>
-          <w:lang w:val="en-US"/>
-        </w:rPr>
-        <w:t>indikator</w:t>
-      </w:r>
-      <w:proofErr w:type="spellEnd"/>
-      <w:r>
-        <w:rPr>
-          <w:sz w:val="24"/>
-          <w:szCs w:val="24"/>
-          <w:lang w:val="en-US"/>
-        </w:rPr>
-        <w:t xml:space="preserve"> status NOO (Ya/Tidak). </w:t>
-      </w:r>
-      <w:proofErr w:type="spellStart"/>
-      <w:r>
-        <w:rPr>
-          <w:sz w:val="24"/>
-          <w:szCs w:val="24"/>
-          <w:lang w:val="en-US"/>
-        </w:rPr>
-        <w:t>Tombol</w:t>
-      </w:r>
-      <w:proofErr w:type="spellEnd"/>
-      <w:r>
-        <w:rPr>
-          <w:sz w:val="24"/>
-          <w:szCs w:val="24"/>
-          <w:lang w:val="en-US"/>
-        </w:rPr>
-        <w:t xml:space="preserve"> </w:t>
-      </w:r>
-      <w:proofErr w:type="spellStart"/>
-      <w:r>
-        <w:rPr>
-          <w:sz w:val="24"/>
-          <w:szCs w:val="24"/>
-          <w:lang w:val="en-US"/>
-        </w:rPr>
-        <w:t>Tambah</w:t>
-      </w:r>
-      <w:proofErr w:type="spellEnd"/>
-      <w:r>
-        <w:rPr>
-          <w:sz w:val="24"/>
-          <w:szCs w:val="24"/>
-          <w:lang w:val="en-US"/>
-        </w:rPr>
-        <w:t xml:space="preserve"> </w:t>
-      </w:r>
-      <w:proofErr w:type="spellStart"/>
-      <w:r>
-        <w:rPr>
-          <w:sz w:val="24"/>
-          <w:szCs w:val="24"/>
-          <w:lang w:val="en-US"/>
-        </w:rPr>
-        <w:t>memunculkan</w:t>
-      </w:r>
-      <w:proofErr w:type="spellEnd"/>
-      <w:r>
-        <w:rPr>
-          <w:sz w:val="24"/>
-          <w:szCs w:val="24"/>
-          <w:lang w:val="en-US"/>
-        </w:rPr>
-        <w:t xml:space="preserve"> Modal Form input </w:t>
-      </w:r>
-      <w:proofErr w:type="spellStart"/>
-      <w:r>
-        <w:rPr>
-          <w:sz w:val="24"/>
-          <w:szCs w:val="24"/>
-          <w:lang w:val="en-US"/>
-        </w:rPr>
-        <w:t>Tanggal</w:t>
-      </w:r>
-      <w:proofErr w:type="spellEnd"/>
-      <w:r>
-        <w:rPr>
-          <w:sz w:val="24"/>
-          <w:szCs w:val="24"/>
-          <w:lang w:val="en-US"/>
-        </w:rPr>
-        <w:t xml:space="preserve">, Hari, Lookup </w:t>
-      </w:r>
-      <w:proofErr w:type="gramStart"/>
-      <w:r>
-        <w:rPr>
-          <w:sz w:val="24"/>
-          <w:szCs w:val="24"/>
-          <w:lang w:val="en-US"/>
-        </w:rPr>
-        <w:t>Non Customer</w:t>
-      </w:r>
-      <w:proofErr w:type="gramEnd"/>
-      <w:r>
-        <w:rPr>
-          <w:sz w:val="24"/>
-          <w:szCs w:val="24"/>
-          <w:lang w:val="en-US"/>
-        </w:rPr>
-        <w:t xml:space="preserve">/Customer ID, </w:t>
-      </w:r>
-      <w:proofErr w:type="spellStart"/>
-      <w:r>
-        <w:rPr>
-          <w:sz w:val="24"/>
-          <w:szCs w:val="24"/>
-          <w:lang w:val="en-US"/>
-        </w:rPr>
-        <w:t>Tipe</w:t>
-      </w:r>
-      <w:proofErr w:type="spellEnd"/>
-      <w:r>
-        <w:rPr>
-          <w:sz w:val="24"/>
-          <w:szCs w:val="24"/>
-          <w:lang w:val="en-US"/>
-        </w:rPr>
-        <w:t xml:space="preserve"> </w:t>
-      </w:r>
-      <w:proofErr w:type="spellStart"/>
-      <w:r>
-        <w:rPr>
-          <w:sz w:val="24"/>
-          <w:szCs w:val="24"/>
-          <w:lang w:val="en-US"/>
-        </w:rPr>
-        <w:t>Kunjungan</w:t>
-      </w:r>
-      <w:proofErr w:type="spellEnd"/>
-      <w:r>
-        <w:rPr>
-          <w:sz w:val="24"/>
-          <w:szCs w:val="24"/>
-          <w:lang w:val="en-US"/>
-        </w:rPr>
-        <w:t xml:space="preserve"> (Canvas/Routine/</w:t>
-      </w:r>
-      <w:proofErr w:type="spellStart"/>
-      <w:r>
-        <w:rPr>
-          <w:sz w:val="24"/>
-          <w:szCs w:val="24"/>
-          <w:lang w:val="en-US"/>
-        </w:rPr>
-        <w:t>Prospeksi</w:t>
-      </w:r>
-      <w:proofErr w:type="spellEnd"/>
-      <w:r>
-        <w:rPr>
-          <w:sz w:val="24"/>
-          <w:szCs w:val="24"/>
-          <w:lang w:val="en-US"/>
-        </w:rPr>
-        <w:t xml:space="preserve">), dan Checkbox NOO. Edit </w:t>
-      </w:r>
-      <w:proofErr w:type="spellStart"/>
-      <w:r>
-        <w:rPr>
-          <w:sz w:val="24"/>
-          <w:szCs w:val="24"/>
-          <w:lang w:val="en-US"/>
-        </w:rPr>
-        <w:t>memunculkan</w:t>
-      </w:r>
-      <w:proofErr w:type="spellEnd"/>
-      <w:r>
-        <w:rPr>
-          <w:sz w:val="24"/>
-          <w:szCs w:val="24"/>
-          <w:lang w:val="en-US"/>
-        </w:rPr>
-        <w:t xml:space="preserve"> modal </w:t>
-      </w:r>
-      <w:proofErr w:type="spellStart"/>
-      <w:r>
-        <w:rPr>
-          <w:sz w:val="24"/>
-          <w:szCs w:val="24"/>
-          <w:lang w:val="en-US"/>
-        </w:rPr>
-        <w:t>terisi</w:t>
-      </w:r>
-      <w:proofErr w:type="spellEnd"/>
-      <w:r>
-        <w:rPr>
-          <w:sz w:val="24"/>
-          <w:szCs w:val="24"/>
-          <w:lang w:val="en-US"/>
-        </w:rPr>
-        <w:t xml:space="preserve">, Hapus </w:t>
-      </w:r>
-      <w:proofErr w:type="spellStart"/>
-      <w:r>
-        <w:rPr>
-          <w:sz w:val="24"/>
-          <w:szCs w:val="24"/>
-          <w:lang w:val="en-US"/>
-        </w:rPr>
-        <w:t>memunculkan</w:t>
-      </w:r>
-      <w:proofErr w:type="spellEnd"/>
-      <w:r>
-        <w:rPr>
-          <w:sz w:val="24"/>
-          <w:szCs w:val="24"/>
-          <w:lang w:val="en-US"/>
-        </w:rPr>
-        <w:t xml:space="preserve"> alert </w:t>
-      </w:r>
-      <w:proofErr w:type="spellStart"/>
-      <w:r>
-        <w:rPr>
-          <w:sz w:val="24"/>
-          <w:szCs w:val="24"/>
-          <w:lang w:val="en-US"/>
-        </w:rPr>
-        <w:t>konfirmasi</w:t>
-      </w:r>
-      <w:proofErr w:type="spellEnd"/>
-      <w:r>
-        <w:rPr>
-          <w:sz w:val="24"/>
-          <w:szCs w:val="24"/>
-          <w:lang w:val="en-US"/>
-        </w:rPr>
-        <w:t>.</w:t>
+        <w:t>Tampilan awal berupa table log kunjungan harian berpenanda indikator status NOO (Ya/Tidak). Tombol Tambah memunculkan Modal Form input Tanggal, Hari, Lookup Non Customer/Customer ID, Tipe Kunjungan (Canvas/Routine/Prospeksi), dan Checkbox NOO. Edit memunculkan modal terisi, Hapus memunculkan alert konfirmasi.</w:t>
       </w:r>
     </w:p>
     <w:p>
@@ -10474,7 +7986,6 @@
           <w:lang w:val="en-US"/>
         </w:rPr>
       </w:pPr>
-      <w:proofErr w:type="spellStart"/>
       <w:r>
         <w:rPr>
           <w:b/>
@@ -10483,18 +7994,15 @@
           <w:szCs w:val="24"/>
           <w:lang w:val="en-US"/>
         </w:rPr>
-        <w:t>Komponen</w:t>
-      </w:r>
-      <w:proofErr w:type="spellEnd"/>
-      <w:r>
-        <w:rPr>
-          <w:b/>
-          <w:bCs/>
+        <w:t>Komponen:</w:t>
+      </w:r>
+      <w:r>
+        <w:rPr>
           <w:sz w:val="24"/>
           <w:szCs w:val="24"/>
           <w:lang w:val="en-US"/>
         </w:rPr>
-        <w:t>:</w:t>
+        <w:t xml:space="preserve"> </w:t>
       </w:r>
       <w:r>
         <w:rPr>
@@ -10502,69 +8010,7 @@
           <w:szCs w:val="24"/>
           <w:lang w:val="en-US"/>
         </w:rPr>
-        <w:t xml:space="preserve"> </w:t>
-      </w:r>
-      <w:r>
-        <w:rPr>
-          <w:sz w:val="24"/>
-          <w:szCs w:val="24"/>
-          <w:lang w:val="en-US"/>
-        </w:rPr>
-        <w:t xml:space="preserve">TA, Sales, Customer, </w:t>
-      </w:r>
-      <w:proofErr w:type="spellStart"/>
-      <w:r>
-        <w:rPr>
-          <w:sz w:val="24"/>
-          <w:szCs w:val="24"/>
-          <w:lang w:val="en-US"/>
-        </w:rPr>
-        <w:t>Pemilik</w:t>
-      </w:r>
-      <w:proofErr w:type="spellEnd"/>
-      <w:r>
-        <w:rPr>
-          <w:sz w:val="24"/>
-          <w:szCs w:val="24"/>
-          <w:lang w:val="en-US"/>
-        </w:rPr>
-        <w:t xml:space="preserve">, Alamat, City, </w:t>
-      </w:r>
-      <w:proofErr w:type="spellStart"/>
-      <w:r>
-        <w:rPr>
-          <w:sz w:val="24"/>
-          <w:szCs w:val="24"/>
-          <w:lang w:val="en-US"/>
-        </w:rPr>
-        <w:t>Insentif</w:t>
-      </w:r>
-      <w:proofErr w:type="spellEnd"/>
-      <w:r>
-        <w:rPr>
-          <w:sz w:val="24"/>
-          <w:szCs w:val="24"/>
-          <w:lang w:val="en-US"/>
-        </w:rPr>
-        <w:t xml:space="preserve"> Sales, </w:t>
-      </w:r>
-      <w:proofErr w:type="spellStart"/>
-      <w:r>
-        <w:rPr>
-          <w:sz w:val="24"/>
-          <w:szCs w:val="24"/>
-          <w:lang w:val="en-US"/>
-        </w:rPr>
-        <w:t>Insentif</w:t>
-      </w:r>
-      <w:proofErr w:type="spellEnd"/>
-      <w:r>
-        <w:rPr>
-          <w:sz w:val="24"/>
-          <w:szCs w:val="24"/>
-          <w:lang w:val="en-US"/>
-        </w:rPr>
-        <w:t xml:space="preserve"> BDH, Bonus DOS, Total</w:t>
+        <w:t>TA, Sales, Customer, Pemilik, Alamat, City, Insentif Sales, Insentif BDH, Bonus DOS, Total</w:t>
       </w:r>
     </w:p>
     <w:p>
@@ -10583,7 +8029,6 @@
           <w:lang w:val="en-US"/>
         </w:rPr>
       </w:pPr>
-      <w:proofErr w:type="spellStart"/>
       <w:r>
         <w:rPr>
           <w:b/>
@@ -10592,18 +8037,15 @@
           <w:szCs w:val="24"/>
           <w:lang w:val="en-US"/>
         </w:rPr>
-        <w:t>Fungsi</w:t>
-      </w:r>
-      <w:proofErr w:type="spellEnd"/>
-      <w:r>
-        <w:rPr>
-          <w:b/>
-          <w:bCs/>
+        <w:t>Fungsi:</w:t>
+      </w:r>
+      <w:r>
+        <w:rPr>
           <w:sz w:val="24"/>
           <w:szCs w:val="24"/>
           <w:lang w:val="en-US"/>
         </w:rPr>
-        <w:t>:</w:t>
+        <w:t xml:space="preserve"> </w:t>
       </w:r>
       <w:r>
         <w:rPr>
@@ -10611,187 +8053,7 @@
           <w:szCs w:val="24"/>
           <w:lang w:val="en-US"/>
         </w:rPr>
-        <w:t xml:space="preserve"> </w:t>
-      </w:r>
-      <w:proofErr w:type="spellStart"/>
-      <w:r>
-        <w:rPr>
-          <w:sz w:val="24"/>
-          <w:szCs w:val="24"/>
-          <w:lang w:val="en-US"/>
-        </w:rPr>
-        <w:t>Menghitung</w:t>
-      </w:r>
-      <w:proofErr w:type="spellEnd"/>
-      <w:r>
-        <w:rPr>
-          <w:sz w:val="24"/>
-          <w:szCs w:val="24"/>
-          <w:lang w:val="en-US"/>
-        </w:rPr>
-        <w:t xml:space="preserve"> dan </w:t>
-      </w:r>
-      <w:proofErr w:type="spellStart"/>
-      <w:r>
-        <w:rPr>
-          <w:sz w:val="24"/>
-          <w:szCs w:val="24"/>
-          <w:lang w:val="en-US"/>
-        </w:rPr>
-        <w:t>mengelola</w:t>
-      </w:r>
-      <w:proofErr w:type="spellEnd"/>
-      <w:r>
-        <w:rPr>
-          <w:sz w:val="24"/>
-          <w:szCs w:val="24"/>
-          <w:lang w:val="en-US"/>
-        </w:rPr>
-        <w:t xml:space="preserve"> </w:t>
-      </w:r>
-      <w:proofErr w:type="spellStart"/>
-      <w:r>
-        <w:rPr>
-          <w:sz w:val="24"/>
-          <w:szCs w:val="24"/>
-          <w:lang w:val="en-US"/>
-        </w:rPr>
-        <w:t>alokasi</w:t>
-      </w:r>
-      <w:proofErr w:type="spellEnd"/>
-      <w:r>
-        <w:rPr>
-          <w:sz w:val="24"/>
-          <w:szCs w:val="24"/>
-          <w:lang w:val="en-US"/>
-        </w:rPr>
-        <w:t xml:space="preserve"> </w:t>
-      </w:r>
-      <w:proofErr w:type="spellStart"/>
-      <w:r>
-        <w:rPr>
-          <w:sz w:val="24"/>
-          <w:szCs w:val="24"/>
-          <w:lang w:val="en-US"/>
-        </w:rPr>
-        <w:t>insentif</w:t>
-      </w:r>
-      <w:proofErr w:type="spellEnd"/>
-      <w:r>
-        <w:rPr>
-          <w:sz w:val="24"/>
-          <w:szCs w:val="24"/>
-          <w:lang w:val="en-US"/>
-        </w:rPr>
-        <w:t xml:space="preserve"> </w:t>
-      </w:r>
-      <w:proofErr w:type="spellStart"/>
-      <w:r>
-        <w:rPr>
-          <w:sz w:val="24"/>
-          <w:szCs w:val="24"/>
-          <w:lang w:val="en-US"/>
-        </w:rPr>
-        <w:t>atas</w:t>
-      </w:r>
-      <w:proofErr w:type="spellEnd"/>
-      <w:r>
-        <w:rPr>
-          <w:sz w:val="24"/>
-          <w:szCs w:val="24"/>
-          <w:lang w:val="en-US"/>
-        </w:rPr>
-        <w:t xml:space="preserve"> </w:t>
-      </w:r>
-      <w:proofErr w:type="spellStart"/>
-      <w:r>
-        <w:rPr>
-          <w:sz w:val="24"/>
-          <w:szCs w:val="24"/>
-          <w:lang w:val="en-US"/>
-        </w:rPr>
-        <w:t>keberhasilan</w:t>
-      </w:r>
-      <w:proofErr w:type="spellEnd"/>
-      <w:r>
-        <w:rPr>
-          <w:sz w:val="24"/>
-          <w:szCs w:val="24"/>
-          <w:lang w:val="en-US"/>
-        </w:rPr>
-        <w:t xml:space="preserve"> </w:t>
-      </w:r>
-      <w:proofErr w:type="spellStart"/>
-      <w:r>
-        <w:rPr>
-          <w:sz w:val="24"/>
-          <w:szCs w:val="24"/>
-          <w:lang w:val="en-US"/>
-        </w:rPr>
-        <w:t>akuisisi</w:t>
-      </w:r>
-      <w:proofErr w:type="spellEnd"/>
-      <w:r>
-        <w:rPr>
-          <w:sz w:val="24"/>
-          <w:szCs w:val="24"/>
-          <w:lang w:val="en-US"/>
-        </w:rPr>
-        <w:t xml:space="preserve"> </w:t>
-      </w:r>
-      <w:proofErr w:type="spellStart"/>
-      <w:r>
-        <w:rPr>
-          <w:sz w:val="24"/>
-          <w:szCs w:val="24"/>
-          <w:lang w:val="en-US"/>
-        </w:rPr>
-        <w:t>pelanggan</w:t>
-      </w:r>
-      <w:proofErr w:type="spellEnd"/>
-      <w:r>
-        <w:rPr>
-          <w:sz w:val="24"/>
-          <w:szCs w:val="24"/>
-          <w:lang w:val="en-US"/>
-        </w:rPr>
-        <w:t xml:space="preserve"> </w:t>
-      </w:r>
-      <w:proofErr w:type="spellStart"/>
-      <w:r>
-        <w:rPr>
-          <w:sz w:val="24"/>
-          <w:szCs w:val="24"/>
-          <w:lang w:val="en-US"/>
-        </w:rPr>
-        <w:t>baru</w:t>
-      </w:r>
-      <w:proofErr w:type="spellEnd"/>
-      <w:r>
-        <w:rPr>
-          <w:sz w:val="24"/>
-          <w:szCs w:val="24"/>
-          <w:lang w:val="en-US"/>
-        </w:rPr>
-        <w:t xml:space="preserve"> (NOO) </w:t>
-      </w:r>
-      <w:proofErr w:type="spellStart"/>
-      <w:r>
-        <w:rPr>
-          <w:sz w:val="24"/>
-          <w:szCs w:val="24"/>
-          <w:lang w:val="en-US"/>
-        </w:rPr>
-        <w:t>bagi</w:t>
-      </w:r>
-      <w:proofErr w:type="spellEnd"/>
-      <w:r>
-        <w:rPr>
-          <w:sz w:val="24"/>
-          <w:szCs w:val="24"/>
-          <w:lang w:val="en-US"/>
-        </w:rPr>
-        <w:t xml:space="preserve"> Sales, BDH (Business Development Head), dan DOS (Director of Sales).</w:t>
+        <w:t>Menghitung dan mengelola alokasi insentif atas keberhasilan akuisisi pelanggan baru (NOO) bagi Sales, BDH (Business Development Head), dan DOS (Director of Sales).</w:t>
       </w:r>
     </w:p>
     <w:p>
@@ -10810,7 +8072,6 @@
           <w:lang w:val="en-US"/>
         </w:rPr>
       </w:pPr>
-      <w:proofErr w:type="spellStart"/>
       <w:r>
         <w:rPr>
           <w:b/>
@@ -10819,18 +8080,15 @@
           <w:szCs w:val="24"/>
           <w:lang w:val="en-US"/>
         </w:rPr>
-        <w:t>Penjelasan</w:t>
-      </w:r>
-      <w:proofErr w:type="spellEnd"/>
-      <w:r>
-        <w:rPr>
-          <w:b/>
-          <w:bCs/>
+        <w:t>Penjelasan UI:</w:t>
+      </w:r>
+      <w:r>
+        <w:rPr>
           <w:sz w:val="24"/>
           <w:szCs w:val="24"/>
           <w:lang w:val="en-US"/>
         </w:rPr>
-        <w:t xml:space="preserve"> UI:</w:t>
+        <w:t xml:space="preserve"> </w:t>
       </w:r>
       <w:r>
         <w:rPr>
@@ -10838,278 +8096,16 @@
           <w:szCs w:val="24"/>
           <w:lang w:val="en-US"/>
         </w:rPr>
-        <w:t xml:space="preserve"> </w:t>
-      </w:r>
-      <w:proofErr w:type="spellStart"/>
+        <w:t xml:space="preserve">Tampilan awal berupa table data grid rekapitulasi insentif NOO per area/depo. Tombol Tambah memunculkan Modal Form pemilihan Transit Area (TA), Sales, dan Customer </w:t>
+      </w:r>
       <w:r>
         <w:rPr>
           <w:sz w:val="24"/>
           <w:szCs w:val="24"/>
           <w:lang w:val="en-US"/>
         </w:rPr>
-        <w:t>Tampilan</w:t>
-      </w:r>
-      <w:proofErr w:type="spellEnd"/>
-      <w:r>
-        <w:rPr>
-          <w:sz w:val="24"/>
-          <w:szCs w:val="24"/>
-          <w:lang w:val="en-US"/>
-        </w:rPr>
-        <w:t xml:space="preserve"> </w:t>
-      </w:r>
-      <w:proofErr w:type="spellStart"/>
-      <w:r>
-        <w:rPr>
-          <w:sz w:val="24"/>
-          <w:szCs w:val="24"/>
-          <w:lang w:val="en-US"/>
-        </w:rPr>
-        <w:t>awal</w:t>
-      </w:r>
-      <w:proofErr w:type="spellEnd"/>
-      <w:r>
-        <w:rPr>
-          <w:sz w:val="24"/>
-          <w:szCs w:val="24"/>
-          <w:lang w:val="en-US"/>
-        </w:rPr>
-        <w:t xml:space="preserve"> </w:t>
-      </w:r>
-      <w:proofErr w:type="spellStart"/>
-      <w:r>
-        <w:rPr>
-          <w:sz w:val="24"/>
-          <w:szCs w:val="24"/>
-          <w:lang w:val="en-US"/>
-        </w:rPr>
-        <w:t>berupa</w:t>
-      </w:r>
-      <w:proofErr w:type="spellEnd"/>
-      <w:r>
-        <w:rPr>
-          <w:sz w:val="24"/>
-          <w:szCs w:val="24"/>
-          <w:lang w:val="en-US"/>
-        </w:rPr>
-        <w:t xml:space="preserve"> table data grid </w:t>
-      </w:r>
-      <w:proofErr w:type="spellStart"/>
-      <w:r>
-        <w:rPr>
-          <w:sz w:val="24"/>
-          <w:szCs w:val="24"/>
-          <w:lang w:val="en-US"/>
-        </w:rPr>
-        <w:t>rekapitulasi</w:t>
-      </w:r>
-      <w:proofErr w:type="spellEnd"/>
-      <w:r>
-        <w:rPr>
-          <w:sz w:val="24"/>
-          <w:szCs w:val="24"/>
-          <w:lang w:val="en-US"/>
-        </w:rPr>
-        <w:t xml:space="preserve"> </w:t>
-      </w:r>
-      <w:proofErr w:type="spellStart"/>
-      <w:r>
-        <w:rPr>
-          <w:sz w:val="24"/>
-          <w:szCs w:val="24"/>
-          <w:lang w:val="en-US"/>
-        </w:rPr>
-        <w:t>insentif</w:t>
-      </w:r>
-      <w:proofErr w:type="spellEnd"/>
-      <w:r>
-        <w:rPr>
-          <w:sz w:val="24"/>
-          <w:szCs w:val="24"/>
-          <w:lang w:val="en-US"/>
-        </w:rPr>
-        <w:t xml:space="preserve"> NOO per area/depo. </w:t>
-      </w:r>
-      <w:proofErr w:type="spellStart"/>
-      <w:r>
-        <w:rPr>
-          <w:sz w:val="24"/>
-          <w:szCs w:val="24"/>
-          <w:lang w:val="en-US"/>
-        </w:rPr>
-        <w:t>Tombol</w:t>
-      </w:r>
-      <w:proofErr w:type="spellEnd"/>
-      <w:r>
-        <w:rPr>
-          <w:sz w:val="24"/>
-          <w:szCs w:val="24"/>
-          <w:lang w:val="en-US"/>
-        </w:rPr>
-        <w:t xml:space="preserve"> </w:t>
-      </w:r>
-      <w:proofErr w:type="spellStart"/>
-      <w:r>
-        <w:rPr>
-          <w:sz w:val="24"/>
-          <w:szCs w:val="24"/>
-          <w:lang w:val="en-US"/>
-        </w:rPr>
-        <w:t>Tambah</w:t>
-      </w:r>
-      <w:proofErr w:type="spellEnd"/>
-      <w:r>
-        <w:rPr>
-          <w:sz w:val="24"/>
-          <w:szCs w:val="24"/>
-          <w:lang w:val="en-US"/>
-        </w:rPr>
-        <w:t xml:space="preserve"> </w:t>
-      </w:r>
-      <w:proofErr w:type="spellStart"/>
-      <w:r>
-        <w:rPr>
-          <w:sz w:val="24"/>
-          <w:szCs w:val="24"/>
-          <w:lang w:val="en-US"/>
-        </w:rPr>
-        <w:t>memunculkan</w:t>
-      </w:r>
-      <w:proofErr w:type="spellEnd"/>
-      <w:r>
-        <w:rPr>
-          <w:sz w:val="24"/>
-          <w:szCs w:val="24"/>
-          <w:lang w:val="en-US"/>
-        </w:rPr>
-        <w:t xml:space="preserve"> Modal Form </w:t>
-      </w:r>
-      <w:proofErr w:type="spellStart"/>
-      <w:r>
-        <w:rPr>
-          <w:sz w:val="24"/>
-          <w:szCs w:val="24"/>
-          <w:lang w:val="en-US"/>
-        </w:rPr>
-        <w:t>pemilihan</w:t>
-      </w:r>
-      <w:proofErr w:type="spellEnd"/>
-      <w:r>
-        <w:rPr>
-          <w:sz w:val="24"/>
-          <w:szCs w:val="24"/>
-          <w:lang w:val="en-US"/>
-        </w:rPr>
-        <w:t xml:space="preserve"> Transit Area (TA), Sales, dan Customer </w:t>
-      </w:r>
-      <w:proofErr w:type="spellStart"/>
-      <w:r>
-        <w:rPr>
-          <w:sz w:val="24"/>
-          <w:szCs w:val="24"/>
-          <w:lang w:val="en-US"/>
-        </w:rPr>
         <w:lastRenderedPageBreak/>
-        <w:t>terkonversi</w:t>
-      </w:r>
-      <w:proofErr w:type="spellEnd"/>
-      <w:r>
-        <w:rPr>
-          <w:sz w:val="24"/>
-          <w:szCs w:val="24"/>
-          <w:lang w:val="en-US"/>
-        </w:rPr>
-        <w:t xml:space="preserve">, yang </w:t>
-      </w:r>
-      <w:proofErr w:type="spellStart"/>
-      <w:r>
-        <w:rPr>
-          <w:sz w:val="24"/>
-          <w:szCs w:val="24"/>
-          <w:lang w:val="en-US"/>
-        </w:rPr>
-        <w:t>secara</w:t>
-      </w:r>
-      <w:proofErr w:type="spellEnd"/>
-      <w:r>
-        <w:rPr>
-          <w:sz w:val="24"/>
-          <w:szCs w:val="24"/>
-          <w:lang w:val="en-US"/>
-        </w:rPr>
-        <w:t xml:space="preserve"> </w:t>
-      </w:r>
-      <w:proofErr w:type="spellStart"/>
-      <w:r>
-        <w:rPr>
-          <w:sz w:val="24"/>
-          <w:szCs w:val="24"/>
-          <w:lang w:val="en-US"/>
-        </w:rPr>
-        <w:t>otomatis</w:t>
-      </w:r>
-      <w:proofErr w:type="spellEnd"/>
-      <w:r>
-        <w:rPr>
-          <w:sz w:val="24"/>
-          <w:szCs w:val="24"/>
-          <w:lang w:val="en-US"/>
-        </w:rPr>
-        <w:t xml:space="preserve"> </w:t>
-      </w:r>
-      <w:proofErr w:type="spellStart"/>
-      <w:r>
-        <w:rPr>
-          <w:sz w:val="24"/>
-          <w:szCs w:val="24"/>
-          <w:lang w:val="en-US"/>
-        </w:rPr>
-        <w:t>menghitung</w:t>
-      </w:r>
-      <w:proofErr w:type="spellEnd"/>
-      <w:r>
-        <w:rPr>
-          <w:sz w:val="24"/>
-          <w:szCs w:val="24"/>
-          <w:lang w:val="en-US"/>
-        </w:rPr>
-        <w:t xml:space="preserve"> </w:t>
-      </w:r>
-      <w:proofErr w:type="spellStart"/>
-      <w:r>
-        <w:rPr>
-          <w:sz w:val="24"/>
-          <w:szCs w:val="24"/>
-          <w:lang w:val="en-US"/>
-        </w:rPr>
-        <w:t>proporsi</w:t>
-      </w:r>
-      <w:proofErr w:type="spellEnd"/>
-      <w:r>
-        <w:rPr>
-          <w:sz w:val="24"/>
-          <w:szCs w:val="24"/>
-          <w:lang w:val="en-US"/>
-        </w:rPr>
-        <w:t xml:space="preserve"> </w:t>
-      </w:r>
-      <w:proofErr w:type="spellStart"/>
-      <w:r>
-        <w:rPr>
-          <w:sz w:val="24"/>
-          <w:szCs w:val="24"/>
-          <w:lang w:val="en-US"/>
-        </w:rPr>
-        <w:t>Insentif</w:t>
-      </w:r>
-      <w:proofErr w:type="spellEnd"/>
-      <w:r>
-        <w:rPr>
-          <w:sz w:val="24"/>
-          <w:szCs w:val="24"/>
-          <w:lang w:val="en-US"/>
-        </w:rPr>
-        <w:t xml:space="preserve"> Sales, BDH, dan DOS.</w:t>
+        <w:t>terkonversi, yang secara otomatis menghitung proporsi Insentif Sales, BDH, dan DOS.</w:t>
       </w:r>
     </w:p>
     <w:p>
@@ -11262,55 +8258,15 @@
           <w:szCs w:val="24"/>
           <w:lang w:val="en-US"/>
         </w:rPr>
-        <w:t xml:space="preserve">Index </w:t>
-      </w:r>
-      <w:proofErr w:type="spellStart"/>
-      <w:r>
-        <w:rPr>
-          <w:b/>
-          <w:bCs/>
+        <w:t xml:space="preserve">Index Komisi Collection </w:t>
+      </w:r>
+      <w:r>
+        <w:rPr>
           <w:sz w:val="24"/>
           <w:szCs w:val="24"/>
           <w:lang w:val="en-US"/>
         </w:rPr>
-        <w:t>Komisi</w:t>
-      </w:r>
-      <w:proofErr w:type="spellEnd"/>
-      <w:r>
-        <w:rPr>
-          <w:b/>
-          <w:bCs/>
-          <w:sz w:val="24"/>
-          <w:szCs w:val="24"/>
-          <w:lang w:val="en-US"/>
-        </w:rPr>
-        <w:t xml:space="preserve"> Collection </w:t>
-      </w:r>
-      <w:r>
-        <w:rPr>
-          <w:sz w:val="24"/>
-          <w:szCs w:val="24"/>
-          <w:lang w:val="en-US"/>
-        </w:rPr>
-        <w:t>`index-</w:t>
-      </w:r>
-      <w:proofErr w:type="spellStart"/>
-      <w:r>
-        <w:rPr>
-          <w:sz w:val="24"/>
-          <w:szCs w:val="24"/>
-          <w:lang w:val="en-US"/>
-        </w:rPr>
-        <w:t>komisi</w:t>
-      </w:r>
-      <w:proofErr w:type="spellEnd"/>
-      <w:r>
-        <w:rPr>
-          <w:sz w:val="24"/>
-          <w:szCs w:val="24"/>
-          <w:lang w:val="en-US"/>
-        </w:rPr>
-        <w:t>-collection`</w:t>
+        <w:t>`index-komisi-collection`</w:t>
       </w:r>
     </w:p>
     <w:p>
@@ -11327,7 +8283,6 @@
           <w:lang w:val="en-US"/>
         </w:rPr>
       </w:pPr>
-      <w:proofErr w:type="spellStart"/>
       <w:r>
         <w:rPr>
           <w:b/>
@@ -11336,18 +8291,7 @@
           <w:szCs w:val="24"/>
           <w:lang w:val="en-US"/>
         </w:rPr>
-        <w:t>Komponen</w:t>
-      </w:r>
-      <w:proofErr w:type="spellEnd"/>
-      <w:r>
-        <w:rPr>
-          <w:b/>
-          <w:bCs/>
-          <w:sz w:val="24"/>
-          <w:szCs w:val="24"/>
-          <w:lang w:val="en-US"/>
-        </w:rPr>
-        <w:t>:</w:t>
+        <w:t>Komponen:</w:t>
       </w:r>
       <w:r>
         <w:rPr>
@@ -11382,7 +8326,6 @@
           <w:lang w:val="en-US"/>
         </w:rPr>
       </w:pPr>
-      <w:proofErr w:type="spellStart"/>
       <w:r>
         <w:rPr>
           <w:b/>
@@ -11391,18 +8334,15 @@
           <w:szCs w:val="24"/>
           <w:lang w:val="en-US"/>
         </w:rPr>
-        <w:t>Fungsi</w:t>
-      </w:r>
-      <w:proofErr w:type="spellEnd"/>
-      <w:r>
-        <w:rPr>
-          <w:b/>
-          <w:bCs/>
+        <w:t>Fungsi:</w:t>
+      </w:r>
+      <w:r>
+        <w:rPr>
           <w:sz w:val="24"/>
           <w:szCs w:val="24"/>
           <w:lang w:val="en-US"/>
         </w:rPr>
-        <w:t>:</w:t>
+        <w:t xml:space="preserve"> </w:t>
       </w:r>
       <w:r>
         <w:rPr>
@@ -11410,205 +8350,7 @@
           <w:szCs w:val="24"/>
           <w:lang w:val="en-US"/>
         </w:rPr>
-        <w:t xml:space="preserve"> </w:t>
-      </w:r>
-      <w:proofErr w:type="spellStart"/>
-      <w:r>
-        <w:rPr>
-          <w:sz w:val="24"/>
-          <w:szCs w:val="24"/>
-          <w:lang w:val="en-US"/>
-        </w:rPr>
-        <w:t>Menetapkan</w:t>
-      </w:r>
-      <w:proofErr w:type="spellEnd"/>
-      <w:r>
-        <w:rPr>
-          <w:sz w:val="24"/>
-          <w:szCs w:val="24"/>
-          <w:lang w:val="en-US"/>
-        </w:rPr>
-        <w:t xml:space="preserve"> </w:t>
-      </w:r>
-      <w:proofErr w:type="spellStart"/>
-      <w:r>
-        <w:rPr>
-          <w:sz w:val="24"/>
-          <w:szCs w:val="24"/>
-          <w:lang w:val="en-US"/>
-        </w:rPr>
-        <w:t>matriks</w:t>
-      </w:r>
-      <w:proofErr w:type="spellEnd"/>
-      <w:r>
-        <w:rPr>
-          <w:sz w:val="24"/>
-          <w:szCs w:val="24"/>
-          <w:lang w:val="en-US"/>
-        </w:rPr>
-        <w:t xml:space="preserve"> </w:t>
-      </w:r>
-      <w:proofErr w:type="spellStart"/>
-      <w:r>
-        <w:rPr>
-          <w:sz w:val="24"/>
-          <w:szCs w:val="24"/>
-          <w:lang w:val="en-US"/>
-        </w:rPr>
-        <w:t>acuan</w:t>
-      </w:r>
-      <w:proofErr w:type="spellEnd"/>
-      <w:r>
-        <w:rPr>
-          <w:sz w:val="24"/>
-          <w:szCs w:val="24"/>
-          <w:lang w:val="en-US"/>
-        </w:rPr>
-        <w:t xml:space="preserve"> </w:t>
-      </w:r>
-      <w:proofErr w:type="spellStart"/>
-      <w:r>
-        <w:rPr>
-          <w:sz w:val="24"/>
-          <w:szCs w:val="24"/>
-          <w:lang w:val="en-US"/>
-        </w:rPr>
-        <w:t>nilai</w:t>
-      </w:r>
-      <w:proofErr w:type="spellEnd"/>
-      <w:r>
-        <w:rPr>
-          <w:sz w:val="24"/>
-          <w:szCs w:val="24"/>
-          <w:lang w:val="en-US"/>
-        </w:rPr>
-        <w:t xml:space="preserve"> </w:t>
-      </w:r>
-      <w:proofErr w:type="spellStart"/>
-      <w:r>
-        <w:rPr>
-          <w:sz w:val="24"/>
-          <w:szCs w:val="24"/>
-          <w:lang w:val="en-US"/>
-        </w:rPr>
-        <w:t>indeks</w:t>
-      </w:r>
-      <w:proofErr w:type="spellEnd"/>
-      <w:r>
-        <w:rPr>
-          <w:sz w:val="24"/>
-          <w:szCs w:val="24"/>
-          <w:lang w:val="en-US"/>
-        </w:rPr>
-        <w:t xml:space="preserve"> </w:t>
-      </w:r>
-      <w:proofErr w:type="spellStart"/>
-      <w:r>
-        <w:rPr>
-          <w:sz w:val="24"/>
-          <w:szCs w:val="24"/>
-          <w:lang w:val="en-US"/>
-        </w:rPr>
-        <w:t>komisi</w:t>
-      </w:r>
-      <w:proofErr w:type="spellEnd"/>
-      <w:r>
-        <w:rPr>
-          <w:sz w:val="24"/>
-          <w:szCs w:val="24"/>
-          <w:lang w:val="en-US"/>
-        </w:rPr>
-        <w:t xml:space="preserve"> </w:t>
-      </w:r>
-      <w:proofErr w:type="spellStart"/>
-      <w:r>
-        <w:rPr>
-          <w:sz w:val="24"/>
-          <w:szCs w:val="24"/>
-          <w:lang w:val="en-US"/>
-        </w:rPr>
-        <w:t>berdasarkan</w:t>
-      </w:r>
-      <w:proofErr w:type="spellEnd"/>
-      <w:r>
-        <w:rPr>
-          <w:sz w:val="24"/>
-          <w:szCs w:val="24"/>
-          <w:lang w:val="en-US"/>
-        </w:rPr>
-        <w:t xml:space="preserve"> </w:t>
-      </w:r>
-      <w:proofErr w:type="spellStart"/>
-      <w:r>
-        <w:rPr>
-          <w:sz w:val="24"/>
-          <w:szCs w:val="24"/>
-          <w:lang w:val="en-US"/>
-        </w:rPr>
-        <w:t>rentang</w:t>
-      </w:r>
-      <w:proofErr w:type="spellEnd"/>
-      <w:r>
-        <w:rPr>
-          <w:sz w:val="24"/>
-          <w:szCs w:val="24"/>
-          <w:lang w:val="en-US"/>
-        </w:rPr>
-        <w:t xml:space="preserve"> </w:t>
-      </w:r>
-      <w:proofErr w:type="spellStart"/>
-      <w:r>
-        <w:rPr>
-          <w:sz w:val="24"/>
-          <w:szCs w:val="24"/>
-          <w:lang w:val="en-US"/>
-        </w:rPr>
-        <w:t>pencapaian</w:t>
-      </w:r>
-      <w:proofErr w:type="spellEnd"/>
-      <w:r>
-        <w:rPr>
-          <w:sz w:val="24"/>
-          <w:szCs w:val="24"/>
-          <w:lang w:val="en-US"/>
-        </w:rPr>
-        <w:t xml:space="preserve"> target </w:t>
-      </w:r>
-      <w:proofErr w:type="spellStart"/>
-      <w:r>
-        <w:rPr>
-          <w:sz w:val="24"/>
-          <w:szCs w:val="24"/>
-          <w:lang w:val="en-US"/>
-        </w:rPr>
-        <w:t>penagihan</w:t>
-      </w:r>
-      <w:proofErr w:type="spellEnd"/>
-      <w:r>
-        <w:rPr>
-          <w:sz w:val="24"/>
-          <w:szCs w:val="24"/>
-          <w:lang w:val="en-US"/>
-        </w:rPr>
-        <w:t xml:space="preserve"> </w:t>
-      </w:r>
-      <w:proofErr w:type="spellStart"/>
-      <w:r>
-        <w:rPr>
-          <w:sz w:val="24"/>
-          <w:szCs w:val="24"/>
-          <w:lang w:val="en-US"/>
-        </w:rPr>
-        <w:t>piutang</w:t>
-      </w:r>
-      <w:proofErr w:type="spellEnd"/>
-      <w:r>
-        <w:rPr>
-          <w:sz w:val="24"/>
-          <w:szCs w:val="24"/>
-          <w:lang w:val="en-US"/>
-        </w:rPr>
-        <w:t xml:space="preserve"> (Collection).</w:t>
+        <w:t>Menetapkan matriks acuan nilai indeks komisi berdasarkan rentang pencapaian target penagihan piutang (Collection).</w:t>
       </w:r>
     </w:p>
     <w:p>
@@ -11627,7 +8369,6 @@
           <w:lang w:val="en-US"/>
         </w:rPr>
       </w:pPr>
-      <w:proofErr w:type="spellStart"/>
       <w:r>
         <w:rPr>
           <w:b/>
@@ -11636,18 +8377,15 @@
           <w:szCs w:val="24"/>
           <w:lang w:val="en-US"/>
         </w:rPr>
-        <w:t>Penjelasan</w:t>
-      </w:r>
-      <w:proofErr w:type="spellEnd"/>
-      <w:r>
-        <w:rPr>
-          <w:b/>
-          <w:bCs/>
+        <w:t>Penjelasan UI:</w:t>
+      </w:r>
+      <w:r>
+        <w:rPr>
           <w:sz w:val="24"/>
           <w:szCs w:val="24"/>
           <w:lang w:val="en-US"/>
         </w:rPr>
-        <w:t xml:space="preserve"> UI:</w:t>
+        <w:t xml:space="preserve"> </w:t>
       </w:r>
       <w:r>
         <w:rPr>
@@ -11655,313 +8393,116 @@
           <w:szCs w:val="24"/>
           <w:lang w:val="en-US"/>
         </w:rPr>
-        <w:t xml:space="preserve"> </w:t>
-      </w:r>
-      <w:proofErr w:type="spellStart"/>
-      <w:r>
+        <w:t>Tampilan berupa table aturan skema indeks komisi. Tombol Tambah / Edit memunculkan Modal Form input Tipe Kategori, Nilai Persentase Minimal (Min), Nilai Persentase Maksimal (Max), serta Bobot Index Commission. Hapus memunculkan alert konfirmasi.</w:t>
+      </w:r>
+    </w:p>
+    <w:p>
+      <w:pPr>
+        <w:tabs>
+          <w:tab w:val="num" w:pos="2160"/>
+        </w:tabs>
+        <w:spacing w:line="360" w:lineRule="auto"/>
+        <w:ind w:left="1728"/>
         <w:rPr>
           <w:sz w:val="24"/>
           <w:szCs w:val="24"/>
           <w:lang w:val="en-US"/>
         </w:rPr>
-        <w:t>Tampilan</w:t>
-      </w:r>
-      <w:proofErr w:type="spellEnd"/>
-      <w:r>
+      </w:pPr>
+      <w:r>
+        <w:rPr>
+          <w:noProof/>
+        </w:rPr>
+        <w:lastRenderedPageBreak/>
+        <w:drawing>
+          <wp:inline distT="0" distB="0" distL="0" distR="0" wp14:anchorId="34067F47" wp14:editId="1CBED4AC">
+            <wp:extent cx="5135245" cy="2329489"/>
+            <wp:effectExtent l="0" t="0" r="8255" b="0"/>
+            <wp:docPr id="1138439401" name="Picture 1"/>
+            <wp:cNvGraphicFramePr>
+              <a:graphicFrameLocks xmlns:a="http://schemas.openxmlformats.org/drawingml/2006/main" noChangeAspect="1"/>
+            </wp:cNvGraphicFramePr>
+            <a:graphic xmlns:a="http://schemas.openxmlformats.org/drawingml/2006/main">
+              <a:graphicData uri="http://schemas.openxmlformats.org/drawingml/2006/picture">
+                <pic:pic xmlns:pic="http://schemas.openxmlformats.org/drawingml/2006/picture">
+                  <pic:nvPicPr>
+                    <pic:cNvPr id="1138439401" name=""/>
+                    <pic:cNvPicPr/>
+                  </pic:nvPicPr>
+                  <pic:blipFill>
+                    <a:blip r:embed="rId17"/>
+                    <a:stretch>
+                      <a:fillRect/>
+                    </a:stretch>
+                  </pic:blipFill>
+                  <pic:spPr>
+                    <a:xfrm>
+                      <a:off x="0" y="0"/>
+                      <a:ext cx="5139363" cy="2331357"/>
+                    </a:xfrm>
+                    <a:prstGeom prst="rect">
+                      <a:avLst/>
+                    </a:prstGeom>
+                  </pic:spPr>
+                </pic:pic>
+              </a:graphicData>
+            </a:graphic>
+          </wp:inline>
+        </w:drawing>
+      </w:r>
+    </w:p>
+    <w:p>
+      <w:pPr>
+        <w:tabs>
+          <w:tab w:val="num" w:pos="2160"/>
+        </w:tabs>
+        <w:spacing w:line="360" w:lineRule="auto"/>
+        <w:ind w:left="1728"/>
         <w:rPr>
           <w:sz w:val="24"/>
           <w:szCs w:val="24"/>
           <w:lang w:val="en-US"/>
         </w:rPr>
-        <w:t xml:space="preserve"> </w:t>
-      </w:r>
-      <w:proofErr w:type="spellStart"/>
-      <w:r>
-        <w:rPr>
-          <w:sz w:val="24"/>
-          <w:szCs w:val="24"/>
-          <w:lang w:val="en-US"/>
-        </w:rPr>
-        <w:t>berupa</w:t>
-      </w:r>
-      <w:proofErr w:type="spellEnd"/>
-      <w:r>
-        <w:rPr>
-          <w:sz w:val="24"/>
-          <w:szCs w:val="24"/>
-          <w:lang w:val="en-US"/>
-        </w:rPr>
-        <w:t xml:space="preserve"> table </w:t>
-      </w:r>
-      <w:proofErr w:type="spellStart"/>
-      <w:r>
-        <w:rPr>
-          <w:sz w:val="24"/>
-          <w:szCs w:val="24"/>
-          <w:lang w:val="en-US"/>
-        </w:rPr>
-        <w:t>aturan</w:t>
-      </w:r>
-      <w:proofErr w:type="spellEnd"/>
-      <w:r>
-        <w:rPr>
-          <w:sz w:val="24"/>
-          <w:szCs w:val="24"/>
-          <w:lang w:val="en-US"/>
-        </w:rPr>
-        <w:t xml:space="preserve"> </w:t>
-      </w:r>
-      <w:proofErr w:type="spellStart"/>
-      <w:r>
-        <w:rPr>
-          <w:sz w:val="24"/>
-          <w:szCs w:val="24"/>
-          <w:lang w:val="en-US"/>
-        </w:rPr>
-        <w:t>skema</w:t>
-      </w:r>
-      <w:proofErr w:type="spellEnd"/>
-      <w:r>
-        <w:rPr>
-          <w:sz w:val="24"/>
-          <w:szCs w:val="24"/>
-          <w:lang w:val="en-US"/>
-        </w:rPr>
-        <w:t xml:space="preserve"> </w:t>
-      </w:r>
-      <w:proofErr w:type="spellStart"/>
-      <w:r>
-        <w:rPr>
-          <w:sz w:val="24"/>
-          <w:szCs w:val="24"/>
-          <w:lang w:val="en-US"/>
-        </w:rPr>
-        <w:t>indeks</w:t>
-      </w:r>
-      <w:proofErr w:type="spellEnd"/>
-      <w:r>
-        <w:rPr>
-          <w:sz w:val="24"/>
-          <w:szCs w:val="24"/>
-          <w:lang w:val="en-US"/>
-        </w:rPr>
-        <w:t xml:space="preserve"> </w:t>
-      </w:r>
-      <w:proofErr w:type="spellStart"/>
-      <w:r>
-        <w:rPr>
-          <w:sz w:val="24"/>
-          <w:szCs w:val="24"/>
-          <w:lang w:val="en-US"/>
-        </w:rPr>
-        <w:t>komisi</w:t>
-      </w:r>
-      <w:proofErr w:type="spellEnd"/>
-      <w:r>
-        <w:rPr>
-          <w:sz w:val="24"/>
-          <w:szCs w:val="24"/>
-          <w:lang w:val="en-US"/>
-        </w:rPr>
-        <w:t xml:space="preserve">. </w:t>
-      </w:r>
-      <w:proofErr w:type="spellStart"/>
-      <w:r>
-        <w:rPr>
-          <w:sz w:val="24"/>
-          <w:szCs w:val="24"/>
-          <w:lang w:val="en-US"/>
-        </w:rPr>
-        <w:t>Tombol</w:t>
-      </w:r>
-      <w:proofErr w:type="spellEnd"/>
-      <w:r>
-        <w:rPr>
-          <w:sz w:val="24"/>
-          <w:szCs w:val="24"/>
-          <w:lang w:val="en-US"/>
-        </w:rPr>
-        <w:t xml:space="preserve"> </w:t>
-      </w:r>
-      <w:proofErr w:type="spellStart"/>
-      <w:r>
-        <w:rPr>
-          <w:sz w:val="24"/>
-          <w:szCs w:val="24"/>
-          <w:lang w:val="en-US"/>
-        </w:rPr>
-        <w:t>Tambah</w:t>
-      </w:r>
-      <w:proofErr w:type="spellEnd"/>
-      <w:r>
-        <w:rPr>
-          <w:sz w:val="24"/>
-          <w:szCs w:val="24"/>
-          <w:lang w:val="en-US"/>
-        </w:rPr>
-        <w:t xml:space="preserve"> / Edit </w:t>
-      </w:r>
-      <w:proofErr w:type="spellStart"/>
-      <w:r>
-        <w:rPr>
-          <w:sz w:val="24"/>
-          <w:szCs w:val="24"/>
-          <w:lang w:val="en-US"/>
-        </w:rPr>
-        <w:t>memunculkan</w:t>
-      </w:r>
-      <w:proofErr w:type="spellEnd"/>
-      <w:r>
-        <w:rPr>
-          <w:sz w:val="24"/>
-          <w:szCs w:val="24"/>
-          <w:lang w:val="en-US"/>
-        </w:rPr>
-        <w:t xml:space="preserve"> Modal Form input </w:t>
-      </w:r>
-      <w:proofErr w:type="spellStart"/>
-      <w:r>
-        <w:rPr>
-          <w:sz w:val="24"/>
-          <w:szCs w:val="24"/>
-          <w:lang w:val="en-US"/>
-        </w:rPr>
-        <w:t>Tipe</w:t>
-      </w:r>
-      <w:proofErr w:type="spellEnd"/>
-      <w:r>
-        <w:rPr>
-          <w:sz w:val="24"/>
-          <w:szCs w:val="24"/>
-          <w:lang w:val="en-US"/>
-        </w:rPr>
-        <w:t xml:space="preserve"> Kategori, Nilai </w:t>
-      </w:r>
-      <w:proofErr w:type="spellStart"/>
-      <w:r>
-        <w:rPr>
-          <w:sz w:val="24"/>
-          <w:szCs w:val="24"/>
-          <w:lang w:val="en-US"/>
-        </w:rPr>
-        <w:t>Persentase</w:t>
-      </w:r>
-      <w:proofErr w:type="spellEnd"/>
-      <w:r>
-        <w:rPr>
-          <w:sz w:val="24"/>
-          <w:szCs w:val="24"/>
-          <w:lang w:val="en-US"/>
-        </w:rPr>
-        <w:t xml:space="preserve"> Minimal (Min), Nilai </w:t>
-      </w:r>
-      <w:proofErr w:type="spellStart"/>
-      <w:r>
-        <w:rPr>
-          <w:sz w:val="24"/>
-          <w:szCs w:val="24"/>
-          <w:lang w:val="en-US"/>
-        </w:rPr>
-        <w:t>Persentase</w:t>
-      </w:r>
-      <w:proofErr w:type="spellEnd"/>
-      <w:r>
-        <w:rPr>
-          <w:sz w:val="24"/>
-          <w:szCs w:val="24"/>
-          <w:lang w:val="en-US"/>
-        </w:rPr>
-        <w:t xml:space="preserve"> </w:t>
-      </w:r>
-      <w:proofErr w:type="spellStart"/>
-      <w:r>
-        <w:rPr>
-          <w:sz w:val="24"/>
-          <w:szCs w:val="24"/>
-          <w:lang w:val="en-US"/>
-        </w:rPr>
-        <w:t>Maksimal</w:t>
-      </w:r>
-      <w:proofErr w:type="spellEnd"/>
-      <w:r>
-        <w:rPr>
-          <w:sz w:val="24"/>
-          <w:szCs w:val="24"/>
-          <w:lang w:val="en-US"/>
-        </w:rPr>
-        <w:t xml:space="preserve"> (Max), </w:t>
-      </w:r>
-      <w:proofErr w:type="spellStart"/>
-      <w:r>
-        <w:rPr>
-          <w:sz w:val="24"/>
-          <w:szCs w:val="24"/>
-          <w:lang w:val="en-US"/>
-        </w:rPr>
-        <w:t>serta</w:t>
-      </w:r>
-      <w:proofErr w:type="spellEnd"/>
-      <w:r>
-        <w:rPr>
-          <w:sz w:val="24"/>
-          <w:szCs w:val="24"/>
-          <w:lang w:val="en-US"/>
-        </w:rPr>
-        <w:t xml:space="preserve"> </w:t>
-      </w:r>
-      <w:proofErr w:type="spellStart"/>
-      <w:r>
-        <w:rPr>
-          <w:sz w:val="24"/>
-          <w:szCs w:val="24"/>
-          <w:lang w:val="en-US"/>
-        </w:rPr>
-        <w:t>Bobot</w:t>
-      </w:r>
-      <w:proofErr w:type="spellEnd"/>
-      <w:r>
-        <w:rPr>
-          <w:sz w:val="24"/>
-          <w:szCs w:val="24"/>
-          <w:lang w:val="en-US"/>
-        </w:rPr>
-        <w:t xml:space="preserve"> Index Commission. Hapus </w:t>
-      </w:r>
-      <w:proofErr w:type="spellStart"/>
-      <w:r>
-        <w:rPr>
-          <w:sz w:val="24"/>
-          <w:szCs w:val="24"/>
-          <w:lang w:val="en-US"/>
-        </w:rPr>
-        <w:t>memunculkan</w:t>
-      </w:r>
-      <w:proofErr w:type="spellEnd"/>
-      <w:r>
-        <w:rPr>
-          <w:sz w:val="24"/>
-          <w:szCs w:val="24"/>
-          <w:lang w:val="en-US"/>
-        </w:rPr>
-        <w:t xml:space="preserve"> alert </w:t>
-      </w:r>
-      <w:proofErr w:type="spellStart"/>
-      <w:r>
-        <w:rPr>
-          <w:sz w:val="24"/>
-          <w:szCs w:val="24"/>
-          <w:lang w:val="en-US"/>
-        </w:rPr>
-        <w:t>konfirmasi</w:t>
-      </w:r>
-      <w:proofErr w:type="spellEnd"/>
-      <w:r>
-        <w:rPr>
-          <w:sz w:val="24"/>
-          <w:szCs w:val="24"/>
-          <w:lang w:val="en-US"/>
-        </w:rPr>
-        <w:t>.</w:t>
+      </w:pPr>
+      <w:r>
+        <w:rPr>
+          <w:noProof/>
+        </w:rPr>
+        <w:drawing>
+          <wp:inline distT="0" distB="0" distL="0" distR="0" wp14:anchorId="7229AB40" wp14:editId="7F75DD8A">
+            <wp:extent cx="3665804" cy="1761023"/>
+            <wp:effectExtent l="0" t="0" r="0" b="0"/>
+            <wp:docPr id="2032184547" name="Picture 1"/>
+            <wp:cNvGraphicFramePr>
+              <a:graphicFrameLocks xmlns:a="http://schemas.openxmlformats.org/drawingml/2006/main" noChangeAspect="1"/>
+            </wp:cNvGraphicFramePr>
+            <a:graphic xmlns:a="http://schemas.openxmlformats.org/drawingml/2006/main">
+              <a:graphicData uri="http://schemas.openxmlformats.org/drawingml/2006/picture">
+                <pic:pic xmlns:pic="http://schemas.openxmlformats.org/drawingml/2006/picture">
+                  <pic:nvPicPr>
+                    <pic:cNvPr id="2032184547" name=""/>
+                    <pic:cNvPicPr/>
+                  </pic:nvPicPr>
+                  <pic:blipFill>
+                    <a:blip r:embed="rId18"/>
+                    <a:stretch>
+                      <a:fillRect/>
+                    </a:stretch>
+                  </pic:blipFill>
+                  <pic:spPr>
+                    <a:xfrm>
+                      <a:off x="0" y="0"/>
+                      <a:ext cx="3670135" cy="1763103"/>
+                    </a:xfrm>
+                    <a:prstGeom prst="rect">
+                      <a:avLst/>
+                    </a:prstGeom>
+                  </pic:spPr>
+                </pic:pic>
+              </a:graphicData>
+            </a:graphic>
+          </wp:inline>
+        </w:drawing>
       </w:r>
     </w:p>
     <w:p/>
@@ -12006,55 +8547,15 @@
           <w:szCs w:val="24"/>
           <w:lang w:val="en-US"/>
         </w:rPr>
-        <w:t xml:space="preserve">Marketing </w:t>
-      </w:r>
-      <w:proofErr w:type="spellStart"/>
-      <w:r>
-        <w:rPr>
-          <w:b/>
-          <w:bCs/>
+        <w:t xml:space="preserve">Marketing Komisi Collection </w:t>
+      </w:r>
+      <w:r>
+        <w:rPr>
           <w:sz w:val="24"/>
           <w:szCs w:val="24"/>
           <w:lang w:val="en-US"/>
         </w:rPr>
-        <w:t>Komisi</w:t>
-      </w:r>
-      <w:proofErr w:type="spellEnd"/>
-      <w:r>
-        <w:rPr>
-          <w:b/>
-          <w:bCs/>
-          <w:sz w:val="24"/>
-          <w:szCs w:val="24"/>
-          <w:lang w:val="en-US"/>
-        </w:rPr>
-        <w:t xml:space="preserve"> Collection </w:t>
-      </w:r>
-      <w:r>
-        <w:rPr>
-          <w:sz w:val="24"/>
-          <w:szCs w:val="24"/>
-          <w:lang w:val="en-US"/>
-        </w:rPr>
-        <w:t>`marketing-</w:t>
-      </w:r>
-      <w:proofErr w:type="spellStart"/>
-      <w:r>
-        <w:rPr>
-          <w:sz w:val="24"/>
-          <w:szCs w:val="24"/>
-          <w:lang w:val="en-US"/>
-        </w:rPr>
-        <w:t>komisi</w:t>
-      </w:r>
-      <w:proofErr w:type="spellEnd"/>
-      <w:r>
-        <w:rPr>
-          <w:sz w:val="24"/>
-          <w:szCs w:val="24"/>
-          <w:lang w:val="en-US"/>
-        </w:rPr>
-        <w:t>-collection`</w:t>
+        <w:t>`marketing-komisi-collection`</w:t>
       </w:r>
     </w:p>
     <w:p>
@@ -12071,7 +8572,6 @@
           <w:lang w:val="en-US"/>
         </w:rPr>
       </w:pPr>
-      <w:proofErr w:type="spellStart"/>
       <w:r>
         <w:rPr>
           <w:b/>
@@ -12080,18 +8580,15 @@
           <w:szCs w:val="24"/>
           <w:lang w:val="en-US"/>
         </w:rPr>
-        <w:t>Komponen</w:t>
-      </w:r>
-      <w:proofErr w:type="spellEnd"/>
-      <w:r>
-        <w:rPr>
-          <w:b/>
-          <w:bCs/>
+        <w:t>Komponen:</w:t>
+      </w:r>
+      <w:r>
+        <w:rPr>
           <w:sz w:val="24"/>
           <w:szCs w:val="24"/>
           <w:lang w:val="en-US"/>
         </w:rPr>
-        <w:t>:</w:t>
+        <w:t xml:space="preserve"> </w:t>
       </w:r>
       <w:r>
         <w:rPr>
@@ -12099,215 +8596,8 @@
           <w:szCs w:val="24"/>
           <w:lang w:val="en-US"/>
         </w:rPr>
-        <w:t xml:space="preserve"> </w:t>
-      </w:r>
-      <w:r>
-        <w:rPr>
-          <w:sz w:val="24"/>
-          <w:szCs w:val="24"/>
-          <w:lang w:val="en-US"/>
-        </w:rPr>
-        <w:t xml:space="preserve">TA, Marketing, Target </w:t>
-      </w:r>
-      <w:proofErr w:type="spellStart"/>
-      <w:r>
-        <w:rPr>
-          <w:sz w:val="24"/>
-          <w:szCs w:val="24"/>
-          <w:lang w:val="en-US"/>
-        </w:rPr>
-        <w:t>Usia</w:t>
-      </w:r>
-      <w:proofErr w:type="spellEnd"/>
-      <w:r>
-        <w:rPr>
-          <w:sz w:val="24"/>
-          <w:szCs w:val="24"/>
-          <w:lang w:val="en-US"/>
-        </w:rPr>
-        <w:t xml:space="preserve"> </w:t>
-      </w:r>
-      <w:proofErr w:type="spellStart"/>
-      <w:r>
-        <w:rPr>
-          <w:sz w:val="24"/>
-          <w:szCs w:val="24"/>
-          <w:lang w:val="en-US"/>
-        </w:rPr>
-        <w:t>Piutang</w:t>
-      </w:r>
-      <w:proofErr w:type="spellEnd"/>
-      <w:r>
-        <w:rPr>
-          <w:sz w:val="24"/>
-          <w:szCs w:val="24"/>
-          <w:lang w:val="en-US"/>
-        </w:rPr>
-        <w:t xml:space="preserve"> &gt; 90, </w:t>
-      </w:r>
-      <w:proofErr w:type="spellStart"/>
-      <w:r>
-        <w:rPr>
-          <w:sz w:val="24"/>
-          <w:szCs w:val="24"/>
-          <w:lang w:val="en-US"/>
-        </w:rPr>
-        <w:t>Pencapaian</w:t>
-      </w:r>
-      <w:proofErr w:type="spellEnd"/>
-      <w:r>
-        <w:rPr>
-          <w:sz w:val="24"/>
-          <w:szCs w:val="24"/>
-          <w:lang w:val="en-US"/>
-        </w:rPr>
-        <w:t xml:space="preserve">, </w:t>
-      </w:r>
-      <w:proofErr w:type="spellStart"/>
-      <w:r>
-        <w:rPr>
-          <w:sz w:val="24"/>
-          <w:szCs w:val="24"/>
-          <w:lang w:val="en-US"/>
-        </w:rPr>
-        <w:t>Persentase</w:t>
-      </w:r>
-      <w:proofErr w:type="spellEnd"/>
-      <w:r>
-        <w:rPr>
-          <w:sz w:val="24"/>
-          <w:szCs w:val="24"/>
-          <w:lang w:val="en-US"/>
-        </w:rPr>
-        <w:t xml:space="preserve">, Index Target &gt;= </w:t>
-      </w:r>
-      <w:r>
-        <w:rPr>
-          <w:sz w:val="24"/>
-          <w:szCs w:val="24"/>
-          <w:lang w:val="en-US"/>
-        </w:rPr>
-        <w:lastRenderedPageBreak/>
-        <w:t xml:space="preserve">30, </w:t>
-      </w:r>
-      <w:proofErr w:type="spellStart"/>
-      <w:r>
-        <w:rPr>
-          <w:sz w:val="24"/>
-          <w:szCs w:val="24"/>
-          <w:lang w:val="en-US"/>
-        </w:rPr>
-        <w:t>Komisi</w:t>
-      </w:r>
-      <w:proofErr w:type="spellEnd"/>
-      <w:r>
-        <w:rPr>
-          <w:sz w:val="24"/>
-          <w:szCs w:val="24"/>
-          <w:lang w:val="en-US"/>
-        </w:rPr>
-        <w:t xml:space="preserve">, Target </w:t>
-      </w:r>
-      <w:proofErr w:type="spellStart"/>
-      <w:r>
-        <w:rPr>
-          <w:sz w:val="24"/>
-          <w:szCs w:val="24"/>
-          <w:lang w:val="en-US"/>
-        </w:rPr>
-        <w:t>Usia</w:t>
-      </w:r>
-      <w:proofErr w:type="spellEnd"/>
-      <w:r>
-        <w:rPr>
-          <w:sz w:val="24"/>
-          <w:szCs w:val="24"/>
-          <w:lang w:val="en-US"/>
-        </w:rPr>
-        <w:t xml:space="preserve"> </w:t>
-      </w:r>
-      <w:proofErr w:type="spellStart"/>
-      <w:r>
-        <w:rPr>
-          <w:sz w:val="24"/>
-          <w:szCs w:val="24"/>
-          <w:lang w:val="en-US"/>
-        </w:rPr>
-        <w:t>Piutang</w:t>
-      </w:r>
-      <w:proofErr w:type="spellEnd"/>
-      <w:r>
-        <w:rPr>
-          <w:sz w:val="24"/>
-          <w:szCs w:val="24"/>
-          <w:lang w:val="en-US"/>
-        </w:rPr>
-        <w:t xml:space="preserve"> &lt;= 90, </w:t>
-      </w:r>
-      <w:proofErr w:type="spellStart"/>
-      <w:r>
-        <w:rPr>
-          <w:sz w:val="24"/>
-          <w:szCs w:val="24"/>
-          <w:lang w:val="en-US"/>
-        </w:rPr>
-        <w:t>Pencapaian</w:t>
-      </w:r>
-      <w:proofErr w:type="spellEnd"/>
-      <w:r>
-        <w:rPr>
-          <w:sz w:val="24"/>
-          <w:szCs w:val="24"/>
-          <w:lang w:val="en-US"/>
-        </w:rPr>
-        <w:t xml:space="preserve">, </w:t>
-      </w:r>
-      <w:proofErr w:type="spellStart"/>
-      <w:r>
-        <w:rPr>
-          <w:sz w:val="24"/>
-          <w:szCs w:val="24"/>
-          <w:lang w:val="en-US"/>
-        </w:rPr>
-        <w:t>Persentase</w:t>
-      </w:r>
-      <w:proofErr w:type="spellEnd"/>
-      <w:r>
-        <w:rPr>
-          <w:sz w:val="24"/>
-          <w:szCs w:val="24"/>
-          <w:lang w:val="en-US"/>
-        </w:rPr>
-        <w:t xml:space="preserve">, Index Target &gt;= 80, </w:t>
-      </w:r>
-      <w:proofErr w:type="spellStart"/>
-      <w:r>
-        <w:rPr>
-          <w:sz w:val="24"/>
-          <w:szCs w:val="24"/>
-          <w:lang w:val="en-US"/>
-        </w:rPr>
-        <w:t>Komisi</w:t>
-      </w:r>
-      <w:proofErr w:type="spellEnd"/>
-      <w:r>
-        <w:rPr>
-          <w:sz w:val="24"/>
-          <w:szCs w:val="24"/>
-          <w:lang w:val="en-US"/>
-        </w:rPr>
-        <w:t xml:space="preserve">, Total </w:t>
-      </w:r>
-      <w:proofErr w:type="spellStart"/>
-      <w:r>
-        <w:rPr>
-          <w:sz w:val="24"/>
-          <w:szCs w:val="24"/>
-          <w:lang w:val="en-US"/>
-        </w:rPr>
-        <w:t>Komisi</w:t>
-      </w:r>
-      <w:proofErr w:type="spellEnd"/>
+        <w:t>TA, Marketing, Target Usia Piutang &gt; 90, Pencapaian, Persentase, Index Target &gt;= 30, Komisi, Target Usia Piutang &lt;= 90, Pencapaian, Persentase, Index Target &gt;= 80, Komisi, Total Komisi</w:t>
+      </w:r>
     </w:p>
     <w:p>
       <w:pPr>
@@ -12325,7 +8615,6 @@
           <w:lang w:val="en-US"/>
         </w:rPr>
       </w:pPr>
-      <w:proofErr w:type="spellStart"/>
       <w:r>
         <w:rPr>
           <w:b/>
@@ -12334,18 +8623,15 @@
           <w:szCs w:val="24"/>
           <w:lang w:val="en-US"/>
         </w:rPr>
-        <w:t>Fungsi</w:t>
-      </w:r>
-      <w:proofErr w:type="spellEnd"/>
-      <w:r>
-        <w:rPr>
-          <w:b/>
-          <w:bCs/>
+        <w:t>Fungsi:</w:t>
+      </w:r>
+      <w:r>
+        <w:rPr>
           <w:sz w:val="24"/>
           <w:szCs w:val="24"/>
           <w:lang w:val="en-US"/>
         </w:rPr>
-        <w:t>:</w:t>
+        <w:t xml:space="preserve"> </w:t>
       </w:r>
       <w:r>
         <w:rPr>
@@ -12353,277 +8639,7 @@
           <w:szCs w:val="24"/>
           <w:lang w:val="en-US"/>
         </w:rPr>
-        <w:t xml:space="preserve"> </w:t>
-      </w:r>
-      <w:proofErr w:type="spellStart"/>
-      <w:r>
-        <w:rPr>
-          <w:sz w:val="24"/>
-          <w:szCs w:val="24"/>
-          <w:lang w:val="en-US"/>
-        </w:rPr>
-        <w:t>Mengkalkulasi</w:t>
-      </w:r>
-      <w:proofErr w:type="spellEnd"/>
-      <w:r>
-        <w:rPr>
-          <w:sz w:val="24"/>
-          <w:szCs w:val="24"/>
-          <w:lang w:val="en-US"/>
-        </w:rPr>
-        <w:t xml:space="preserve"> dan </w:t>
-      </w:r>
-      <w:proofErr w:type="spellStart"/>
-      <w:r>
-        <w:rPr>
-          <w:sz w:val="24"/>
-          <w:szCs w:val="24"/>
-          <w:lang w:val="en-US"/>
-        </w:rPr>
-        <w:t>memproses</w:t>
-      </w:r>
-      <w:proofErr w:type="spellEnd"/>
-      <w:r>
-        <w:rPr>
-          <w:sz w:val="24"/>
-          <w:szCs w:val="24"/>
-          <w:lang w:val="en-US"/>
-        </w:rPr>
-        <w:t xml:space="preserve"> </w:t>
-      </w:r>
-      <w:proofErr w:type="spellStart"/>
-      <w:r>
-        <w:rPr>
-          <w:sz w:val="24"/>
-          <w:szCs w:val="24"/>
-          <w:lang w:val="en-US"/>
-        </w:rPr>
-        <w:t>pencairan</w:t>
-      </w:r>
-      <w:proofErr w:type="spellEnd"/>
-      <w:r>
-        <w:rPr>
-          <w:sz w:val="24"/>
-          <w:szCs w:val="24"/>
-          <w:lang w:val="en-US"/>
-        </w:rPr>
-        <w:t xml:space="preserve"> </w:t>
-      </w:r>
-      <w:proofErr w:type="spellStart"/>
-      <w:r>
-        <w:rPr>
-          <w:sz w:val="24"/>
-          <w:szCs w:val="24"/>
-          <w:lang w:val="en-US"/>
-        </w:rPr>
-        <w:t>komisi</w:t>
-      </w:r>
-      <w:proofErr w:type="spellEnd"/>
-      <w:r>
-        <w:rPr>
-          <w:sz w:val="24"/>
-          <w:szCs w:val="24"/>
-          <w:lang w:val="en-US"/>
-        </w:rPr>
-        <w:t xml:space="preserve"> </w:t>
-      </w:r>
-      <w:proofErr w:type="spellStart"/>
-      <w:r>
-        <w:rPr>
-          <w:sz w:val="24"/>
-          <w:szCs w:val="24"/>
-          <w:lang w:val="en-US"/>
-        </w:rPr>
-        <w:t>penagihan</w:t>
-      </w:r>
-      <w:proofErr w:type="spellEnd"/>
-      <w:r>
-        <w:rPr>
-          <w:sz w:val="24"/>
-          <w:szCs w:val="24"/>
-          <w:lang w:val="en-US"/>
-        </w:rPr>
-        <w:t xml:space="preserve"> </w:t>
-      </w:r>
-      <w:proofErr w:type="spellStart"/>
-      <w:r>
-        <w:rPr>
-          <w:sz w:val="24"/>
-          <w:szCs w:val="24"/>
-          <w:lang w:val="en-US"/>
-        </w:rPr>
-        <w:t>bagi</w:t>
-      </w:r>
-      <w:proofErr w:type="spellEnd"/>
-      <w:r>
-        <w:rPr>
-          <w:sz w:val="24"/>
-          <w:szCs w:val="24"/>
-          <w:lang w:val="en-US"/>
-        </w:rPr>
-        <w:t xml:space="preserve"> </w:t>
-      </w:r>
-      <w:proofErr w:type="spellStart"/>
-      <w:r>
-        <w:rPr>
-          <w:sz w:val="24"/>
-          <w:szCs w:val="24"/>
-          <w:lang w:val="en-US"/>
-        </w:rPr>
-        <w:t>tim</w:t>
-      </w:r>
-      <w:proofErr w:type="spellEnd"/>
-      <w:r>
-        <w:rPr>
-          <w:sz w:val="24"/>
-          <w:szCs w:val="24"/>
-          <w:lang w:val="en-US"/>
-        </w:rPr>
-        <w:t xml:space="preserve"> marketing/sales </w:t>
-      </w:r>
-      <w:proofErr w:type="spellStart"/>
-      <w:r>
-        <w:rPr>
-          <w:sz w:val="24"/>
-          <w:szCs w:val="24"/>
-          <w:lang w:val="en-US"/>
-        </w:rPr>
-        <w:t>berdasarkan</w:t>
-      </w:r>
-      <w:proofErr w:type="spellEnd"/>
-      <w:r>
-        <w:rPr>
-          <w:sz w:val="24"/>
-          <w:szCs w:val="24"/>
-          <w:lang w:val="en-US"/>
-        </w:rPr>
-        <w:t xml:space="preserve"> </w:t>
-      </w:r>
-      <w:proofErr w:type="spellStart"/>
-      <w:r>
-        <w:rPr>
-          <w:sz w:val="24"/>
-          <w:szCs w:val="24"/>
-          <w:lang w:val="en-US"/>
-        </w:rPr>
-        <w:t>performa</w:t>
-      </w:r>
-      <w:proofErr w:type="spellEnd"/>
-      <w:r>
-        <w:rPr>
-          <w:sz w:val="24"/>
-          <w:szCs w:val="24"/>
-          <w:lang w:val="en-US"/>
-        </w:rPr>
-        <w:t xml:space="preserve"> </w:t>
-      </w:r>
-      <w:proofErr w:type="spellStart"/>
-      <w:r>
-        <w:rPr>
-          <w:sz w:val="24"/>
-          <w:szCs w:val="24"/>
-          <w:lang w:val="en-US"/>
-        </w:rPr>
-        <w:t>penagihan</w:t>
-      </w:r>
-      <w:proofErr w:type="spellEnd"/>
-      <w:r>
-        <w:rPr>
-          <w:sz w:val="24"/>
-          <w:szCs w:val="24"/>
-          <w:lang w:val="en-US"/>
-        </w:rPr>
-        <w:t xml:space="preserve"> </w:t>
-      </w:r>
-      <w:proofErr w:type="spellStart"/>
-      <w:r>
-        <w:rPr>
-          <w:sz w:val="24"/>
-          <w:szCs w:val="24"/>
-          <w:lang w:val="en-US"/>
-        </w:rPr>
-        <w:t>piutang</w:t>
-      </w:r>
-      <w:proofErr w:type="spellEnd"/>
-      <w:r>
-        <w:rPr>
-          <w:sz w:val="24"/>
-          <w:szCs w:val="24"/>
-          <w:lang w:val="en-US"/>
-        </w:rPr>
-        <w:t xml:space="preserve"> </w:t>
-      </w:r>
-      <w:proofErr w:type="spellStart"/>
-      <w:r>
-        <w:rPr>
-          <w:sz w:val="24"/>
-          <w:szCs w:val="24"/>
-          <w:lang w:val="en-US"/>
-        </w:rPr>
-        <w:t>lancar</w:t>
-      </w:r>
-      <w:proofErr w:type="spellEnd"/>
-      <w:r>
-        <w:rPr>
-          <w:sz w:val="24"/>
-          <w:szCs w:val="24"/>
-          <w:lang w:val="en-US"/>
-        </w:rPr>
-        <w:t xml:space="preserve"> (&lt;=90 </w:t>
-      </w:r>
-      <w:proofErr w:type="spellStart"/>
-      <w:r>
-        <w:rPr>
-          <w:sz w:val="24"/>
-          <w:szCs w:val="24"/>
-          <w:lang w:val="en-US"/>
-        </w:rPr>
-        <w:t>hari</w:t>
-      </w:r>
-      <w:proofErr w:type="spellEnd"/>
-      <w:r>
-        <w:rPr>
-          <w:sz w:val="24"/>
-          <w:szCs w:val="24"/>
-          <w:lang w:val="en-US"/>
-        </w:rPr>
-        <w:t xml:space="preserve">) dan </w:t>
-      </w:r>
-      <w:proofErr w:type="spellStart"/>
-      <w:r>
-        <w:rPr>
-          <w:sz w:val="24"/>
-          <w:szCs w:val="24"/>
-          <w:lang w:val="en-US"/>
-        </w:rPr>
-        <w:t>piutang</w:t>
-      </w:r>
-      <w:proofErr w:type="spellEnd"/>
-      <w:r>
-        <w:rPr>
-          <w:sz w:val="24"/>
-          <w:szCs w:val="24"/>
-          <w:lang w:val="en-US"/>
-        </w:rPr>
-        <w:t xml:space="preserve"> lama (&gt;90 </w:t>
-      </w:r>
-      <w:proofErr w:type="spellStart"/>
-      <w:r>
-        <w:rPr>
-          <w:sz w:val="24"/>
-          <w:szCs w:val="24"/>
-          <w:lang w:val="en-US"/>
-        </w:rPr>
-        <w:t>hari</w:t>
-      </w:r>
-      <w:proofErr w:type="spellEnd"/>
-      <w:r>
-        <w:rPr>
-          <w:sz w:val="24"/>
-          <w:szCs w:val="24"/>
-          <w:lang w:val="en-US"/>
-        </w:rPr>
-        <w:t>).</w:t>
+        <w:t>Mengkalkulasi dan memproses pencairan komisi penagihan bagi tim marketing/sales berdasarkan performa penagihan piutang lancar (&lt;=90 hari) dan piutang lama (&gt;90 hari).</w:t>
       </w:r>
     </w:p>
     <w:p>
@@ -12642,7 +8658,6 @@
           <w:lang w:val="en-US"/>
         </w:rPr>
       </w:pPr>
-      <w:proofErr w:type="spellStart"/>
       <w:r>
         <w:rPr>
           <w:b/>
@@ -12651,18 +8666,15 @@
           <w:szCs w:val="24"/>
           <w:lang w:val="en-US"/>
         </w:rPr>
-        <w:t>Penjelasan</w:t>
-      </w:r>
-      <w:proofErr w:type="spellEnd"/>
-      <w:r>
-        <w:rPr>
-          <w:b/>
-          <w:bCs/>
+        <w:t>Penjelasan UI:</w:t>
+      </w:r>
+      <w:r>
+        <w:rPr>
           <w:sz w:val="24"/>
           <w:szCs w:val="24"/>
           <w:lang w:val="en-US"/>
         </w:rPr>
-        <w:t xml:space="preserve"> UI:</w:t>
+        <w:t xml:space="preserve"> </w:t>
       </w:r>
       <w:r>
         <w:rPr>
@@ -12670,493 +8682,7 @@
           <w:szCs w:val="24"/>
           <w:lang w:val="en-US"/>
         </w:rPr>
-        <w:t xml:space="preserve"> </w:t>
-      </w:r>
-      <w:proofErr w:type="spellStart"/>
-      <w:r>
-        <w:rPr>
-          <w:sz w:val="24"/>
-          <w:szCs w:val="24"/>
-          <w:lang w:val="en-US"/>
-        </w:rPr>
-        <w:t>Tampilan</w:t>
-      </w:r>
-      <w:proofErr w:type="spellEnd"/>
-      <w:r>
-        <w:rPr>
-          <w:sz w:val="24"/>
-          <w:szCs w:val="24"/>
-          <w:lang w:val="en-US"/>
-        </w:rPr>
-        <w:t xml:space="preserve"> </w:t>
-      </w:r>
-      <w:proofErr w:type="spellStart"/>
-      <w:r>
-        <w:rPr>
-          <w:sz w:val="24"/>
-          <w:szCs w:val="24"/>
-          <w:lang w:val="en-US"/>
-        </w:rPr>
-        <w:t>awal</w:t>
-      </w:r>
-      <w:proofErr w:type="spellEnd"/>
-      <w:r>
-        <w:rPr>
-          <w:sz w:val="24"/>
-          <w:szCs w:val="24"/>
-          <w:lang w:val="en-US"/>
-        </w:rPr>
-        <w:t xml:space="preserve"> </w:t>
-      </w:r>
-      <w:proofErr w:type="spellStart"/>
-      <w:r>
-        <w:rPr>
-          <w:sz w:val="24"/>
-          <w:szCs w:val="24"/>
-          <w:lang w:val="en-US"/>
-        </w:rPr>
-        <w:t>berupa</w:t>
-      </w:r>
-      <w:proofErr w:type="spellEnd"/>
-      <w:r>
-        <w:rPr>
-          <w:sz w:val="24"/>
-          <w:szCs w:val="24"/>
-          <w:lang w:val="en-US"/>
-        </w:rPr>
-        <w:t xml:space="preserve"> table </w:t>
-      </w:r>
-      <w:proofErr w:type="spellStart"/>
-      <w:r>
-        <w:rPr>
-          <w:sz w:val="24"/>
-          <w:szCs w:val="24"/>
-          <w:lang w:val="en-US"/>
-        </w:rPr>
-        <w:t>kalkulasi</w:t>
-      </w:r>
-      <w:proofErr w:type="spellEnd"/>
-      <w:r>
-        <w:rPr>
-          <w:sz w:val="24"/>
-          <w:szCs w:val="24"/>
-          <w:lang w:val="en-US"/>
-        </w:rPr>
-        <w:t xml:space="preserve"> </w:t>
-      </w:r>
-      <w:proofErr w:type="spellStart"/>
-      <w:r>
-        <w:rPr>
-          <w:sz w:val="24"/>
-          <w:szCs w:val="24"/>
-          <w:lang w:val="en-US"/>
-        </w:rPr>
-        <w:t>komisi</w:t>
-      </w:r>
-      <w:proofErr w:type="spellEnd"/>
-      <w:r>
-        <w:rPr>
-          <w:sz w:val="24"/>
-          <w:szCs w:val="24"/>
-          <w:lang w:val="en-US"/>
-        </w:rPr>
-        <w:t xml:space="preserve"> </w:t>
-      </w:r>
-      <w:proofErr w:type="spellStart"/>
-      <w:r>
-        <w:rPr>
-          <w:sz w:val="24"/>
-          <w:szCs w:val="24"/>
-          <w:lang w:val="en-US"/>
-        </w:rPr>
-        <w:t>bulanan</w:t>
-      </w:r>
-      <w:proofErr w:type="spellEnd"/>
-      <w:r>
-        <w:rPr>
-          <w:sz w:val="24"/>
-          <w:szCs w:val="24"/>
-          <w:lang w:val="en-US"/>
-        </w:rPr>
-        <w:t xml:space="preserve"> per salesman. </w:t>
-      </w:r>
-      <w:proofErr w:type="spellStart"/>
-      <w:r>
-        <w:rPr>
-          <w:sz w:val="24"/>
-          <w:szCs w:val="24"/>
-          <w:lang w:val="en-US"/>
-        </w:rPr>
-        <w:t>Tombol</w:t>
-      </w:r>
-      <w:proofErr w:type="spellEnd"/>
-      <w:r>
-        <w:rPr>
-          <w:sz w:val="24"/>
-          <w:szCs w:val="24"/>
-          <w:lang w:val="en-US"/>
-        </w:rPr>
-        <w:t xml:space="preserve"> </w:t>
-      </w:r>
-      <w:proofErr w:type="spellStart"/>
-      <w:r>
-        <w:rPr>
-          <w:sz w:val="24"/>
-          <w:szCs w:val="24"/>
-          <w:lang w:val="en-US"/>
-        </w:rPr>
-        <w:t>Tambah</w:t>
-      </w:r>
-      <w:proofErr w:type="spellEnd"/>
-      <w:r>
-        <w:rPr>
-          <w:sz w:val="24"/>
-          <w:szCs w:val="24"/>
-          <w:lang w:val="en-US"/>
-        </w:rPr>
-        <w:t xml:space="preserve"> / </w:t>
-      </w:r>
-      <w:proofErr w:type="spellStart"/>
-      <w:r>
-        <w:rPr>
-          <w:sz w:val="24"/>
-          <w:szCs w:val="24"/>
-          <w:lang w:val="en-US"/>
-        </w:rPr>
-        <w:t>Hitung</w:t>
-      </w:r>
-      <w:proofErr w:type="spellEnd"/>
-      <w:r>
-        <w:rPr>
-          <w:sz w:val="24"/>
-          <w:szCs w:val="24"/>
-          <w:lang w:val="en-US"/>
-        </w:rPr>
-        <w:t xml:space="preserve"> </w:t>
-      </w:r>
-      <w:proofErr w:type="spellStart"/>
-      <w:r>
-        <w:rPr>
-          <w:sz w:val="24"/>
-          <w:szCs w:val="24"/>
-          <w:lang w:val="en-US"/>
-        </w:rPr>
-        <w:t>Komisi</w:t>
-      </w:r>
-      <w:proofErr w:type="spellEnd"/>
-      <w:r>
-        <w:rPr>
-          <w:sz w:val="24"/>
-          <w:szCs w:val="24"/>
-          <w:lang w:val="en-US"/>
-        </w:rPr>
-        <w:t xml:space="preserve"> </w:t>
-      </w:r>
-      <w:proofErr w:type="spellStart"/>
-      <w:r>
-        <w:rPr>
-          <w:sz w:val="24"/>
-          <w:szCs w:val="24"/>
-          <w:lang w:val="en-US"/>
-        </w:rPr>
-        <w:t>memunculkan</w:t>
-      </w:r>
-      <w:proofErr w:type="spellEnd"/>
-      <w:r>
-        <w:rPr>
-          <w:sz w:val="24"/>
-          <w:szCs w:val="24"/>
-          <w:lang w:val="en-US"/>
-        </w:rPr>
-        <w:t xml:space="preserve"> Modal Form </w:t>
-      </w:r>
-      <w:proofErr w:type="spellStart"/>
-      <w:r>
-        <w:rPr>
-          <w:sz w:val="24"/>
-          <w:szCs w:val="24"/>
-          <w:lang w:val="en-US"/>
-        </w:rPr>
-        <w:t>berstruktur</w:t>
-      </w:r>
-      <w:proofErr w:type="spellEnd"/>
-      <w:r>
-        <w:rPr>
-          <w:sz w:val="24"/>
-          <w:szCs w:val="24"/>
-          <w:lang w:val="en-US"/>
-        </w:rPr>
-        <w:t xml:space="preserve"> </w:t>
-      </w:r>
-      <w:proofErr w:type="spellStart"/>
-      <w:r>
-        <w:rPr>
-          <w:sz w:val="24"/>
-          <w:szCs w:val="24"/>
-          <w:lang w:val="en-US"/>
-        </w:rPr>
-        <w:t>Pilihan</w:t>
-      </w:r>
-      <w:proofErr w:type="spellEnd"/>
-      <w:r>
-        <w:rPr>
-          <w:sz w:val="24"/>
-          <w:szCs w:val="24"/>
-          <w:lang w:val="en-US"/>
-        </w:rPr>
-        <w:t xml:space="preserve"> </w:t>
-      </w:r>
-      <w:proofErr w:type="spellStart"/>
-      <w:r>
-        <w:rPr>
-          <w:sz w:val="24"/>
-          <w:szCs w:val="24"/>
-          <w:lang w:val="en-US"/>
-        </w:rPr>
-        <w:t>Periode</w:t>
-      </w:r>
-      <w:proofErr w:type="spellEnd"/>
-      <w:r>
-        <w:rPr>
-          <w:sz w:val="24"/>
-          <w:szCs w:val="24"/>
-          <w:lang w:val="en-US"/>
-        </w:rPr>
-        <w:t xml:space="preserve">, Transit Area (TA), Lookup Marketing, </w:t>
-      </w:r>
-      <w:proofErr w:type="spellStart"/>
-      <w:r>
-        <w:rPr>
-          <w:sz w:val="24"/>
-          <w:szCs w:val="24"/>
-          <w:lang w:val="en-US"/>
-        </w:rPr>
-        <w:t>serta</w:t>
-      </w:r>
-      <w:proofErr w:type="spellEnd"/>
-      <w:r>
-        <w:rPr>
-          <w:sz w:val="24"/>
-          <w:szCs w:val="24"/>
-          <w:lang w:val="en-US"/>
-        </w:rPr>
-        <w:t xml:space="preserve"> data grid </w:t>
-      </w:r>
-      <w:proofErr w:type="spellStart"/>
-      <w:r>
-        <w:rPr>
-          <w:sz w:val="24"/>
-          <w:szCs w:val="24"/>
-          <w:lang w:val="en-US"/>
-        </w:rPr>
-        <w:t>kalkulasi</w:t>
-      </w:r>
-      <w:proofErr w:type="spellEnd"/>
-      <w:r>
-        <w:rPr>
-          <w:sz w:val="24"/>
-          <w:szCs w:val="24"/>
-          <w:lang w:val="en-US"/>
-        </w:rPr>
-        <w:t xml:space="preserve"> </w:t>
-      </w:r>
-      <w:proofErr w:type="spellStart"/>
-      <w:r>
-        <w:rPr>
-          <w:sz w:val="24"/>
-          <w:szCs w:val="24"/>
-          <w:lang w:val="en-US"/>
-        </w:rPr>
-        <w:t>otomatis</w:t>
-      </w:r>
-      <w:proofErr w:type="spellEnd"/>
-      <w:r>
-        <w:rPr>
-          <w:sz w:val="24"/>
-          <w:szCs w:val="24"/>
-          <w:lang w:val="en-US"/>
-        </w:rPr>
-        <w:t xml:space="preserve"> yang </w:t>
-      </w:r>
-      <w:proofErr w:type="spellStart"/>
-      <w:r>
-        <w:rPr>
-          <w:sz w:val="24"/>
-          <w:szCs w:val="24"/>
-          <w:lang w:val="en-US"/>
-        </w:rPr>
-        <w:t>membandingkan</w:t>
-      </w:r>
-      <w:proofErr w:type="spellEnd"/>
-      <w:r>
-        <w:rPr>
-          <w:sz w:val="24"/>
-          <w:szCs w:val="24"/>
-          <w:lang w:val="en-US"/>
-        </w:rPr>
-        <w:t xml:space="preserve"> target vs </w:t>
-      </w:r>
-      <w:proofErr w:type="spellStart"/>
-      <w:r>
-        <w:rPr>
-          <w:sz w:val="24"/>
-          <w:szCs w:val="24"/>
-          <w:lang w:val="en-US"/>
-        </w:rPr>
-        <w:t>pencapaian</w:t>
-      </w:r>
-      <w:proofErr w:type="spellEnd"/>
-      <w:r>
-        <w:rPr>
-          <w:sz w:val="24"/>
-          <w:szCs w:val="24"/>
-          <w:lang w:val="en-US"/>
-        </w:rPr>
-        <w:t xml:space="preserve"> </w:t>
-      </w:r>
-      <w:proofErr w:type="spellStart"/>
-      <w:r>
-        <w:rPr>
-          <w:sz w:val="24"/>
-          <w:szCs w:val="24"/>
-          <w:lang w:val="en-US"/>
-        </w:rPr>
-        <w:t>piutang</w:t>
-      </w:r>
-      <w:proofErr w:type="spellEnd"/>
-      <w:r>
-        <w:rPr>
-          <w:sz w:val="24"/>
-          <w:szCs w:val="24"/>
-          <w:lang w:val="en-US"/>
-        </w:rPr>
-        <w:t xml:space="preserve">, </w:t>
-      </w:r>
-      <w:proofErr w:type="spellStart"/>
-      <w:r>
-        <w:rPr>
-          <w:sz w:val="24"/>
-          <w:szCs w:val="24"/>
-          <w:lang w:val="en-US"/>
-        </w:rPr>
-        <w:t>penetapan</w:t>
-      </w:r>
-      <w:proofErr w:type="spellEnd"/>
-      <w:r>
-        <w:rPr>
-          <w:sz w:val="24"/>
-          <w:szCs w:val="24"/>
-          <w:lang w:val="en-US"/>
-        </w:rPr>
-        <w:t xml:space="preserve"> </w:t>
-      </w:r>
-      <w:proofErr w:type="spellStart"/>
-      <w:r>
-        <w:rPr>
-          <w:sz w:val="24"/>
-          <w:szCs w:val="24"/>
-          <w:lang w:val="en-US"/>
-        </w:rPr>
-        <w:t>indeks</w:t>
-      </w:r>
-      <w:proofErr w:type="spellEnd"/>
-      <w:r>
-        <w:rPr>
-          <w:sz w:val="24"/>
-          <w:szCs w:val="24"/>
-          <w:lang w:val="en-US"/>
-        </w:rPr>
-        <w:t xml:space="preserve">, dan total </w:t>
-      </w:r>
-      <w:proofErr w:type="spellStart"/>
-      <w:r>
-        <w:rPr>
-          <w:sz w:val="24"/>
-          <w:szCs w:val="24"/>
-          <w:lang w:val="en-US"/>
-        </w:rPr>
-        <w:t>nilai</w:t>
-      </w:r>
-      <w:proofErr w:type="spellEnd"/>
-      <w:r>
-        <w:rPr>
-          <w:sz w:val="24"/>
-          <w:szCs w:val="24"/>
-          <w:lang w:val="en-US"/>
-        </w:rPr>
-        <w:t xml:space="preserve"> </w:t>
-      </w:r>
-      <w:proofErr w:type="spellStart"/>
-      <w:r>
-        <w:rPr>
-          <w:sz w:val="24"/>
-          <w:szCs w:val="24"/>
-          <w:lang w:val="en-US"/>
-        </w:rPr>
-        <w:t>komisi</w:t>
-      </w:r>
-      <w:proofErr w:type="spellEnd"/>
-      <w:r>
-        <w:rPr>
-          <w:sz w:val="24"/>
-          <w:szCs w:val="24"/>
-          <w:lang w:val="en-US"/>
-        </w:rPr>
-        <w:t xml:space="preserve"> </w:t>
-      </w:r>
-      <w:proofErr w:type="spellStart"/>
-      <w:r>
-        <w:rPr>
-          <w:sz w:val="24"/>
-          <w:szCs w:val="24"/>
-          <w:lang w:val="en-US"/>
-        </w:rPr>
-        <w:t>bersih</w:t>
-      </w:r>
-      <w:proofErr w:type="spellEnd"/>
-      <w:r>
-        <w:rPr>
-          <w:sz w:val="24"/>
-          <w:szCs w:val="24"/>
-          <w:lang w:val="en-US"/>
-        </w:rPr>
-        <w:t xml:space="preserve"> yang </w:t>
-      </w:r>
-      <w:proofErr w:type="spellStart"/>
-      <w:r>
-        <w:rPr>
-          <w:sz w:val="24"/>
-          <w:szCs w:val="24"/>
-          <w:lang w:val="en-US"/>
-        </w:rPr>
-        <w:t>berhak</w:t>
-      </w:r>
-      <w:proofErr w:type="spellEnd"/>
-      <w:r>
-        <w:rPr>
-          <w:sz w:val="24"/>
-          <w:szCs w:val="24"/>
-          <w:lang w:val="en-US"/>
-        </w:rPr>
-        <w:t xml:space="preserve"> </w:t>
-      </w:r>
-      <w:proofErr w:type="spellStart"/>
-      <w:r>
-        <w:rPr>
-          <w:sz w:val="24"/>
-          <w:szCs w:val="24"/>
-          <w:lang w:val="en-US"/>
-        </w:rPr>
-        <w:t>diterima</w:t>
-      </w:r>
-      <w:proofErr w:type="spellEnd"/>
-      <w:r>
-        <w:rPr>
-          <w:sz w:val="24"/>
-          <w:szCs w:val="24"/>
-          <w:lang w:val="en-US"/>
-        </w:rPr>
-        <w:t>.</w:t>
+        <w:t>Tampilan awal berupa table kalkulasi komisi bulanan per salesman. Tombol Tambah / Hitung Komisi memunculkan Modal Form berstruktur Pilihan Periode, Transit Area (TA), Lookup Marketing, serta data grid kalkulasi otomatis yang membandingkan target vs pencapaian piutang, penetapan indeks, dan total nilai komisi bersih yang berhak diterima.</w:t>
       </w:r>
     </w:p>
     <w:p>

--- a/blueprint/DRAFT_Blueprint_ERP_Marketing_CWA.docx
+++ b/blueprint/DRAFT_Blueprint_ERP_Marketing_CWA.docx
@@ -69,7 +69,7 @@
         <w:t xml:space="preserve">ERP Modul </w:t>
       </w:r>
       <w:r>
-        <w:t>Production Proses</w:t>
+        <w:t>Marketing</w:t>
       </w:r>
       <w:r>
         <w:t>.</w:t>
@@ -96,6 +96,8 @@
         <w:pStyle w:val="BodyText"/>
         <w:ind w:left="1195"/>
       </w:pPr>
+      <w:proofErr w:type="spellStart"/>
+      <w:proofErr w:type="gramStart"/>
       <w:r>
         <w:rPr>
           <w:spacing w:val="-2"/>
@@ -103,12 +105,14 @@
         </w:rPr>
         <w:t>Sukoharjo</w:t>
       </w:r>
+      <w:proofErr w:type="spellEnd"/>
       <w:r>
         <w:rPr>
           <w:spacing w:val="-2"/>
         </w:rPr>
         <w:t>,……..</w:t>
       </w:r>
+      <w:proofErr w:type="gramEnd"/>
     </w:p>
     <w:p>
       <w:pPr>
@@ -795,7 +799,7 @@
                 <w:spacing w:val="-2"/>
                 <w:sz w:val="24"/>
               </w:rPr>
-              <w:t>Production Proses</w:t>
+              <w:t>Marketing</w:t>
             </w:r>
           </w:p>
         </w:tc>
@@ -3877,7 +3881,7 @@
                 <w:spacing w:val="-2"/>
                 <w:lang w:val="en-US"/>
               </w:rPr>
-              <w:t>Production Proses</w:t>
+              <w:t>Marketing</w:t>
             </w:r>
             <w:r>
               <w:rPr>
@@ -3958,7 +3962,7 @@
                 <w:rStyle w:val="Hyperlink"/>
                 <w:noProof/>
               </w:rPr>
-              <w:t>Production Proses</w:t>
+              <w:t>Marketing</w:t>
             </w:r>
             <w:r>
               <w:rPr>
@@ -4988,7 +4992,7 @@
         <w:t xml:space="preserve">operasional dan integrasi antar divisi. Sistem ERP yang kami kembangkan akan mencakup beberapa divisi penting, yaitu </w:t>
       </w:r>
       <w:r>
-        <w:t>Production Proses</w:t>
+        <w:t>Marketing</w:t>
       </w:r>
       <w:r>
         <w:t>, Operasional, HRD, Management, Gudang, Purchasing, QHSE,</w:t>
@@ -5644,13 +5648,29 @@
         <w:spacing w:before="1"/>
       </w:pPr>
       <w:bookmarkStart w:id="6" w:name="_Toc236226097"/>
-      <w:r>
-        <w:rPr>
-          <w:lang w:val="en-US"/>
-        </w:rPr>
-        <w:t>Spesifikasi Sistem</w:t>
+      <w:proofErr w:type="spellStart"/>
+      <w:r>
+        <w:rPr>
+          <w:lang w:val="en-US"/>
+        </w:rPr>
+        <w:t>Spesifikasi</w:t>
+      </w:r>
+      <w:proofErr w:type="spellEnd"/>
+      <w:r>
+        <w:rPr>
+          <w:lang w:val="en-US"/>
+        </w:rPr>
+        <w:t xml:space="preserve"> </w:t>
+      </w:r>
+      <w:proofErr w:type="spellStart"/>
+      <w:r>
+        <w:rPr>
+          <w:lang w:val="en-US"/>
+        </w:rPr>
+        <w:t>Sistem</w:t>
       </w:r>
       <w:bookmarkEnd w:id="6"/>
+      <w:proofErr w:type="spellEnd"/>
     </w:p>
     <w:p>
       <w:pPr>
@@ -5939,7 +5959,23 @@
           <w:sz w:val="24"/>
           <w:lang w:val="en-US"/>
         </w:rPr>
-        <w:t>PHP dengan framework Laravel</w:t>
+        <w:t xml:space="preserve">PHP </w:t>
+      </w:r>
+      <w:proofErr w:type="spellStart"/>
+      <w:r>
+        <w:rPr>
+          <w:sz w:val="24"/>
+          <w:lang w:val="en-US"/>
+        </w:rPr>
+        <w:t>dengan</w:t>
+      </w:r>
+      <w:proofErr w:type="spellEnd"/>
+      <w:r>
+        <w:rPr>
+          <w:sz w:val="24"/>
+          <w:lang w:val="en-US"/>
+        </w:rPr>
+        <w:t xml:space="preserve"> framework Laravel</w:t>
       </w:r>
     </w:p>
     <w:p>
@@ -6597,7 +6633,13 @@
         <w:jc w:val="both"/>
       </w:pPr>
       <w:r>
-        <w:t xml:space="preserve">Proses di lantai produksi dimulai dari pemantauan aktivitas pabrik secara real-time melalui Dashboard Production Process. Melalui dashboard ini, tim supervisor dan operator dapat memantau status setiap batch yang sedang berjalan (mulai dari adonan dasar/base, pencampuran warna, antrean QC, hingga lini pengemasan), mendeteksi batch yang membutuhkan pengerjaan ulang (rework/adu), serta mengevaluasi tingkat kelulusan Quality Control (QC) dan yield output harian. Tahap eksekusi fisik dimulai dengan penerbitan dokumen SPKP (Surat Perintah Kerja Produksi Base). Dokumen ini menjadi acuan utama bagi operator untuk melakukan penimbangan bahan baku dasar (resin, solvent, dan pigment) serta mengoperasikan mesin mixing dan giling. Selama proses penggilingan adonan dasar berlangsung, parameter teknis mesin seperti kecepatan putaran (speed blade/gear pump) dan kehalusan partikel dalam satuan micron (μ) dicatat secara berkala pada modul Monitoring Mesin Grinding. Setelah adonan dasar (base) selesai diproses dan memenuhi standar kehalusan, pengerjaan berlanjut ke tahap pewarnaan dengan penerbitan SPPBJ (Surat Perintah Pembuatan Barang Jadi / CM). Pada tahap ini, operator mencampur adonan dasar dengan pasta warna sesuai resep takaran Color Matching. Jika produksi memerlukan bahan kimia atau penolong khusus berpresisi tinggi (seperti biosida, anti-jamur, atau aditif khusus), instruksi pengerjaan dan dosis penimbangannya diatur secara spesifik melalui SPPI (Surat Perintah Penggunaan Insektisida / Bahan Penolong Khusus).  </w:t>
+        <w:t>Seluruh rangkaian operasional pemasaran diawali dari 1. Pengaturan Master Area (Territory Setup). Tim manajemen terlebih dahulu mendaftarkan dan memetakan zonasi wilayah operasional pada menu Master Area. Setiap area diberikan identitas wilayah, region, provinsi, serta ditetapkan Supervisor penanggung jawabnya sebagai fondasi pembagian wilayah kerja tim salesman.</w:t>
+      </w:r>
+      <w:r>
+        <w:t xml:space="preserve"> </w:t>
+      </w:r>
+      <w:r>
+        <w:t>Setelah wilayah terstruktur, alur berlanjut ke 2. Manajemen Prospek &amp; Kunjungan Lapangan (Prospection &amp; Visit). Tim sales/marketing mendata calon pelanggan potensial di menu Non Customer dengan memilih penempatan area dari Master Area. Selanjutnya, aktivitas canvassing dan prospeksi harian ke lokasi dicatat pada Marketing Visit, yang juga mendokumentasikan pembukaan toko/outlet baru (New Open Outlet / NOO).</w:t>
       </w:r>
     </w:p>
     <w:p>
@@ -6607,7 +6649,13 @@
         <w:jc w:val="both"/>
       </w:pPr>
       <w:r>
-        <w:t xml:space="preserve">Setelah proses pewarnaan atau penambahan aditif selesai, draf dokumen serah terima diterbitkan dan sampel adonan dikirim ke laboratorium untuk pengujian di gerbang Quality Control (QC Gate). Tim QC akan menguji parameter fisik seperti ketepatan warna, daya tutup, dan viskositas. Jika hasil pengujian dinyatakan Reject pada tahap dasar (base), sistem menerbitkan SPKP ADU (Adjustment Base) untuk memandu operator melakukan penyesuaian formulasi dasar (misalnya penambahan solvent untuk viskositas). Apabila Reject terjadi pada tahap pewarnaan, sistem menerbitkan SPPBJ ADU (Adjustment CM) sebagai acuan koreksi penambahan pasta warna (tinting adjustment). Batch yang mengalami ADU akan diproses ulang dan diuji kembali hingga mendapatkan keputusan Approve.  </w:t>
+        <w:t>Ketika Non Customer resmi bertransaksi dan terkonversi menjadi pelanggan aktif, proses masuk ke 3. Penghitungan Insentif Akuisisi (NOO Incentive). Melalui modul New Customer Incentive, sistem mengalkulasi dan membagikan porsi insentif atas pembukaan toko baru secara transparan kepada Salesman, BDH, dan DOS.</w:t>
+      </w:r>
+      <w:r>
+        <w:t xml:space="preserve"> </w:t>
+      </w:r>
+      <w:r>
+        <w:t>Di sisi lain, untuk menjaga kelancaran penerimaan piutang, proses berlanjut ke 4. Skema &amp; Pencairan Komisi Penagihan (Collection Commission). Manajemen mengatur matriks bobot insentif pada Index Komisi Collection. Pada akhir bulan, modul Marketing Komisi Collection menarik data penagihan salesman (dipisahkan antara piutang ≤90 hari dan &gt;90 hari) untuk menghitung total komisi penagihan bersih yang berhak diterima.</w:t>
       </w:r>
     </w:p>
     <w:p>
@@ -6617,8 +6665,18 @@
         <w:jc w:val="both"/>
       </w:pPr>
       <w:r>
-        <w:t xml:space="preserve">Batch yang telah dinyatakan lulus uji QC (QC Approved) secara otomatis ditarik ke tahap akhir pengemasan dengan penerbitan SPPPK (Surat Perintah Persiapan &amp; Penggunaan Kemasan). Dokumen SPPPK memandu operator lini kemasan untuk memverifikasi kondisi wadah fisik (kaleng, galon, atau pail), mengecek berat kosong (tare weight), dan menjalankan proses pengisian (filling). Hasil pengemasan ditimbang dan dicatat pada Realisasi Canning dan Packing. Setelah seluruh produk dikemas dan ditimbang, dokumen STBJ Production Final diterbitkan dan diotorisasi melalui Release Production. Produk jadi kemudian diserahterimakan ke Gudang Barang Jadi melalui modul STBJ Material Management untuk menambah saldo stok siap jual (Available Stock), sementara aktivitas fisik operator ditarik ke modul Production Commission untuk kalkulasi komisi harian.  </w:t>
-      </w:r>
+        <w:t>Seluruh dinamika operasional, jumlah kunjungan, laju pertumbuhan NOO per area, hingga distribusi komisi dipantau secara real-time melalui Dashboard Marketing.</w:t>
+      </w:r>
+      <w:r>
+        <w:t xml:space="preserve">  </w:t>
+      </w:r>
+    </w:p>
+    <w:p>
+      <w:pPr>
+        <w:pStyle w:val="BodyText"/>
+        <w:ind w:left="1080" w:right="1105" w:firstLine="450"/>
+        <w:jc w:val="both"/>
+      </w:pPr>
     </w:p>
     <w:p>
       <w:pPr>
@@ -6639,39 +6697,61 @@
       <w:bookmarkEnd w:id="9"/>
     </w:p>
     <w:p>
-      <w:pPr>
-        <w:jc w:val="center"/>
-        <w:rPr>
-          <w:sz w:val="24"/>
-          <w:szCs w:val="24"/>
-          <w:lang w:val="en-US"/>
-        </w:rPr>
-      </w:pPr>
+      <w:r>
+        <w:rPr>
+          <w:noProof/>
+        </w:rPr>
+        <w:lastRenderedPageBreak/>
+        <w:drawing>
+          <wp:inline distT="0" distB="0" distL="0" distR="0" wp14:anchorId="42776A7C" wp14:editId="0662F5F3">
+            <wp:extent cx="7102475" cy="6163945"/>
+            <wp:effectExtent l="0" t="0" r="3175" b="8255"/>
+            <wp:docPr id="1075066929" name="Picture 5"/>
+            <wp:cNvGraphicFramePr>
+              <a:graphicFrameLocks xmlns:a="http://schemas.openxmlformats.org/drawingml/2006/main" noChangeAspect="1"/>
+            </wp:cNvGraphicFramePr>
+            <a:graphic xmlns:a="http://schemas.openxmlformats.org/drawingml/2006/main">
+              <a:graphicData uri="http://schemas.openxmlformats.org/drawingml/2006/picture">
+                <pic:pic xmlns:pic="http://schemas.openxmlformats.org/drawingml/2006/picture">
+                  <pic:nvPicPr>
+                    <pic:cNvPr id="0" name="Picture 1"/>
+                    <pic:cNvPicPr>
+                      <a:picLocks noChangeAspect="1" noChangeArrowheads="1"/>
+                    </pic:cNvPicPr>
+                  </pic:nvPicPr>
+                  <pic:blipFill>
+                    <a:blip r:embed="rId10">
+                      <a:extLst>
+                        <a:ext uri="{28A0092B-C50C-407E-A947-70E740481C1C}">
+                          <a14:useLocalDpi xmlns:a14="http://schemas.microsoft.com/office/drawing/2010/main" val="0"/>
+                        </a:ext>
+                      </a:extLst>
+                    </a:blip>
+                    <a:srcRect/>
+                    <a:stretch>
+                      <a:fillRect/>
+                    </a:stretch>
+                  </pic:blipFill>
+                  <pic:spPr bwMode="auto">
+                    <a:xfrm>
+                      <a:off x="0" y="0"/>
+                      <a:ext cx="7102475" cy="6163945"/>
+                    </a:xfrm>
+                    <a:prstGeom prst="rect">
+                      <a:avLst/>
+                    </a:prstGeom>
+                    <a:noFill/>
+                    <a:ln>
+                      <a:noFill/>
+                    </a:ln>
+                  </pic:spPr>
+                </pic:pic>
+              </a:graphicData>
+            </a:graphic>
+          </wp:inline>
+        </w:drawing>
+      </w:r>
     </w:p>
-    <w:p>
-      <w:pPr>
-        <w:jc w:val="center"/>
-        <w:rPr>
-          <w:sz w:val="24"/>
-          <w:szCs w:val="24"/>
-          <w:lang w:val="en-US"/>
-        </w:rPr>
-      </w:pPr>
-    </w:p>
-    <w:p>
-      <w:pPr>
-        <w:widowControl/>
-        <w:autoSpaceDE/>
-        <w:autoSpaceDN/>
-        <w:jc w:val="center"/>
-        <w:rPr>
-          <w:sz w:val="24"/>
-          <w:szCs w:val="24"/>
-          <w:lang w:val="en-US"/>
-        </w:rPr>
-      </w:pPr>
-    </w:p>
-    <w:p/>
     <w:p>
       <w:pPr>
         <w:pStyle w:val="Heading3"/>
@@ -6801,7 +6881,7 @@
           <w:spacing w:val="-2"/>
           <w:lang w:val="en-US"/>
         </w:rPr>
-        <w:t>Production Proses</w:t>
+        <w:t>Marketing</w:t>
       </w:r>
       <w:bookmarkEnd w:id="12"/>
     </w:p>
@@ -7023,6 +7103,7 @@
         <w:ind w:left="1299"/>
         <w:jc w:val="both"/>
         <w:rPr>
+          <w:spacing w:val="-2"/>
           <w:sz w:val="24"/>
         </w:rPr>
       </w:pPr>
@@ -7044,7 +7125,7 @@
           <w:b/>
           <w:sz w:val="24"/>
         </w:rPr>
-        <w:t>Production Proses</w:t>
+        <w:t>Marketing</w:t>
       </w:r>
       <w:r>
         <w:rPr>
@@ -7087,17 +7168,17 @@
         </w:rPr>
         <w:t>2025.</w:t>
       </w:r>
+      <w:bookmarkStart w:id="13" w:name="_Toc236226104"/>
     </w:p>
     <w:p>
       <w:pPr>
-        <w:pStyle w:val="Heading3"/>
-        <w:tabs>
-          <w:tab w:val="left" w:pos="2284"/>
-        </w:tabs>
-        <w:spacing w:before="136"/>
-        <w:ind w:left="0" w:firstLine="0"/>
-      </w:pPr>
-      <w:bookmarkStart w:id="13" w:name="_Toc236226104"/>
+        <w:spacing w:before="2"/>
+        <w:ind w:left="1299"/>
+        <w:jc w:val="both"/>
+        <w:rPr>
+          <w:sz w:val="24"/>
+        </w:rPr>
+      </w:pPr>
     </w:p>
     <w:p>
       <w:pPr>
@@ -7166,6 +7247,7 @@
           <w:lang w:val="en-US"/>
         </w:rPr>
       </w:pPr>
+      <w:proofErr w:type="spellStart"/>
       <w:r>
         <w:rPr>
           <w:b/>
@@ -7174,24 +7256,163 @@
           <w:szCs w:val="24"/>
           <w:lang w:val="en-US"/>
         </w:rPr>
-        <w:t>Komponen:</w:t>
-      </w:r>
-      <w:r>
-        <w:rPr>
-          <w:sz w:val="24"/>
-          <w:szCs w:val="24"/>
-          <w:lang w:val="en-US"/>
-        </w:rPr>
-        <w:t xml:space="preserve"> </w:t>
-      </w:r>
-      <w:r>
-        <w:rPr>
-          <w:sz w:val="24"/>
-          <w:szCs w:val="24"/>
-          <w:lang w:val="en-US"/>
-        </w:rPr>
-        <w:t>Total_Prospect_Non_Customer, Total_Marketing_Visits_Today, Total_NOO_This_Month, Total_Incentive_Paid, Chart_Visit_Trend, Chart_NOO_Growth_By_Area, Chart_Commission_Distribution_By_Sales, Table_Top_Performers_Sales</w:t>
-      </w:r>
+        <w:t>Komponen</w:t>
+      </w:r>
+      <w:proofErr w:type="spellEnd"/>
+      <w:r>
+        <w:rPr>
+          <w:b/>
+          <w:bCs/>
+          <w:sz w:val="24"/>
+          <w:szCs w:val="24"/>
+          <w:lang w:val="en-US"/>
+        </w:rPr>
+        <w:t>:</w:t>
+      </w:r>
+      <w:r>
+        <w:rPr>
+          <w:sz w:val="24"/>
+          <w:szCs w:val="24"/>
+          <w:lang w:val="en-US"/>
+        </w:rPr>
+        <w:t xml:space="preserve"> </w:t>
+      </w:r>
+      <w:proofErr w:type="spellStart"/>
+      <w:r>
+        <w:rPr>
+          <w:sz w:val="24"/>
+          <w:szCs w:val="24"/>
+          <w:lang w:val="en-US"/>
+        </w:rPr>
+        <w:t>Total_Prospect_Non_Customer</w:t>
+      </w:r>
+      <w:proofErr w:type="spellEnd"/>
+      <w:r>
+        <w:rPr>
+          <w:sz w:val="24"/>
+          <w:szCs w:val="24"/>
+          <w:lang w:val="en-US"/>
+        </w:rPr>
+        <w:t xml:space="preserve">, </w:t>
+      </w:r>
+      <w:proofErr w:type="spellStart"/>
+      <w:r>
+        <w:rPr>
+          <w:sz w:val="24"/>
+          <w:szCs w:val="24"/>
+          <w:lang w:val="en-US"/>
+        </w:rPr>
+        <w:t>Total_Marketing_Visits_Today</w:t>
+      </w:r>
+      <w:proofErr w:type="spellEnd"/>
+      <w:r>
+        <w:rPr>
+          <w:sz w:val="24"/>
+          <w:szCs w:val="24"/>
+          <w:lang w:val="en-US"/>
+        </w:rPr>
+        <w:t xml:space="preserve">, </w:t>
+      </w:r>
+      <w:proofErr w:type="spellStart"/>
+      <w:r>
+        <w:rPr>
+          <w:sz w:val="24"/>
+          <w:szCs w:val="24"/>
+          <w:lang w:val="en-US"/>
+        </w:rPr>
+        <w:t>Total_NOO_This_Month</w:t>
+      </w:r>
+      <w:proofErr w:type="spellEnd"/>
+      <w:r>
+        <w:rPr>
+          <w:sz w:val="24"/>
+          <w:szCs w:val="24"/>
+          <w:lang w:val="en-US"/>
+        </w:rPr>
+        <w:t xml:space="preserve">, </w:t>
+      </w:r>
+      <w:proofErr w:type="spellStart"/>
+      <w:r>
+        <w:rPr>
+          <w:sz w:val="24"/>
+          <w:szCs w:val="24"/>
+          <w:lang w:val="en-US"/>
+        </w:rPr>
+        <w:t>Total_Incentive_Paid</w:t>
+      </w:r>
+      <w:proofErr w:type="spellEnd"/>
+      <w:r>
+        <w:rPr>
+          <w:sz w:val="24"/>
+          <w:szCs w:val="24"/>
+          <w:lang w:val="en-US"/>
+        </w:rPr>
+        <w:t xml:space="preserve">, </w:t>
+      </w:r>
+      <w:proofErr w:type="spellStart"/>
+      <w:r>
+        <w:rPr>
+          <w:sz w:val="24"/>
+          <w:szCs w:val="24"/>
+          <w:lang w:val="en-US"/>
+        </w:rPr>
+        <w:t>Chart_Visit_Trend</w:t>
+      </w:r>
+      <w:proofErr w:type="spellEnd"/>
+      <w:r>
+        <w:rPr>
+          <w:sz w:val="24"/>
+          <w:szCs w:val="24"/>
+          <w:lang w:val="en-US"/>
+        </w:rPr>
+        <w:t xml:space="preserve">, </w:t>
+      </w:r>
+      <w:proofErr w:type="spellStart"/>
+      <w:r>
+        <w:rPr>
+          <w:sz w:val="24"/>
+          <w:szCs w:val="24"/>
+          <w:lang w:val="en-US"/>
+        </w:rPr>
+        <w:t>Chart_NOO_Growth_By_Area</w:t>
+      </w:r>
+      <w:proofErr w:type="spellEnd"/>
+      <w:r>
+        <w:rPr>
+          <w:sz w:val="24"/>
+          <w:szCs w:val="24"/>
+          <w:lang w:val="en-US"/>
+        </w:rPr>
+        <w:t xml:space="preserve">, </w:t>
+      </w:r>
+      <w:proofErr w:type="spellStart"/>
+      <w:r>
+        <w:rPr>
+          <w:sz w:val="24"/>
+          <w:szCs w:val="24"/>
+          <w:lang w:val="en-US"/>
+        </w:rPr>
+        <w:t>Chart_Commission_Distribution_By_Sales</w:t>
+      </w:r>
+      <w:proofErr w:type="spellEnd"/>
+      <w:r>
+        <w:rPr>
+          <w:sz w:val="24"/>
+          <w:szCs w:val="24"/>
+          <w:lang w:val="en-US"/>
+        </w:rPr>
+        <w:t xml:space="preserve">, </w:t>
+      </w:r>
+      <w:proofErr w:type="spellStart"/>
+      <w:r>
+        <w:rPr>
+          <w:sz w:val="24"/>
+          <w:szCs w:val="24"/>
+          <w:lang w:val="en-US"/>
+        </w:rPr>
+        <w:t>Table_Top_Performers_Sales</w:t>
+      </w:r>
+      <w:proofErr w:type="spellEnd"/>
     </w:p>
     <w:p>
       <w:pPr>
@@ -7209,6 +7430,7 @@
           <w:lang w:val="en-US"/>
         </w:rPr>
       </w:pPr>
+      <w:proofErr w:type="spellStart"/>
       <w:r>
         <w:rPr>
           <w:b/>
@@ -7217,23 +7439,332 @@
           <w:szCs w:val="24"/>
           <w:lang w:val="en-US"/>
         </w:rPr>
-        <w:t>Fungsi:</w:t>
-      </w:r>
-      <w:r>
-        <w:rPr>
-          <w:sz w:val="24"/>
-          <w:szCs w:val="24"/>
-          <w:lang w:val="en-US"/>
-        </w:rPr>
-        <w:t xml:space="preserve"> </w:t>
-      </w:r>
-      <w:r>
-        <w:rPr>
-          <w:sz w:val="24"/>
-          <w:szCs w:val="24"/>
-          <w:lang w:val="en-US"/>
-        </w:rPr>
-        <w:t>Menyajikan gambaran umum secara visual dan real-time mengenai aktivitas prospeksi lapangan, jumlah kunjungan marketing, pertumbuhan Outlet Baru (NOO), serta proyeksi dan realisasi komisi/insentif tim sales/BDH.</w:t>
+        <w:t>Fungsi</w:t>
+      </w:r>
+      <w:proofErr w:type="spellEnd"/>
+      <w:r>
+        <w:rPr>
+          <w:b/>
+          <w:bCs/>
+          <w:sz w:val="24"/>
+          <w:szCs w:val="24"/>
+          <w:lang w:val="en-US"/>
+        </w:rPr>
+        <w:t>:</w:t>
+      </w:r>
+      <w:r>
+        <w:rPr>
+          <w:sz w:val="24"/>
+          <w:szCs w:val="24"/>
+          <w:lang w:val="en-US"/>
+        </w:rPr>
+        <w:t xml:space="preserve"> </w:t>
+      </w:r>
+      <w:proofErr w:type="spellStart"/>
+      <w:r>
+        <w:rPr>
+          <w:sz w:val="24"/>
+          <w:szCs w:val="24"/>
+          <w:lang w:val="en-US"/>
+        </w:rPr>
+        <w:t>Menyajikan</w:t>
+      </w:r>
+      <w:proofErr w:type="spellEnd"/>
+      <w:r>
+        <w:rPr>
+          <w:sz w:val="24"/>
+          <w:szCs w:val="24"/>
+          <w:lang w:val="en-US"/>
+        </w:rPr>
+        <w:t xml:space="preserve"> </w:t>
+      </w:r>
+      <w:proofErr w:type="spellStart"/>
+      <w:r>
+        <w:rPr>
+          <w:sz w:val="24"/>
+          <w:szCs w:val="24"/>
+          <w:lang w:val="en-US"/>
+        </w:rPr>
+        <w:t>gambaran</w:t>
+      </w:r>
+      <w:proofErr w:type="spellEnd"/>
+      <w:r>
+        <w:rPr>
+          <w:sz w:val="24"/>
+          <w:szCs w:val="24"/>
+          <w:lang w:val="en-US"/>
+        </w:rPr>
+        <w:t xml:space="preserve"> </w:t>
+      </w:r>
+      <w:proofErr w:type="spellStart"/>
+      <w:r>
+        <w:rPr>
+          <w:sz w:val="24"/>
+          <w:szCs w:val="24"/>
+          <w:lang w:val="en-US"/>
+        </w:rPr>
+        <w:t>umum</w:t>
+      </w:r>
+      <w:proofErr w:type="spellEnd"/>
+      <w:r>
+        <w:rPr>
+          <w:sz w:val="24"/>
+          <w:szCs w:val="24"/>
+          <w:lang w:val="en-US"/>
+        </w:rPr>
+        <w:t xml:space="preserve"> </w:t>
+      </w:r>
+      <w:proofErr w:type="spellStart"/>
+      <w:r>
+        <w:rPr>
+          <w:sz w:val="24"/>
+          <w:szCs w:val="24"/>
+          <w:lang w:val="en-US"/>
+        </w:rPr>
+        <w:t>secara</w:t>
+      </w:r>
+      <w:proofErr w:type="spellEnd"/>
+      <w:r>
+        <w:rPr>
+          <w:sz w:val="24"/>
+          <w:szCs w:val="24"/>
+          <w:lang w:val="en-US"/>
+        </w:rPr>
+        <w:t xml:space="preserve"> visual dan real-time </w:t>
+      </w:r>
+      <w:proofErr w:type="spellStart"/>
+      <w:r>
+        <w:rPr>
+          <w:sz w:val="24"/>
+          <w:szCs w:val="24"/>
+          <w:lang w:val="en-US"/>
+        </w:rPr>
+        <w:t>mengenai</w:t>
+      </w:r>
+      <w:proofErr w:type="spellEnd"/>
+      <w:r>
+        <w:rPr>
+          <w:sz w:val="24"/>
+          <w:szCs w:val="24"/>
+          <w:lang w:val="en-US"/>
+        </w:rPr>
+        <w:t xml:space="preserve"> </w:t>
+      </w:r>
+      <w:proofErr w:type="spellStart"/>
+      <w:r>
+        <w:rPr>
+          <w:sz w:val="24"/>
+          <w:szCs w:val="24"/>
+          <w:lang w:val="en-US"/>
+        </w:rPr>
+        <w:t>aktivitas</w:t>
+      </w:r>
+      <w:proofErr w:type="spellEnd"/>
+      <w:r>
+        <w:rPr>
+          <w:sz w:val="24"/>
+          <w:szCs w:val="24"/>
+          <w:lang w:val="en-US"/>
+        </w:rPr>
+        <w:t xml:space="preserve"> </w:t>
+      </w:r>
+      <w:proofErr w:type="spellStart"/>
+      <w:r>
+        <w:rPr>
+          <w:sz w:val="24"/>
+          <w:szCs w:val="24"/>
+          <w:lang w:val="en-US"/>
+        </w:rPr>
+        <w:t>prospeksi</w:t>
+      </w:r>
+      <w:proofErr w:type="spellEnd"/>
+      <w:r>
+        <w:rPr>
+          <w:sz w:val="24"/>
+          <w:szCs w:val="24"/>
+          <w:lang w:val="en-US"/>
+        </w:rPr>
+        <w:t xml:space="preserve"> </w:t>
+      </w:r>
+      <w:proofErr w:type="spellStart"/>
+      <w:r>
+        <w:rPr>
+          <w:sz w:val="24"/>
+          <w:szCs w:val="24"/>
+          <w:lang w:val="en-US"/>
+        </w:rPr>
+        <w:t>lapangan</w:t>
+      </w:r>
+      <w:proofErr w:type="spellEnd"/>
+      <w:r>
+        <w:rPr>
+          <w:sz w:val="24"/>
+          <w:szCs w:val="24"/>
+          <w:lang w:val="en-US"/>
+        </w:rPr>
+        <w:t xml:space="preserve">, </w:t>
+      </w:r>
+      <w:proofErr w:type="spellStart"/>
+      <w:r>
+        <w:rPr>
+          <w:sz w:val="24"/>
+          <w:szCs w:val="24"/>
+          <w:lang w:val="en-US"/>
+        </w:rPr>
+        <w:t>jumlah</w:t>
+      </w:r>
+      <w:proofErr w:type="spellEnd"/>
+      <w:r>
+        <w:rPr>
+          <w:sz w:val="24"/>
+          <w:szCs w:val="24"/>
+          <w:lang w:val="en-US"/>
+        </w:rPr>
+        <w:t xml:space="preserve"> </w:t>
+      </w:r>
+      <w:proofErr w:type="spellStart"/>
+      <w:r>
+        <w:rPr>
+          <w:sz w:val="24"/>
+          <w:szCs w:val="24"/>
+          <w:lang w:val="en-US"/>
+        </w:rPr>
+        <w:t>kunjungan</w:t>
+      </w:r>
+      <w:proofErr w:type="spellEnd"/>
+      <w:r>
+        <w:rPr>
+          <w:sz w:val="24"/>
+          <w:szCs w:val="24"/>
+          <w:lang w:val="en-US"/>
+        </w:rPr>
+        <w:t xml:space="preserve"> marketing, </w:t>
+      </w:r>
+      <w:proofErr w:type="spellStart"/>
+      <w:r>
+        <w:rPr>
+          <w:sz w:val="24"/>
+          <w:szCs w:val="24"/>
+          <w:lang w:val="en-US"/>
+        </w:rPr>
+        <w:t>pertumbuhan</w:t>
+      </w:r>
+      <w:proofErr w:type="spellEnd"/>
+      <w:r>
+        <w:rPr>
+          <w:sz w:val="24"/>
+          <w:szCs w:val="24"/>
+          <w:lang w:val="en-US"/>
+        </w:rPr>
+        <w:t xml:space="preserve"> Outlet Baru (NOO), </w:t>
+      </w:r>
+      <w:proofErr w:type="spellStart"/>
+      <w:r>
+        <w:rPr>
+          <w:sz w:val="24"/>
+          <w:szCs w:val="24"/>
+          <w:lang w:val="en-US"/>
+        </w:rPr>
+        <w:t>serta</w:t>
+      </w:r>
+      <w:proofErr w:type="spellEnd"/>
+      <w:r>
+        <w:rPr>
+          <w:sz w:val="24"/>
+          <w:szCs w:val="24"/>
+          <w:lang w:val="en-US"/>
+        </w:rPr>
+        <w:t xml:space="preserve"> </w:t>
+      </w:r>
+      <w:proofErr w:type="spellStart"/>
+      <w:r>
+        <w:rPr>
+          <w:sz w:val="24"/>
+          <w:szCs w:val="24"/>
+          <w:lang w:val="en-US"/>
+        </w:rPr>
+        <w:t>proyeksi</w:t>
+      </w:r>
+      <w:proofErr w:type="spellEnd"/>
+      <w:r>
+        <w:rPr>
+          <w:sz w:val="24"/>
+          <w:szCs w:val="24"/>
+          <w:lang w:val="en-US"/>
+        </w:rPr>
+        <w:t xml:space="preserve"> dan </w:t>
+      </w:r>
+      <w:proofErr w:type="spellStart"/>
+      <w:r>
+        <w:rPr>
+          <w:sz w:val="24"/>
+          <w:szCs w:val="24"/>
+          <w:lang w:val="en-US"/>
+        </w:rPr>
+        <w:t>realisasi</w:t>
+      </w:r>
+      <w:proofErr w:type="spellEnd"/>
+      <w:r>
+        <w:rPr>
+          <w:sz w:val="24"/>
+          <w:szCs w:val="24"/>
+          <w:lang w:val="en-US"/>
+        </w:rPr>
+        <w:t xml:space="preserve"> </w:t>
+      </w:r>
+      <w:proofErr w:type="spellStart"/>
+      <w:r>
+        <w:rPr>
+          <w:sz w:val="24"/>
+          <w:szCs w:val="24"/>
+          <w:lang w:val="en-US"/>
+        </w:rPr>
+        <w:t>komisi</w:t>
+      </w:r>
+      <w:proofErr w:type="spellEnd"/>
+      <w:r>
+        <w:rPr>
+          <w:sz w:val="24"/>
+          <w:szCs w:val="24"/>
+          <w:lang w:val="en-US"/>
+        </w:rPr>
+        <w:t>/</w:t>
+      </w:r>
+      <w:proofErr w:type="spellStart"/>
+      <w:r>
+        <w:rPr>
+          <w:sz w:val="24"/>
+          <w:szCs w:val="24"/>
+          <w:lang w:val="en-US"/>
+        </w:rPr>
+        <w:t>insentif</w:t>
+      </w:r>
+      <w:proofErr w:type="spellEnd"/>
+      <w:r>
+        <w:rPr>
+          <w:sz w:val="24"/>
+          <w:szCs w:val="24"/>
+          <w:lang w:val="en-US"/>
+        </w:rPr>
+        <w:t xml:space="preserve"> </w:t>
+      </w:r>
+      <w:proofErr w:type="spellStart"/>
+      <w:r>
+        <w:rPr>
+          <w:sz w:val="24"/>
+          <w:szCs w:val="24"/>
+          <w:lang w:val="en-US"/>
+        </w:rPr>
+        <w:t>tim</w:t>
+      </w:r>
+      <w:proofErr w:type="spellEnd"/>
+      <w:r>
+        <w:rPr>
+          <w:sz w:val="24"/>
+          <w:szCs w:val="24"/>
+          <w:lang w:val="en-US"/>
+        </w:rPr>
+        <w:t xml:space="preserve"> sales/BDH.</w:t>
       </w:r>
     </w:p>
     <w:p>
@@ -7252,6 +7783,7 @@
           <w:lang w:val="en-US"/>
         </w:rPr>
       </w:pPr>
+      <w:proofErr w:type="spellStart"/>
       <w:r>
         <w:rPr>
           <w:b/>
@@ -7260,23 +7792,458 @@
           <w:szCs w:val="24"/>
           <w:lang w:val="en-US"/>
         </w:rPr>
-        <w:t>Penjelasan UI:</w:t>
-      </w:r>
-      <w:r>
-        <w:rPr>
-          <w:sz w:val="24"/>
-          <w:szCs w:val="24"/>
-          <w:lang w:val="en-US"/>
-        </w:rPr>
-        <w:t xml:space="preserve"> </w:t>
-      </w:r>
-      <w:r>
-        <w:rPr>
-          <w:sz w:val="24"/>
-          <w:szCs w:val="24"/>
-          <w:lang w:val="en-US"/>
-        </w:rPr>
-        <w:t>Tampilan awal berupa dashboard interaktif berisi ringkasan widget angka (card stat), grafik tren kunjungan lapangan, diagram pertumbuhan pelanggan baru per wilayah, serta tabel peringkat pencapaian tim marketing. Halaman bersifat Read-Only dan dilengkapi filter periode tanggal, area/rayon, serta nama sales/marketing.</w:t>
+        <w:t>Penjelasan</w:t>
+      </w:r>
+      <w:proofErr w:type="spellEnd"/>
+      <w:r>
+        <w:rPr>
+          <w:b/>
+          <w:bCs/>
+          <w:sz w:val="24"/>
+          <w:szCs w:val="24"/>
+          <w:lang w:val="en-US"/>
+        </w:rPr>
+        <w:t xml:space="preserve"> UI:</w:t>
+      </w:r>
+      <w:r>
+        <w:rPr>
+          <w:sz w:val="24"/>
+          <w:szCs w:val="24"/>
+          <w:lang w:val="en-US"/>
+        </w:rPr>
+        <w:t xml:space="preserve"> </w:t>
+      </w:r>
+      <w:proofErr w:type="spellStart"/>
+      <w:r>
+        <w:rPr>
+          <w:sz w:val="24"/>
+          <w:szCs w:val="24"/>
+          <w:lang w:val="en-US"/>
+        </w:rPr>
+        <w:t>Tampilan</w:t>
+      </w:r>
+      <w:proofErr w:type="spellEnd"/>
+      <w:r>
+        <w:rPr>
+          <w:sz w:val="24"/>
+          <w:szCs w:val="24"/>
+          <w:lang w:val="en-US"/>
+        </w:rPr>
+        <w:t xml:space="preserve"> </w:t>
+      </w:r>
+      <w:proofErr w:type="spellStart"/>
+      <w:r>
+        <w:rPr>
+          <w:sz w:val="24"/>
+          <w:szCs w:val="24"/>
+          <w:lang w:val="en-US"/>
+        </w:rPr>
+        <w:t>awal</w:t>
+      </w:r>
+      <w:proofErr w:type="spellEnd"/>
+      <w:r>
+        <w:rPr>
+          <w:sz w:val="24"/>
+          <w:szCs w:val="24"/>
+          <w:lang w:val="en-US"/>
+        </w:rPr>
+        <w:t xml:space="preserve"> </w:t>
+      </w:r>
+      <w:proofErr w:type="spellStart"/>
+      <w:r>
+        <w:rPr>
+          <w:sz w:val="24"/>
+          <w:szCs w:val="24"/>
+          <w:lang w:val="en-US"/>
+        </w:rPr>
+        <w:t>berupa</w:t>
+      </w:r>
+      <w:proofErr w:type="spellEnd"/>
+      <w:r>
+        <w:rPr>
+          <w:sz w:val="24"/>
+          <w:szCs w:val="24"/>
+          <w:lang w:val="en-US"/>
+        </w:rPr>
+        <w:t xml:space="preserve"> dashboard </w:t>
+      </w:r>
+      <w:proofErr w:type="spellStart"/>
+      <w:r>
+        <w:rPr>
+          <w:sz w:val="24"/>
+          <w:szCs w:val="24"/>
+          <w:lang w:val="en-US"/>
+        </w:rPr>
+        <w:t>interaktif</w:t>
+      </w:r>
+      <w:proofErr w:type="spellEnd"/>
+      <w:r>
+        <w:rPr>
+          <w:sz w:val="24"/>
+          <w:szCs w:val="24"/>
+          <w:lang w:val="en-US"/>
+        </w:rPr>
+        <w:t xml:space="preserve"> </w:t>
+      </w:r>
+      <w:proofErr w:type="spellStart"/>
+      <w:r>
+        <w:rPr>
+          <w:sz w:val="24"/>
+          <w:szCs w:val="24"/>
+          <w:lang w:val="en-US"/>
+        </w:rPr>
+        <w:t>berisi</w:t>
+      </w:r>
+      <w:proofErr w:type="spellEnd"/>
+      <w:r>
+        <w:rPr>
+          <w:sz w:val="24"/>
+          <w:szCs w:val="24"/>
+          <w:lang w:val="en-US"/>
+        </w:rPr>
+        <w:t xml:space="preserve"> </w:t>
+      </w:r>
+      <w:proofErr w:type="spellStart"/>
+      <w:r>
+        <w:rPr>
+          <w:sz w:val="24"/>
+          <w:szCs w:val="24"/>
+          <w:lang w:val="en-US"/>
+        </w:rPr>
+        <w:t>ringkasan</w:t>
+      </w:r>
+      <w:proofErr w:type="spellEnd"/>
+      <w:r>
+        <w:rPr>
+          <w:sz w:val="24"/>
+          <w:szCs w:val="24"/>
+          <w:lang w:val="en-US"/>
+        </w:rPr>
+        <w:t xml:space="preserve"> widget </w:t>
+      </w:r>
+      <w:proofErr w:type="spellStart"/>
+      <w:r>
+        <w:rPr>
+          <w:sz w:val="24"/>
+          <w:szCs w:val="24"/>
+          <w:lang w:val="en-US"/>
+        </w:rPr>
+        <w:t>angka</w:t>
+      </w:r>
+      <w:proofErr w:type="spellEnd"/>
+      <w:r>
+        <w:rPr>
+          <w:sz w:val="24"/>
+          <w:szCs w:val="24"/>
+          <w:lang w:val="en-US"/>
+        </w:rPr>
+        <w:t xml:space="preserve"> (card stat), </w:t>
+      </w:r>
+      <w:proofErr w:type="spellStart"/>
+      <w:r>
+        <w:rPr>
+          <w:sz w:val="24"/>
+          <w:szCs w:val="24"/>
+          <w:lang w:val="en-US"/>
+        </w:rPr>
+        <w:t>grafik</w:t>
+      </w:r>
+      <w:proofErr w:type="spellEnd"/>
+      <w:r>
+        <w:rPr>
+          <w:sz w:val="24"/>
+          <w:szCs w:val="24"/>
+          <w:lang w:val="en-US"/>
+        </w:rPr>
+        <w:t xml:space="preserve"> </w:t>
+      </w:r>
+      <w:proofErr w:type="spellStart"/>
+      <w:r>
+        <w:rPr>
+          <w:sz w:val="24"/>
+          <w:szCs w:val="24"/>
+          <w:lang w:val="en-US"/>
+        </w:rPr>
+        <w:t>tren</w:t>
+      </w:r>
+      <w:proofErr w:type="spellEnd"/>
+      <w:r>
+        <w:rPr>
+          <w:sz w:val="24"/>
+          <w:szCs w:val="24"/>
+          <w:lang w:val="en-US"/>
+        </w:rPr>
+        <w:t xml:space="preserve"> </w:t>
+      </w:r>
+      <w:proofErr w:type="spellStart"/>
+      <w:r>
+        <w:rPr>
+          <w:sz w:val="24"/>
+          <w:szCs w:val="24"/>
+          <w:lang w:val="en-US"/>
+        </w:rPr>
+        <w:t>kunjungan</w:t>
+      </w:r>
+      <w:proofErr w:type="spellEnd"/>
+      <w:r>
+        <w:rPr>
+          <w:sz w:val="24"/>
+          <w:szCs w:val="24"/>
+          <w:lang w:val="en-US"/>
+        </w:rPr>
+        <w:t xml:space="preserve"> </w:t>
+      </w:r>
+      <w:proofErr w:type="spellStart"/>
+      <w:r>
+        <w:rPr>
+          <w:sz w:val="24"/>
+          <w:szCs w:val="24"/>
+          <w:lang w:val="en-US"/>
+        </w:rPr>
+        <w:t>lapangan</w:t>
+      </w:r>
+      <w:proofErr w:type="spellEnd"/>
+      <w:r>
+        <w:rPr>
+          <w:sz w:val="24"/>
+          <w:szCs w:val="24"/>
+          <w:lang w:val="en-US"/>
+        </w:rPr>
+        <w:t xml:space="preserve">, diagram </w:t>
+      </w:r>
+      <w:proofErr w:type="spellStart"/>
+      <w:r>
+        <w:rPr>
+          <w:sz w:val="24"/>
+          <w:szCs w:val="24"/>
+          <w:lang w:val="en-US"/>
+        </w:rPr>
+        <w:t>pertumbuhan</w:t>
+      </w:r>
+      <w:proofErr w:type="spellEnd"/>
+      <w:r>
+        <w:rPr>
+          <w:sz w:val="24"/>
+          <w:szCs w:val="24"/>
+          <w:lang w:val="en-US"/>
+        </w:rPr>
+        <w:t xml:space="preserve"> </w:t>
+      </w:r>
+      <w:proofErr w:type="spellStart"/>
+      <w:r>
+        <w:rPr>
+          <w:sz w:val="24"/>
+          <w:szCs w:val="24"/>
+          <w:lang w:val="en-US"/>
+        </w:rPr>
+        <w:t>pelanggan</w:t>
+      </w:r>
+      <w:proofErr w:type="spellEnd"/>
+      <w:r>
+        <w:rPr>
+          <w:sz w:val="24"/>
+          <w:szCs w:val="24"/>
+          <w:lang w:val="en-US"/>
+        </w:rPr>
+        <w:t xml:space="preserve"> </w:t>
+      </w:r>
+      <w:proofErr w:type="spellStart"/>
+      <w:r>
+        <w:rPr>
+          <w:sz w:val="24"/>
+          <w:szCs w:val="24"/>
+          <w:lang w:val="en-US"/>
+        </w:rPr>
+        <w:t>baru</w:t>
+      </w:r>
+      <w:proofErr w:type="spellEnd"/>
+      <w:r>
+        <w:rPr>
+          <w:sz w:val="24"/>
+          <w:szCs w:val="24"/>
+          <w:lang w:val="en-US"/>
+        </w:rPr>
+        <w:t xml:space="preserve"> per wilayah, </w:t>
+      </w:r>
+      <w:proofErr w:type="spellStart"/>
+      <w:r>
+        <w:rPr>
+          <w:sz w:val="24"/>
+          <w:szCs w:val="24"/>
+          <w:lang w:val="en-US"/>
+        </w:rPr>
+        <w:t>serta</w:t>
+      </w:r>
+      <w:proofErr w:type="spellEnd"/>
+      <w:r>
+        <w:rPr>
+          <w:sz w:val="24"/>
+          <w:szCs w:val="24"/>
+          <w:lang w:val="en-US"/>
+        </w:rPr>
+        <w:t xml:space="preserve"> </w:t>
+      </w:r>
+      <w:proofErr w:type="spellStart"/>
+      <w:r>
+        <w:rPr>
+          <w:sz w:val="24"/>
+          <w:szCs w:val="24"/>
+          <w:lang w:val="en-US"/>
+        </w:rPr>
+        <w:t>tabel</w:t>
+      </w:r>
+      <w:proofErr w:type="spellEnd"/>
+      <w:r>
+        <w:rPr>
+          <w:sz w:val="24"/>
+          <w:szCs w:val="24"/>
+          <w:lang w:val="en-US"/>
+        </w:rPr>
+        <w:t xml:space="preserve"> </w:t>
+      </w:r>
+      <w:proofErr w:type="spellStart"/>
+      <w:r>
+        <w:rPr>
+          <w:sz w:val="24"/>
+          <w:szCs w:val="24"/>
+          <w:lang w:val="en-US"/>
+        </w:rPr>
+        <w:t>peringkat</w:t>
+      </w:r>
+      <w:proofErr w:type="spellEnd"/>
+      <w:r>
+        <w:rPr>
+          <w:sz w:val="24"/>
+          <w:szCs w:val="24"/>
+          <w:lang w:val="en-US"/>
+        </w:rPr>
+        <w:t xml:space="preserve"> </w:t>
+      </w:r>
+      <w:proofErr w:type="spellStart"/>
+      <w:r>
+        <w:rPr>
+          <w:sz w:val="24"/>
+          <w:szCs w:val="24"/>
+          <w:lang w:val="en-US"/>
+        </w:rPr>
+        <w:t>pencapaian</w:t>
+      </w:r>
+      <w:proofErr w:type="spellEnd"/>
+      <w:r>
+        <w:rPr>
+          <w:sz w:val="24"/>
+          <w:szCs w:val="24"/>
+          <w:lang w:val="en-US"/>
+        </w:rPr>
+        <w:t xml:space="preserve"> </w:t>
+      </w:r>
+      <w:proofErr w:type="spellStart"/>
+      <w:r>
+        <w:rPr>
+          <w:sz w:val="24"/>
+          <w:szCs w:val="24"/>
+          <w:lang w:val="en-US"/>
+        </w:rPr>
+        <w:t>tim</w:t>
+      </w:r>
+      <w:proofErr w:type="spellEnd"/>
+      <w:r>
+        <w:rPr>
+          <w:sz w:val="24"/>
+          <w:szCs w:val="24"/>
+          <w:lang w:val="en-US"/>
+        </w:rPr>
+        <w:t xml:space="preserve"> marketing. Halaman </w:t>
+      </w:r>
+      <w:proofErr w:type="spellStart"/>
+      <w:r>
+        <w:rPr>
+          <w:sz w:val="24"/>
+          <w:szCs w:val="24"/>
+          <w:lang w:val="en-US"/>
+        </w:rPr>
+        <w:t>bersifat</w:t>
+      </w:r>
+      <w:proofErr w:type="spellEnd"/>
+      <w:r>
+        <w:rPr>
+          <w:sz w:val="24"/>
+          <w:szCs w:val="24"/>
+          <w:lang w:val="en-US"/>
+        </w:rPr>
+        <w:t xml:space="preserve"> Read-Only dan </w:t>
+      </w:r>
+      <w:proofErr w:type="spellStart"/>
+      <w:r>
+        <w:rPr>
+          <w:sz w:val="24"/>
+          <w:szCs w:val="24"/>
+          <w:lang w:val="en-US"/>
+        </w:rPr>
+        <w:t>dilengkapi</w:t>
+      </w:r>
+      <w:proofErr w:type="spellEnd"/>
+      <w:r>
+        <w:rPr>
+          <w:sz w:val="24"/>
+          <w:szCs w:val="24"/>
+          <w:lang w:val="en-US"/>
+        </w:rPr>
+        <w:t xml:space="preserve"> filter </w:t>
+      </w:r>
+      <w:proofErr w:type="spellStart"/>
+      <w:r>
+        <w:rPr>
+          <w:sz w:val="24"/>
+          <w:szCs w:val="24"/>
+          <w:lang w:val="en-US"/>
+        </w:rPr>
+        <w:t>periode</w:t>
+      </w:r>
+      <w:proofErr w:type="spellEnd"/>
+      <w:r>
+        <w:rPr>
+          <w:sz w:val="24"/>
+          <w:szCs w:val="24"/>
+          <w:lang w:val="en-US"/>
+        </w:rPr>
+        <w:t xml:space="preserve"> </w:t>
+      </w:r>
+      <w:proofErr w:type="spellStart"/>
+      <w:r>
+        <w:rPr>
+          <w:sz w:val="24"/>
+          <w:szCs w:val="24"/>
+          <w:lang w:val="en-US"/>
+        </w:rPr>
+        <w:t>tanggal</w:t>
+      </w:r>
+      <w:proofErr w:type="spellEnd"/>
+      <w:r>
+        <w:rPr>
+          <w:sz w:val="24"/>
+          <w:szCs w:val="24"/>
+          <w:lang w:val="en-US"/>
+        </w:rPr>
+        <w:t xml:space="preserve">, area/rayon, </w:t>
+      </w:r>
+      <w:proofErr w:type="spellStart"/>
+      <w:r>
+        <w:rPr>
+          <w:sz w:val="24"/>
+          <w:szCs w:val="24"/>
+          <w:lang w:val="en-US"/>
+        </w:rPr>
+        <w:t>serta</w:t>
+      </w:r>
+      <w:proofErr w:type="spellEnd"/>
+      <w:r>
+        <w:rPr>
+          <w:sz w:val="24"/>
+          <w:szCs w:val="24"/>
+          <w:lang w:val="en-US"/>
+        </w:rPr>
+        <w:t xml:space="preserve"> nama sales/marketing.</w:t>
       </w:r>
     </w:p>
     <w:p>
@@ -7311,7 +8278,7 @@
                     <pic:cNvPicPr/>
                   </pic:nvPicPr>
                   <pic:blipFill>
-                    <a:blip r:embed="rId10"/>
+                    <a:blip r:embed="rId11"/>
                     <a:stretch>
                       <a:fillRect/>
                     </a:stretch>
@@ -7365,6 +8332,7 @@
           <w:lang w:val="en-US"/>
         </w:rPr>
       </w:pPr>
+      <w:proofErr w:type="gramStart"/>
       <w:r>
         <w:rPr>
           <w:b/>
@@ -7373,7 +8341,18 @@
           <w:szCs w:val="24"/>
           <w:lang w:val="en-US"/>
         </w:rPr>
-        <w:t xml:space="preserve">Non Customer </w:t>
+        <w:t>Non Customer</w:t>
+      </w:r>
+      <w:proofErr w:type="gramEnd"/>
+      <w:r>
+        <w:rPr>
+          <w:b/>
+          <w:bCs/>
+          <w:sz w:val="24"/>
+          <w:szCs w:val="24"/>
+          <w:lang w:val="en-US"/>
+        </w:rPr>
+        <w:t xml:space="preserve"> </w:t>
       </w:r>
       <w:r>
         <w:rPr>
@@ -7398,6 +8377,7 @@
           <w:lang w:val="en-US"/>
         </w:rPr>
       </w:pPr>
+      <w:proofErr w:type="spellStart"/>
       <w:r>
         <w:rPr>
           <w:b/>
@@ -7407,23 +8387,180 @@
           <w:lang w:val="en-US"/>
         </w:rPr>
         <w:lastRenderedPageBreak/>
-        <w:t>Komponen:</w:t>
-      </w:r>
-      <w:r>
-        <w:rPr>
-          <w:sz w:val="24"/>
-          <w:szCs w:val="24"/>
-          <w:lang w:val="en-US"/>
-        </w:rPr>
-        <w:t xml:space="preserve"> </w:t>
-      </w:r>
-      <w:r>
-        <w:rPr>
-          <w:sz w:val="24"/>
-          <w:szCs w:val="24"/>
-          <w:lang w:val="en-US"/>
-        </w:rPr>
-        <w:t>Non Customer ID, Name, Contact, Position, Address1, Address2, Kecamatan, Kabupaten, City, ZIP, Province, Country, Channel_Outlet, Kode_area, Phone, Mobile_Phone, Email, Employee_Id, Created_Date, Note, NPWP, Status</w:t>
+        <w:t>Komponen</w:t>
+      </w:r>
+      <w:proofErr w:type="spellEnd"/>
+      <w:r>
+        <w:rPr>
+          <w:b/>
+          <w:bCs/>
+          <w:sz w:val="24"/>
+          <w:szCs w:val="24"/>
+          <w:lang w:val="en-US"/>
+        </w:rPr>
+        <w:t>:</w:t>
+      </w:r>
+      <w:r>
+        <w:rPr>
+          <w:sz w:val="24"/>
+          <w:szCs w:val="24"/>
+          <w:lang w:val="en-US"/>
+        </w:rPr>
+        <w:t xml:space="preserve"> </w:t>
+      </w:r>
+      <w:proofErr w:type="gramStart"/>
+      <w:r>
+        <w:rPr>
+          <w:sz w:val="24"/>
+          <w:szCs w:val="24"/>
+          <w:lang w:val="en-US"/>
+        </w:rPr>
+        <w:t>Non Customer</w:t>
+      </w:r>
+      <w:proofErr w:type="gramEnd"/>
+      <w:r>
+        <w:rPr>
+          <w:sz w:val="24"/>
+          <w:szCs w:val="24"/>
+          <w:lang w:val="en-US"/>
+        </w:rPr>
+        <w:t xml:space="preserve"> ID, Name, Contact, Position, Address1, Address2, </w:t>
+      </w:r>
+      <w:proofErr w:type="spellStart"/>
+      <w:r>
+        <w:rPr>
+          <w:sz w:val="24"/>
+          <w:szCs w:val="24"/>
+          <w:lang w:val="en-US"/>
+        </w:rPr>
+        <w:t>Kecamatan</w:t>
+      </w:r>
+      <w:proofErr w:type="spellEnd"/>
+      <w:r>
+        <w:rPr>
+          <w:sz w:val="24"/>
+          <w:szCs w:val="24"/>
+          <w:lang w:val="en-US"/>
+        </w:rPr>
+        <w:t xml:space="preserve">, </w:t>
+      </w:r>
+      <w:proofErr w:type="spellStart"/>
+      <w:r>
+        <w:rPr>
+          <w:sz w:val="24"/>
+          <w:szCs w:val="24"/>
+          <w:lang w:val="en-US"/>
+        </w:rPr>
+        <w:t>Kabupaten</w:t>
+      </w:r>
+      <w:proofErr w:type="spellEnd"/>
+      <w:r>
+        <w:rPr>
+          <w:sz w:val="24"/>
+          <w:szCs w:val="24"/>
+          <w:lang w:val="en-US"/>
+        </w:rPr>
+        <w:t xml:space="preserve">, City, ZIP, Province, Country, </w:t>
+      </w:r>
+      <w:proofErr w:type="spellStart"/>
+      <w:r>
+        <w:rPr>
+          <w:sz w:val="24"/>
+          <w:szCs w:val="24"/>
+          <w:lang w:val="en-US"/>
+        </w:rPr>
+        <w:t>Channel_Outlet</w:t>
+      </w:r>
+      <w:proofErr w:type="spellEnd"/>
+      <w:r>
+        <w:rPr>
+          <w:sz w:val="24"/>
+          <w:szCs w:val="24"/>
+          <w:lang w:val="en-US"/>
+        </w:rPr>
+        <w:t xml:space="preserve">, </w:t>
+      </w:r>
+      <w:proofErr w:type="spellStart"/>
+      <w:r>
+        <w:rPr>
+          <w:sz w:val="24"/>
+          <w:szCs w:val="24"/>
+          <w:lang w:val="en-US"/>
+        </w:rPr>
+        <w:t>Kode_area</w:t>
+      </w:r>
+      <w:proofErr w:type="spellEnd"/>
+      <w:r>
+        <w:rPr>
+          <w:sz w:val="24"/>
+          <w:szCs w:val="24"/>
+          <w:lang w:val="en-US"/>
+        </w:rPr>
+        <w:t xml:space="preserve">, Phone, </w:t>
+      </w:r>
+      <w:proofErr w:type="spellStart"/>
+      <w:r>
+        <w:rPr>
+          <w:sz w:val="24"/>
+          <w:szCs w:val="24"/>
+          <w:lang w:val="en-US"/>
+        </w:rPr>
+        <w:t>Mobile_Phone</w:t>
+      </w:r>
+      <w:proofErr w:type="spellEnd"/>
+      <w:r>
+        <w:rPr>
+          <w:sz w:val="24"/>
+          <w:szCs w:val="24"/>
+          <w:lang w:val="en-US"/>
+        </w:rPr>
+        <w:t xml:space="preserve">, Email, </w:t>
+      </w:r>
+      <w:proofErr w:type="spellStart"/>
+      <w:r>
+        <w:rPr>
+          <w:sz w:val="24"/>
+          <w:szCs w:val="24"/>
+          <w:lang w:val="en-US"/>
+        </w:rPr>
+        <w:t>Employee_Id</w:t>
+      </w:r>
+      <w:proofErr w:type="spellEnd"/>
+      <w:r>
+        <w:rPr>
+          <w:sz w:val="24"/>
+          <w:szCs w:val="24"/>
+          <w:lang w:val="en-US"/>
+        </w:rPr>
+        <w:t xml:space="preserve">, </w:t>
+      </w:r>
+      <w:proofErr w:type="spellStart"/>
+      <w:proofErr w:type="gramStart"/>
+      <w:r>
+        <w:rPr>
+          <w:sz w:val="24"/>
+          <w:szCs w:val="24"/>
+          <w:lang w:val="en-US"/>
+        </w:rPr>
+        <w:t>Created</w:t>
+      </w:r>
+      <w:proofErr w:type="gramEnd"/>
+      <w:r>
+        <w:rPr>
+          <w:sz w:val="24"/>
+          <w:szCs w:val="24"/>
+          <w:lang w:val="en-US"/>
+        </w:rPr>
+        <w:t>_Date</w:t>
+      </w:r>
+      <w:proofErr w:type="spellEnd"/>
+      <w:r>
+        <w:rPr>
+          <w:sz w:val="24"/>
+          <w:szCs w:val="24"/>
+          <w:lang w:val="en-US"/>
+        </w:rPr>
+        <w:t>, Note, NPWP, Status</w:t>
       </w:r>
     </w:p>
     <w:p>
@@ -7442,6 +8579,7 @@
           <w:lang w:val="en-US"/>
         </w:rPr>
       </w:pPr>
+      <w:proofErr w:type="spellStart"/>
       <w:r>
         <w:rPr>
           <w:b/>
@@ -7450,23 +8588,350 @@
           <w:szCs w:val="24"/>
           <w:lang w:val="en-US"/>
         </w:rPr>
-        <w:t>Fungsi:</w:t>
-      </w:r>
-      <w:r>
-        <w:rPr>
-          <w:sz w:val="24"/>
-          <w:szCs w:val="24"/>
-          <w:lang w:val="en-US"/>
-        </w:rPr>
-        <w:t xml:space="preserve"> </w:t>
-      </w:r>
-      <w:r>
-        <w:rPr>
-          <w:sz w:val="24"/>
-          <w:szCs w:val="24"/>
-          <w:lang w:val="en-US"/>
-        </w:rPr>
-        <w:t>Mengelola data calon pelanggan (prospek/lead) yang belum terdaftar secara resmi sebagai pelanggan aktif, mencakup profil lokasi, kontak PIC, serta status konversi prospek.</w:t>
+        <w:t>Fungsi</w:t>
+      </w:r>
+      <w:proofErr w:type="spellEnd"/>
+      <w:r>
+        <w:rPr>
+          <w:b/>
+          <w:bCs/>
+          <w:sz w:val="24"/>
+          <w:szCs w:val="24"/>
+          <w:lang w:val="en-US"/>
+        </w:rPr>
+        <w:t>:</w:t>
+      </w:r>
+      <w:r>
+        <w:rPr>
+          <w:sz w:val="24"/>
+          <w:szCs w:val="24"/>
+          <w:lang w:val="en-US"/>
+        </w:rPr>
+        <w:t xml:space="preserve"> </w:t>
+      </w:r>
+      <w:proofErr w:type="spellStart"/>
+      <w:r>
+        <w:rPr>
+          <w:sz w:val="24"/>
+          <w:szCs w:val="24"/>
+          <w:lang w:val="en-US"/>
+        </w:rPr>
+        <w:t>Mengelola</w:t>
+      </w:r>
+      <w:proofErr w:type="spellEnd"/>
+      <w:r>
+        <w:rPr>
+          <w:sz w:val="24"/>
+          <w:szCs w:val="24"/>
+          <w:lang w:val="en-US"/>
+        </w:rPr>
+        <w:t xml:space="preserve"> data </w:t>
+      </w:r>
+      <w:proofErr w:type="spellStart"/>
+      <w:r>
+        <w:rPr>
+          <w:sz w:val="24"/>
+          <w:szCs w:val="24"/>
+          <w:lang w:val="en-US"/>
+        </w:rPr>
+        <w:t>calon</w:t>
+      </w:r>
+      <w:proofErr w:type="spellEnd"/>
+      <w:r>
+        <w:rPr>
+          <w:sz w:val="24"/>
+          <w:szCs w:val="24"/>
+          <w:lang w:val="en-US"/>
+        </w:rPr>
+        <w:t xml:space="preserve"> </w:t>
+      </w:r>
+      <w:proofErr w:type="spellStart"/>
+      <w:r>
+        <w:rPr>
+          <w:sz w:val="24"/>
+          <w:szCs w:val="24"/>
+          <w:lang w:val="en-US"/>
+        </w:rPr>
+        <w:t>pelanggan</w:t>
+      </w:r>
+      <w:proofErr w:type="spellEnd"/>
+      <w:r>
+        <w:rPr>
+          <w:sz w:val="24"/>
+          <w:szCs w:val="24"/>
+          <w:lang w:val="en-US"/>
+        </w:rPr>
+        <w:t xml:space="preserve"> (</w:t>
+      </w:r>
+      <w:proofErr w:type="spellStart"/>
+      <w:r>
+        <w:rPr>
+          <w:sz w:val="24"/>
+          <w:szCs w:val="24"/>
+          <w:lang w:val="en-US"/>
+        </w:rPr>
+        <w:t>prospek</w:t>
+      </w:r>
+      <w:proofErr w:type="spellEnd"/>
+      <w:r>
+        <w:rPr>
+          <w:sz w:val="24"/>
+          <w:szCs w:val="24"/>
+          <w:lang w:val="en-US"/>
+        </w:rPr>
+        <w:t xml:space="preserve">/lead) yang </w:t>
+      </w:r>
+      <w:proofErr w:type="spellStart"/>
+      <w:r>
+        <w:rPr>
+          <w:sz w:val="24"/>
+          <w:szCs w:val="24"/>
+          <w:lang w:val="en-US"/>
+        </w:rPr>
+        <w:t>belum</w:t>
+      </w:r>
+      <w:proofErr w:type="spellEnd"/>
+      <w:r>
+        <w:rPr>
+          <w:sz w:val="24"/>
+          <w:szCs w:val="24"/>
+          <w:lang w:val="en-US"/>
+        </w:rPr>
+        <w:t xml:space="preserve"> </w:t>
+      </w:r>
+      <w:proofErr w:type="spellStart"/>
+      <w:r>
+        <w:rPr>
+          <w:sz w:val="24"/>
+          <w:szCs w:val="24"/>
+          <w:lang w:val="en-US"/>
+        </w:rPr>
+        <w:t>terdaftar</w:t>
+      </w:r>
+      <w:proofErr w:type="spellEnd"/>
+      <w:r>
+        <w:rPr>
+          <w:sz w:val="24"/>
+          <w:szCs w:val="24"/>
+          <w:lang w:val="en-US"/>
+        </w:rPr>
+        <w:t xml:space="preserve"> </w:t>
+      </w:r>
+      <w:proofErr w:type="spellStart"/>
+      <w:r>
+        <w:rPr>
+          <w:sz w:val="24"/>
+          <w:szCs w:val="24"/>
+          <w:lang w:val="en-US"/>
+        </w:rPr>
+        <w:t>secara</w:t>
+      </w:r>
+      <w:proofErr w:type="spellEnd"/>
+      <w:r>
+        <w:rPr>
+          <w:sz w:val="24"/>
+          <w:szCs w:val="24"/>
+          <w:lang w:val="en-US"/>
+        </w:rPr>
+        <w:t xml:space="preserve"> </w:t>
+      </w:r>
+      <w:proofErr w:type="spellStart"/>
+      <w:r>
+        <w:rPr>
+          <w:sz w:val="24"/>
+          <w:szCs w:val="24"/>
+          <w:lang w:val="en-US"/>
+        </w:rPr>
+        <w:t>resmi</w:t>
+      </w:r>
+      <w:proofErr w:type="spellEnd"/>
+      <w:r>
+        <w:rPr>
+          <w:sz w:val="24"/>
+          <w:szCs w:val="24"/>
+          <w:lang w:val="en-US"/>
+        </w:rPr>
+        <w:t xml:space="preserve"> </w:t>
+      </w:r>
+      <w:proofErr w:type="spellStart"/>
+      <w:r>
+        <w:rPr>
+          <w:sz w:val="24"/>
+          <w:szCs w:val="24"/>
+          <w:lang w:val="en-US"/>
+        </w:rPr>
+        <w:t>sebagai</w:t>
+      </w:r>
+      <w:proofErr w:type="spellEnd"/>
+      <w:r>
+        <w:rPr>
+          <w:sz w:val="24"/>
+          <w:szCs w:val="24"/>
+          <w:lang w:val="en-US"/>
+        </w:rPr>
+        <w:t xml:space="preserve"> </w:t>
+      </w:r>
+      <w:proofErr w:type="spellStart"/>
+      <w:r>
+        <w:rPr>
+          <w:sz w:val="24"/>
+          <w:szCs w:val="24"/>
+          <w:lang w:val="en-US"/>
+        </w:rPr>
+        <w:t>pelanggan</w:t>
+      </w:r>
+      <w:proofErr w:type="spellEnd"/>
+      <w:r>
+        <w:rPr>
+          <w:sz w:val="24"/>
+          <w:szCs w:val="24"/>
+          <w:lang w:val="en-US"/>
+        </w:rPr>
+        <w:t xml:space="preserve"> </w:t>
+      </w:r>
+      <w:proofErr w:type="spellStart"/>
+      <w:r>
+        <w:rPr>
+          <w:sz w:val="24"/>
+          <w:szCs w:val="24"/>
+          <w:lang w:val="en-US"/>
+        </w:rPr>
+        <w:t>aktif</w:t>
+      </w:r>
+      <w:proofErr w:type="spellEnd"/>
+      <w:r>
+        <w:rPr>
+          <w:sz w:val="24"/>
+          <w:szCs w:val="24"/>
+          <w:lang w:val="en-US"/>
+        </w:rPr>
+        <w:t xml:space="preserve">, </w:t>
+      </w:r>
+      <w:proofErr w:type="spellStart"/>
+      <w:r>
+        <w:rPr>
+          <w:sz w:val="24"/>
+          <w:szCs w:val="24"/>
+          <w:lang w:val="en-US"/>
+        </w:rPr>
+        <w:t>mencakup</w:t>
+      </w:r>
+      <w:proofErr w:type="spellEnd"/>
+      <w:r>
+        <w:rPr>
+          <w:sz w:val="24"/>
+          <w:szCs w:val="24"/>
+          <w:lang w:val="en-US"/>
+        </w:rPr>
+        <w:t xml:space="preserve"> </w:t>
+      </w:r>
+      <w:proofErr w:type="spellStart"/>
+      <w:r>
+        <w:rPr>
+          <w:sz w:val="24"/>
+          <w:szCs w:val="24"/>
+          <w:lang w:val="en-US"/>
+        </w:rPr>
+        <w:t>profil</w:t>
+      </w:r>
+      <w:proofErr w:type="spellEnd"/>
+      <w:r>
+        <w:rPr>
+          <w:sz w:val="24"/>
+          <w:szCs w:val="24"/>
+          <w:lang w:val="en-US"/>
+        </w:rPr>
+        <w:t xml:space="preserve"> </w:t>
+      </w:r>
+      <w:proofErr w:type="spellStart"/>
+      <w:r>
+        <w:rPr>
+          <w:sz w:val="24"/>
+          <w:szCs w:val="24"/>
+          <w:lang w:val="en-US"/>
+        </w:rPr>
+        <w:t>lokasi</w:t>
+      </w:r>
+      <w:proofErr w:type="spellEnd"/>
+      <w:r>
+        <w:rPr>
+          <w:sz w:val="24"/>
+          <w:szCs w:val="24"/>
+          <w:lang w:val="en-US"/>
+        </w:rPr>
+        <w:t xml:space="preserve">, </w:t>
+      </w:r>
+      <w:proofErr w:type="spellStart"/>
+      <w:r>
+        <w:rPr>
+          <w:sz w:val="24"/>
+          <w:szCs w:val="24"/>
+          <w:lang w:val="en-US"/>
+        </w:rPr>
+        <w:t>kontak</w:t>
+      </w:r>
+      <w:proofErr w:type="spellEnd"/>
+      <w:r>
+        <w:rPr>
+          <w:sz w:val="24"/>
+          <w:szCs w:val="24"/>
+          <w:lang w:val="en-US"/>
+        </w:rPr>
+        <w:t xml:space="preserve"> PIC, </w:t>
+      </w:r>
+      <w:proofErr w:type="spellStart"/>
+      <w:r>
+        <w:rPr>
+          <w:sz w:val="24"/>
+          <w:szCs w:val="24"/>
+          <w:lang w:val="en-US"/>
+        </w:rPr>
+        <w:t>serta</w:t>
+      </w:r>
+      <w:proofErr w:type="spellEnd"/>
+      <w:r>
+        <w:rPr>
+          <w:sz w:val="24"/>
+          <w:szCs w:val="24"/>
+          <w:lang w:val="en-US"/>
+        </w:rPr>
+        <w:t xml:space="preserve"> status </w:t>
+      </w:r>
+      <w:proofErr w:type="spellStart"/>
+      <w:r>
+        <w:rPr>
+          <w:sz w:val="24"/>
+          <w:szCs w:val="24"/>
+          <w:lang w:val="en-US"/>
+        </w:rPr>
+        <w:t>konversi</w:t>
+      </w:r>
+      <w:proofErr w:type="spellEnd"/>
+      <w:r>
+        <w:rPr>
+          <w:sz w:val="24"/>
+          <w:szCs w:val="24"/>
+          <w:lang w:val="en-US"/>
+        </w:rPr>
+        <w:t xml:space="preserve"> </w:t>
+      </w:r>
+      <w:proofErr w:type="spellStart"/>
+      <w:r>
+        <w:rPr>
+          <w:sz w:val="24"/>
+          <w:szCs w:val="24"/>
+          <w:lang w:val="en-US"/>
+        </w:rPr>
+        <w:t>prospek</w:t>
+      </w:r>
+      <w:proofErr w:type="spellEnd"/>
+      <w:r>
+        <w:rPr>
+          <w:sz w:val="24"/>
+          <w:szCs w:val="24"/>
+          <w:lang w:val="en-US"/>
+        </w:rPr>
+        <w:t>.</w:t>
       </w:r>
     </w:p>
     <w:p>
@@ -7485,6 +8950,7 @@
           <w:lang w:val="en-US"/>
         </w:rPr>
       </w:pPr>
+      <w:proofErr w:type="spellStart"/>
       <w:r>
         <w:rPr>
           <w:b/>
@@ -7493,23 +8959,368 @@
           <w:szCs w:val="24"/>
           <w:lang w:val="en-US"/>
         </w:rPr>
-        <w:t>Penjelasan UI:</w:t>
-      </w:r>
-      <w:r>
-        <w:rPr>
-          <w:sz w:val="24"/>
-          <w:szCs w:val="24"/>
-          <w:lang w:val="en-US"/>
-        </w:rPr>
-        <w:t xml:space="preserve"> </w:t>
-      </w:r>
-      <w:r>
-        <w:rPr>
-          <w:sz w:val="24"/>
-          <w:szCs w:val="24"/>
-          <w:lang w:val="en-US"/>
-        </w:rPr>
-        <w:t>Tampilan awal berupa table data grid berfitur pencarian cepat dan filter status prospek (Prospect/In Follow-up/Converted/Rejected). Tombol [ + Tambah Non Customer ] memunculkan Pop-up Modal Form berstruktur Header Info, Alamat Lengkap, Kontak PIC, serta Sales Penanggung Jawab. Edit memunculkan modal terisi, Hapus memunculkan alert konfirmasi.</w:t>
+        <w:t>Penjelasan</w:t>
+      </w:r>
+      <w:proofErr w:type="spellEnd"/>
+      <w:r>
+        <w:rPr>
+          <w:b/>
+          <w:bCs/>
+          <w:sz w:val="24"/>
+          <w:szCs w:val="24"/>
+          <w:lang w:val="en-US"/>
+        </w:rPr>
+        <w:t xml:space="preserve"> UI:</w:t>
+      </w:r>
+      <w:r>
+        <w:rPr>
+          <w:sz w:val="24"/>
+          <w:szCs w:val="24"/>
+          <w:lang w:val="en-US"/>
+        </w:rPr>
+        <w:t xml:space="preserve"> </w:t>
+      </w:r>
+      <w:proofErr w:type="spellStart"/>
+      <w:r>
+        <w:rPr>
+          <w:sz w:val="24"/>
+          <w:szCs w:val="24"/>
+          <w:lang w:val="en-US"/>
+        </w:rPr>
+        <w:t>Tampilan</w:t>
+      </w:r>
+      <w:proofErr w:type="spellEnd"/>
+      <w:r>
+        <w:rPr>
+          <w:sz w:val="24"/>
+          <w:szCs w:val="24"/>
+          <w:lang w:val="en-US"/>
+        </w:rPr>
+        <w:t xml:space="preserve"> </w:t>
+      </w:r>
+      <w:proofErr w:type="spellStart"/>
+      <w:r>
+        <w:rPr>
+          <w:sz w:val="24"/>
+          <w:szCs w:val="24"/>
+          <w:lang w:val="en-US"/>
+        </w:rPr>
+        <w:t>awal</w:t>
+      </w:r>
+      <w:proofErr w:type="spellEnd"/>
+      <w:r>
+        <w:rPr>
+          <w:sz w:val="24"/>
+          <w:szCs w:val="24"/>
+          <w:lang w:val="en-US"/>
+        </w:rPr>
+        <w:t xml:space="preserve"> </w:t>
+      </w:r>
+      <w:proofErr w:type="spellStart"/>
+      <w:r>
+        <w:rPr>
+          <w:sz w:val="24"/>
+          <w:szCs w:val="24"/>
+          <w:lang w:val="en-US"/>
+        </w:rPr>
+        <w:t>berupa</w:t>
+      </w:r>
+      <w:proofErr w:type="spellEnd"/>
+      <w:r>
+        <w:rPr>
+          <w:sz w:val="24"/>
+          <w:szCs w:val="24"/>
+          <w:lang w:val="en-US"/>
+        </w:rPr>
+        <w:t xml:space="preserve"> table data grid </w:t>
+      </w:r>
+      <w:proofErr w:type="spellStart"/>
+      <w:r>
+        <w:rPr>
+          <w:sz w:val="24"/>
+          <w:szCs w:val="24"/>
+          <w:lang w:val="en-US"/>
+        </w:rPr>
+        <w:t>berfitur</w:t>
+      </w:r>
+      <w:proofErr w:type="spellEnd"/>
+      <w:r>
+        <w:rPr>
+          <w:sz w:val="24"/>
+          <w:szCs w:val="24"/>
+          <w:lang w:val="en-US"/>
+        </w:rPr>
+        <w:t xml:space="preserve"> </w:t>
+      </w:r>
+      <w:proofErr w:type="spellStart"/>
+      <w:r>
+        <w:rPr>
+          <w:sz w:val="24"/>
+          <w:szCs w:val="24"/>
+          <w:lang w:val="en-US"/>
+        </w:rPr>
+        <w:t>pencarian</w:t>
+      </w:r>
+      <w:proofErr w:type="spellEnd"/>
+      <w:r>
+        <w:rPr>
+          <w:sz w:val="24"/>
+          <w:szCs w:val="24"/>
+          <w:lang w:val="en-US"/>
+        </w:rPr>
+        <w:t xml:space="preserve"> </w:t>
+      </w:r>
+      <w:proofErr w:type="spellStart"/>
+      <w:r>
+        <w:rPr>
+          <w:sz w:val="24"/>
+          <w:szCs w:val="24"/>
+          <w:lang w:val="en-US"/>
+        </w:rPr>
+        <w:t>cepat</w:t>
+      </w:r>
+      <w:proofErr w:type="spellEnd"/>
+      <w:r>
+        <w:rPr>
+          <w:sz w:val="24"/>
+          <w:szCs w:val="24"/>
+          <w:lang w:val="en-US"/>
+        </w:rPr>
+        <w:t xml:space="preserve"> dan filter status </w:t>
+      </w:r>
+      <w:proofErr w:type="spellStart"/>
+      <w:r>
+        <w:rPr>
+          <w:sz w:val="24"/>
+          <w:szCs w:val="24"/>
+          <w:lang w:val="en-US"/>
+        </w:rPr>
+        <w:t>prospek</w:t>
+      </w:r>
+      <w:proofErr w:type="spellEnd"/>
+      <w:r>
+        <w:rPr>
+          <w:sz w:val="24"/>
+          <w:szCs w:val="24"/>
+          <w:lang w:val="en-US"/>
+        </w:rPr>
+        <w:t xml:space="preserve"> (Prospect/In Follow-up/Converted/Rejected). </w:t>
+      </w:r>
+      <w:proofErr w:type="spellStart"/>
+      <w:r>
+        <w:rPr>
+          <w:sz w:val="24"/>
+          <w:szCs w:val="24"/>
+          <w:lang w:val="en-US"/>
+        </w:rPr>
+        <w:t>Tombol</w:t>
+      </w:r>
+      <w:proofErr w:type="spellEnd"/>
+      <w:r>
+        <w:rPr>
+          <w:sz w:val="24"/>
+          <w:szCs w:val="24"/>
+          <w:lang w:val="en-US"/>
+        </w:rPr>
+        <w:t xml:space="preserve"> [ + </w:t>
+      </w:r>
+      <w:proofErr w:type="spellStart"/>
+      <w:r>
+        <w:rPr>
+          <w:sz w:val="24"/>
+          <w:szCs w:val="24"/>
+          <w:lang w:val="en-US"/>
+        </w:rPr>
+        <w:t>Tambah</w:t>
+      </w:r>
+      <w:proofErr w:type="spellEnd"/>
+      <w:r>
+        <w:rPr>
+          <w:sz w:val="24"/>
+          <w:szCs w:val="24"/>
+          <w:lang w:val="en-US"/>
+        </w:rPr>
+        <w:t xml:space="preserve"> Non </w:t>
+      </w:r>
+      <w:proofErr w:type="gramStart"/>
+      <w:r>
+        <w:rPr>
+          <w:sz w:val="24"/>
+          <w:szCs w:val="24"/>
+          <w:lang w:val="en-US"/>
+        </w:rPr>
+        <w:t>Customer ]</w:t>
+      </w:r>
+      <w:proofErr w:type="gramEnd"/>
+      <w:r>
+        <w:rPr>
+          <w:sz w:val="24"/>
+          <w:szCs w:val="24"/>
+          <w:lang w:val="en-US"/>
+        </w:rPr>
+        <w:t xml:space="preserve"> </w:t>
+      </w:r>
+      <w:proofErr w:type="spellStart"/>
+      <w:r>
+        <w:rPr>
+          <w:sz w:val="24"/>
+          <w:szCs w:val="24"/>
+          <w:lang w:val="en-US"/>
+        </w:rPr>
+        <w:t>memunculkan</w:t>
+      </w:r>
+      <w:proofErr w:type="spellEnd"/>
+      <w:r>
+        <w:rPr>
+          <w:sz w:val="24"/>
+          <w:szCs w:val="24"/>
+          <w:lang w:val="en-US"/>
+        </w:rPr>
+        <w:t xml:space="preserve"> Pop-up Modal Form </w:t>
+      </w:r>
+      <w:proofErr w:type="spellStart"/>
+      <w:r>
+        <w:rPr>
+          <w:sz w:val="24"/>
+          <w:szCs w:val="24"/>
+          <w:lang w:val="en-US"/>
+        </w:rPr>
+        <w:t>berstruktur</w:t>
+      </w:r>
+      <w:proofErr w:type="spellEnd"/>
+      <w:r>
+        <w:rPr>
+          <w:sz w:val="24"/>
+          <w:szCs w:val="24"/>
+          <w:lang w:val="en-US"/>
+        </w:rPr>
+        <w:t xml:space="preserve"> Header Info, Alamat </w:t>
+      </w:r>
+      <w:proofErr w:type="spellStart"/>
+      <w:r>
+        <w:rPr>
+          <w:sz w:val="24"/>
+          <w:szCs w:val="24"/>
+          <w:lang w:val="en-US"/>
+        </w:rPr>
+        <w:t>Lengkap</w:t>
+      </w:r>
+      <w:proofErr w:type="spellEnd"/>
+      <w:r>
+        <w:rPr>
+          <w:sz w:val="24"/>
+          <w:szCs w:val="24"/>
+          <w:lang w:val="en-US"/>
+        </w:rPr>
+        <w:t xml:space="preserve">, Kontak PIC, </w:t>
+      </w:r>
+      <w:proofErr w:type="spellStart"/>
+      <w:r>
+        <w:rPr>
+          <w:sz w:val="24"/>
+          <w:szCs w:val="24"/>
+          <w:lang w:val="en-US"/>
+        </w:rPr>
+        <w:t>serta</w:t>
+      </w:r>
+      <w:proofErr w:type="spellEnd"/>
+      <w:r>
+        <w:rPr>
+          <w:sz w:val="24"/>
+          <w:szCs w:val="24"/>
+          <w:lang w:val="en-US"/>
+        </w:rPr>
+        <w:t xml:space="preserve"> Sales </w:t>
+      </w:r>
+      <w:proofErr w:type="spellStart"/>
+      <w:r>
+        <w:rPr>
+          <w:sz w:val="24"/>
+          <w:szCs w:val="24"/>
+          <w:lang w:val="en-US"/>
+        </w:rPr>
+        <w:t>Penanggung</w:t>
+      </w:r>
+      <w:proofErr w:type="spellEnd"/>
+      <w:r>
+        <w:rPr>
+          <w:sz w:val="24"/>
+          <w:szCs w:val="24"/>
+          <w:lang w:val="en-US"/>
+        </w:rPr>
+        <w:t xml:space="preserve"> Jawab. Edit </w:t>
+      </w:r>
+      <w:proofErr w:type="spellStart"/>
+      <w:r>
+        <w:rPr>
+          <w:sz w:val="24"/>
+          <w:szCs w:val="24"/>
+          <w:lang w:val="en-US"/>
+        </w:rPr>
+        <w:t>memunculkan</w:t>
+      </w:r>
+      <w:proofErr w:type="spellEnd"/>
+      <w:r>
+        <w:rPr>
+          <w:sz w:val="24"/>
+          <w:szCs w:val="24"/>
+          <w:lang w:val="en-US"/>
+        </w:rPr>
+        <w:t xml:space="preserve"> modal </w:t>
+      </w:r>
+      <w:proofErr w:type="spellStart"/>
+      <w:r>
+        <w:rPr>
+          <w:sz w:val="24"/>
+          <w:szCs w:val="24"/>
+          <w:lang w:val="en-US"/>
+        </w:rPr>
+        <w:t>terisi</w:t>
+      </w:r>
+      <w:proofErr w:type="spellEnd"/>
+      <w:r>
+        <w:rPr>
+          <w:sz w:val="24"/>
+          <w:szCs w:val="24"/>
+          <w:lang w:val="en-US"/>
+        </w:rPr>
+        <w:t xml:space="preserve">, Hapus </w:t>
+      </w:r>
+      <w:proofErr w:type="spellStart"/>
+      <w:r>
+        <w:rPr>
+          <w:sz w:val="24"/>
+          <w:szCs w:val="24"/>
+          <w:lang w:val="en-US"/>
+        </w:rPr>
+        <w:t>memunculkan</w:t>
+      </w:r>
+      <w:proofErr w:type="spellEnd"/>
+      <w:r>
+        <w:rPr>
+          <w:sz w:val="24"/>
+          <w:szCs w:val="24"/>
+          <w:lang w:val="en-US"/>
+        </w:rPr>
+        <w:t xml:space="preserve"> alert </w:t>
+      </w:r>
+      <w:proofErr w:type="spellStart"/>
+      <w:r>
+        <w:rPr>
+          <w:sz w:val="24"/>
+          <w:szCs w:val="24"/>
+          <w:lang w:val="en-US"/>
+        </w:rPr>
+        <w:t>konfirmasi</w:t>
+      </w:r>
+      <w:proofErr w:type="spellEnd"/>
+      <w:r>
+        <w:rPr>
+          <w:sz w:val="24"/>
+          <w:szCs w:val="24"/>
+          <w:lang w:val="en-US"/>
+        </w:rPr>
+        <w:t>.</w:t>
       </w:r>
     </w:p>
     <w:p>
@@ -7545,7 +9356,7 @@
                     <pic:cNvPicPr/>
                   </pic:nvPicPr>
                   <pic:blipFill>
-                    <a:blip r:embed="rId11"/>
+                    <a:blip r:embed="rId12"/>
                     <a:stretch>
                       <a:fillRect/>
                     </a:stretch>
@@ -7599,7 +9410,7 @@
                     <pic:cNvPicPr/>
                   </pic:nvPicPr>
                   <pic:blipFill>
-                    <a:blip r:embed="rId12"/>
+                    <a:blip r:embed="rId13"/>
                     <a:stretch>
                       <a:fillRect/>
                     </a:stretch>
@@ -7687,6 +9498,7 @@
           <w:lang w:val="en-US"/>
         </w:rPr>
       </w:pPr>
+      <w:proofErr w:type="spellStart"/>
       <w:r>
         <w:rPr>
           <w:b/>
@@ -7695,23 +9507,52 @@
           <w:szCs w:val="24"/>
           <w:lang w:val="en-US"/>
         </w:rPr>
-        <w:t>Komponen:</w:t>
-      </w:r>
-      <w:r>
-        <w:rPr>
-          <w:sz w:val="24"/>
-          <w:szCs w:val="24"/>
-          <w:lang w:val="en-US"/>
-        </w:rPr>
-        <w:t xml:space="preserve"> </w:t>
-      </w:r>
-      <w:r>
-        <w:rPr>
-          <w:sz w:val="24"/>
-          <w:szCs w:val="24"/>
-          <w:lang w:val="en-US"/>
-        </w:rPr>
-        <w:t>Date, Hari, ID, Name, Tipe, NOO</w:t>
+        <w:t>Komponen</w:t>
+      </w:r>
+      <w:proofErr w:type="spellEnd"/>
+      <w:r>
+        <w:rPr>
+          <w:b/>
+          <w:bCs/>
+          <w:sz w:val="24"/>
+          <w:szCs w:val="24"/>
+          <w:lang w:val="en-US"/>
+        </w:rPr>
+        <w:t>:</w:t>
+      </w:r>
+      <w:r>
+        <w:rPr>
+          <w:sz w:val="24"/>
+          <w:szCs w:val="24"/>
+          <w:lang w:val="en-US"/>
+        </w:rPr>
+        <w:t xml:space="preserve"> </w:t>
+      </w:r>
+      <w:r>
+        <w:rPr>
+          <w:sz w:val="24"/>
+          <w:szCs w:val="24"/>
+          <w:lang w:val="en-US"/>
+        </w:rPr>
+        <w:t xml:space="preserve">Date, Hari, ID, Name, </w:t>
+      </w:r>
+      <w:proofErr w:type="spellStart"/>
+      <w:r>
+        <w:rPr>
+          <w:sz w:val="24"/>
+          <w:szCs w:val="24"/>
+          <w:lang w:val="en-US"/>
+        </w:rPr>
+        <w:t>Tipe</w:t>
+      </w:r>
+      <w:proofErr w:type="spellEnd"/>
+      <w:r>
+        <w:rPr>
+          <w:sz w:val="24"/>
+          <w:szCs w:val="24"/>
+          <w:lang w:val="en-US"/>
+        </w:rPr>
+        <w:t>, NOO</w:t>
       </w:r>
     </w:p>
     <w:p>
@@ -7730,6 +9571,7 @@
           <w:lang w:val="en-US"/>
         </w:rPr>
       </w:pPr>
+      <w:proofErr w:type="spellStart"/>
       <w:r>
         <w:rPr>
           <w:b/>
@@ -7739,23 +9581,368 @@
           <w:lang w:val="en-US"/>
         </w:rPr>
         <w:lastRenderedPageBreak/>
-        <w:t>Fungsi:</w:t>
-      </w:r>
-      <w:r>
-        <w:rPr>
-          <w:sz w:val="24"/>
-          <w:szCs w:val="24"/>
-          <w:lang w:val="en-US"/>
-        </w:rPr>
-        <w:t xml:space="preserve"> </w:t>
-      </w:r>
-      <w:r>
-        <w:rPr>
-          <w:sz w:val="24"/>
-          <w:szCs w:val="24"/>
-          <w:lang w:val="en-US"/>
-        </w:rPr>
-        <w:t>Mencatat dan memantau aktivitas kunjungan harian tim marketing/sales ke lokasi prospek atau pelanggan, serta mengidentifikasi hasil kunjungan berupa pembukaan toko/outlet baru (NOO).</w:t>
+        <w:t>Fungsi</w:t>
+      </w:r>
+      <w:proofErr w:type="spellEnd"/>
+      <w:r>
+        <w:rPr>
+          <w:b/>
+          <w:bCs/>
+          <w:sz w:val="24"/>
+          <w:szCs w:val="24"/>
+          <w:lang w:val="en-US"/>
+        </w:rPr>
+        <w:t>:</w:t>
+      </w:r>
+      <w:r>
+        <w:rPr>
+          <w:sz w:val="24"/>
+          <w:szCs w:val="24"/>
+          <w:lang w:val="en-US"/>
+        </w:rPr>
+        <w:t xml:space="preserve"> </w:t>
+      </w:r>
+      <w:proofErr w:type="spellStart"/>
+      <w:r>
+        <w:rPr>
+          <w:sz w:val="24"/>
+          <w:szCs w:val="24"/>
+          <w:lang w:val="en-US"/>
+        </w:rPr>
+        <w:t>Mencatat</w:t>
+      </w:r>
+      <w:proofErr w:type="spellEnd"/>
+      <w:r>
+        <w:rPr>
+          <w:sz w:val="24"/>
+          <w:szCs w:val="24"/>
+          <w:lang w:val="en-US"/>
+        </w:rPr>
+        <w:t xml:space="preserve"> dan </w:t>
+      </w:r>
+      <w:proofErr w:type="spellStart"/>
+      <w:r>
+        <w:rPr>
+          <w:sz w:val="24"/>
+          <w:szCs w:val="24"/>
+          <w:lang w:val="en-US"/>
+        </w:rPr>
+        <w:t>memantau</w:t>
+      </w:r>
+      <w:proofErr w:type="spellEnd"/>
+      <w:r>
+        <w:rPr>
+          <w:sz w:val="24"/>
+          <w:szCs w:val="24"/>
+          <w:lang w:val="en-US"/>
+        </w:rPr>
+        <w:t xml:space="preserve"> </w:t>
+      </w:r>
+      <w:proofErr w:type="spellStart"/>
+      <w:r>
+        <w:rPr>
+          <w:sz w:val="24"/>
+          <w:szCs w:val="24"/>
+          <w:lang w:val="en-US"/>
+        </w:rPr>
+        <w:t>aktivitas</w:t>
+      </w:r>
+      <w:proofErr w:type="spellEnd"/>
+      <w:r>
+        <w:rPr>
+          <w:sz w:val="24"/>
+          <w:szCs w:val="24"/>
+          <w:lang w:val="en-US"/>
+        </w:rPr>
+        <w:t xml:space="preserve"> </w:t>
+      </w:r>
+      <w:proofErr w:type="spellStart"/>
+      <w:r>
+        <w:rPr>
+          <w:sz w:val="24"/>
+          <w:szCs w:val="24"/>
+          <w:lang w:val="en-US"/>
+        </w:rPr>
+        <w:t>kunjungan</w:t>
+      </w:r>
+      <w:proofErr w:type="spellEnd"/>
+      <w:r>
+        <w:rPr>
+          <w:sz w:val="24"/>
+          <w:szCs w:val="24"/>
+          <w:lang w:val="en-US"/>
+        </w:rPr>
+        <w:t xml:space="preserve"> </w:t>
+      </w:r>
+      <w:proofErr w:type="spellStart"/>
+      <w:r>
+        <w:rPr>
+          <w:sz w:val="24"/>
+          <w:szCs w:val="24"/>
+          <w:lang w:val="en-US"/>
+        </w:rPr>
+        <w:t>harian</w:t>
+      </w:r>
+      <w:proofErr w:type="spellEnd"/>
+      <w:r>
+        <w:rPr>
+          <w:sz w:val="24"/>
+          <w:szCs w:val="24"/>
+          <w:lang w:val="en-US"/>
+        </w:rPr>
+        <w:t xml:space="preserve"> </w:t>
+      </w:r>
+      <w:proofErr w:type="spellStart"/>
+      <w:r>
+        <w:rPr>
+          <w:sz w:val="24"/>
+          <w:szCs w:val="24"/>
+          <w:lang w:val="en-US"/>
+        </w:rPr>
+        <w:t>tim</w:t>
+      </w:r>
+      <w:proofErr w:type="spellEnd"/>
+      <w:r>
+        <w:rPr>
+          <w:sz w:val="24"/>
+          <w:szCs w:val="24"/>
+          <w:lang w:val="en-US"/>
+        </w:rPr>
+        <w:t xml:space="preserve"> marketing/sales </w:t>
+      </w:r>
+      <w:proofErr w:type="spellStart"/>
+      <w:r>
+        <w:rPr>
+          <w:sz w:val="24"/>
+          <w:szCs w:val="24"/>
+          <w:lang w:val="en-US"/>
+        </w:rPr>
+        <w:t>ke</w:t>
+      </w:r>
+      <w:proofErr w:type="spellEnd"/>
+      <w:r>
+        <w:rPr>
+          <w:sz w:val="24"/>
+          <w:szCs w:val="24"/>
+          <w:lang w:val="en-US"/>
+        </w:rPr>
+        <w:t xml:space="preserve"> </w:t>
+      </w:r>
+      <w:proofErr w:type="spellStart"/>
+      <w:r>
+        <w:rPr>
+          <w:sz w:val="24"/>
+          <w:szCs w:val="24"/>
+          <w:lang w:val="en-US"/>
+        </w:rPr>
+        <w:t>lokasi</w:t>
+      </w:r>
+      <w:proofErr w:type="spellEnd"/>
+      <w:r>
+        <w:rPr>
+          <w:sz w:val="24"/>
+          <w:szCs w:val="24"/>
+          <w:lang w:val="en-US"/>
+        </w:rPr>
+        <w:t xml:space="preserve"> </w:t>
+      </w:r>
+      <w:proofErr w:type="spellStart"/>
+      <w:r>
+        <w:rPr>
+          <w:sz w:val="24"/>
+          <w:szCs w:val="24"/>
+          <w:lang w:val="en-US"/>
+        </w:rPr>
+        <w:t>prospek</w:t>
+      </w:r>
+      <w:proofErr w:type="spellEnd"/>
+      <w:r>
+        <w:rPr>
+          <w:sz w:val="24"/>
+          <w:szCs w:val="24"/>
+          <w:lang w:val="en-US"/>
+        </w:rPr>
+        <w:t xml:space="preserve"> </w:t>
+      </w:r>
+      <w:proofErr w:type="spellStart"/>
+      <w:r>
+        <w:rPr>
+          <w:sz w:val="24"/>
+          <w:szCs w:val="24"/>
+          <w:lang w:val="en-US"/>
+        </w:rPr>
+        <w:t>atau</w:t>
+      </w:r>
+      <w:proofErr w:type="spellEnd"/>
+      <w:r>
+        <w:rPr>
+          <w:sz w:val="24"/>
+          <w:szCs w:val="24"/>
+          <w:lang w:val="en-US"/>
+        </w:rPr>
+        <w:t xml:space="preserve"> </w:t>
+      </w:r>
+      <w:proofErr w:type="spellStart"/>
+      <w:r>
+        <w:rPr>
+          <w:sz w:val="24"/>
+          <w:szCs w:val="24"/>
+          <w:lang w:val="en-US"/>
+        </w:rPr>
+        <w:t>pelanggan</w:t>
+      </w:r>
+      <w:proofErr w:type="spellEnd"/>
+      <w:r>
+        <w:rPr>
+          <w:sz w:val="24"/>
+          <w:szCs w:val="24"/>
+          <w:lang w:val="en-US"/>
+        </w:rPr>
+        <w:t xml:space="preserve">, </w:t>
+      </w:r>
+      <w:proofErr w:type="spellStart"/>
+      <w:r>
+        <w:rPr>
+          <w:sz w:val="24"/>
+          <w:szCs w:val="24"/>
+          <w:lang w:val="en-US"/>
+        </w:rPr>
+        <w:t>serta</w:t>
+      </w:r>
+      <w:proofErr w:type="spellEnd"/>
+      <w:r>
+        <w:rPr>
+          <w:sz w:val="24"/>
+          <w:szCs w:val="24"/>
+          <w:lang w:val="en-US"/>
+        </w:rPr>
+        <w:t xml:space="preserve"> </w:t>
+      </w:r>
+      <w:proofErr w:type="spellStart"/>
+      <w:r>
+        <w:rPr>
+          <w:sz w:val="24"/>
+          <w:szCs w:val="24"/>
+          <w:lang w:val="en-US"/>
+        </w:rPr>
+        <w:t>mengidentifikasi</w:t>
+      </w:r>
+      <w:proofErr w:type="spellEnd"/>
+      <w:r>
+        <w:rPr>
+          <w:sz w:val="24"/>
+          <w:szCs w:val="24"/>
+          <w:lang w:val="en-US"/>
+        </w:rPr>
+        <w:t xml:space="preserve"> </w:t>
+      </w:r>
+      <w:proofErr w:type="spellStart"/>
+      <w:r>
+        <w:rPr>
+          <w:sz w:val="24"/>
+          <w:szCs w:val="24"/>
+          <w:lang w:val="en-US"/>
+        </w:rPr>
+        <w:t>hasil</w:t>
+      </w:r>
+      <w:proofErr w:type="spellEnd"/>
+      <w:r>
+        <w:rPr>
+          <w:sz w:val="24"/>
+          <w:szCs w:val="24"/>
+          <w:lang w:val="en-US"/>
+        </w:rPr>
+        <w:t xml:space="preserve"> </w:t>
+      </w:r>
+      <w:proofErr w:type="spellStart"/>
+      <w:r>
+        <w:rPr>
+          <w:sz w:val="24"/>
+          <w:szCs w:val="24"/>
+          <w:lang w:val="en-US"/>
+        </w:rPr>
+        <w:t>kunjungan</w:t>
+      </w:r>
+      <w:proofErr w:type="spellEnd"/>
+      <w:r>
+        <w:rPr>
+          <w:sz w:val="24"/>
+          <w:szCs w:val="24"/>
+          <w:lang w:val="en-US"/>
+        </w:rPr>
+        <w:t xml:space="preserve"> </w:t>
+      </w:r>
+      <w:proofErr w:type="spellStart"/>
+      <w:r>
+        <w:rPr>
+          <w:sz w:val="24"/>
+          <w:szCs w:val="24"/>
+          <w:lang w:val="en-US"/>
+        </w:rPr>
+        <w:t>berupa</w:t>
+      </w:r>
+      <w:proofErr w:type="spellEnd"/>
+      <w:r>
+        <w:rPr>
+          <w:sz w:val="24"/>
+          <w:szCs w:val="24"/>
+          <w:lang w:val="en-US"/>
+        </w:rPr>
+        <w:t xml:space="preserve"> </w:t>
+      </w:r>
+      <w:proofErr w:type="spellStart"/>
+      <w:r>
+        <w:rPr>
+          <w:sz w:val="24"/>
+          <w:szCs w:val="24"/>
+          <w:lang w:val="en-US"/>
+        </w:rPr>
+        <w:t>pembukaan</w:t>
+      </w:r>
+      <w:proofErr w:type="spellEnd"/>
+      <w:r>
+        <w:rPr>
+          <w:sz w:val="24"/>
+          <w:szCs w:val="24"/>
+          <w:lang w:val="en-US"/>
+        </w:rPr>
+        <w:t xml:space="preserve"> </w:t>
+      </w:r>
+      <w:proofErr w:type="spellStart"/>
+      <w:r>
+        <w:rPr>
+          <w:sz w:val="24"/>
+          <w:szCs w:val="24"/>
+          <w:lang w:val="en-US"/>
+        </w:rPr>
+        <w:t>toko</w:t>
+      </w:r>
+      <w:proofErr w:type="spellEnd"/>
+      <w:r>
+        <w:rPr>
+          <w:sz w:val="24"/>
+          <w:szCs w:val="24"/>
+          <w:lang w:val="en-US"/>
+        </w:rPr>
+        <w:t xml:space="preserve">/outlet </w:t>
+      </w:r>
+      <w:proofErr w:type="spellStart"/>
+      <w:r>
+        <w:rPr>
+          <w:sz w:val="24"/>
+          <w:szCs w:val="24"/>
+          <w:lang w:val="en-US"/>
+        </w:rPr>
+        <w:t>baru</w:t>
+      </w:r>
+      <w:proofErr w:type="spellEnd"/>
+      <w:r>
+        <w:rPr>
+          <w:sz w:val="24"/>
+          <w:szCs w:val="24"/>
+          <w:lang w:val="en-US"/>
+        </w:rPr>
+        <w:t xml:space="preserve"> (NOO).</w:t>
       </w:r>
     </w:p>
     <w:p>
@@ -7774,6 +9961,7 @@
           <w:lang w:val="en-US"/>
         </w:rPr>
       </w:pPr>
+      <w:proofErr w:type="spellStart"/>
       <w:r>
         <w:rPr>
           <w:b/>
@@ -7782,8 +9970,9 @@
           <w:szCs w:val="24"/>
           <w:lang w:val="en-US"/>
         </w:rPr>
-        <w:t>Penjelasan UI:</w:t>
-      </w:r>
+        <w:t>Penjelasan</w:t>
+      </w:r>
+      <w:proofErr w:type="spellEnd"/>
       <w:r>
         <w:rPr>
           <w:b/>
@@ -7792,23 +9981,367 @@
           <w:szCs w:val="24"/>
           <w:lang w:val="en-US"/>
         </w:rPr>
-        <w:t xml:space="preserve"> </w:t>
-      </w:r>
-      <w:r>
-        <w:rPr>
-          <w:sz w:val="24"/>
-          <w:szCs w:val="24"/>
-          <w:lang w:val="en-US"/>
-        </w:rPr>
-        <w:t xml:space="preserve"> </w:t>
-      </w:r>
-      <w:r>
-        <w:rPr>
-          <w:sz w:val="24"/>
-          <w:szCs w:val="24"/>
-          <w:lang w:val="en-US"/>
-        </w:rPr>
-        <w:t>Tampilan awal berupa table log kunjungan harian berpenanda indikator status NOO (Ya/Tidak). Tombol Tambah memunculkan Modal Form input Tanggal, Hari, Lookup Non Customer/Customer ID, Tipe Kunjungan (Canvas/Routine/Prospeksi), dan Checkbox NOO. Edit memunculkan modal terisi, Hapus memunculkan alert konfirmasi.</w:t>
+        <w:t xml:space="preserve"> UI:</w:t>
+      </w:r>
+      <w:r>
+        <w:rPr>
+          <w:b/>
+          <w:bCs/>
+          <w:sz w:val="24"/>
+          <w:szCs w:val="24"/>
+          <w:lang w:val="en-US"/>
+        </w:rPr>
+        <w:t xml:space="preserve"> </w:t>
+      </w:r>
+      <w:r>
+        <w:rPr>
+          <w:sz w:val="24"/>
+          <w:szCs w:val="24"/>
+          <w:lang w:val="en-US"/>
+        </w:rPr>
+        <w:t xml:space="preserve"> </w:t>
+      </w:r>
+      <w:proofErr w:type="spellStart"/>
+      <w:r>
+        <w:rPr>
+          <w:sz w:val="24"/>
+          <w:szCs w:val="24"/>
+          <w:lang w:val="en-US"/>
+        </w:rPr>
+        <w:t>Tampilan</w:t>
+      </w:r>
+      <w:proofErr w:type="spellEnd"/>
+      <w:r>
+        <w:rPr>
+          <w:sz w:val="24"/>
+          <w:szCs w:val="24"/>
+          <w:lang w:val="en-US"/>
+        </w:rPr>
+        <w:t xml:space="preserve"> </w:t>
+      </w:r>
+      <w:proofErr w:type="spellStart"/>
+      <w:r>
+        <w:rPr>
+          <w:sz w:val="24"/>
+          <w:szCs w:val="24"/>
+          <w:lang w:val="en-US"/>
+        </w:rPr>
+        <w:t>awal</w:t>
+      </w:r>
+      <w:proofErr w:type="spellEnd"/>
+      <w:r>
+        <w:rPr>
+          <w:sz w:val="24"/>
+          <w:szCs w:val="24"/>
+          <w:lang w:val="en-US"/>
+        </w:rPr>
+        <w:t xml:space="preserve"> </w:t>
+      </w:r>
+      <w:proofErr w:type="spellStart"/>
+      <w:r>
+        <w:rPr>
+          <w:sz w:val="24"/>
+          <w:szCs w:val="24"/>
+          <w:lang w:val="en-US"/>
+        </w:rPr>
+        <w:t>berupa</w:t>
+      </w:r>
+      <w:proofErr w:type="spellEnd"/>
+      <w:r>
+        <w:rPr>
+          <w:sz w:val="24"/>
+          <w:szCs w:val="24"/>
+          <w:lang w:val="en-US"/>
+        </w:rPr>
+        <w:t xml:space="preserve"> table log </w:t>
+      </w:r>
+      <w:proofErr w:type="spellStart"/>
+      <w:r>
+        <w:rPr>
+          <w:sz w:val="24"/>
+          <w:szCs w:val="24"/>
+          <w:lang w:val="en-US"/>
+        </w:rPr>
+        <w:t>kunjungan</w:t>
+      </w:r>
+      <w:proofErr w:type="spellEnd"/>
+      <w:r>
+        <w:rPr>
+          <w:sz w:val="24"/>
+          <w:szCs w:val="24"/>
+          <w:lang w:val="en-US"/>
+        </w:rPr>
+        <w:t xml:space="preserve"> </w:t>
+      </w:r>
+      <w:proofErr w:type="spellStart"/>
+      <w:r>
+        <w:rPr>
+          <w:sz w:val="24"/>
+          <w:szCs w:val="24"/>
+          <w:lang w:val="en-US"/>
+        </w:rPr>
+        <w:t>harian</w:t>
+      </w:r>
+      <w:proofErr w:type="spellEnd"/>
+      <w:r>
+        <w:rPr>
+          <w:sz w:val="24"/>
+          <w:szCs w:val="24"/>
+          <w:lang w:val="en-US"/>
+        </w:rPr>
+        <w:t xml:space="preserve"> </w:t>
+      </w:r>
+      <w:proofErr w:type="spellStart"/>
+      <w:r>
+        <w:rPr>
+          <w:sz w:val="24"/>
+          <w:szCs w:val="24"/>
+          <w:lang w:val="en-US"/>
+        </w:rPr>
+        <w:t>berpenanda</w:t>
+      </w:r>
+      <w:proofErr w:type="spellEnd"/>
+      <w:r>
+        <w:rPr>
+          <w:sz w:val="24"/>
+          <w:szCs w:val="24"/>
+          <w:lang w:val="en-US"/>
+        </w:rPr>
+        <w:t xml:space="preserve"> </w:t>
+      </w:r>
+      <w:proofErr w:type="spellStart"/>
+      <w:r>
+        <w:rPr>
+          <w:sz w:val="24"/>
+          <w:szCs w:val="24"/>
+          <w:lang w:val="en-US"/>
+        </w:rPr>
+        <w:t>indikator</w:t>
+      </w:r>
+      <w:proofErr w:type="spellEnd"/>
+      <w:r>
+        <w:rPr>
+          <w:sz w:val="24"/>
+          <w:szCs w:val="24"/>
+          <w:lang w:val="en-US"/>
+        </w:rPr>
+        <w:t xml:space="preserve"> status NOO (Ya/Tidak). </w:t>
+      </w:r>
+      <w:proofErr w:type="spellStart"/>
+      <w:r>
+        <w:rPr>
+          <w:sz w:val="24"/>
+          <w:szCs w:val="24"/>
+          <w:lang w:val="en-US"/>
+        </w:rPr>
+        <w:t>Tombol</w:t>
+      </w:r>
+      <w:proofErr w:type="spellEnd"/>
+      <w:r>
+        <w:rPr>
+          <w:sz w:val="24"/>
+          <w:szCs w:val="24"/>
+          <w:lang w:val="en-US"/>
+        </w:rPr>
+        <w:t xml:space="preserve"> </w:t>
+      </w:r>
+      <w:proofErr w:type="spellStart"/>
+      <w:r>
+        <w:rPr>
+          <w:sz w:val="24"/>
+          <w:szCs w:val="24"/>
+          <w:lang w:val="en-US"/>
+        </w:rPr>
+        <w:t>Tambah</w:t>
+      </w:r>
+      <w:proofErr w:type="spellEnd"/>
+      <w:r>
+        <w:rPr>
+          <w:sz w:val="24"/>
+          <w:szCs w:val="24"/>
+          <w:lang w:val="en-US"/>
+        </w:rPr>
+        <w:t xml:space="preserve"> </w:t>
+      </w:r>
+      <w:proofErr w:type="spellStart"/>
+      <w:r>
+        <w:rPr>
+          <w:sz w:val="24"/>
+          <w:szCs w:val="24"/>
+          <w:lang w:val="en-US"/>
+        </w:rPr>
+        <w:t>memunculkan</w:t>
+      </w:r>
+      <w:proofErr w:type="spellEnd"/>
+      <w:r>
+        <w:rPr>
+          <w:sz w:val="24"/>
+          <w:szCs w:val="24"/>
+          <w:lang w:val="en-US"/>
+        </w:rPr>
+        <w:t xml:space="preserve"> Modal Form input </w:t>
+      </w:r>
+      <w:proofErr w:type="spellStart"/>
+      <w:r>
+        <w:rPr>
+          <w:sz w:val="24"/>
+          <w:szCs w:val="24"/>
+          <w:lang w:val="en-US"/>
+        </w:rPr>
+        <w:t>Tanggal</w:t>
+      </w:r>
+      <w:proofErr w:type="spellEnd"/>
+      <w:r>
+        <w:rPr>
+          <w:sz w:val="24"/>
+          <w:szCs w:val="24"/>
+          <w:lang w:val="en-US"/>
+        </w:rPr>
+        <w:t xml:space="preserve">, Hari, Lookup </w:t>
+      </w:r>
+      <w:proofErr w:type="gramStart"/>
+      <w:r>
+        <w:rPr>
+          <w:sz w:val="24"/>
+          <w:szCs w:val="24"/>
+          <w:lang w:val="en-US"/>
+        </w:rPr>
+        <w:t>Non Customer</w:t>
+      </w:r>
+      <w:proofErr w:type="gramEnd"/>
+      <w:r>
+        <w:rPr>
+          <w:sz w:val="24"/>
+          <w:szCs w:val="24"/>
+          <w:lang w:val="en-US"/>
+        </w:rPr>
+        <w:t xml:space="preserve">/Customer ID, </w:t>
+      </w:r>
+      <w:proofErr w:type="spellStart"/>
+      <w:r>
+        <w:rPr>
+          <w:sz w:val="24"/>
+          <w:szCs w:val="24"/>
+          <w:lang w:val="en-US"/>
+        </w:rPr>
+        <w:t>Tipe</w:t>
+      </w:r>
+      <w:proofErr w:type="spellEnd"/>
+      <w:r>
+        <w:rPr>
+          <w:sz w:val="24"/>
+          <w:szCs w:val="24"/>
+          <w:lang w:val="en-US"/>
+        </w:rPr>
+        <w:t xml:space="preserve"> </w:t>
+      </w:r>
+      <w:proofErr w:type="spellStart"/>
+      <w:r>
+        <w:rPr>
+          <w:sz w:val="24"/>
+          <w:szCs w:val="24"/>
+          <w:lang w:val="en-US"/>
+        </w:rPr>
+        <w:t>Kunjungan</w:t>
+      </w:r>
+      <w:proofErr w:type="spellEnd"/>
+      <w:r>
+        <w:rPr>
+          <w:sz w:val="24"/>
+          <w:szCs w:val="24"/>
+          <w:lang w:val="en-US"/>
+        </w:rPr>
+        <w:t xml:space="preserve"> (Canvas/Routine/</w:t>
+      </w:r>
+      <w:proofErr w:type="spellStart"/>
+      <w:r>
+        <w:rPr>
+          <w:sz w:val="24"/>
+          <w:szCs w:val="24"/>
+          <w:lang w:val="en-US"/>
+        </w:rPr>
+        <w:t>Prospeksi</w:t>
+      </w:r>
+      <w:proofErr w:type="spellEnd"/>
+      <w:r>
+        <w:rPr>
+          <w:sz w:val="24"/>
+          <w:szCs w:val="24"/>
+          <w:lang w:val="en-US"/>
+        </w:rPr>
+        <w:t xml:space="preserve">), dan Checkbox NOO. Edit </w:t>
+      </w:r>
+      <w:proofErr w:type="spellStart"/>
+      <w:r>
+        <w:rPr>
+          <w:sz w:val="24"/>
+          <w:szCs w:val="24"/>
+          <w:lang w:val="en-US"/>
+        </w:rPr>
+        <w:t>memunculkan</w:t>
+      </w:r>
+      <w:proofErr w:type="spellEnd"/>
+      <w:r>
+        <w:rPr>
+          <w:sz w:val="24"/>
+          <w:szCs w:val="24"/>
+          <w:lang w:val="en-US"/>
+        </w:rPr>
+        <w:t xml:space="preserve"> modal </w:t>
+      </w:r>
+      <w:proofErr w:type="spellStart"/>
+      <w:r>
+        <w:rPr>
+          <w:sz w:val="24"/>
+          <w:szCs w:val="24"/>
+          <w:lang w:val="en-US"/>
+        </w:rPr>
+        <w:t>terisi</w:t>
+      </w:r>
+      <w:proofErr w:type="spellEnd"/>
+      <w:r>
+        <w:rPr>
+          <w:sz w:val="24"/>
+          <w:szCs w:val="24"/>
+          <w:lang w:val="en-US"/>
+        </w:rPr>
+        <w:t xml:space="preserve">, Hapus </w:t>
+      </w:r>
+      <w:proofErr w:type="spellStart"/>
+      <w:r>
+        <w:rPr>
+          <w:sz w:val="24"/>
+          <w:szCs w:val="24"/>
+          <w:lang w:val="en-US"/>
+        </w:rPr>
+        <w:t>memunculkan</w:t>
+      </w:r>
+      <w:proofErr w:type="spellEnd"/>
+      <w:r>
+        <w:rPr>
+          <w:sz w:val="24"/>
+          <w:szCs w:val="24"/>
+          <w:lang w:val="en-US"/>
+        </w:rPr>
+        <w:t xml:space="preserve"> alert </w:t>
+      </w:r>
+      <w:proofErr w:type="spellStart"/>
+      <w:r>
+        <w:rPr>
+          <w:sz w:val="24"/>
+          <w:szCs w:val="24"/>
+          <w:lang w:val="en-US"/>
+        </w:rPr>
+        <w:t>konfirmasi</w:t>
+      </w:r>
+      <w:proofErr w:type="spellEnd"/>
+      <w:r>
+        <w:rPr>
+          <w:sz w:val="24"/>
+          <w:szCs w:val="24"/>
+          <w:lang w:val="en-US"/>
+        </w:rPr>
+        <w:t>.</w:t>
       </w:r>
     </w:p>
     <w:p>
@@ -7844,7 +10377,7 @@
                     <pic:cNvPicPr/>
                   </pic:nvPicPr>
                   <pic:blipFill>
-                    <a:blip r:embed="rId13"/>
+                    <a:blip r:embed="rId14"/>
                     <a:stretch>
                       <a:fillRect/>
                     </a:stretch>
@@ -7898,7 +10431,7 @@
                     <pic:cNvPicPr/>
                   </pic:nvPicPr>
                   <pic:blipFill>
-                    <a:blip r:embed="rId14"/>
+                    <a:blip r:embed="rId15"/>
                     <a:stretch>
                       <a:fillRect/>
                     </a:stretch>
@@ -7986,6 +10519,7 @@
           <w:lang w:val="en-US"/>
         </w:rPr>
       </w:pPr>
+      <w:proofErr w:type="spellStart"/>
       <w:r>
         <w:rPr>
           <w:b/>
@@ -7994,23 +10528,88 @@
           <w:szCs w:val="24"/>
           <w:lang w:val="en-US"/>
         </w:rPr>
-        <w:t>Komponen:</w:t>
-      </w:r>
-      <w:r>
-        <w:rPr>
-          <w:sz w:val="24"/>
-          <w:szCs w:val="24"/>
-          <w:lang w:val="en-US"/>
-        </w:rPr>
-        <w:t xml:space="preserve"> </w:t>
-      </w:r>
-      <w:r>
-        <w:rPr>
-          <w:sz w:val="24"/>
-          <w:szCs w:val="24"/>
-          <w:lang w:val="en-US"/>
-        </w:rPr>
-        <w:t>TA, Sales, Customer, Pemilik, Alamat, City, Insentif Sales, Insentif BDH, Bonus DOS, Total</w:t>
+        <w:t>Komponen</w:t>
+      </w:r>
+      <w:proofErr w:type="spellEnd"/>
+      <w:r>
+        <w:rPr>
+          <w:b/>
+          <w:bCs/>
+          <w:sz w:val="24"/>
+          <w:szCs w:val="24"/>
+          <w:lang w:val="en-US"/>
+        </w:rPr>
+        <w:t>:</w:t>
+      </w:r>
+      <w:r>
+        <w:rPr>
+          <w:sz w:val="24"/>
+          <w:szCs w:val="24"/>
+          <w:lang w:val="en-US"/>
+        </w:rPr>
+        <w:t xml:space="preserve"> </w:t>
+      </w:r>
+      <w:r>
+        <w:rPr>
+          <w:sz w:val="24"/>
+          <w:szCs w:val="24"/>
+          <w:lang w:val="en-US"/>
+        </w:rPr>
+        <w:t xml:space="preserve">TA, Sales, Customer, </w:t>
+      </w:r>
+      <w:proofErr w:type="spellStart"/>
+      <w:r>
+        <w:rPr>
+          <w:sz w:val="24"/>
+          <w:szCs w:val="24"/>
+          <w:lang w:val="en-US"/>
+        </w:rPr>
+        <w:t>Pemilik</w:t>
+      </w:r>
+      <w:proofErr w:type="spellEnd"/>
+      <w:r>
+        <w:rPr>
+          <w:sz w:val="24"/>
+          <w:szCs w:val="24"/>
+          <w:lang w:val="en-US"/>
+        </w:rPr>
+        <w:t xml:space="preserve">, Alamat, City, </w:t>
+      </w:r>
+      <w:proofErr w:type="spellStart"/>
+      <w:r>
+        <w:rPr>
+          <w:sz w:val="24"/>
+          <w:szCs w:val="24"/>
+          <w:lang w:val="en-US"/>
+        </w:rPr>
+        <w:t>Insentif</w:t>
+      </w:r>
+      <w:proofErr w:type="spellEnd"/>
+      <w:r>
+        <w:rPr>
+          <w:sz w:val="24"/>
+          <w:szCs w:val="24"/>
+          <w:lang w:val="en-US"/>
+        </w:rPr>
+        <w:t xml:space="preserve"> Sales, </w:t>
+      </w:r>
+      <w:proofErr w:type="spellStart"/>
+      <w:r>
+        <w:rPr>
+          <w:sz w:val="24"/>
+          <w:szCs w:val="24"/>
+          <w:lang w:val="en-US"/>
+        </w:rPr>
+        <w:t>Insentif</w:t>
+      </w:r>
+      <w:proofErr w:type="spellEnd"/>
+      <w:r>
+        <w:rPr>
+          <w:sz w:val="24"/>
+          <w:szCs w:val="24"/>
+          <w:lang w:val="en-US"/>
+        </w:rPr>
+        <w:t xml:space="preserve"> BDH, Bonus DOS, Total</w:t>
       </w:r>
     </w:p>
     <w:p>
@@ -8029,6 +10628,7 @@
           <w:lang w:val="en-US"/>
         </w:rPr>
       </w:pPr>
+      <w:proofErr w:type="spellStart"/>
       <w:r>
         <w:rPr>
           <w:b/>
@@ -8037,23 +10637,206 @@
           <w:szCs w:val="24"/>
           <w:lang w:val="en-US"/>
         </w:rPr>
-        <w:t>Fungsi:</w:t>
-      </w:r>
-      <w:r>
-        <w:rPr>
-          <w:sz w:val="24"/>
-          <w:szCs w:val="24"/>
-          <w:lang w:val="en-US"/>
-        </w:rPr>
-        <w:t xml:space="preserve"> </w:t>
-      </w:r>
-      <w:r>
-        <w:rPr>
-          <w:sz w:val="24"/>
-          <w:szCs w:val="24"/>
-          <w:lang w:val="en-US"/>
-        </w:rPr>
-        <w:t>Menghitung dan mengelola alokasi insentif atas keberhasilan akuisisi pelanggan baru (NOO) bagi Sales, BDH (Business Development Head), dan DOS (Director of Sales).</w:t>
+        <w:t>Fungsi</w:t>
+      </w:r>
+      <w:proofErr w:type="spellEnd"/>
+      <w:r>
+        <w:rPr>
+          <w:b/>
+          <w:bCs/>
+          <w:sz w:val="24"/>
+          <w:szCs w:val="24"/>
+          <w:lang w:val="en-US"/>
+        </w:rPr>
+        <w:t>:</w:t>
+      </w:r>
+      <w:r>
+        <w:rPr>
+          <w:sz w:val="24"/>
+          <w:szCs w:val="24"/>
+          <w:lang w:val="en-US"/>
+        </w:rPr>
+        <w:t xml:space="preserve"> </w:t>
+      </w:r>
+      <w:proofErr w:type="spellStart"/>
+      <w:r>
+        <w:rPr>
+          <w:sz w:val="24"/>
+          <w:szCs w:val="24"/>
+          <w:lang w:val="en-US"/>
+        </w:rPr>
+        <w:t>Menghitung</w:t>
+      </w:r>
+      <w:proofErr w:type="spellEnd"/>
+      <w:r>
+        <w:rPr>
+          <w:sz w:val="24"/>
+          <w:szCs w:val="24"/>
+          <w:lang w:val="en-US"/>
+        </w:rPr>
+        <w:t xml:space="preserve"> dan </w:t>
+      </w:r>
+      <w:proofErr w:type="spellStart"/>
+      <w:r>
+        <w:rPr>
+          <w:sz w:val="24"/>
+          <w:szCs w:val="24"/>
+          <w:lang w:val="en-US"/>
+        </w:rPr>
+        <w:t>mengelola</w:t>
+      </w:r>
+      <w:proofErr w:type="spellEnd"/>
+      <w:r>
+        <w:rPr>
+          <w:sz w:val="24"/>
+          <w:szCs w:val="24"/>
+          <w:lang w:val="en-US"/>
+        </w:rPr>
+        <w:t xml:space="preserve"> </w:t>
+      </w:r>
+      <w:proofErr w:type="spellStart"/>
+      <w:r>
+        <w:rPr>
+          <w:sz w:val="24"/>
+          <w:szCs w:val="24"/>
+          <w:lang w:val="en-US"/>
+        </w:rPr>
+        <w:t>alokasi</w:t>
+      </w:r>
+      <w:proofErr w:type="spellEnd"/>
+      <w:r>
+        <w:rPr>
+          <w:sz w:val="24"/>
+          <w:szCs w:val="24"/>
+          <w:lang w:val="en-US"/>
+        </w:rPr>
+        <w:t xml:space="preserve"> </w:t>
+      </w:r>
+      <w:proofErr w:type="spellStart"/>
+      <w:r>
+        <w:rPr>
+          <w:sz w:val="24"/>
+          <w:szCs w:val="24"/>
+          <w:lang w:val="en-US"/>
+        </w:rPr>
+        <w:t>insentif</w:t>
+      </w:r>
+      <w:proofErr w:type="spellEnd"/>
+      <w:r>
+        <w:rPr>
+          <w:sz w:val="24"/>
+          <w:szCs w:val="24"/>
+          <w:lang w:val="en-US"/>
+        </w:rPr>
+        <w:t xml:space="preserve"> </w:t>
+      </w:r>
+      <w:proofErr w:type="spellStart"/>
+      <w:r>
+        <w:rPr>
+          <w:sz w:val="24"/>
+          <w:szCs w:val="24"/>
+          <w:lang w:val="en-US"/>
+        </w:rPr>
+        <w:t>atas</w:t>
+      </w:r>
+      <w:proofErr w:type="spellEnd"/>
+      <w:r>
+        <w:rPr>
+          <w:sz w:val="24"/>
+          <w:szCs w:val="24"/>
+          <w:lang w:val="en-US"/>
+        </w:rPr>
+        <w:t xml:space="preserve"> </w:t>
+      </w:r>
+      <w:proofErr w:type="spellStart"/>
+      <w:r>
+        <w:rPr>
+          <w:sz w:val="24"/>
+          <w:szCs w:val="24"/>
+          <w:lang w:val="en-US"/>
+        </w:rPr>
+        <w:t>keberhasilan</w:t>
+      </w:r>
+      <w:proofErr w:type="spellEnd"/>
+      <w:r>
+        <w:rPr>
+          <w:sz w:val="24"/>
+          <w:szCs w:val="24"/>
+          <w:lang w:val="en-US"/>
+        </w:rPr>
+        <w:t xml:space="preserve"> </w:t>
+      </w:r>
+      <w:proofErr w:type="spellStart"/>
+      <w:r>
+        <w:rPr>
+          <w:sz w:val="24"/>
+          <w:szCs w:val="24"/>
+          <w:lang w:val="en-US"/>
+        </w:rPr>
+        <w:t>akuisisi</w:t>
+      </w:r>
+      <w:proofErr w:type="spellEnd"/>
+      <w:r>
+        <w:rPr>
+          <w:sz w:val="24"/>
+          <w:szCs w:val="24"/>
+          <w:lang w:val="en-US"/>
+        </w:rPr>
+        <w:t xml:space="preserve"> </w:t>
+      </w:r>
+      <w:proofErr w:type="spellStart"/>
+      <w:r>
+        <w:rPr>
+          <w:sz w:val="24"/>
+          <w:szCs w:val="24"/>
+          <w:lang w:val="en-US"/>
+        </w:rPr>
+        <w:t>pelanggan</w:t>
+      </w:r>
+      <w:proofErr w:type="spellEnd"/>
+      <w:r>
+        <w:rPr>
+          <w:sz w:val="24"/>
+          <w:szCs w:val="24"/>
+          <w:lang w:val="en-US"/>
+        </w:rPr>
+        <w:t xml:space="preserve"> </w:t>
+      </w:r>
+      <w:proofErr w:type="spellStart"/>
+      <w:r>
+        <w:rPr>
+          <w:sz w:val="24"/>
+          <w:szCs w:val="24"/>
+          <w:lang w:val="en-US"/>
+        </w:rPr>
+        <w:t>baru</w:t>
+      </w:r>
+      <w:proofErr w:type="spellEnd"/>
+      <w:r>
+        <w:rPr>
+          <w:sz w:val="24"/>
+          <w:szCs w:val="24"/>
+          <w:lang w:val="en-US"/>
+        </w:rPr>
+        <w:t xml:space="preserve"> (NOO) </w:t>
+      </w:r>
+      <w:proofErr w:type="spellStart"/>
+      <w:r>
+        <w:rPr>
+          <w:sz w:val="24"/>
+          <w:szCs w:val="24"/>
+          <w:lang w:val="en-US"/>
+        </w:rPr>
+        <w:t>bagi</w:t>
+      </w:r>
+      <w:proofErr w:type="spellEnd"/>
+      <w:r>
+        <w:rPr>
+          <w:sz w:val="24"/>
+          <w:szCs w:val="24"/>
+          <w:lang w:val="en-US"/>
+        </w:rPr>
+        <w:t xml:space="preserve"> Sales, BDH (Business Development Head), dan DOS (Director of Sales).</w:t>
       </w:r>
     </w:p>
     <w:p>
@@ -8072,6 +10855,7 @@
           <w:lang w:val="en-US"/>
         </w:rPr>
       </w:pPr>
+      <w:proofErr w:type="spellStart"/>
       <w:r>
         <w:rPr>
           <w:b/>
@@ -8080,24 +10864,190 @@
           <w:szCs w:val="24"/>
           <w:lang w:val="en-US"/>
         </w:rPr>
-        <w:t>Penjelasan UI:</w:t>
-      </w:r>
-      <w:r>
-        <w:rPr>
-          <w:sz w:val="24"/>
-          <w:szCs w:val="24"/>
-          <w:lang w:val="en-US"/>
-        </w:rPr>
-        <w:t xml:space="preserve"> </w:t>
-      </w:r>
-      <w:r>
-        <w:rPr>
-          <w:sz w:val="24"/>
-          <w:szCs w:val="24"/>
-          <w:lang w:val="en-US"/>
-        </w:rPr>
-        <w:t xml:space="preserve">Tampilan awal berupa table data grid rekapitulasi insentif NOO per area/depo. Tombol Tambah memunculkan Modal Form pemilihan Transit Area (TA), Sales, dan Customer </w:t>
-      </w:r>
+        <w:t>Penjelasan</w:t>
+      </w:r>
+      <w:proofErr w:type="spellEnd"/>
+      <w:r>
+        <w:rPr>
+          <w:b/>
+          <w:bCs/>
+          <w:sz w:val="24"/>
+          <w:szCs w:val="24"/>
+          <w:lang w:val="en-US"/>
+        </w:rPr>
+        <w:t xml:space="preserve"> UI:</w:t>
+      </w:r>
+      <w:r>
+        <w:rPr>
+          <w:sz w:val="24"/>
+          <w:szCs w:val="24"/>
+          <w:lang w:val="en-US"/>
+        </w:rPr>
+        <w:t xml:space="preserve"> </w:t>
+      </w:r>
+      <w:proofErr w:type="spellStart"/>
+      <w:r>
+        <w:rPr>
+          <w:sz w:val="24"/>
+          <w:szCs w:val="24"/>
+          <w:lang w:val="en-US"/>
+        </w:rPr>
+        <w:t>Tampilan</w:t>
+      </w:r>
+      <w:proofErr w:type="spellEnd"/>
+      <w:r>
+        <w:rPr>
+          <w:sz w:val="24"/>
+          <w:szCs w:val="24"/>
+          <w:lang w:val="en-US"/>
+        </w:rPr>
+        <w:t xml:space="preserve"> </w:t>
+      </w:r>
+      <w:proofErr w:type="spellStart"/>
+      <w:r>
+        <w:rPr>
+          <w:sz w:val="24"/>
+          <w:szCs w:val="24"/>
+          <w:lang w:val="en-US"/>
+        </w:rPr>
+        <w:t>awal</w:t>
+      </w:r>
+      <w:proofErr w:type="spellEnd"/>
+      <w:r>
+        <w:rPr>
+          <w:sz w:val="24"/>
+          <w:szCs w:val="24"/>
+          <w:lang w:val="en-US"/>
+        </w:rPr>
+        <w:t xml:space="preserve"> </w:t>
+      </w:r>
+      <w:proofErr w:type="spellStart"/>
+      <w:r>
+        <w:rPr>
+          <w:sz w:val="24"/>
+          <w:szCs w:val="24"/>
+          <w:lang w:val="en-US"/>
+        </w:rPr>
+        <w:t>berupa</w:t>
+      </w:r>
+      <w:proofErr w:type="spellEnd"/>
+      <w:r>
+        <w:rPr>
+          <w:sz w:val="24"/>
+          <w:szCs w:val="24"/>
+          <w:lang w:val="en-US"/>
+        </w:rPr>
+        <w:t xml:space="preserve"> table data grid </w:t>
+      </w:r>
+      <w:proofErr w:type="spellStart"/>
+      <w:r>
+        <w:rPr>
+          <w:sz w:val="24"/>
+          <w:szCs w:val="24"/>
+          <w:lang w:val="en-US"/>
+        </w:rPr>
+        <w:t>rekapitulasi</w:t>
+      </w:r>
+      <w:proofErr w:type="spellEnd"/>
+      <w:r>
+        <w:rPr>
+          <w:sz w:val="24"/>
+          <w:szCs w:val="24"/>
+          <w:lang w:val="en-US"/>
+        </w:rPr>
+        <w:t xml:space="preserve"> </w:t>
+      </w:r>
+      <w:proofErr w:type="spellStart"/>
+      <w:r>
+        <w:rPr>
+          <w:sz w:val="24"/>
+          <w:szCs w:val="24"/>
+          <w:lang w:val="en-US"/>
+        </w:rPr>
+        <w:t>insentif</w:t>
+      </w:r>
+      <w:proofErr w:type="spellEnd"/>
+      <w:r>
+        <w:rPr>
+          <w:sz w:val="24"/>
+          <w:szCs w:val="24"/>
+          <w:lang w:val="en-US"/>
+        </w:rPr>
+        <w:t xml:space="preserve"> NOO per area/depo. </w:t>
+      </w:r>
+      <w:proofErr w:type="spellStart"/>
+      <w:r>
+        <w:rPr>
+          <w:sz w:val="24"/>
+          <w:szCs w:val="24"/>
+          <w:lang w:val="en-US"/>
+        </w:rPr>
+        <w:t>Tombol</w:t>
+      </w:r>
+      <w:proofErr w:type="spellEnd"/>
+      <w:r>
+        <w:rPr>
+          <w:sz w:val="24"/>
+          <w:szCs w:val="24"/>
+          <w:lang w:val="en-US"/>
+        </w:rPr>
+        <w:t xml:space="preserve"> </w:t>
+      </w:r>
+      <w:proofErr w:type="spellStart"/>
+      <w:r>
+        <w:rPr>
+          <w:sz w:val="24"/>
+          <w:szCs w:val="24"/>
+          <w:lang w:val="en-US"/>
+        </w:rPr>
+        <w:t>Tambah</w:t>
+      </w:r>
+      <w:proofErr w:type="spellEnd"/>
+      <w:r>
+        <w:rPr>
+          <w:sz w:val="24"/>
+          <w:szCs w:val="24"/>
+          <w:lang w:val="en-US"/>
+        </w:rPr>
+        <w:t xml:space="preserve"> </w:t>
+      </w:r>
+      <w:proofErr w:type="spellStart"/>
+      <w:r>
+        <w:rPr>
+          <w:sz w:val="24"/>
+          <w:szCs w:val="24"/>
+          <w:lang w:val="en-US"/>
+        </w:rPr>
+        <w:t>memunculkan</w:t>
+      </w:r>
+      <w:proofErr w:type="spellEnd"/>
+      <w:r>
+        <w:rPr>
+          <w:sz w:val="24"/>
+          <w:szCs w:val="24"/>
+          <w:lang w:val="en-US"/>
+        </w:rPr>
+        <w:t xml:space="preserve"> Modal Form </w:t>
+      </w:r>
+      <w:proofErr w:type="spellStart"/>
+      <w:r>
+        <w:rPr>
+          <w:sz w:val="24"/>
+          <w:szCs w:val="24"/>
+          <w:lang w:val="en-US"/>
+        </w:rPr>
+        <w:t>pemilihan</w:t>
+      </w:r>
+      <w:proofErr w:type="spellEnd"/>
+      <w:r>
+        <w:rPr>
+          <w:sz w:val="24"/>
+          <w:szCs w:val="24"/>
+          <w:lang w:val="en-US"/>
+        </w:rPr>
+        <w:t xml:space="preserve"> Transit Area (TA), Sales, dan Customer </w:t>
+      </w:r>
+      <w:proofErr w:type="spellStart"/>
       <w:r>
         <w:rPr>
           <w:sz w:val="24"/>
@@ -8105,7 +11055,106 @@
           <w:lang w:val="en-US"/>
         </w:rPr>
         <w:lastRenderedPageBreak/>
-        <w:t>terkonversi, yang secara otomatis menghitung proporsi Insentif Sales, BDH, dan DOS.</w:t>
+        <w:t>terkonversi</w:t>
+      </w:r>
+      <w:proofErr w:type="spellEnd"/>
+      <w:r>
+        <w:rPr>
+          <w:sz w:val="24"/>
+          <w:szCs w:val="24"/>
+          <w:lang w:val="en-US"/>
+        </w:rPr>
+        <w:t xml:space="preserve">, yang </w:t>
+      </w:r>
+      <w:proofErr w:type="spellStart"/>
+      <w:r>
+        <w:rPr>
+          <w:sz w:val="24"/>
+          <w:szCs w:val="24"/>
+          <w:lang w:val="en-US"/>
+        </w:rPr>
+        <w:t>secara</w:t>
+      </w:r>
+      <w:proofErr w:type="spellEnd"/>
+      <w:r>
+        <w:rPr>
+          <w:sz w:val="24"/>
+          <w:szCs w:val="24"/>
+          <w:lang w:val="en-US"/>
+        </w:rPr>
+        <w:t xml:space="preserve"> </w:t>
+      </w:r>
+      <w:proofErr w:type="spellStart"/>
+      <w:r>
+        <w:rPr>
+          <w:sz w:val="24"/>
+          <w:szCs w:val="24"/>
+          <w:lang w:val="en-US"/>
+        </w:rPr>
+        <w:t>otomatis</w:t>
+      </w:r>
+      <w:proofErr w:type="spellEnd"/>
+      <w:r>
+        <w:rPr>
+          <w:sz w:val="24"/>
+          <w:szCs w:val="24"/>
+          <w:lang w:val="en-US"/>
+        </w:rPr>
+        <w:t xml:space="preserve"> </w:t>
+      </w:r>
+      <w:proofErr w:type="spellStart"/>
+      <w:r>
+        <w:rPr>
+          <w:sz w:val="24"/>
+          <w:szCs w:val="24"/>
+          <w:lang w:val="en-US"/>
+        </w:rPr>
+        <w:t>menghitung</w:t>
+      </w:r>
+      <w:proofErr w:type="spellEnd"/>
+      <w:r>
+        <w:rPr>
+          <w:sz w:val="24"/>
+          <w:szCs w:val="24"/>
+          <w:lang w:val="en-US"/>
+        </w:rPr>
+        <w:t xml:space="preserve"> </w:t>
+      </w:r>
+      <w:proofErr w:type="spellStart"/>
+      <w:r>
+        <w:rPr>
+          <w:sz w:val="24"/>
+          <w:szCs w:val="24"/>
+          <w:lang w:val="en-US"/>
+        </w:rPr>
+        <w:t>proporsi</w:t>
+      </w:r>
+      <w:proofErr w:type="spellEnd"/>
+      <w:r>
+        <w:rPr>
+          <w:sz w:val="24"/>
+          <w:szCs w:val="24"/>
+          <w:lang w:val="en-US"/>
+        </w:rPr>
+        <w:t xml:space="preserve"> </w:t>
+      </w:r>
+      <w:proofErr w:type="spellStart"/>
+      <w:r>
+        <w:rPr>
+          <w:sz w:val="24"/>
+          <w:szCs w:val="24"/>
+          <w:lang w:val="en-US"/>
+        </w:rPr>
+        <w:t>Insentif</w:t>
+      </w:r>
+      <w:proofErr w:type="spellEnd"/>
+      <w:r>
+        <w:rPr>
+          <w:sz w:val="24"/>
+          <w:szCs w:val="24"/>
+          <w:lang w:val="en-US"/>
+        </w:rPr>
+        <w:t xml:space="preserve"> Sales, BDH, dan DOS.</w:t>
       </w:r>
     </w:p>
     <w:p>
@@ -8141,7 +11190,7 @@
                     <pic:cNvPicPr/>
                   </pic:nvPicPr>
                   <pic:blipFill>
-                    <a:blip r:embed="rId15"/>
+                    <a:blip r:embed="rId16"/>
                     <a:stretch>
                       <a:fillRect/>
                     </a:stretch>
@@ -8195,7 +11244,7 @@
                     <pic:cNvPicPr/>
                   </pic:nvPicPr>
                   <pic:blipFill>
-                    <a:blip r:embed="rId16"/>
+                    <a:blip r:embed="rId17"/>
                     <a:stretch>
                       <a:fillRect/>
                     </a:stretch>
@@ -8258,15 +11307,55 @@
           <w:szCs w:val="24"/>
           <w:lang w:val="en-US"/>
         </w:rPr>
-        <w:t xml:space="preserve">Index Komisi Collection </w:t>
-      </w:r>
-      <w:r>
-        <w:rPr>
-          <w:sz w:val="24"/>
-          <w:szCs w:val="24"/>
-          <w:lang w:val="en-US"/>
-        </w:rPr>
-        <w:t>`index-komisi-collection`</w:t>
+        <w:t xml:space="preserve">Index </w:t>
+      </w:r>
+      <w:proofErr w:type="spellStart"/>
+      <w:r>
+        <w:rPr>
+          <w:b/>
+          <w:bCs/>
+          <w:sz w:val="24"/>
+          <w:szCs w:val="24"/>
+          <w:lang w:val="en-US"/>
+        </w:rPr>
+        <w:t>Komisi</w:t>
+      </w:r>
+      <w:proofErr w:type="spellEnd"/>
+      <w:r>
+        <w:rPr>
+          <w:b/>
+          <w:bCs/>
+          <w:sz w:val="24"/>
+          <w:szCs w:val="24"/>
+          <w:lang w:val="en-US"/>
+        </w:rPr>
+        <w:t xml:space="preserve"> Collection </w:t>
+      </w:r>
+      <w:r>
+        <w:rPr>
+          <w:sz w:val="24"/>
+          <w:szCs w:val="24"/>
+          <w:lang w:val="en-US"/>
+        </w:rPr>
+        <w:t>`index-</w:t>
+      </w:r>
+      <w:proofErr w:type="spellStart"/>
+      <w:r>
+        <w:rPr>
+          <w:sz w:val="24"/>
+          <w:szCs w:val="24"/>
+          <w:lang w:val="en-US"/>
+        </w:rPr>
+        <w:t>komisi</w:t>
+      </w:r>
+      <w:proofErr w:type="spellEnd"/>
+      <w:r>
+        <w:rPr>
+          <w:sz w:val="24"/>
+          <w:szCs w:val="24"/>
+          <w:lang w:val="en-US"/>
+        </w:rPr>
+        <w:t>-collection`</w:t>
       </w:r>
     </w:p>
     <w:p>
@@ -8283,6 +11372,7 @@
           <w:lang w:val="en-US"/>
         </w:rPr>
       </w:pPr>
+      <w:proofErr w:type="spellStart"/>
       <w:r>
         <w:rPr>
           <w:b/>
@@ -8291,7 +11381,18 @@
           <w:szCs w:val="24"/>
           <w:lang w:val="en-US"/>
         </w:rPr>
-        <w:t>Komponen:</w:t>
+        <w:t>Komponen</w:t>
+      </w:r>
+      <w:proofErr w:type="spellEnd"/>
+      <w:r>
+        <w:rPr>
+          <w:b/>
+          <w:bCs/>
+          <w:sz w:val="24"/>
+          <w:szCs w:val="24"/>
+          <w:lang w:val="en-US"/>
+        </w:rPr>
+        <w:t>:</w:t>
       </w:r>
       <w:r>
         <w:rPr>
@@ -8326,6 +11427,7 @@
           <w:lang w:val="en-US"/>
         </w:rPr>
       </w:pPr>
+      <w:proofErr w:type="spellStart"/>
       <w:r>
         <w:rPr>
           <w:b/>
@@ -8334,23 +11436,224 @@
           <w:szCs w:val="24"/>
           <w:lang w:val="en-US"/>
         </w:rPr>
-        <w:t>Fungsi:</w:t>
-      </w:r>
-      <w:r>
-        <w:rPr>
-          <w:sz w:val="24"/>
-          <w:szCs w:val="24"/>
-          <w:lang w:val="en-US"/>
-        </w:rPr>
-        <w:t xml:space="preserve"> </w:t>
-      </w:r>
-      <w:r>
-        <w:rPr>
-          <w:sz w:val="24"/>
-          <w:szCs w:val="24"/>
-          <w:lang w:val="en-US"/>
-        </w:rPr>
-        <w:t>Menetapkan matriks acuan nilai indeks komisi berdasarkan rentang pencapaian target penagihan piutang (Collection).</w:t>
+        <w:t>Fungsi</w:t>
+      </w:r>
+      <w:proofErr w:type="spellEnd"/>
+      <w:r>
+        <w:rPr>
+          <w:b/>
+          <w:bCs/>
+          <w:sz w:val="24"/>
+          <w:szCs w:val="24"/>
+          <w:lang w:val="en-US"/>
+        </w:rPr>
+        <w:t>:</w:t>
+      </w:r>
+      <w:r>
+        <w:rPr>
+          <w:sz w:val="24"/>
+          <w:szCs w:val="24"/>
+          <w:lang w:val="en-US"/>
+        </w:rPr>
+        <w:t xml:space="preserve"> </w:t>
+      </w:r>
+      <w:proofErr w:type="spellStart"/>
+      <w:r>
+        <w:rPr>
+          <w:sz w:val="24"/>
+          <w:szCs w:val="24"/>
+          <w:lang w:val="en-US"/>
+        </w:rPr>
+        <w:t>Menetapkan</w:t>
+      </w:r>
+      <w:proofErr w:type="spellEnd"/>
+      <w:r>
+        <w:rPr>
+          <w:sz w:val="24"/>
+          <w:szCs w:val="24"/>
+          <w:lang w:val="en-US"/>
+        </w:rPr>
+        <w:t xml:space="preserve"> </w:t>
+      </w:r>
+      <w:proofErr w:type="spellStart"/>
+      <w:r>
+        <w:rPr>
+          <w:sz w:val="24"/>
+          <w:szCs w:val="24"/>
+          <w:lang w:val="en-US"/>
+        </w:rPr>
+        <w:t>matriks</w:t>
+      </w:r>
+      <w:proofErr w:type="spellEnd"/>
+      <w:r>
+        <w:rPr>
+          <w:sz w:val="24"/>
+          <w:szCs w:val="24"/>
+          <w:lang w:val="en-US"/>
+        </w:rPr>
+        <w:t xml:space="preserve"> </w:t>
+      </w:r>
+      <w:proofErr w:type="spellStart"/>
+      <w:r>
+        <w:rPr>
+          <w:sz w:val="24"/>
+          <w:szCs w:val="24"/>
+          <w:lang w:val="en-US"/>
+        </w:rPr>
+        <w:t>acuan</w:t>
+      </w:r>
+      <w:proofErr w:type="spellEnd"/>
+      <w:r>
+        <w:rPr>
+          <w:sz w:val="24"/>
+          <w:szCs w:val="24"/>
+          <w:lang w:val="en-US"/>
+        </w:rPr>
+        <w:t xml:space="preserve"> </w:t>
+      </w:r>
+      <w:proofErr w:type="spellStart"/>
+      <w:r>
+        <w:rPr>
+          <w:sz w:val="24"/>
+          <w:szCs w:val="24"/>
+          <w:lang w:val="en-US"/>
+        </w:rPr>
+        <w:t>nilai</w:t>
+      </w:r>
+      <w:proofErr w:type="spellEnd"/>
+      <w:r>
+        <w:rPr>
+          <w:sz w:val="24"/>
+          <w:szCs w:val="24"/>
+          <w:lang w:val="en-US"/>
+        </w:rPr>
+        <w:t xml:space="preserve"> </w:t>
+      </w:r>
+      <w:proofErr w:type="spellStart"/>
+      <w:r>
+        <w:rPr>
+          <w:sz w:val="24"/>
+          <w:szCs w:val="24"/>
+          <w:lang w:val="en-US"/>
+        </w:rPr>
+        <w:t>indeks</w:t>
+      </w:r>
+      <w:proofErr w:type="spellEnd"/>
+      <w:r>
+        <w:rPr>
+          <w:sz w:val="24"/>
+          <w:szCs w:val="24"/>
+          <w:lang w:val="en-US"/>
+        </w:rPr>
+        <w:t xml:space="preserve"> </w:t>
+      </w:r>
+      <w:proofErr w:type="spellStart"/>
+      <w:r>
+        <w:rPr>
+          <w:sz w:val="24"/>
+          <w:szCs w:val="24"/>
+          <w:lang w:val="en-US"/>
+        </w:rPr>
+        <w:t>komisi</w:t>
+      </w:r>
+      <w:proofErr w:type="spellEnd"/>
+      <w:r>
+        <w:rPr>
+          <w:sz w:val="24"/>
+          <w:szCs w:val="24"/>
+          <w:lang w:val="en-US"/>
+        </w:rPr>
+        <w:t xml:space="preserve"> </w:t>
+      </w:r>
+      <w:proofErr w:type="spellStart"/>
+      <w:r>
+        <w:rPr>
+          <w:sz w:val="24"/>
+          <w:szCs w:val="24"/>
+          <w:lang w:val="en-US"/>
+        </w:rPr>
+        <w:t>berdasarkan</w:t>
+      </w:r>
+      <w:proofErr w:type="spellEnd"/>
+      <w:r>
+        <w:rPr>
+          <w:sz w:val="24"/>
+          <w:szCs w:val="24"/>
+          <w:lang w:val="en-US"/>
+        </w:rPr>
+        <w:t xml:space="preserve"> </w:t>
+      </w:r>
+      <w:proofErr w:type="spellStart"/>
+      <w:r>
+        <w:rPr>
+          <w:sz w:val="24"/>
+          <w:szCs w:val="24"/>
+          <w:lang w:val="en-US"/>
+        </w:rPr>
+        <w:t>rentang</w:t>
+      </w:r>
+      <w:proofErr w:type="spellEnd"/>
+      <w:r>
+        <w:rPr>
+          <w:sz w:val="24"/>
+          <w:szCs w:val="24"/>
+          <w:lang w:val="en-US"/>
+        </w:rPr>
+        <w:t xml:space="preserve"> </w:t>
+      </w:r>
+      <w:proofErr w:type="spellStart"/>
+      <w:r>
+        <w:rPr>
+          <w:sz w:val="24"/>
+          <w:szCs w:val="24"/>
+          <w:lang w:val="en-US"/>
+        </w:rPr>
+        <w:t>pencapaian</w:t>
+      </w:r>
+      <w:proofErr w:type="spellEnd"/>
+      <w:r>
+        <w:rPr>
+          <w:sz w:val="24"/>
+          <w:szCs w:val="24"/>
+          <w:lang w:val="en-US"/>
+        </w:rPr>
+        <w:t xml:space="preserve"> target </w:t>
+      </w:r>
+      <w:proofErr w:type="spellStart"/>
+      <w:r>
+        <w:rPr>
+          <w:sz w:val="24"/>
+          <w:szCs w:val="24"/>
+          <w:lang w:val="en-US"/>
+        </w:rPr>
+        <w:t>penagihan</w:t>
+      </w:r>
+      <w:proofErr w:type="spellEnd"/>
+      <w:r>
+        <w:rPr>
+          <w:sz w:val="24"/>
+          <w:szCs w:val="24"/>
+          <w:lang w:val="en-US"/>
+        </w:rPr>
+        <w:t xml:space="preserve"> </w:t>
+      </w:r>
+      <w:proofErr w:type="spellStart"/>
+      <w:r>
+        <w:rPr>
+          <w:sz w:val="24"/>
+          <w:szCs w:val="24"/>
+          <w:lang w:val="en-US"/>
+        </w:rPr>
+        <w:t>piutang</w:t>
+      </w:r>
+      <w:proofErr w:type="spellEnd"/>
+      <w:r>
+        <w:rPr>
+          <w:sz w:val="24"/>
+          <w:szCs w:val="24"/>
+          <w:lang w:val="en-US"/>
+        </w:rPr>
+        <w:t xml:space="preserve"> (Collection).</w:t>
       </w:r>
     </w:p>
     <w:p>
@@ -8369,6 +11672,7 @@
           <w:lang w:val="en-US"/>
         </w:rPr>
       </w:pPr>
+      <w:proofErr w:type="spellStart"/>
       <w:r>
         <w:rPr>
           <w:b/>
@@ -8377,23 +11681,332 @@
           <w:szCs w:val="24"/>
           <w:lang w:val="en-US"/>
         </w:rPr>
-        <w:t>Penjelasan UI:</w:t>
-      </w:r>
-      <w:r>
-        <w:rPr>
-          <w:sz w:val="24"/>
-          <w:szCs w:val="24"/>
-          <w:lang w:val="en-US"/>
-        </w:rPr>
-        <w:t xml:space="preserve"> </w:t>
-      </w:r>
-      <w:r>
-        <w:rPr>
-          <w:sz w:val="24"/>
-          <w:szCs w:val="24"/>
-          <w:lang w:val="en-US"/>
-        </w:rPr>
-        <w:t>Tampilan berupa table aturan skema indeks komisi. Tombol Tambah / Edit memunculkan Modal Form input Tipe Kategori, Nilai Persentase Minimal (Min), Nilai Persentase Maksimal (Max), serta Bobot Index Commission. Hapus memunculkan alert konfirmasi.</w:t>
+        <w:t>Penjelasan</w:t>
+      </w:r>
+      <w:proofErr w:type="spellEnd"/>
+      <w:r>
+        <w:rPr>
+          <w:b/>
+          <w:bCs/>
+          <w:sz w:val="24"/>
+          <w:szCs w:val="24"/>
+          <w:lang w:val="en-US"/>
+        </w:rPr>
+        <w:t xml:space="preserve"> UI:</w:t>
+      </w:r>
+      <w:r>
+        <w:rPr>
+          <w:sz w:val="24"/>
+          <w:szCs w:val="24"/>
+          <w:lang w:val="en-US"/>
+        </w:rPr>
+        <w:t xml:space="preserve"> </w:t>
+      </w:r>
+      <w:proofErr w:type="spellStart"/>
+      <w:r>
+        <w:rPr>
+          <w:sz w:val="24"/>
+          <w:szCs w:val="24"/>
+          <w:lang w:val="en-US"/>
+        </w:rPr>
+        <w:t>Tampilan</w:t>
+      </w:r>
+      <w:proofErr w:type="spellEnd"/>
+      <w:r>
+        <w:rPr>
+          <w:sz w:val="24"/>
+          <w:szCs w:val="24"/>
+          <w:lang w:val="en-US"/>
+        </w:rPr>
+        <w:t xml:space="preserve"> </w:t>
+      </w:r>
+      <w:proofErr w:type="spellStart"/>
+      <w:r>
+        <w:rPr>
+          <w:sz w:val="24"/>
+          <w:szCs w:val="24"/>
+          <w:lang w:val="en-US"/>
+        </w:rPr>
+        <w:t>berupa</w:t>
+      </w:r>
+      <w:proofErr w:type="spellEnd"/>
+      <w:r>
+        <w:rPr>
+          <w:sz w:val="24"/>
+          <w:szCs w:val="24"/>
+          <w:lang w:val="en-US"/>
+        </w:rPr>
+        <w:t xml:space="preserve"> table </w:t>
+      </w:r>
+      <w:proofErr w:type="spellStart"/>
+      <w:r>
+        <w:rPr>
+          <w:sz w:val="24"/>
+          <w:szCs w:val="24"/>
+          <w:lang w:val="en-US"/>
+        </w:rPr>
+        <w:t>aturan</w:t>
+      </w:r>
+      <w:proofErr w:type="spellEnd"/>
+      <w:r>
+        <w:rPr>
+          <w:sz w:val="24"/>
+          <w:szCs w:val="24"/>
+          <w:lang w:val="en-US"/>
+        </w:rPr>
+        <w:t xml:space="preserve"> </w:t>
+      </w:r>
+      <w:proofErr w:type="spellStart"/>
+      <w:r>
+        <w:rPr>
+          <w:sz w:val="24"/>
+          <w:szCs w:val="24"/>
+          <w:lang w:val="en-US"/>
+        </w:rPr>
+        <w:t>skema</w:t>
+      </w:r>
+      <w:proofErr w:type="spellEnd"/>
+      <w:r>
+        <w:rPr>
+          <w:sz w:val="24"/>
+          <w:szCs w:val="24"/>
+          <w:lang w:val="en-US"/>
+        </w:rPr>
+        <w:t xml:space="preserve"> </w:t>
+      </w:r>
+      <w:proofErr w:type="spellStart"/>
+      <w:r>
+        <w:rPr>
+          <w:sz w:val="24"/>
+          <w:szCs w:val="24"/>
+          <w:lang w:val="en-US"/>
+        </w:rPr>
+        <w:t>indeks</w:t>
+      </w:r>
+      <w:proofErr w:type="spellEnd"/>
+      <w:r>
+        <w:rPr>
+          <w:sz w:val="24"/>
+          <w:szCs w:val="24"/>
+          <w:lang w:val="en-US"/>
+        </w:rPr>
+        <w:t xml:space="preserve"> </w:t>
+      </w:r>
+      <w:proofErr w:type="spellStart"/>
+      <w:r>
+        <w:rPr>
+          <w:sz w:val="24"/>
+          <w:szCs w:val="24"/>
+          <w:lang w:val="en-US"/>
+        </w:rPr>
+        <w:t>komisi</w:t>
+      </w:r>
+      <w:proofErr w:type="spellEnd"/>
+      <w:r>
+        <w:rPr>
+          <w:sz w:val="24"/>
+          <w:szCs w:val="24"/>
+          <w:lang w:val="en-US"/>
+        </w:rPr>
+        <w:t xml:space="preserve">. </w:t>
+      </w:r>
+      <w:proofErr w:type="spellStart"/>
+      <w:r>
+        <w:rPr>
+          <w:sz w:val="24"/>
+          <w:szCs w:val="24"/>
+          <w:lang w:val="en-US"/>
+        </w:rPr>
+        <w:t>Tombol</w:t>
+      </w:r>
+      <w:proofErr w:type="spellEnd"/>
+      <w:r>
+        <w:rPr>
+          <w:sz w:val="24"/>
+          <w:szCs w:val="24"/>
+          <w:lang w:val="en-US"/>
+        </w:rPr>
+        <w:t xml:space="preserve"> </w:t>
+      </w:r>
+      <w:proofErr w:type="spellStart"/>
+      <w:r>
+        <w:rPr>
+          <w:sz w:val="24"/>
+          <w:szCs w:val="24"/>
+          <w:lang w:val="en-US"/>
+        </w:rPr>
+        <w:t>Tambah</w:t>
+      </w:r>
+      <w:proofErr w:type="spellEnd"/>
+      <w:r>
+        <w:rPr>
+          <w:sz w:val="24"/>
+          <w:szCs w:val="24"/>
+          <w:lang w:val="en-US"/>
+        </w:rPr>
+        <w:t xml:space="preserve"> / Edit </w:t>
+      </w:r>
+      <w:proofErr w:type="spellStart"/>
+      <w:r>
+        <w:rPr>
+          <w:sz w:val="24"/>
+          <w:szCs w:val="24"/>
+          <w:lang w:val="en-US"/>
+        </w:rPr>
+        <w:t>memunculkan</w:t>
+      </w:r>
+      <w:proofErr w:type="spellEnd"/>
+      <w:r>
+        <w:rPr>
+          <w:sz w:val="24"/>
+          <w:szCs w:val="24"/>
+          <w:lang w:val="en-US"/>
+        </w:rPr>
+        <w:t xml:space="preserve"> Modal Form input </w:t>
+      </w:r>
+      <w:proofErr w:type="spellStart"/>
+      <w:r>
+        <w:rPr>
+          <w:sz w:val="24"/>
+          <w:szCs w:val="24"/>
+          <w:lang w:val="en-US"/>
+        </w:rPr>
+        <w:t>Tipe</w:t>
+      </w:r>
+      <w:proofErr w:type="spellEnd"/>
+      <w:r>
+        <w:rPr>
+          <w:sz w:val="24"/>
+          <w:szCs w:val="24"/>
+          <w:lang w:val="en-US"/>
+        </w:rPr>
+        <w:t xml:space="preserve"> Kategori, Nilai </w:t>
+      </w:r>
+      <w:proofErr w:type="spellStart"/>
+      <w:r>
+        <w:rPr>
+          <w:sz w:val="24"/>
+          <w:szCs w:val="24"/>
+          <w:lang w:val="en-US"/>
+        </w:rPr>
+        <w:t>Persentase</w:t>
+      </w:r>
+      <w:proofErr w:type="spellEnd"/>
+      <w:r>
+        <w:rPr>
+          <w:sz w:val="24"/>
+          <w:szCs w:val="24"/>
+          <w:lang w:val="en-US"/>
+        </w:rPr>
+        <w:t xml:space="preserve"> Minimal (Min), Nilai </w:t>
+      </w:r>
+      <w:proofErr w:type="spellStart"/>
+      <w:r>
+        <w:rPr>
+          <w:sz w:val="24"/>
+          <w:szCs w:val="24"/>
+          <w:lang w:val="en-US"/>
+        </w:rPr>
+        <w:t>Persentase</w:t>
+      </w:r>
+      <w:proofErr w:type="spellEnd"/>
+      <w:r>
+        <w:rPr>
+          <w:sz w:val="24"/>
+          <w:szCs w:val="24"/>
+          <w:lang w:val="en-US"/>
+        </w:rPr>
+        <w:t xml:space="preserve"> </w:t>
+      </w:r>
+      <w:proofErr w:type="spellStart"/>
+      <w:r>
+        <w:rPr>
+          <w:sz w:val="24"/>
+          <w:szCs w:val="24"/>
+          <w:lang w:val="en-US"/>
+        </w:rPr>
+        <w:t>Maksimal</w:t>
+      </w:r>
+      <w:proofErr w:type="spellEnd"/>
+      <w:r>
+        <w:rPr>
+          <w:sz w:val="24"/>
+          <w:szCs w:val="24"/>
+          <w:lang w:val="en-US"/>
+        </w:rPr>
+        <w:t xml:space="preserve"> (Max), </w:t>
+      </w:r>
+      <w:proofErr w:type="spellStart"/>
+      <w:r>
+        <w:rPr>
+          <w:sz w:val="24"/>
+          <w:szCs w:val="24"/>
+          <w:lang w:val="en-US"/>
+        </w:rPr>
+        <w:t>serta</w:t>
+      </w:r>
+      <w:proofErr w:type="spellEnd"/>
+      <w:r>
+        <w:rPr>
+          <w:sz w:val="24"/>
+          <w:szCs w:val="24"/>
+          <w:lang w:val="en-US"/>
+        </w:rPr>
+        <w:t xml:space="preserve"> </w:t>
+      </w:r>
+      <w:proofErr w:type="spellStart"/>
+      <w:r>
+        <w:rPr>
+          <w:sz w:val="24"/>
+          <w:szCs w:val="24"/>
+          <w:lang w:val="en-US"/>
+        </w:rPr>
+        <w:t>Bobot</w:t>
+      </w:r>
+      <w:proofErr w:type="spellEnd"/>
+      <w:r>
+        <w:rPr>
+          <w:sz w:val="24"/>
+          <w:szCs w:val="24"/>
+          <w:lang w:val="en-US"/>
+        </w:rPr>
+        <w:t xml:space="preserve"> Index Commission. Hapus </w:t>
+      </w:r>
+      <w:proofErr w:type="spellStart"/>
+      <w:r>
+        <w:rPr>
+          <w:sz w:val="24"/>
+          <w:szCs w:val="24"/>
+          <w:lang w:val="en-US"/>
+        </w:rPr>
+        <w:t>memunculkan</w:t>
+      </w:r>
+      <w:proofErr w:type="spellEnd"/>
+      <w:r>
+        <w:rPr>
+          <w:sz w:val="24"/>
+          <w:szCs w:val="24"/>
+          <w:lang w:val="en-US"/>
+        </w:rPr>
+        <w:t xml:space="preserve"> alert </w:t>
+      </w:r>
+      <w:proofErr w:type="spellStart"/>
+      <w:r>
+        <w:rPr>
+          <w:sz w:val="24"/>
+          <w:szCs w:val="24"/>
+          <w:lang w:val="en-US"/>
+        </w:rPr>
+        <w:t>konfirmasi</w:t>
+      </w:r>
+      <w:proofErr w:type="spellEnd"/>
+      <w:r>
+        <w:rPr>
+          <w:sz w:val="24"/>
+          <w:szCs w:val="24"/>
+          <w:lang w:val="en-US"/>
+        </w:rPr>
+        <w:t>.</w:t>
       </w:r>
     </w:p>
     <w:p>
@@ -8430,7 +12043,7 @@
                     <pic:cNvPicPr/>
                   </pic:nvPicPr>
                   <pic:blipFill>
-                    <a:blip r:embed="rId17"/>
+                    <a:blip r:embed="rId18"/>
                     <a:stretch>
                       <a:fillRect/>
                     </a:stretch>
@@ -8484,7 +12097,7 @@
                     <pic:cNvPicPr/>
                   </pic:nvPicPr>
                   <pic:blipFill>
-                    <a:blip r:embed="rId18"/>
+                    <a:blip r:embed="rId19"/>
                     <a:stretch>
                       <a:fillRect/>
                     </a:stretch>
@@ -8547,15 +12160,55 @@
           <w:szCs w:val="24"/>
           <w:lang w:val="en-US"/>
         </w:rPr>
-        <w:t xml:space="preserve">Marketing Komisi Collection </w:t>
-      </w:r>
-      <w:r>
-        <w:rPr>
-          <w:sz w:val="24"/>
-          <w:szCs w:val="24"/>
-          <w:lang w:val="en-US"/>
-        </w:rPr>
-        <w:t>`marketing-komisi-collection`</w:t>
+        <w:t xml:space="preserve">Marketing </w:t>
+      </w:r>
+      <w:proofErr w:type="spellStart"/>
+      <w:r>
+        <w:rPr>
+          <w:b/>
+          <w:bCs/>
+          <w:sz w:val="24"/>
+          <w:szCs w:val="24"/>
+          <w:lang w:val="en-US"/>
+        </w:rPr>
+        <w:t>Komisi</w:t>
+      </w:r>
+      <w:proofErr w:type="spellEnd"/>
+      <w:r>
+        <w:rPr>
+          <w:b/>
+          <w:bCs/>
+          <w:sz w:val="24"/>
+          <w:szCs w:val="24"/>
+          <w:lang w:val="en-US"/>
+        </w:rPr>
+        <w:t xml:space="preserve"> Collection </w:t>
+      </w:r>
+      <w:r>
+        <w:rPr>
+          <w:sz w:val="24"/>
+          <w:szCs w:val="24"/>
+          <w:lang w:val="en-US"/>
+        </w:rPr>
+        <w:t>`marketing-</w:t>
+      </w:r>
+      <w:proofErr w:type="spellStart"/>
+      <w:r>
+        <w:rPr>
+          <w:sz w:val="24"/>
+          <w:szCs w:val="24"/>
+          <w:lang w:val="en-US"/>
+        </w:rPr>
+        <w:t>komisi</w:t>
+      </w:r>
+      <w:proofErr w:type="spellEnd"/>
+      <w:r>
+        <w:rPr>
+          <w:sz w:val="24"/>
+          <w:szCs w:val="24"/>
+          <w:lang w:val="en-US"/>
+        </w:rPr>
+        <w:t>-collection`</w:t>
       </w:r>
     </w:p>
     <w:p>
@@ -8572,6 +12225,7 @@
           <w:lang w:val="en-US"/>
         </w:rPr>
       </w:pPr>
+      <w:proofErr w:type="spellStart"/>
       <w:r>
         <w:rPr>
           <w:b/>
@@ -8580,24 +12234,225 @@
           <w:szCs w:val="24"/>
           <w:lang w:val="en-US"/>
         </w:rPr>
-        <w:t>Komponen:</w:t>
-      </w:r>
-      <w:r>
-        <w:rPr>
-          <w:sz w:val="24"/>
-          <w:szCs w:val="24"/>
-          <w:lang w:val="en-US"/>
-        </w:rPr>
-        <w:t xml:space="preserve"> </w:t>
-      </w:r>
-      <w:r>
-        <w:rPr>
-          <w:sz w:val="24"/>
-          <w:szCs w:val="24"/>
-          <w:lang w:val="en-US"/>
-        </w:rPr>
-        <w:t>TA, Marketing, Target Usia Piutang &gt; 90, Pencapaian, Persentase, Index Target &gt;= 30, Komisi, Target Usia Piutang &lt;= 90, Pencapaian, Persentase, Index Target &gt;= 80, Komisi, Total Komisi</w:t>
-      </w:r>
+        <w:t>Komponen</w:t>
+      </w:r>
+      <w:proofErr w:type="spellEnd"/>
+      <w:r>
+        <w:rPr>
+          <w:b/>
+          <w:bCs/>
+          <w:sz w:val="24"/>
+          <w:szCs w:val="24"/>
+          <w:lang w:val="en-US"/>
+        </w:rPr>
+        <w:t>:</w:t>
+      </w:r>
+      <w:r>
+        <w:rPr>
+          <w:sz w:val="24"/>
+          <w:szCs w:val="24"/>
+          <w:lang w:val="en-US"/>
+        </w:rPr>
+        <w:t xml:space="preserve"> </w:t>
+      </w:r>
+      <w:r>
+        <w:rPr>
+          <w:sz w:val="24"/>
+          <w:szCs w:val="24"/>
+          <w:lang w:val="en-US"/>
+        </w:rPr>
+        <w:t xml:space="preserve">TA, Marketing, Target </w:t>
+      </w:r>
+      <w:proofErr w:type="spellStart"/>
+      <w:r>
+        <w:rPr>
+          <w:sz w:val="24"/>
+          <w:szCs w:val="24"/>
+          <w:lang w:val="en-US"/>
+        </w:rPr>
+        <w:t>Usia</w:t>
+      </w:r>
+      <w:proofErr w:type="spellEnd"/>
+      <w:r>
+        <w:rPr>
+          <w:sz w:val="24"/>
+          <w:szCs w:val="24"/>
+          <w:lang w:val="en-US"/>
+        </w:rPr>
+        <w:t xml:space="preserve"> </w:t>
+      </w:r>
+      <w:proofErr w:type="spellStart"/>
+      <w:r>
+        <w:rPr>
+          <w:sz w:val="24"/>
+          <w:szCs w:val="24"/>
+          <w:lang w:val="en-US"/>
+        </w:rPr>
+        <w:t>Piutang</w:t>
+      </w:r>
+      <w:proofErr w:type="spellEnd"/>
+      <w:r>
+        <w:rPr>
+          <w:sz w:val="24"/>
+          <w:szCs w:val="24"/>
+          <w:lang w:val="en-US"/>
+        </w:rPr>
+        <w:t xml:space="preserve"> &gt; 90, </w:t>
+      </w:r>
+      <w:proofErr w:type="spellStart"/>
+      <w:r>
+        <w:rPr>
+          <w:sz w:val="24"/>
+          <w:szCs w:val="24"/>
+          <w:lang w:val="en-US"/>
+        </w:rPr>
+        <w:t>Pencapaian</w:t>
+      </w:r>
+      <w:proofErr w:type="spellEnd"/>
+      <w:r>
+        <w:rPr>
+          <w:sz w:val="24"/>
+          <w:szCs w:val="24"/>
+          <w:lang w:val="en-US"/>
+        </w:rPr>
+        <w:t xml:space="preserve">, </w:t>
+      </w:r>
+      <w:proofErr w:type="spellStart"/>
+      <w:r>
+        <w:rPr>
+          <w:sz w:val="24"/>
+          <w:szCs w:val="24"/>
+          <w:lang w:val="en-US"/>
+        </w:rPr>
+        <w:t>Persentase</w:t>
+      </w:r>
+      <w:proofErr w:type="spellEnd"/>
+      <w:r>
+        <w:rPr>
+          <w:sz w:val="24"/>
+          <w:szCs w:val="24"/>
+          <w:lang w:val="en-US"/>
+        </w:rPr>
+        <w:t xml:space="preserve">, Index Target &gt;= 30, </w:t>
+      </w:r>
+      <w:proofErr w:type="spellStart"/>
+      <w:r>
+        <w:rPr>
+          <w:sz w:val="24"/>
+          <w:szCs w:val="24"/>
+          <w:lang w:val="en-US"/>
+        </w:rPr>
+        <w:t>Komisi</w:t>
+      </w:r>
+      <w:proofErr w:type="spellEnd"/>
+      <w:r>
+        <w:rPr>
+          <w:sz w:val="24"/>
+          <w:szCs w:val="24"/>
+          <w:lang w:val="en-US"/>
+        </w:rPr>
+        <w:t xml:space="preserve">, Target </w:t>
+      </w:r>
+      <w:proofErr w:type="spellStart"/>
+      <w:r>
+        <w:rPr>
+          <w:sz w:val="24"/>
+          <w:szCs w:val="24"/>
+          <w:lang w:val="en-US"/>
+        </w:rPr>
+        <w:t>Usia</w:t>
+      </w:r>
+      <w:proofErr w:type="spellEnd"/>
+      <w:r>
+        <w:rPr>
+          <w:sz w:val="24"/>
+          <w:szCs w:val="24"/>
+          <w:lang w:val="en-US"/>
+        </w:rPr>
+        <w:t xml:space="preserve"> </w:t>
+      </w:r>
+      <w:proofErr w:type="spellStart"/>
+      <w:r>
+        <w:rPr>
+          <w:sz w:val="24"/>
+          <w:szCs w:val="24"/>
+          <w:lang w:val="en-US"/>
+        </w:rPr>
+        <w:t>Piutang</w:t>
+      </w:r>
+      <w:proofErr w:type="spellEnd"/>
+      <w:r>
+        <w:rPr>
+          <w:sz w:val="24"/>
+          <w:szCs w:val="24"/>
+          <w:lang w:val="en-US"/>
+        </w:rPr>
+        <w:t xml:space="preserve"> &lt;= 90, </w:t>
+      </w:r>
+      <w:proofErr w:type="spellStart"/>
+      <w:r>
+        <w:rPr>
+          <w:sz w:val="24"/>
+          <w:szCs w:val="24"/>
+          <w:lang w:val="en-US"/>
+        </w:rPr>
+        <w:t>Pencapaian</w:t>
+      </w:r>
+      <w:proofErr w:type="spellEnd"/>
+      <w:r>
+        <w:rPr>
+          <w:sz w:val="24"/>
+          <w:szCs w:val="24"/>
+          <w:lang w:val="en-US"/>
+        </w:rPr>
+        <w:t xml:space="preserve">, </w:t>
+      </w:r>
+      <w:proofErr w:type="spellStart"/>
+      <w:r>
+        <w:rPr>
+          <w:sz w:val="24"/>
+          <w:szCs w:val="24"/>
+          <w:lang w:val="en-US"/>
+        </w:rPr>
+        <w:t>Persentase</w:t>
+      </w:r>
+      <w:proofErr w:type="spellEnd"/>
+      <w:r>
+        <w:rPr>
+          <w:sz w:val="24"/>
+          <w:szCs w:val="24"/>
+          <w:lang w:val="en-US"/>
+        </w:rPr>
+        <w:t xml:space="preserve">, Index Target &gt;= 80, </w:t>
+      </w:r>
+      <w:proofErr w:type="spellStart"/>
+      <w:r>
+        <w:rPr>
+          <w:sz w:val="24"/>
+          <w:szCs w:val="24"/>
+          <w:lang w:val="en-US"/>
+        </w:rPr>
+        <w:t>Komisi</w:t>
+      </w:r>
+      <w:proofErr w:type="spellEnd"/>
+      <w:r>
+        <w:rPr>
+          <w:sz w:val="24"/>
+          <w:szCs w:val="24"/>
+          <w:lang w:val="en-US"/>
+        </w:rPr>
+        <w:t xml:space="preserve">, Total </w:t>
+      </w:r>
+      <w:proofErr w:type="spellStart"/>
+      <w:r>
+        <w:rPr>
+          <w:sz w:val="24"/>
+          <w:szCs w:val="24"/>
+          <w:lang w:val="en-US"/>
+        </w:rPr>
+        <w:t>Komisi</w:t>
+      </w:r>
+      <w:proofErr w:type="spellEnd"/>
     </w:p>
     <w:p>
       <w:pPr>
@@ -8615,6 +12470,7 @@
           <w:lang w:val="en-US"/>
         </w:rPr>
       </w:pPr>
+      <w:proofErr w:type="spellStart"/>
       <w:r>
         <w:rPr>
           <w:b/>
@@ -8623,23 +12479,296 @@
           <w:szCs w:val="24"/>
           <w:lang w:val="en-US"/>
         </w:rPr>
-        <w:t>Fungsi:</w:t>
-      </w:r>
-      <w:r>
-        <w:rPr>
-          <w:sz w:val="24"/>
-          <w:szCs w:val="24"/>
-          <w:lang w:val="en-US"/>
-        </w:rPr>
-        <w:t xml:space="preserve"> </w:t>
-      </w:r>
-      <w:r>
-        <w:rPr>
-          <w:sz w:val="24"/>
-          <w:szCs w:val="24"/>
-          <w:lang w:val="en-US"/>
-        </w:rPr>
-        <w:t>Mengkalkulasi dan memproses pencairan komisi penagihan bagi tim marketing/sales berdasarkan performa penagihan piutang lancar (&lt;=90 hari) dan piutang lama (&gt;90 hari).</w:t>
+        <w:t>Fungsi</w:t>
+      </w:r>
+      <w:proofErr w:type="spellEnd"/>
+      <w:r>
+        <w:rPr>
+          <w:b/>
+          <w:bCs/>
+          <w:sz w:val="24"/>
+          <w:szCs w:val="24"/>
+          <w:lang w:val="en-US"/>
+        </w:rPr>
+        <w:t>:</w:t>
+      </w:r>
+      <w:r>
+        <w:rPr>
+          <w:sz w:val="24"/>
+          <w:szCs w:val="24"/>
+          <w:lang w:val="en-US"/>
+        </w:rPr>
+        <w:t xml:space="preserve"> </w:t>
+      </w:r>
+      <w:proofErr w:type="spellStart"/>
+      <w:r>
+        <w:rPr>
+          <w:sz w:val="24"/>
+          <w:szCs w:val="24"/>
+          <w:lang w:val="en-US"/>
+        </w:rPr>
+        <w:t>Mengkalkulasi</w:t>
+      </w:r>
+      <w:proofErr w:type="spellEnd"/>
+      <w:r>
+        <w:rPr>
+          <w:sz w:val="24"/>
+          <w:szCs w:val="24"/>
+          <w:lang w:val="en-US"/>
+        </w:rPr>
+        <w:t xml:space="preserve"> dan </w:t>
+      </w:r>
+      <w:proofErr w:type="spellStart"/>
+      <w:r>
+        <w:rPr>
+          <w:sz w:val="24"/>
+          <w:szCs w:val="24"/>
+          <w:lang w:val="en-US"/>
+        </w:rPr>
+        <w:t>memproses</w:t>
+      </w:r>
+      <w:proofErr w:type="spellEnd"/>
+      <w:r>
+        <w:rPr>
+          <w:sz w:val="24"/>
+          <w:szCs w:val="24"/>
+          <w:lang w:val="en-US"/>
+        </w:rPr>
+        <w:t xml:space="preserve"> </w:t>
+      </w:r>
+      <w:proofErr w:type="spellStart"/>
+      <w:r>
+        <w:rPr>
+          <w:sz w:val="24"/>
+          <w:szCs w:val="24"/>
+          <w:lang w:val="en-US"/>
+        </w:rPr>
+        <w:t>pencairan</w:t>
+      </w:r>
+      <w:proofErr w:type="spellEnd"/>
+      <w:r>
+        <w:rPr>
+          <w:sz w:val="24"/>
+          <w:szCs w:val="24"/>
+          <w:lang w:val="en-US"/>
+        </w:rPr>
+        <w:t xml:space="preserve"> </w:t>
+      </w:r>
+      <w:proofErr w:type="spellStart"/>
+      <w:r>
+        <w:rPr>
+          <w:sz w:val="24"/>
+          <w:szCs w:val="24"/>
+          <w:lang w:val="en-US"/>
+        </w:rPr>
+        <w:t>komisi</w:t>
+      </w:r>
+      <w:proofErr w:type="spellEnd"/>
+      <w:r>
+        <w:rPr>
+          <w:sz w:val="24"/>
+          <w:szCs w:val="24"/>
+          <w:lang w:val="en-US"/>
+        </w:rPr>
+        <w:t xml:space="preserve"> </w:t>
+      </w:r>
+      <w:proofErr w:type="spellStart"/>
+      <w:r>
+        <w:rPr>
+          <w:sz w:val="24"/>
+          <w:szCs w:val="24"/>
+          <w:lang w:val="en-US"/>
+        </w:rPr>
+        <w:t>penagihan</w:t>
+      </w:r>
+      <w:proofErr w:type="spellEnd"/>
+      <w:r>
+        <w:rPr>
+          <w:sz w:val="24"/>
+          <w:szCs w:val="24"/>
+          <w:lang w:val="en-US"/>
+        </w:rPr>
+        <w:t xml:space="preserve"> </w:t>
+      </w:r>
+      <w:proofErr w:type="spellStart"/>
+      <w:r>
+        <w:rPr>
+          <w:sz w:val="24"/>
+          <w:szCs w:val="24"/>
+          <w:lang w:val="en-US"/>
+        </w:rPr>
+        <w:t>bagi</w:t>
+      </w:r>
+      <w:proofErr w:type="spellEnd"/>
+      <w:r>
+        <w:rPr>
+          <w:sz w:val="24"/>
+          <w:szCs w:val="24"/>
+          <w:lang w:val="en-US"/>
+        </w:rPr>
+        <w:t xml:space="preserve"> </w:t>
+      </w:r>
+      <w:proofErr w:type="spellStart"/>
+      <w:r>
+        <w:rPr>
+          <w:sz w:val="24"/>
+          <w:szCs w:val="24"/>
+          <w:lang w:val="en-US"/>
+        </w:rPr>
+        <w:t>tim</w:t>
+      </w:r>
+      <w:proofErr w:type="spellEnd"/>
+      <w:r>
+        <w:rPr>
+          <w:sz w:val="24"/>
+          <w:szCs w:val="24"/>
+          <w:lang w:val="en-US"/>
+        </w:rPr>
+        <w:t xml:space="preserve"> marketing/sales </w:t>
+      </w:r>
+      <w:proofErr w:type="spellStart"/>
+      <w:r>
+        <w:rPr>
+          <w:sz w:val="24"/>
+          <w:szCs w:val="24"/>
+          <w:lang w:val="en-US"/>
+        </w:rPr>
+        <w:t>berdasarkan</w:t>
+      </w:r>
+      <w:proofErr w:type="spellEnd"/>
+      <w:r>
+        <w:rPr>
+          <w:sz w:val="24"/>
+          <w:szCs w:val="24"/>
+          <w:lang w:val="en-US"/>
+        </w:rPr>
+        <w:t xml:space="preserve"> </w:t>
+      </w:r>
+      <w:proofErr w:type="spellStart"/>
+      <w:r>
+        <w:rPr>
+          <w:sz w:val="24"/>
+          <w:szCs w:val="24"/>
+          <w:lang w:val="en-US"/>
+        </w:rPr>
+        <w:t>performa</w:t>
+      </w:r>
+      <w:proofErr w:type="spellEnd"/>
+      <w:r>
+        <w:rPr>
+          <w:sz w:val="24"/>
+          <w:szCs w:val="24"/>
+          <w:lang w:val="en-US"/>
+        </w:rPr>
+        <w:t xml:space="preserve"> </w:t>
+      </w:r>
+      <w:proofErr w:type="spellStart"/>
+      <w:r>
+        <w:rPr>
+          <w:sz w:val="24"/>
+          <w:szCs w:val="24"/>
+          <w:lang w:val="en-US"/>
+        </w:rPr>
+        <w:t>penagihan</w:t>
+      </w:r>
+      <w:proofErr w:type="spellEnd"/>
+      <w:r>
+        <w:rPr>
+          <w:sz w:val="24"/>
+          <w:szCs w:val="24"/>
+          <w:lang w:val="en-US"/>
+        </w:rPr>
+        <w:t xml:space="preserve"> </w:t>
+      </w:r>
+      <w:proofErr w:type="spellStart"/>
+      <w:r>
+        <w:rPr>
+          <w:sz w:val="24"/>
+          <w:szCs w:val="24"/>
+          <w:lang w:val="en-US"/>
+        </w:rPr>
+        <w:t>piutang</w:t>
+      </w:r>
+      <w:proofErr w:type="spellEnd"/>
+      <w:r>
+        <w:rPr>
+          <w:sz w:val="24"/>
+          <w:szCs w:val="24"/>
+          <w:lang w:val="en-US"/>
+        </w:rPr>
+        <w:t xml:space="preserve"> </w:t>
+      </w:r>
+      <w:proofErr w:type="spellStart"/>
+      <w:r>
+        <w:rPr>
+          <w:sz w:val="24"/>
+          <w:szCs w:val="24"/>
+          <w:lang w:val="en-US"/>
+        </w:rPr>
+        <w:t>lancar</w:t>
+      </w:r>
+      <w:proofErr w:type="spellEnd"/>
+      <w:r>
+        <w:rPr>
+          <w:sz w:val="24"/>
+          <w:szCs w:val="24"/>
+          <w:lang w:val="en-US"/>
+        </w:rPr>
+        <w:t xml:space="preserve"> (&lt;=90 </w:t>
+      </w:r>
+      <w:proofErr w:type="spellStart"/>
+      <w:r>
+        <w:rPr>
+          <w:sz w:val="24"/>
+          <w:szCs w:val="24"/>
+          <w:lang w:val="en-US"/>
+        </w:rPr>
+        <w:t>hari</w:t>
+      </w:r>
+      <w:proofErr w:type="spellEnd"/>
+      <w:r>
+        <w:rPr>
+          <w:sz w:val="24"/>
+          <w:szCs w:val="24"/>
+          <w:lang w:val="en-US"/>
+        </w:rPr>
+        <w:t xml:space="preserve">) dan </w:t>
+      </w:r>
+      <w:proofErr w:type="spellStart"/>
+      <w:r>
+        <w:rPr>
+          <w:sz w:val="24"/>
+          <w:szCs w:val="24"/>
+          <w:lang w:val="en-US"/>
+        </w:rPr>
+        <w:t>piutang</w:t>
+      </w:r>
+      <w:proofErr w:type="spellEnd"/>
+      <w:r>
+        <w:rPr>
+          <w:sz w:val="24"/>
+          <w:szCs w:val="24"/>
+          <w:lang w:val="en-US"/>
+        </w:rPr>
+        <w:t xml:space="preserve"> lama (&gt;90 </w:t>
+      </w:r>
+      <w:proofErr w:type="spellStart"/>
+      <w:r>
+        <w:rPr>
+          <w:sz w:val="24"/>
+          <w:szCs w:val="24"/>
+          <w:lang w:val="en-US"/>
+        </w:rPr>
+        <w:t>hari</w:t>
+      </w:r>
+      <w:proofErr w:type="spellEnd"/>
+      <w:r>
+        <w:rPr>
+          <w:sz w:val="24"/>
+          <w:szCs w:val="24"/>
+          <w:lang w:val="en-US"/>
+        </w:rPr>
+        <w:t>).</w:t>
       </w:r>
     </w:p>
     <w:p>
@@ -8658,6 +12787,7 @@
           <w:lang w:val="en-US"/>
         </w:rPr>
       </w:pPr>
+      <w:proofErr w:type="spellStart"/>
       <w:r>
         <w:rPr>
           <w:b/>
@@ -8666,23 +12796,621 @@
           <w:szCs w:val="24"/>
           <w:lang w:val="en-US"/>
         </w:rPr>
-        <w:t>Penjelasan UI:</w:t>
-      </w:r>
-      <w:r>
-        <w:rPr>
-          <w:sz w:val="24"/>
-          <w:szCs w:val="24"/>
-          <w:lang w:val="en-US"/>
-        </w:rPr>
-        <w:t xml:space="preserve"> </w:t>
-      </w:r>
-      <w:r>
-        <w:rPr>
-          <w:sz w:val="24"/>
-          <w:szCs w:val="24"/>
-          <w:lang w:val="en-US"/>
-        </w:rPr>
-        <w:t>Tampilan awal berupa table kalkulasi komisi bulanan per salesman. Tombol Tambah / Hitung Komisi memunculkan Modal Form berstruktur Pilihan Periode, Transit Area (TA), Lookup Marketing, serta data grid kalkulasi otomatis yang membandingkan target vs pencapaian piutang, penetapan indeks, dan total nilai komisi bersih yang berhak diterima.</w:t>
+        <w:t>Penjelasan</w:t>
+      </w:r>
+      <w:proofErr w:type="spellEnd"/>
+      <w:r>
+        <w:rPr>
+          <w:b/>
+          <w:bCs/>
+          <w:sz w:val="24"/>
+          <w:szCs w:val="24"/>
+          <w:lang w:val="en-US"/>
+        </w:rPr>
+        <w:t xml:space="preserve"> UI:</w:t>
+      </w:r>
+      <w:r>
+        <w:rPr>
+          <w:sz w:val="24"/>
+          <w:szCs w:val="24"/>
+          <w:lang w:val="en-US"/>
+        </w:rPr>
+        <w:t xml:space="preserve"> </w:t>
+      </w:r>
+      <w:proofErr w:type="spellStart"/>
+      <w:r>
+        <w:rPr>
+          <w:sz w:val="24"/>
+          <w:szCs w:val="24"/>
+          <w:lang w:val="en-US"/>
+        </w:rPr>
+        <w:t>Tampilan</w:t>
+      </w:r>
+      <w:proofErr w:type="spellEnd"/>
+      <w:r>
+        <w:rPr>
+          <w:sz w:val="24"/>
+          <w:szCs w:val="24"/>
+          <w:lang w:val="en-US"/>
+        </w:rPr>
+        <w:t xml:space="preserve"> </w:t>
+      </w:r>
+      <w:proofErr w:type="spellStart"/>
+      <w:r>
+        <w:rPr>
+          <w:sz w:val="24"/>
+          <w:szCs w:val="24"/>
+          <w:lang w:val="en-US"/>
+        </w:rPr>
+        <w:t>awal</w:t>
+      </w:r>
+      <w:proofErr w:type="spellEnd"/>
+      <w:r>
+        <w:rPr>
+          <w:sz w:val="24"/>
+          <w:szCs w:val="24"/>
+          <w:lang w:val="en-US"/>
+        </w:rPr>
+        <w:t xml:space="preserve"> </w:t>
+      </w:r>
+      <w:proofErr w:type="spellStart"/>
+      <w:r>
+        <w:rPr>
+          <w:sz w:val="24"/>
+          <w:szCs w:val="24"/>
+          <w:lang w:val="en-US"/>
+        </w:rPr>
+        <w:t>berupa</w:t>
+      </w:r>
+      <w:proofErr w:type="spellEnd"/>
+      <w:r>
+        <w:rPr>
+          <w:sz w:val="24"/>
+          <w:szCs w:val="24"/>
+          <w:lang w:val="en-US"/>
+        </w:rPr>
+        <w:t xml:space="preserve"> table </w:t>
+      </w:r>
+      <w:proofErr w:type="spellStart"/>
+      <w:r>
+        <w:rPr>
+          <w:sz w:val="24"/>
+          <w:szCs w:val="24"/>
+          <w:lang w:val="en-US"/>
+        </w:rPr>
+        <w:t>kalkulasi</w:t>
+      </w:r>
+      <w:proofErr w:type="spellEnd"/>
+      <w:r>
+        <w:rPr>
+          <w:sz w:val="24"/>
+          <w:szCs w:val="24"/>
+          <w:lang w:val="en-US"/>
+        </w:rPr>
+        <w:t xml:space="preserve"> </w:t>
+      </w:r>
+      <w:proofErr w:type="spellStart"/>
+      <w:r>
+        <w:rPr>
+          <w:sz w:val="24"/>
+          <w:szCs w:val="24"/>
+          <w:lang w:val="en-US"/>
+        </w:rPr>
+        <w:t>komisi</w:t>
+      </w:r>
+      <w:proofErr w:type="spellEnd"/>
+      <w:r>
+        <w:rPr>
+          <w:sz w:val="24"/>
+          <w:szCs w:val="24"/>
+          <w:lang w:val="en-US"/>
+        </w:rPr>
+        <w:t xml:space="preserve"> </w:t>
+      </w:r>
+      <w:proofErr w:type="spellStart"/>
+      <w:r>
+        <w:rPr>
+          <w:sz w:val="24"/>
+          <w:szCs w:val="24"/>
+          <w:lang w:val="en-US"/>
+        </w:rPr>
+        <w:t>bulanan</w:t>
+      </w:r>
+      <w:proofErr w:type="spellEnd"/>
+      <w:r>
+        <w:rPr>
+          <w:sz w:val="24"/>
+          <w:szCs w:val="24"/>
+          <w:lang w:val="en-US"/>
+        </w:rPr>
+        <w:t xml:space="preserve"> per salesman. </w:t>
+      </w:r>
+      <w:proofErr w:type="spellStart"/>
+      <w:r>
+        <w:rPr>
+          <w:sz w:val="24"/>
+          <w:szCs w:val="24"/>
+          <w:lang w:val="en-US"/>
+        </w:rPr>
+        <w:t>Tombol</w:t>
+      </w:r>
+      <w:proofErr w:type="spellEnd"/>
+      <w:r>
+        <w:rPr>
+          <w:sz w:val="24"/>
+          <w:szCs w:val="24"/>
+          <w:lang w:val="en-US"/>
+        </w:rPr>
+        <w:t xml:space="preserve"> </w:t>
+      </w:r>
+      <w:proofErr w:type="spellStart"/>
+      <w:r>
+        <w:rPr>
+          <w:sz w:val="24"/>
+          <w:szCs w:val="24"/>
+          <w:lang w:val="en-US"/>
+        </w:rPr>
+        <w:t>Tambah</w:t>
+      </w:r>
+      <w:proofErr w:type="spellEnd"/>
+      <w:r>
+        <w:rPr>
+          <w:sz w:val="24"/>
+          <w:szCs w:val="24"/>
+          <w:lang w:val="en-US"/>
+        </w:rPr>
+        <w:t xml:space="preserve"> / </w:t>
+      </w:r>
+      <w:proofErr w:type="spellStart"/>
+      <w:r>
+        <w:rPr>
+          <w:sz w:val="24"/>
+          <w:szCs w:val="24"/>
+          <w:lang w:val="en-US"/>
+        </w:rPr>
+        <w:t>Hitung</w:t>
+      </w:r>
+      <w:proofErr w:type="spellEnd"/>
+      <w:r>
+        <w:rPr>
+          <w:sz w:val="24"/>
+          <w:szCs w:val="24"/>
+          <w:lang w:val="en-US"/>
+        </w:rPr>
+        <w:t xml:space="preserve"> </w:t>
+      </w:r>
+      <w:proofErr w:type="spellStart"/>
+      <w:r>
+        <w:rPr>
+          <w:sz w:val="24"/>
+          <w:szCs w:val="24"/>
+          <w:lang w:val="en-US"/>
+        </w:rPr>
+        <w:t>Komisi</w:t>
+      </w:r>
+      <w:proofErr w:type="spellEnd"/>
+      <w:r>
+        <w:rPr>
+          <w:sz w:val="24"/>
+          <w:szCs w:val="24"/>
+          <w:lang w:val="en-US"/>
+        </w:rPr>
+        <w:t xml:space="preserve"> </w:t>
+      </w:r>
+      <w:proofErr w:type="spellStart"/>
+      <w:r>
+        <w:rPr>
+          <w:sz w:val="24"/>
+          <w:szCs w:val="24"/>
+          <w:lang w:val="en-US"/>
+        </w:rPr>
+        <w:t>memunculkan</w:t>
+      </w:r>
+      <w:proofErr w:type="spellEnd"/>
+      <w:r>
+        <w:rPr>
+          <w:sz w:val="24"/>
+          <w:szCs w:val="24"/>
+          <w:lang w:val="en-US"/>
+        </w:rPr>
+        <w:t xml:space="preserve"> Modal Form </w:t>
+      </w:r>
+      <w:proofErr w:type="spellStart"/>
+      <w:r>
+        <w:rPr>
+          <w:sz w:val="24"/>
+          <w:szCs w:val="24"/>
+          <w:lang w:val="en-US"/>
+        </w:rPr>
+        <w:t>berstruktur</w:t>
+      </w:r>
+      <w:proofErr w:type="spellEnd"/>
+      <w:r>
+        <w:rPr>
+          <w:sz w:val="24"/>
+          <w:szCs w:val="24"/>
+          <w:lang w:val="en-US"/>
+        </w:rPr>
+        <w:t xml:space="preserve"> </w:t>
+      </w:r>
+      <w:proofErr w:type="spellStart"/>
+      <w:r>
+        <w:rPr>
+          <w:sz w:val="24"/>
+          <w:szCs w:val="24"/>
+          <w:lang w:val="en-US"/>
+        </w:rPr>
+        <w:t>Pilihan</w:t>
+      </w:r>
+      <w:proofErr w:type="spellEnd"/>
+      <w:r>
+        <w:rPr>
+          <w:sz w:val="24"/>
+          <w:szCs w:val="24"/>
+          <w:lang w:val="en-US"/>
+        </w:rPr>
+        <w:t xml:space="preserve"> </w:t>
+      </w:r>
+      <w:proofErr w:type="spellStart"/>
+      <w:r>
+        <w:rPr>
+          <w:sz w:val="24"/>
+          <w:szCs w:val="24"/>
+          <w:lang w:val="en-US"/>
+        </w:rPr>
+        <w:t>Periode</w:t>
+      </w:r>
+      <w:proofErr w:type="spellEnd"/>
+      <w:r>
+        <w:rPr>
+          <w:sz w:val="24"/>
+          <w:szCs w:val="24"/>
+          <w:lang w:val="en-US"/>
+        </w:rPr>
+        <w:t xml:space="preserve">, Transit Area (TA), Lookup Marketing, </w:t>
+      </w:r>
+      <w:proofErr w:type="spellStart"/>
+      <w:r>
+        <w:rPr>
+          <w:sz w:val="24"/>
+          <w:szCs w:val="24"/>
+          <w:lang w:val="en-US"/>
+        </w:rPr>
+        <w:t>serta</w:t>
+      </w:r>
+      <w:proofErr w:type="spellEnd"/>
+      <w:r>
+        <w:rPr>
+          <w:sz w:val="24"/>
+          <w:szCs w:val="24"/>
+          <w:lang w:val="en-US"/>
+        </w:rPr>
+        <w:t xml:space="preserve"> data grid </w:t>
+      </w:r>
+      <w:proofErr w:type="spellStart"/>
+      <w:r>
+        <w:rPr>
+          <w:sz w:val="24"/>
+          <w:szCs w:val="24"/>
+          <w:lang w:val="en-US"/>
+        </w:rPr>
+        <w:t>kalkulasi</w:t>
+      </w:r>
+      <w:proofErr w:type="spellEnd"/>
+      <w:r>
+        <w:rPr>
+          <w:sz w:val="24"/>
+          <w:szCs w:val="24"/>
+          <w:lang w:val="en-US"/>
+        </w:rPr>
+        <w:t xml:space="preserve"> </w:t>
+      </w:r>
+      <w:proofErr w:type="spellStart"/>
+      <w:r>
+        <w:rPr>
+          <w:sz w:val="24"/>
+          <w:szCs w:val="24"/>
+          <w:lang w:val="en-US"/>
+        </w:rPr>
+        <w:t>otomatis</w:t>
+      </w:r>
+      <w:proofErr w:type="spellEnd"/>
+      <w:r>
+        <w:rPr>
+          <w:sz w:val="24"/>
+          <w:szCs w:val="24"/>
+          <w:lang w:val="en-US"/>
+        </w:rPr>
+        <w:t xml:space="preserve"> yang </w:t>
+      </w:r>
+      <w:proofErr w:type="spellStart"/>
+      <w:r>
+        <w:rPr>
+          <w:sz w:val="24"/>
+          <w:szCs w:val="24"/>
+          <w:lang w:val="en-US"/>
+        </w:rPr>
+        <w:t>membandingkan</w:t>
+      </w:r>
+      <w:proofErr w:type="spellEnd"/>
+      <w:r>
+        <w:rPr>
+          <w:sz w:val="24"/>
+          <w:szCs w:val="24"/>
+          <w:lang w:val="en-US"/>
+        </w:rPr>
+        <w:t xml:space="preserve"> target vs </w:t>
+      </w:r>
+      <w:proofErr w:type="spellStart"/>
+      <w:r>
+        <w:rPr>
+          <w:sz w:val="24"/>
+          <w:szCs w:val="24"/>
+          <w:lang w:val="en-US"/>
+        </w:rPr>
+        <w:t>pencapaian</w:t>
+      </w:r>
+      <w:proofErr w:type="spellEnd"/>
+      <w:r>
+        <w:rPr>
+          <w:sz w:val="24"/>
+          <w:szCs w:val="24"/>
+          <w:lang w:val="en-US"/>
+        </w:rPr>
+        <w:t xml:space="preserve"> </w:t>
+      </w:r>
+      <w:proofErr w:type="spellStart"/>
+      <w:r>
+        <w:rPr>
+          <w:sz w:val="24"/>
+          <w:szCs w:val="24"/>
+          <w:lang w:val="en-US"/>
+        </w:rPr>
+        <w:t>piutang</w:t>
+      </w:r>
+      <w:proofErr w:type="spellEnd"/>
+      <w:r>
+        <w:rPr>
+          <w:sz w:val="24"/>
+          <w:szCs w:val="24"/>
+          <w:lang w:val="en-US"/>
+        </w:rPr>
+        <w:t xml:space="preserve">, </w:t>
+      </w:r>
+      <w:proofErr w:type="spellStart"/>
+      <w:r>
+        <w:rPr>
+          <w:sz w:val="24"/>
+          <w:szCs w:val="24"/>
+          <w:lang w:val="en-US"/>
+        </w:rPr>
+        <w:t>penetapan</w:t>
+      </w:r>
+      <w:proofErr w:type="spellEnd"/>
+      <w:r>
+        <w:rPr>
+          <w:sz w:val="24"/>
+          <w:szCs w:val="24"/>
+          <w:lang w:val="en-US"/>
+        </w:rPr>
+        <w:t xml:space="preserve"> </w:t>
+      </w:r>
+      <w:proofErr w:type="spellStart"/>
+      <w:r>
+        <w:rPr>
+          <w:sz w:val="24"/>
+          <w:szCs w:val="24"/>
+          <w:lang w:val="en-US"/>
+        </w:rPr>
+        <w:t>indeks</w:t>
+      </w:r>
+      <w:proofErr w:type="spellEnd"/>
+      <w:r>
+        <w:rPr>
+          <w:sz w:val="24"/>
+          <w:szCs w:val="24"/>
+          <w:lang w:val="en-US"/>
+        </w:rPr>
+        <w:t xml:space="preserve">, dan total </w:t>
+      </w:r>
+      <w:proofErr w:type="spellStart"/>
+      <w:r>
+        <w:rPr>
+          <w:sz w:val="24"/>
+          <w:szCs w:val="24"/>
+          <w:lang w:val="en-US"/>
+        </w:rPr>
+        <w:t>nilai</w:t>
+      </w:r>
+      <w:proofErr w:type="spellEnd"/>
+      <w:r>
+        <w:rPr>
+          <w:sz w:val="24"/>
+          <w:szCs w:val="24"/>
+          <w:lang w:val="en-US"/>
+        </w:rPr>
+        <w:t xml:space="preserve"> </w:t>
+      </w:r>
+      <w:proofErr w:type="spellStart"/>
+      <w:r>
+        <w:rPr>
+          <w:sz w:val="24"/>
+          <w:szCs w:val="24"/>
+          <w:lang w:val="en-US"/>
+        </w:rPr>
+        <w:t>komisi</w:t>
+      </w:r>
+      <w:proofErr w:type="spellEnd"/>
+      <w:r>
+        <w:rPr>
+          <w:sz w:val="24"/>
+          <w:szCs w:val="24"/>
+          <w:lang w:val="en-US"/>
+        </w:rPr>
+        <w:t xml:space="preserve"> </w:t>
+      </w:r>
+      <w:proofErr w:type="spellStart"/>
+      <w:r>
+        <w:rPr>
+          <w:sz w:val="24"/>
+          <w:szCs w:val="24"/>
+          <w:lang w:val="en-US"/>
+        </w:rPr>
+        <w:t>bersih</w:t>
+      </w:r>
+      <w:proofErr w:type="spellEnd"/>
+      <w:r>
+        <w:rPr>
+          <w:sz w:val="24"/>
+          <w:szCs w:val="24"/>
+          <w:lang w:val="en-US"/>
+        </w:rPr>
+        <w:t xml:space="preserve"> yang </w:t>
+      </w:r>
+      <w:proofErr w:type="spellStart"/>
+      <w:r>
+        <w:rPr>
+          <w:sz w:val="24"/>
+          <w:szCs w:val="24"/>
+          <w:lang w:val="en-US"/>
+        </w:rPr>
+        <w:t>berhak</w:t>
+      </w:r>
+      <w:proofErr w:type="spellEnd"/>
+      <w:r>
+        <w:rPr>
+          <w:sz w:val="24"/>
+          <w:szCs w:val="24"/>
+          <w:lang w:val="en-US"/>
+        </w:rPr>
+        <w:t xml:space="preserve"> </w:t>
+      </w:r>
+      <w:proofErr w:type="spellStart"/>
+      <w:r>
+        <w:rPr>
+          <w:sz w:val="24"/>
+          <w:szCs w:val="24"/>
+          <w:lang w:val="en-US"/>
+        </w:rPr>
+        <w:t>diterima</w:t>
+      </w:r>
+      <w:proofErr w:type="spellEnd"/>
+      <w:r>
+        <w:rPr>
+          <w:sz w:val="24"/>
+          <w:szCs w:val="24"/>
+          <w:lang w:val="en-US"/>
+        </w:rPr>
+        <w:t>.</w:t>
+      </w:r>
+    </w:p>
+    <w:p>
+      <w:pPr>
+        <w:tabs>
+          <w:tab w:val="num" w:pos="2160"/>
+        </w:tabs>
+        <w:spacing w:line="360" w:lineRule="auto"/>
+        <w:ind w:left="1728"/>
+        <w:rPr>
+          <w:sz w:val="24"/>
+          <w:szCs w:val="24"/>
+          <w:lang w:val="en-US"/>
+        </w:rPr>
+      </w:pPr>
+      <w:r>
+        <w:rPr>
+          <w:noProof/>
+        </w:rPr>
+        <w:lastRenderedPageBreak/>
+        <w:drawing>
+          <wp:inline distT="0" distB="0" distL="0" distR="0" wp14:anchorId="48F8D33E" wp14:editId="3F857B90">
+            <wp:extent cx="5763895" cy="2542047"/>
+            <wp:effectExtent l="0" t="0" r="8255" b="0"/>
+            <wp:docPr id="1363711439" name="Picture 1"/>
+            <wp:cNvGraphicFramePr>
+              <a:graphicFrameLocks xmlns:a="http://schemas.openxmlformats.org/drawingml/2006/main" noChangeAspect="1"/>
+            </wp:cNvGraphicFramePr>
+            <a:graphic xmlns:a="http://schemas.openxmlformats.org/drawingml/2006/main">
+              <a:graphicData uri="http://schemas.openxmlformats.org/drawingml/2006/picture">
+                <pic:pic xmlns:pic="http://schemas.openxmlformats.org/drawingml/2006/picture">
+                  <pic:nvPicPr>
+                    <pic:cNvPr id="1363711439" name=""/>
+                    <pic:cNvPicPr/>
+                  </pic:nvPicPr>
+                  <pic:blipFill>
+                    <a:blip r:embed="rId20"/>
+                    <a:stretch>
+                      <a:fillRect/>
+                    </a:stretch>
+                  </pic:blipFill>
+                  <pic:spPr>
+                    <a:xfrm>
+                      <a:off x="0" y="0"/>
+                      <a:ext cx="5770403" cy="2544917"/>
+                    </a:xfrm>
+                    <a:prstGeom prst="rect">
+                      <a:avLst/>
+                    </a:prstGeom>
+                  </pic:spPr>
+                </pic:pic>
+              </a:graphicData>
+            </a:graphic>
+          </wp:inline>
+        </w:drawing>
+      </w:r>
+    </w:p>
+    <w:p>
+      <w:pPr>
+        <w:tabs>
+          <w:tab w:val="num" w:pos="2160"/>
+        </w:tabs>
+        <w:spacing w:line="360" w:lineRule="auto"/>
+        <w:ind w:left="1728"/>
+        <w:rPr>
+          <w:sz w:val="24"/>
+          <w:szCs w:val="24"/>
+          <w:lang w:val="en-US"/>
+        </w:rPr>
+      </w:pPr>
+      <w:r>
+        <w:rPr>
+          <w:noProof/>
+        </w:rPr>
+        <w:drawing>
+          <wp:inline distT="0" distB="0" distL="0" distR="0" wp14:anchorId="10279687" wp14:editId="2F90C7E6">
+            <wp:extent cx="5240020" cy="2509048"/>
+            <wp:effectExtent l="0" t="0" r="0" b="5715"/>
+            <wp:docPr id="618077447" name="Picture 1"/>
+            <wp:cNvGraphicFramePr>
+              <a:graphicFrameLocks xmlns:a="http://schemas.openxmlformats.org/drawingml/2006/main" noChangeAspect="1"/>
+            </wp:cNvGraphicFramePr>
+            <a:graphic xmlns:a="http://schemas.openxmlformats.org/drawingml/2006/main">
+              <a:graphicData uri="http://schemas.openxmlformats.org/drawingml/2006/picture">
+                <pic:pic xmlns:pic="http://schemas.openxmlformats.org/drawingml/2006/picture">
+                  <pic:nvPicPr>
+                    <pic:cNvPr id="618077447" name=""/>
+                    <pic:cNvPicPr/>
+                  </pic:nvPicPr>
+                  <pic:blipFill>
+                    <a:blip r:embed="rId21"/>
+                    <a:stretch>
+                      <a:fillRect/>
+                    </a:stretch>
+                  </pic:blipFill>
+                  <pic:spPr>
+                    <a:xfrm>
+                      <a:off x="0" y="0"/>
+                      <a:ext cx="5249935" cy="2513795"/>
+                    </a:xfrm>
+                    <a:prstGeom prst="rect">
+                      <a:avLst/>
+                    </a:prstGeom>
+                  </pic:spPr>
+                </pic:pic>
+              </a:graphicData>
+            </a:graphic>
+          </wp:inline>
+        </w:drawing>
       </w:r>
     </w:p>
     <w:p>
